--- a/BT Git 2.docx
+++ b/BT Git 2.docx
@@ -28,14 +28,196 @@
           <w:szCs w:val="28"/>
         </w:rPr>
       </w:pPr>
-      <w:r>
-        <w:rPr>
-          <w:rFonts w:ascii="Times New Roman" w:hAnsi="Times New Roman" w:cs="Times New Roman"/>
-          <w:sz w:val="28"/>
-          <w:szCs w:val="28"/>
-        </w:rPr>
-        <w:t>Giải thích và cho ví dụ minh họa các câu sau</w:t>
-      </w:r>
+      <w:proofErr w:type="spellStart"/>
+      <w:r>
+        <w:rPr>
+          <w:rFonts w:ascii="Times New Roman" w:hAnsi="Times New Roman" w:cs="Times New Roman"/>
+          <w:sz w:val="28"/>
+          <w:szCs w:val="28"/>
+        </w:rPr>
+        <w:t>Giải</w:t>
+      </w:r>
+      <w:proofErr w:type="spellEnd"/>
+      <w:r>
+        <w:rPr>
+          <w:rFonts w:ascii="Times New Roman" w:hAnsi="Times New Roman" w:cs="Times New Roman"/>
+          <w:sz w:val="28"/>
+          <w:szCs w:val="28"/>
+        </w:rPr>
+        <w:t xml:space="preserve"> </w:t>
+      </w:r>
+      <w:proofErr w:type="spellStart"/>
+      <w:r>
+        <w:rPr>
+          <w:rFonts w:ascii="Times New Roman" w:hAnsi="Times New Roman" w:cs="Times New Roman"/>
+          <w:sz w:val="28"/>
+          <w:szCs w:val="28"/>
+        </w:rPr>
+        <w:t>thích</w:t>
+      </w:r>
+      <w:proofErr w:type="spellEnd"/>
+      <w:r>
+        <w:rPr>
+          <w:rFonts w:ascii="Times New Roman" w:hAnsi="Times New Roman" w:cs="Times New Roman"/>
+          <w:sz w:val="28"/>
+          <w:szCs w:val="28"/>
+        </w:rPr>
+        <w:t xml:space="preserve"> </w:t>
+      </w:r>
+      <w:proofErr w:type="spellStart"/>
+      <w:r>
+        <w:rPr>
+          <w:rFonts w:ascii="Times New Roman" w:hAnsi="Times New Roman" w:cs="Times New Roman"/>
+          <w:sz w:val="28"/>
+          <w:szCs w:val="28"/>
+        </w:rPr>
+        <w:t>và</w:t>
+      </w:r>
+      <w:proofErr w:type="spellEnd"/>
+      <w:r>
+        <w:rPr>
+          <w:rFonts w:ascii="Times New Roman" w:hAnsi="Times New Roman" w:cs="Times New Roman"/>
+          <w:sz w:val="28"/>
+          <w:szCs w:val="28"/>
+        </w:rPr>
+        <w:t xml:space="preserve"> </w:t>
+      </w:r>
+      <w:proofErr w:type="spellStart"/>
+      <w:r>
+        <w:rPr>
+          <w:rFonts w:ascii="Times New Roman" w:hAnsi="Times New Roman" w:cs="Times New Roman"/>
+          <w:sz w:val="28"/>
+          <w:szCs w:val="28"/>
+        </w:rPr>
+        <w:t>cho</w:t>
+      </w:r>
+      <w:proofErr w:type="spellEnd"/>
+      <w:r>
+        <w:rPr>
+          <w:rFonts w:ascii="Times New Roman" w:hAnsi="Times New Roman" w:cs="Times New Roman"/>
+          <w:sz w:val="28"/>
+          <w:szCs w:val="28"/>
+        </w:rPr>
+        <w:t xml:space="preserve"> </w:t>
+      </w:r>
+      <w:proofErr w:type="spellStart"/>
+      <w:r>
+        <w:rPr>
+          <w:rFonts w:ascii="Times New Roman" w:hAnsi="Times New Roman" w:cs="Times New Roman"/>
+          <w:sz w:val="28"/>
+          <w:szCs w:val="28"/>
+        </w:rPr>
+        <w:t>ví</w:t>
+      </w:r>
+      <w:proofErr w:type="spellEnd"/>
+      <w:r>
+        <w:rPr>
+          <w:rFonts w:ascii="Times New Roman" w:hAnsi="Times New Roman" w:cs="Times New Roman"/>
+          <w:sz w:val="28"/>
+          <w:szCs w:val="28"/>
+        </w:rPr>
+        <w:t xml:space="preserve"> </w:t>
+      </w:r>
+      <w:proofErr w:type="spellStart"/>
+      <w:r>
+        <w:rPr>
+          <w:rFonts w:ascii="Times New Roman" w:hAnsi="Times New Roman" w:cs="Times New Roman"/>
+          <w:sz w:val="28"/>
+          <w:szCs w:val="28"/>
+        </w:rPr>
+        <w:t>dụ</w:t>
+      </w:r>
+      <w:proofErr w:type="spellEnd"/>
+      <w:r>
+        <w:rPr>
+          <w:rFonts w:ascii="Times New Roman" w:hAnsi="Times New Roman" w:cs="Times New Roman"/>
+          <w:sz w:val="28"/>
+          <w:szCs w:val="28"/>
+        </w:rPr>
+        <w:t xml:space="preserve"> </w:t>
+      </w:r>
+      <w:proofErr w:type="spellStart"/>
+      <w:r>
+        <w:rPr>
+          <w:rFonts w:ascii="Times New Roman" w:hAnsi="Times New Roman" w:cs="Times New Roman"/>
+          <w:sz w:val="28"/>
+          <w:szCs w:val="28"/>
+        </w:rPr>
+        <w:t>minh</w:t>
+      </w:r>
+      <w:proofErr w:type="spellEnd"/>
+      <w:r>
+        <w:rPr>
+          <w:rFonts w:ascii="Times New Roman" w:hAnsi="Times New Roman" w:cs="Times New Roman"/>
+          <w:sz w:val="28"/>
+          <w:szCs w:val="28"/>
+        </w:rPr>
+        <w:t xml:space="preserve"> </w:t>
+      </w:r>
+      <w:proofErr w:type="spellStart"/>
+      <w:r>
+        <w:rPr>
+          <w:rFonts w:ascii="Times New Roman" w:hAnsi="Times New Roman" w:cs="Times New Roman"/>
+          <w:sz w:val="28"/>
+          <w:szCs w:val="28"/>
+        </w:rPr>
+        <w:t>họa</w:t>
+      </w:r>
+      <w:proofErr w:type="spellEnd"/>
+      <w:r>
+        <w:rPr>
+          <w:rFonts w:ascii="Times New Roman" w:hAnsi="Times New Roman" w:cs="Times New Roman"/>
+          <w:sz w:val="28"/>
+          <w:szCs w:val="28"/>
+        </w:rPr>
+        <w:t xml:space="preserve"> </w:t>
+      </w:r>
+      <w:proofErr w:type="spellStart"/>
+      <w:r>
+        <w:rPr>
+          <w:rFonts w:ascii="Times New Roman" w:hAnsi="Times New Roman" w:cs="Times New Roman"/>
+          <w:sz w:val="28"/>
+          <w:szCs w:val="28"/>
+        </w:rPr>
+        <w:t>các</w:t>
+      </w:r>
+      <w:proofErr w:type="spellEnd"/>
+      <w:r>
+        <w:rPr>
+          <w:rFonts w:ascii="Times New Roman" w:hAnsi="Times New Roman" w:cs="Times New Roman"/>
+          <w:sz w:val="28"/>
+          <w:szCs w:val="28"/>
+        </w:rPr>
+        <w:t xml:space="preserve"> </w:t>
+      </w:r>
+      <w:proofErr w:type="spellStart"/>
+      <w:r>
+        <w:rPr>
+          <w:rFonts w:ascii="Times New Roman" w:hAnsi="Times New Roman" w:cs="Times New Roman"/>
+          <w:sz w:val="28"/>
+          <w:szCs w:val="28"/>
+        </w:rPr>
+        <w:t>câu</w:t>
+      </w:r>
+      <w:proofErr w:type="spellEnd"/>
+      <w:r>
+        <w:rPr>
+          <w:rFonts w:ascii="Times New Roman" w:hAnsi="Times New Roman" w:cs="Times New Roman"/>
+          <w:sz w:val="28"/>
+          <w:szCs w:val="28"/>
+        </w:rPr>
+        <w:t xml:space="preserve"> </w:t>
+      </w:r>
+      <w:proofErr w:type="spellStart"/>
+      <w:r>
+        <w:rPr>
+          <w:rFonts w:ascii="Times New Roman" w:hAnsi="Times New Roman" w:cs="Times New Roman"/>
+          <w:sz w:val="28"/>
+          <w:szCs w:val="28"/>
+        </w:rPr>
+        <w:t>sau</w:t>
+      </w:r>
+      <w:proofErr w:type="spellEnd"/>
     </w:p>
     <w:p>
       <w:pPr>
@@ -50,14 +232,106 @@
           <w:szCs w:val="28"/>
         </w:rPr>
       </w:pPr>
-      <w:r>
-        <w:rPr>
-          <w:rFonts w:ascii="Times New Roman" w:hAnsi="Times New Roman" w:cs="Times New Roman"/>
-          <w:sz w:val="28"/>
-          <w:szCs w:val="28"/>
-        </w:rPr>
-        <w:t>Phân biệt các cấp độ reset</w:t>
-      </w:r>
+      <w:proofErr w:type="spellStart"/>
+      <w:r>
+        <w:rPr>
+          <w:rFonts w:ascii="Times New Roman" w:hAnsi="Times New Roman" w:cs="Times New Roman"/>
+          <w:sz w:val="28"/>
+          <w:szCs w:val="28"/>
+        </w:rPr>
+        <w:t>Phân</w:t>
+      </w:r>
+      <w:proofErr w:type="spellEnd"/>
+      <w:r>
+        <w:rPr>
+          <w:rFonts w:ascii="Times New Roman" w:hAnsi="Times New Roman" w:cs="Times New Roman"/>
+          <w:sz w:val="28"/>
+          <w:szCs w:val="28"/>
+        </w:rPr>
+        <w:t xml:space="preserve"> </w:t>
+      </w:r>
+      <w:proofErr w:type="spellStart"/>
+      <w:r>
+        <w:rPr>
+          <w:rFonts w:ascii="Times New Roman" w:hAnsi="Times New Roman" w:cs="Times New Roman"/>
+          <w:sz w:val="28"/>
+          <w:szCs w:val="28"/>
+        </w:rPr>
+        <w:t>biệt</w:t>
+      </w:r>
+      <w:proofErr w:type="spellEnd"/>
+      <w:r>
+        <w:rPr>
+          <w:rFonts w:ascii="Times New Roman" w:hAnsi="Times New Roman" w:cs="Times New Roman"/>
+          <w:sz w:val="28"/>
+          <w:szCs w:val="28"/>
+        </w:rPr>
+        <w:t xml:space="preserve"> </w:t>
+      </w:r>
+      <w:proofErr w:type="spellStart"/>
+      <w:r>
+        <w:rPr>
+          <w:rFonts w:ascii="Times New Roman" w:hAnsi="Times New Roman" w:cs="Times New Roman"/>
+          <w:sz w:val="28"/>
+          <w:szCs w:val="28"/>
+        </w:rPr>
+        <w:t>các</w:t>
+      </w:r>
+      <w:proofErr w:type="spellEnd"/>
+      <w:r>
+        <w:rPr>
+          <w:rFonts w:ascii="Times New Roman" w:hAnsi="Times New Roman" w:cs="Times New Roman"/>
+          <w:sz w:val="28"/>
+          <w:szCs w:val="28"/>
+        </w:rPr>
+        <w:t xml:space="preserve"> </w:t>
+      </w:r>
+      <w:proofErr w:type="spellStart"/>
+      <w:r>
+        <w:rPr>
+          <w:rFonts w:ascii="Times New Roman" w:hAnsi="Times New Roman" w:cs="Times New Roman"/>
+          <w:sz w:val="28"/>
+          <w:szCs w:val="28"/>
+        </w:rPr>
+        <w:t>cấp</w:t>
+      </w:r>
+      <w:proofErr w:type="spellEnd"/>
+      <w:r>
+        <w:rPr>
+          <w:rFonts w:ascii="Times New Roman" w:hAnsi="Times New Roman" w:cs="Times New Roman"/>
+          <w:sz w:val="28"/>
+          <w:szCs w:val="28"/>
+        </w:rPr>
+        <w:t xml:space="preserve"> </w:t>
+      </w:r>
+      <w:proofErr w:type="spellStart"/>
+      <w:r>
+        <w:rPr>
+          <w:rFonts w:ascii="Times New Roman" w:hAnsi="Times New Roman" w:cs="Times New Roman"/>
+          <w:sz w:val="28"/>
+          <w:szCs w:val="28"/>
+        </w:rPr>
+        <w:t>độ</w:t>
+      </w:r>
+      <w:proofErr w:type="spellEnd"/>
+      <w:r>
+        <w:rPr>
+          <w:rFonts w:ascii="Times New Roman" w:hAnsi="Times New Roman" w:cs="Times New Roman"/>
+          <w:sz w:val="28"/>
+          <w:szCs w:val="28"/>
+        </w:rPr>
+        <w:t xml:space="preserve"> </w:t>
+      </w:r>
+      <w:proofErr w:type="gramStart"/>
+      <w:r>
+        <w:rPr>
+          <w:rFonts w:ascii="Times New Roman" w:hAnsi="Times New Roman" w:cs="Times New Roman"/>
+          <w:sz w:val="28"/>
+          <w:szCs w:val="28"/>
+        </w:rPr>
+        <w:t>reset</w:t>
+      </w:r>
+      <w:proofErr w:type="gramEnd"/>
     </w:p>
     <w:p>
       <w:pPr>
@@ -72,14 +346,34 @@
           <w:szCs w:val="28"/>
         </w:rPr>
       </w:pPr>
-      <w:r>
-        <w:rPr>
-          <w:rFonts w:ascii="Times New Roman" w:hAnsi="Times New Roman" w:cs="Times New Roman"/>
-          <w:sz w:val="28"/>
-          <w:szCs w:val="28"/>
-        </w:rPr>
-        <w:t>Phân biệt</w:t>
-      </w:r>
+      <w:proofErr w:type="spellStart"/>
+      <w:r>
+        <w:rPr>
+          <w:rFonts w:ascii="Times New Roman" w:hAnsi="Times New Roman" w:cs="Times New Roman"/>
+          <w:sz w:val="28"/>
+          <w:szCs w:val="28"/>
+        </w:rPr>
+        <w:t>Phân</w:t>
+      </w:r>
+      <w:proofErr w:type="spellEnd"/>
+      <w:r>
+        <w:rPr>
+          <w:rFonts w:ascii="Times New Roman" w:hAnsi="Times New Roman" w:cs="Times New Roman"/>
+          <w:sz w:val="28"/>
+          <w:szCs w:val="28"/>
+        </w:rPr>
+        <w:t xml:space="preserve"> </w:t>
+      </w:r>
+      <w:proofErr w:type="spellStart"/>
+      <w:r>
+        <w:rPr>
+          <w:rFonts w:ascii="Times New Roman" w:hAnsi="Times New Roman" w:cs="Times New Roman"/>
+          <w:sz w:val="28"/>
+          <w:szCs w:val="28"/>
+        </w:rPr>
+        <w:t>biệt</w:t>
+      </w:r>
+      <w:proofErr w:type="spellEnd"/>
       <w:r>
         <w:rPr>
           <w:rFonts w:ascii="Times New Roman" w:hAnsi="Times New Roman" w:cs="Times New Roman"/>
@@ -96,8 +390,36 @@
           <w:sz w:val="28"/>
           <w:szCs w:val="28"/>
         </w:rPr>
-        <w:t>Merge và rebase</w:t>
-      </w:r>
+        <w:t xml:space="preserve">Merge </w:t>
+      </w:r>
+      <w:proofErr w:type="spellStart"/>
+      <w:r>
+        <w:rPr>
+          <w:rFonts w:ascii="Times New Roman" w:hAnsi="Times New Roman" w:cs="Times New Roman"/>
+          <w:sz w:val="28"/>
+          <w:szCs w:val="28"/>
+        </w:rPr>
+        <w:t>và</w:t>
+      </w:r>
+      <w:proofErr w:type="spellEnd"/>
+      <w:r>
+        <w:rPr>
+          <w:rFonts w:ascii="Times New Roman" w:hAnsi="Times New Roman" w:cs="Times New Roman"/>
+          <w:sz w:val="28"/>
+          <w:szCs w:val="28"/>
+        </w:rPr>
+        <w:t xml:space="preserve"> </w:t>
+      </w:r>
+      <w:proofErr w:type="gramStart"/>
+      <w:r>
+        <w:rPr>
+          <w:rFonts w:ascii="Times New Roman" w:hAnsi="Times New Roman" w:cs="Times New Roman"/>
+          <w:sz w:val="28"/>
+          <w:szCs w:val="28"/>
+        </w:rPr>
+        <w:t>rebase</w:t>
+      </w:r>
+      <w:proofErr w:type="gramEnd"/>
     </w:p>
     <w:p>
       <w:pPr>
@@ -112,14 +434,70 @@
           <w:szCs w:val="28"/>
         </w:rPr>
       </w:pPr>
-      <w:r>
-        <w:rPr>
-          <w:rFonts w:ascii="Times New Roman" w:hAnsi="Times New Roman" w:cs="Times New Roman"/>
-          <w:sz w:val="28"/>
-          <w:szCs w:val="28"/>
-        </w:rPr>
-        <w:t>Phân biệt pull và fetch</w:t>
-      </w:r>
+      <w:proofErr w:type="spellStart"/>
+      <w:r>
+        <w:rPr>
+          <w:rFonts w:ascii="Times New Roman" w:hAnsi="Times New Roman" w:cs="Times New Roman"/>
+          <w:sz w:val="28"/>
+          <w:szCs w:val="28"/>
+        </w:rPr>
+        <w:t>Phân</w:t>
+      </w:r>
+      <w:proofErr w:type="spellEnd"/>
+      <w:r>
+        <w:rPr>
+          <w:rFonts w:ascii="Times New Roman" w:hAnsi="Times New Roman" w:cs="Times New Roman"/>
+          <w:sz w:val="28"/>
+          <w:szCs w:val="28"/>
+        </w:rPr>
+        <w:t xml:space="preserve"> </w:t>
+      </w:r>
+      <w:proofErr w:type="spellStart"/>
+      <w:r>
+        <w:rPr>
+          <w:rFonts w:ascii="Times New Roman" w:hAnsi="Times New Roman" w:cs="Times New Roman"/>
+          <w:sz w:val="28"/>
+          <w:szCs w:val="28"/>
+        </w:rPr>
+        <w:t>biệt</w:t>
+      </w:r>
+      <w:proofErr w:type="spellEnd"/>
+      <w:r>
+        <w:rPr>
+          <w:rFonts w:ascii="Times New Roman" w:hAnsi="Times New Roman" w:cs="Times New Roman"/>
+          <w:sz w:val="28"/>
+          <w:szCs w:val="28"/>
+        </w:rPr>
+        <w:t xml:space="preserve"> pull </w:t>
+      </w:r>
+      <w:proofErr w:type="spellStart"/>
+      <w:r>
+        <w:rPr>
+          <w:rFonts w:ascii="Times New Roman" w:hAnsi="Times New Roman" w:cs="Times New Roman"/>
+          <w:sz w:val="28"/>
+          <w:szCs w:val="28"/>
+        </w:rPr>
+        <w:t>và</w:t>
+      </w:r>
+      <w:proofErr w:type="spellEnd"/>
+      <w:r>
+        <w:rPr>
+          <w:rFonts w:ascii="Times New Roman" w:hAnsi="Times New Roman" w:cs="Times New Roman"/>
+          <w:sz w:val="28"/>
+          <w:szCs w:val="28"/>
+        </w:rPr>
+        <w:t xml:space="preserve"> </w:t>
+      </w:r>
+      <w:proofErr w:type="gramStart"/>
+      <w:r>
+        <w:rPr>
+          <w:rFonts w:ascii="Times New Roman" w:hAnsi="Times New Roman" w:cs="Times New Roman"/>
+          <w:sz w:val="28"/>
+          <w:szCs w:val="28"/>
+        </w:rPr>
+        <w:t>fetch</w:t>
+      </w:r>
+      <w:proofErr w:type="gramEnd"/>
     </w:p>
     <w:p>
       <w:pPr>
@@ -140,7 +518,16 @@
           <w:sz w:val="28"/>
           <w:szCs w:val="28"/>
         </w:rPr>
-        <w:t>Cherry pick d</w:t>
+        <w:t xml:space="preserve">Cherry pick </w:t>
+      </w:r>
+      <w:proofErr w:type="spellStart"/>
+      <w:r>
+        <w:rPr>
+          <w:rFonts w:ascii="Times New Roman" w:hAnsi="Times New Roman" w:cs="Times New Roman"/>
+          <w:sz w:val="28"/>
+          <w:szCs w:val="28"/>
+        </w:rPr>
+        <w:t>d</w:t>
       </w:r>
       <w:r>
         <w:rPr>
@@ -156,15 +543,168 @@
           <w:sz w:val="28"/>
           <w:szCs w:val="28"/>
         </w:rPr>
-        <w:t>ng để làm gì?</w:t>
-      </w:r>
-      <w:r>
-        <w:rPr>
-          <w:rFonts w:ascii="Times New Roman" w:hAnsi="Times New Roman" w:cs="Times New Roman"/>
-          <w:sz w:val="28"/>
-          <w:szCs w:val="28"/>
-        </w:rPr>
-        <w:t xml:space="preserve"> Cách dùng như thế nào?</w:t>
+        <w:t>ng</w:t>
+      </w:r>
+      <w:proofErr w:type="spellEnd"/>
+      <w:r>
+        <w:rPr>
+          <w:rFonts w:ascii="Times New Roman" w:hAnsi="Times New Roman" w:cs="Times New Roman"/>
+          <w:sz w:val="28"/>
+          <w:szCs w:val="28"/>
+        </w:rPr>
+        <w:t xml:space="preserve"> </w:t>
+      </w:r>
+      <w:proofErr w:type="spellStart"/>
+      <w:r>
+        <w:rPr>
+          <w:rFonts w:ascii="Times New Roman" w:hAnsi="Times New Roman" w:cs="Times New Roman"/>
+          <w:sz w:val="28"/>
+          <w:szCs w:val="28"/>
+        </w:rPr>
+        <w:t>để</w:t>
+      </w:r>
+      <w:proofErr w:type="spellEnd"/>
+      <w:r>
+        <w:rPr>
+          <w:rFonts w:ascii="Times New Roman" w:hAnsi="Times New Roman" w:cs="Times New Roman"/>
+          <w:sz w:val="28"/>
+          <w:szCs w:val="28"/>
+        </w:rPr>
+        <w:t xml:space="preserve"> </w:t>
+      </w:r>
+      <w:proofErr w:type="spellStart"/>
+      <w:r>
+        <w:rPr>
+          <w:rFonts w:ascii="Times New Roman" w:hAnsi="Times New Roman" w:cs="Times New Roman"/>
+          <w:sz w:val="28"/>
+          <w:szCs w:val="28"/>
+        </w:rPr>
+        <w:t>làm</w:t>
+      </w:r>
+      <w:proofErr w:type="spellEnd"/>
+      <w:r>
+        <w:rPr>
+          <w:rFonts w:ascii="Times New Roman" w:hAnsi="Times New Roman" w:cs="Times New Roman"/>
+          <w:sz w:val="28"/>
+          <w:szCs w:val="28"/>
+        </w:rPr>
+        <w:t xml:space="preserve"> </w:t>
+      </w:r>
+      <w:proofErr w:type="spellStart"/>
+      <w:r>
+        <w:rPr>
+          <w:rFonts w:ascii="Times New Roman" w:hAnsi="Times New Roman" w:cs="Times New Roman"/>
+          <w:sz w:val="28"/>
+          <w:szCs w:val="28"/>
+        </w:rPr>
+        <w:t>gì</w:t>
+      </w:r>
+      <w:proofErr w:type="spellEnd"/>
+      <w:r>
+        <w:rPr>
+          <w:rFonts w:ascii="Times New Roman" w:hAnsi="Times New Roman" w:cs="Times New Roman"/>
+          <w:sz w:val="28"/>
+          <w:szCs w:val="28"/>
+        </w:rPr>
+        <w:t>?</w:t>
+      </w:r>
+      <w:r>
+        <w:rPr>
+          <w:rFonts w:ascii="Times New Roman" w:hAnsi="Times New Roman" w:cs="Times New Roman"/>
+          <w:sz w:val="28"/>
+          <w:szCs w:val="28"/>
+        </w:rPr>
+        <w:t xml:space="preserve"> </w:t>
+      </w:r>
+      <w:proofErr w:type="spellStart"/>
+      <w:r>
+        <w:rPr>
+          <w:rFonts w:ascii="Times New Roman" w:hAnsi="Times New Roman" w:cs="Times New Roman"/>
+          <w:sz w:val="28"/>
+          <w:szCs w:val="28"/>
+        </w:rPr>
+        <w:t>Cách</w:t>
+      </w:r>
+      <w:proofErr w:type="spellEnd"/>
+      <w:r>
+        <w:rPr>
+          <w:rFonts w:ascii="Times New Roman" w:hAnsi="Times New Roman" w:cs="Times New Roman"/>
+          <w:sz w:val="28"/>
+          <w:szCs w:val="28"/>
+        </w:rPr>
+        <w:t xml:space="preserve"> </w:t>
+      </w:r>
+      <w:proofErr w:type="spellStart"/>
+      <w:r>
+        <w:rPr>
+          <w:rFonts w:ascii="Times New Roman" w:hAnsi="Times New Roman" w:cs="Times New Roman"/>
+          <w:sz w:val="28"/>
+          <w:szCs w:val="28"/>
+        </w:rPr>
+        <w:t>dùng</w:t>
+      </w:r>
+      <w:proofErr w:type="spellEnd"/>
+      <w:r>
+        <w:rPr>
+          <w:rFonts w:ascii="Times New Roman" w:hAnsi="Times New Roman" w:cs="Times New Roman"/>
+          <w:sz w:val="28"/>
+          <w:szCs w:val="28"/>
+        </w:rPr>
+        <w:t xml:space="preserve"> </w:t>
+      </w:r>
+      <w:proofErr w:type="spellStart"/>
+      <w:r>
+        <w:rPr>
+          <w:rFonts w:ascii="Times New Roman" w:hAnsi="Times New Roman" w:cs="Times New Roman"/>
+          <w:sz w:val="28"/>
+          <w:szCs w:val="28"/>
+        </w:rPr>
+        <w:t>như</w:t>
+      </w:r>
+      <w:proofErr w:type="spellEnd"/>
+      <w:r>
+        <w:rPr>
+          <w:rFonts w:ascii="Times New Roman" w:hAnsi="Times New Roman" w:cs="Times New Roman"/>
+          <w:sz w:val="28"/>
+          <w:szCs w:val="28"/>
+        </w:rPr>
+        <w:t xml:space="preserve"> </w:t>
+      </w:r>
+      <w:proofErr w:type="spellStart"/>
+      <w:r>
+        <w:rPr>
+          <w:rFonts w:ascii="Times New Roman" w:hAnsi="Times New Roman" w:cs="Times New Roman"/>
+          <w:sz w:val="28"/>
+          <w:szCs w:val="28"/>
+        </w:rPr>
+        <w:t>thế</w:t>
+      </w:r>
+      <w:proofErr w:type="spellEnd"/>
+      <w:r>
+        <w:rPr>
+          <w:rFonts w:ascii="Times New Roman" w:hAnsi="Times New Roman" w:cs="Times New Roman"/>
+          <w:sz w:val="28"/>
+          <w:szCs w:val="28"/>
+        </w:rPr>
+        <w:t xml:space="preserve"> </w:t>
+      </w:r>
+      <w:proofErr w:type="spellStart"/>
+      <w:r>
+        <w:rPr>
+          <w:rFonts w:ascii="Times New Roman" w:hAnsi="Times New Roman" w:cs="Times New Roman"/>
+          <w:sz w:val="28"/>
+          <w:szCs w:val="28"/>
+        </w:rPr>
+        <w:t>nào</w:t>
+      </w:r>
+      <w:proofErr w:type="spellEnd"/>
+      <w:r>
+        <w:rPr>
+          <w:rFonts w:ascii="Times New Roman" w:hAnsi="Times New Roman" w:cs="Times New Roman"/>
+          <w:sz w:val="28"/>
+          <w:szCs w:val="28"/>
+        </w:rPr>
+        <w:t>?</w:t>
       </w:r>
     </w:p>
     <w:p>
@@ -180,13 +720,77 @@
           <w:szCs w:val="28"/>
         </w:rPr>
       </w:pPr>
-      <w:r>
-        <w:rPr>
-          <w:rFonts w:ascii="Times New Roman" w:hAnsi="Times New Roman" w:cs="Times New Roman"/>
-          <w:sz w:val="28"/>
-          <w:szCs w:val="28"/>
-        </w:rPr>
-        <w:t>Hướng dẫn sử dụng stash</w:t>
+      <w:proofErr w:type="spellStart"/>
+      <w:r>
+        <w:rPr>
+          <w:rFonts w:ascii="Times New Roman" w:hAnsi="Times New Roman" w:cs="Times New Roman"/>
+          <w:sz w:val="28"/>
+          <w:szCs w:val="28"/>
+        </w:rPr>
+        <w:t>Hướng</w:t>
+      </w:r>
+      <w:proofErr w:type="spellEnd"/>
+      <w:r>
+        <w:rPr>
+          <w:rFonts w:ascii="Times New Roman" w:hAnsi="Times New Roman" w:cs="Times New Roman"/>
+          <w:sz w:val="28"/>
+          <w:szCs w:val="28"/>
+        </w:rPr>
+        <w:t xml:space="preserve"> </w:t>
+      </w:r>
+      <w:proofErr w:type="spellStart"/>
+      <w:r>
+        <w:rPr>
+          <w:rFonts w:ascii="Times New Roman" w:hAnsi="Times New Roman" w:cs="Times New Roman"/>
+          <w:sz w:val="28"/>
+          <w:szCs w:val="28"/>
+        </w:rPr>
+        <w:t>dẫn</w:t>
+      </w:r>
+      <w:proofErr w:type="spellEnd"/>
+      <w:r>
+        <w:rPr>
+          <w:rFonts w:ascii="Times New Roman" w:hAnsi="Times New Roman" w:cs="Times New Roman"/>
+          <w:sz w:val="28"/>
+          <w:szCs w:val="28"/>
+        </w:rPr>
+        <w:t xml:space="preserve"> </w:t>
+      </w:r>
+      <w:proofErr w:type="spellStart"/>
+      <w:r>
+        <w:rPr>
+          <w:rFonts w:ascii="Times New Roman" w:hAnsi="Times New Roman" w:cs="Times New Roman"/>
+          <w:sz w:val="28"/>
+          <w:szCs w:val="28"/>
+        </w:rPr>
+        <w:t>sử</w:t>
+      </w:r>
+      <w:proofErr w:type="spellEnd"/>
+      <w:r>
+        <w:rPr>
+          <w:rFonts w:ascii="Times New Roman" w:hAnsi="Times New Roman" w:cs="Times New Roman"/>
+          <w:sz w:val="28"/>
+          <w:szCs w:val="28"/>
+        </w:rPr>
+        <w:t xml:space="preserve"> </w:t>
+      </w:r>
+      <w:proofErr w:type="spellStart"/>
+      <w:r>
+        <w:rPr>
+          <w:rFonts w:ascii="Times New Roman" w:hAnsi="Times New Roman" w:cs="Times New Roman"/>
+          <w:sz w:val="28"/>
+          <w:szCs w:val="28"/>
+        </w:rPr>
+        <w:t>dụng</w:t>
+      </w:r>
+      <w:proofErr w:type="spellEnd"/>
+      <w:r>
+        <w:rPr>
+          <w:rFonts w:ascii="Times New Roman" w:hAnsi="Times New Roman" w:cs="Times New Roman"/>
+          <w:sz w:val="28"/>
+          <w:szCs w:val="28"/>
+        </w:rPr>
+        <w:t xml:space="preserve"> stash</w:t>
       </w:r>
     </w:p>
     <w:p>
@@ -208,8 +812,862 @@
           <w:sz w:val="28"/>
           <w:szCs w:val="28"/>
         </w:rPr>
-        <w:t>Git tag dung để làm gì? Cách dùng như thế nào?</w:t>
-      </w:r>
+        <w:t xml:space="preserve">Git tag dung </w:t>
+      </w:r>
+      <w:proofErr w:type="spellStart"/>
+      <w:r>
+        <w:rPr>
+          <w:rFonts w:ascii="Times New Roman" w:hAnsi="Times New Roman" w:cs="Times New Roman"/>
+          <w:sz w:val="28"/>
+          <w:szCs w:val="28"/>
+        </w:rPr>
+        <w:t>để</w:t>
+      </w:r>
+      <w:proofErr w:type="spellEnd"/>
+      <w:r>
+        <w:rPr>
+          <w:rFonts w:ascii="Times New Roman" w:hAnsi="Times New Roman" w:cs="Times New Roman"/>
+          <w:sz w:val="28"/>
+          <w:szCs w:val="28"/>
+        </w:rPr>
+        <w:t xml:space="preserve"> </w:t>
+      </w:r>
+      <w:proofErr w:type="spellStart"/>
+      <w:r>
+        <w:rPr>
+          <w:rFonts w:ascii="Times New Roman" w:hAnsi="Times New Roman" w:cs="Times New Roman"/>
+          <w:sz w:val="28"/>
+          <w:szCs w:val="28"/>
+        </w:rPr>
+        <w:t>làm</w:t>
+      </w:r>
+      <w:proofErr w:type="spellEnd"/>
+      <w:r>
+        <w:rPr>
+          <w:rFonts w:ascii="Times New Roman" w:hAnsi="Times New Roman" w:cs="Times New Roman"/>
+          <w:sz w:val="28"/>
+          <w:szCs w:val="28"/>
+        </w:rPr>
+        <w:t xml:space="preserve"> </w:t>
+      </w:r>
+      <w:proofErr w:type="spellStart"/>
+      <w:r>
+        <w:rPr>
+          <w:rFonts w:ascii="Times New Roman" w:hAnsi="Times New Roman" w:cs="Times New Roman"/>
+          <w:sz w:val="28"/>
+          <w:szCs w:val="28"/>
+        </w:rPr>
+        <w:t>gì</w:t>
+      </w:r>
+      <w:proofErr w:type="spellEnd"/>
+      <w:r>
+        <w:rPr>
+          <w:rFonts w:ascii="Times New Roman" w:hAnsi="Times New Roman" w:cs="Times New Roman"/>
+          <w:sz w:val="28"/>
+          <w:szCs w:val="28"/>
+        </w:rPr>
+        <w:t xml:space="preserve">? </w:t>
+      </w:r>
+      <w:proofErr w:type="spellStart"/>
+      <w:r>
+        <w:rPr>
+          <w:rFonts w:ascii="Times New Roman" w:hAnsi="Times New Roman" w:cs="Times New Roman"/>
+          <w:sz w:val="28"/>
+          <w:szCs w:val="28"/>
+        </w:rPr>
+        <w:t>Cách</w:t>
+      </w:r>
+      <w:proofErr w:type="spellEnd"/>
+      <w:r>
+        <w:rPr>
+          <w:rFonts w:ascii="Times New Roman" w:hAnsi="Times New Roman" w:cs="Times New Roman"/>
+          <w:sz w:val="28"/>
+          <w:szCs w:val="28"/>
+        </w:rPr>
+        <w:t xml:space="preserve"> </w:t>
+      </w:r>
+      <w:proofErr w:type="spellStart"/>
+      <w:r>
+        <w:rPr>
+          <w:rFonts w:ascii="Times New Roman" w:hAnsi="Times New Roman" w:cs="Times New Roman"/>
+          <w:sz w:val="28"/>
+          <w:szCs w:val="28"/>
+        </w:rPr>
+        <w:t>dùng</w:t>
+      </w:r>
+      <w:proofErr w:type="spellEnd"/>
+      <w:r>
+        <w:rPr>
+          <w:rFonts w:ascii="Times New Roman" w:hAnsi="Times New Roman" w:cs="Times New Roman"/>
+          <w:sz w:val="28"/>
+          <w:szCs w:val="28"/>
+        </w:rPr>
+        <w:t xml:space="preserve"> </w:t>
+      </w:r>
+      <w:proofErr w:type="spellStart"/>
+      <w:r>
+        <w:rPr>
+          <w:rFonts w:ascii="Times New Roman" w:hAnsi="Times New Roman" w:cs="Times New Roman"/>
+          <w:sz w:val="28"/>
+          <w:szCs w:val="28"/>
+        </w:rPr>
+        <w:t>như</w:t>
+      </w:r>
+      <w:proofErr w:type="spellEnd"/>
+      <w:r>
+        <w:rPr>
+          <w:rFonts w:ascii="Times New Roman" w:hAnsi="Times New Roman" w:cs="Times New Roman"/>
+          <w:sz w:val="28"/>
+          <w:szCs w:val="28"/>
+        </w:rPr>
+        <w:t xml:space="preserve"> </w:t>
+      </w:r>
+      <w:proofErr w:type="spellStart"/>
+      <w:r>
+        <w:rPr>
+          <w:rFonts w:ascii="Times New Roman" w:hAnsi="Times New Roman" w:cs="Times New Roman"/>
+          <w:sz w:val="28"/>
+          <w:szCs w:val="28"/>
+        </w:rPr>
+        <w:t>thế</w:t>
+      </w:r>
+      <w:proofErr w:type="spellEnd"/>
+      <w:r>
+        <w:rPr>
+          <w:rFonts w:ascii="Times New Roman" w:hAnsi="Times New Roman" w:cs="Times New Roman"/>
+          <w:sz w:val="28"/>
+          <w:szCs w:val="28"/>
+        </w:rPr>
+        <w:t xml:space="preserve"> </w:t>
+      </w:r>
+      <w:proofErr w:type="spellStart"/>
+      <w:r>
+        <w:rPr>
+          <w:rFonts w:ascii="Times New Roman" w:hAnsi="Times New Roman" w:cs="Times New Roman"/>
+          <w:sz w:val="28"/>
+          <w:szCs w:val="28"/>
+        </w:rPr>
+        <w:t>nào</w:t>
+      </w:r>
+      <w:proofErr w:type="spellEnd"/>
+      <w:r>
+        <w:rPr>
+          <w:rFonts w:ascii="Times New Roman" w:hAnsi="Times New Roman" w:cs="Times New Roman"/>
+          <w:sz w:val="28"/>
+          <w:szCs w:val="28"/>
+        </w:rPr>
+        <w:t>?</w:t>
+      </w:r>
+    </w:p>
+    <w:p>
+      <w:pPr>
+        <w:pStyle w:val="ListParagraph"/>
+        <w:rPr>
+          <w:rFonts w:ascii="Times New Roman" w:hAnsi="Times New Roman" w:cs="Times New Roman"/>
+          <w:sz w:val="28"/>
+          <w:szCs w:val="28"/>
+        </w:rPr>
+      </w:pPr>
+      <w:r>
+        <w:rPr>
+          <w:rFonts w:ascii="Times New Roman" w:hAnsi="Times New Roman" w:cs="Times New Roman"/>
+          <w:sz w:val="28"/>
+          <w:szCs w:val="28"/>
+        </w:rPr>
+        <w:t xml:space="preserve">Git tag </w:t>
+      </w:r>
+      <w:proofErr w:type="spellStart"/>
+      <w:r>
+        <w:rPr>
+          <w:rFonts w:ascii="Times New Roman" w:hAnsi="Times New Roman" w:cs="Times New Roman"/>
+          <w:sz w:val="28"/>
+          <w:szCs w:val="28"/>
+        </w:rPr>
+        <w:t>dùng</w:t>
+      </w:r>
+      <w:proofErr w:type="spellEnd"/>
+      <w:r>
+        <w:rPr>
+          <w:rFonts w:ascii="Times New Roman" w:hAnsi="Times New Roman" w:cs="Times New Roman"/>
+          <w:sz w:val="28"/>
+          <w:szCs w:val="28"/>
+        </w:rPr>
+        <w:t xml:space="preserve"> </w:t>
+      </w:r>
+      <w:proofErr w:type="spellStart"/>
+      <w:r>
+        <w:rPr>
+          <w:rFonts w:ascii="Times New Roman" w:hAnsi="Times New Roman" w:cs="Times New Roman"/>
+          <w:sz w:val="28"/>
+          <w:szCs w:val="28"/>
+        </w:rPr>
+        <w:t>để</w:t>
+      </w:r>
+      <w:proofErr w:type="spellEnd"/>
+      <w:r>
+        <w:rPr>
+          <w:rFonts w:ascii="Times New Roman" w:hAnsi="Times New Roman" w:cs="Times New Roman"/>
+          <w:sz w:val="28"/>
+          <w:szCs w:val="28"/>
+        </w:rPr>
+        <w:t xml:space="preserve"> </w:t>
+      </w:r>
+      <w:proofErr w:type="spellStart"/>
+      <w:r>
+        <w:rPr>
+          <w:rFonts w:ascii="Times New Roman" w:hAnsi="Times New Roman" w:cs="Times New Roman"/>
+          <w:sz w:val="28"/>
+          <w:szCs w:val="28"/>
+        </w:rPr>
+        <w:t>đặt</w:t>
+      </w:r>
+      <w:proofErr w:type="spellEnd"/>
+      <w:r>
+        <w:rPr>
+          <w:rFonts w:ascii="Times New Roman" w:hAnsi="Times New Roman" w:cs="Times New Roman"/>
+          <w:sz w:val="28"/>
+          <w:szCs w:val="28"/>
+        </w:rPr>
+        <w:t xml:space="preserve"> </w:t>
+      </w:r>
+      <w:proofErr w:type="spellStart"/>
+      <w:r>
+        <w:rPr>
+          <w:rFonts w:ascii="Times New Roman" w:hAnsi="Times New Roman" w:cs="Times New Roman"/>
+          <w:sz w:val="28"/>
+          <w:szCs w:val="28"/>
+        </w:rPr>
+        <w:t>tên</w:t>
+      </w:r>
+      <w:proofErr w:type="spellEnd"/>
+      <w:r>
+        <w:rPr>
+          <w:rFonts w:ascii="Times New Roman" w:hAnsi="Times New Roman" w:cs="Times New Roman"/>
+          <w:sz w:val="28"/>
+          <w:szCs w:val="28"/>
+        </w:rPr>
+        <w:t xml:space="preserve"> </w:t>
+      </w:r>
+      <w:proofErr w:type="spellStart"/>
+      <w:r>
+        <w:rPr>
+          <w:rFonts w:ascii="Times New Roman" w:hAnsi="Times New Roman" w:cs="Times New Roman"/>
+          <w:sz w:val="28"/>
+          <w:szCs w:val="28"/>
+        </w:rPr>
+        <w:t>cho</w:t>
+      </w:r>
+      <w:proofErr w:type="spellEnd"/>
+      <w:r>
+        <w:rPr>
+          <w:rFonts w:ascii="Times New Roman" w:hAnsi="Times New Roman" w:cs="Times New Roman"/>
+          <w:sz w:val="28"/>
+          <w:szCs w:val="28"/>
+        </w:rPr>
+        <w:t xml:space="preserve"> </w:t>
+      </w:r>
+      <w:proofErr w:type="spellStart"/>
+      <w:r>
+        <w:rPr>
+          <w:rFonts w:ascii="Times New Roman" w:hAnsi="Times New Roman" w:cs="Times New Roman"/>
+          <w:sz w:val="28"/>
+          <w:szCs w:val="28"/>
+        </w:rPr>
+        <w:t>một</w:t>
+      </w:r>
+      <w:proofErr w:type="spellEnd"/>
+      <w:r>
+        <w:rPr>
+          <w:rFonts w:ascii="Times New Roman" w:hAnsi="Times New Roman" w:cs="Times New Roman"/>
+          <w:sz w:val="28"/>
+          <w:szCs w:val="28"/>
+        </w:rPr>
+        <w:t xml:space="preserve"> commit </w:t>
+      </w:r>
+      <w:proofErr w:type="spellStart"/>
+      <w:r>
+        <w:rPr>
+          <w:rFonts w:ascii="Times New Roman" w:hAnsi="Times New Roman" w:cs="Times New Roman"/>
+          <w:sz w:val="28"/>
+          <w:szCs w:val="28"/>
+        </w:rPr>
+        <w:t>cụ</w:t>
+      </w:r>
+      <w:proofErr w:type="spellEnd"/>
+      <w:r>
+        <w:rPr>
+          <w:rFonts w:ascii="Times New Roman" w:hAnsi="Times New Roman" w:cs="Times New Roman"/>
+          <w:sz w:val="28"/>
+          <w:szCs w:val="28"/>
+        </w:rPr>
+        <w:t xml:space="preserve"> </w:t>
+      </w:r>
+      <w:proofErr w:type="spellStart"/>
+      <w:r>
+        <w:rPr>
+          <w:rFonts w:ascii="Times New Roman" w:hAnsi="Times New Roman" w:cs="Times New Roman"/>
+          <w:sz w:val="28"/>
+          <w:szCs w:val="28"/>
+        </w:rPr>
+        <w:t>thể</w:t>
+      </w:r>
+      <w:proofErr w:type="spellEnd"/>
+      <w:r>
+        <w:rPr>
+          <w:rFonts w:ascii="Times New Roman" w:hAnsi="Times New Roman" w:cs="Times New Roman"/>
+          <w:sz w:val="28"/>
+          <w:szCs w:val="28"/>
+        </w:rPr>
+        <w:t xml:space="preserve"> </w:t>
+      </w:r>
+      <w:proofErr w:type="spellStart"/>
+      <w:r>
+        <w:rPr>
+          <w:rFonts w:ascii="Times New Roman" w:hAnsi="Times New Roman" w:cs="Times New Roman"/>
+          <w:sz w:val="28"/>
+          <w:szCs w:val="28"/>
+        </w:rPr>
+        <w:t>trong</w:t>
+      </w:r>
+      <w:proofErr w:type="spellEnd"/>
+      <w:r>
+        <w:rPr>
+          <w:rFonts w:ascii="Times New Roman" w:hAnsi="Times New Roman" w:cs="Times New Roman"/>
+          <w:sz w:val="28"/>
+          <w:szCs w:val="28"/>
+        </w:rPr>
+        <w:t xml:space="preserve"> </w:t>
+      </w:r>
+      <w:proofErr w:type="spellStart"/>
+      <w:r>
+        <w:rPr>
+          <w:rFonts w:ascii="Times New Roman" w:hAnsi="Times New Roman" w:cs="Times New Roman"/>
+          <w:sz w:val="28"/>
+          <w:szCs w:val="28"/>
+        </w:rPr>
+        <w:t>lịch</w:t>
+      </w:r>
+      <w:proofErr w:type="spellEnd"/>
+      <w:r>
+        <w:rPr>
+          <w:rFonts w:ascii="Times New Roman" w:hAnsi="Times New Roman" w:cs="Times New Roman"/>
+          <w:sz w:val="28"/>
+          <w:szCs w:val="28"/>
+        </w:rPr>
+        <w:t xml:space="preserve"> </w:t>
+      </w:r>
+      <w:proofErr w:type="spellStart"/>
+      <w:r>
+        <w:rPr>
+          <w:rFonts w:ascii="Times New Roman" w:hAnsi="Times New Roman" w:cs="Times New Roman"/>
+          <w:sz w:val="28"/>
+          <w:szCs w:val="28"/>
+        </w:rPr>
+        <w:t>sử</w:t>
+      </w:r>
+      <w:proofErr w:type="spellEnd"/>
+      <w:r>
+        <w:rPr>
+          <w:rFonts w:ascii="Times New Roman" w:hAnsi="Times New Roman" w:cs="Times New Roman"/>
+          <w:sz w:val="28"/>
+          <w:szCs w:val="28"/>
+        </w:rPr>
+        <w:t xml:space="preserve">, </w:t>
+      </w:r>
+      <w:proofErr w:type="spellStart"/>
+      <w:r>
+        <w:rPr>
+          <w:rFonts w:ascii="Times New Roman" w:hAnsi="Times New Roman" w:cs="Times New Roman"/>
+          <w:sz w:val="28"/>
+          <w:szCs w:val="28"/>
+        </w:rPr>
+        <w:t>thường</w:t>
+      </w:r>
+      <w:proofErr w:type="spellEnd"/>
+      <w:r>
+        <w:rPr>
+          <w:rFonts w:ascii="Times New Roman" w:hAnsi="Times New Roman" w:cs="Times New Roman"/>
+          <w:sz w:val="28"/>
+          <w:szCs w:val="28"/>
+        </w:rPr>
+        <w:t xml:space="preserve"> </w:t>
+      </w:r>
+      <w:proofErr w:type="spellStart"/>
+      <w:r>
+        <w:rPr>
+          <w:rFonts w:ascii="Times New Roman" w:hAnsi="Times New Roman" w:cs="Times New Roman"/>
+          <w:sz w:val="28"/>
+          <w:szCs w:val="28"/>
+        </w:rPr>
+        <w:t>để</w:t>
+      </w:r>
+      <w:proofErr w:type="spellEnd"/>
+      <w:r>
+        <w:rPr>
+          <w:rFonts w:ascii="Times New Roman" w:hAnsi="Times New Roman" w:cs="Times New Roman"/>
+          <w:sz w:val="28"/>
+          <w:szCs w:val="28"/>
+        </w:rPr>
+        <w:t xml:space="preserve"> </w:t>
+      </w:r>
+      <w:proofErr w:type="spellStart"/>
+      <w:r>
+        <w:rPr>
+          <w:rFonts w:ascii="Times New Roman" w:hAnsi="Times New Roman" w:cs="Times New Roman"/>
+          <w:sz w:val="28"/>
+          <w:szCs w:val="28"/>
+        </w:rPr>
+        <w:t>chỉ</w:t>
+      </w:r>
+      <w:proofErr w:type="spellEnd"/>
+      <w:r>
+        <w:rPr>
+          <w:rFonts w:ascii="Times New Roman" w:hAnsi="Times New Roman" w:cs="Times New Roman"/>
+          <w:sz w:val="28"/>
+          <w:szCs w:val="28"/>
+        </w:rPr>
+        <w:t xml:space="preserve"> </w:t>
+      </w:r>
+      <w:proofErr w:type="spellStart"/>
+      <w:r>
+        <w:rPr>
+          <w:rFonts w:ascii="Times New Roman" w:hAnsi="Times New Roman" w:cs="Times New Roman"/>
+          <w:sz w:val="28"/>
+          <w:szCs w:val="28"/>
+        </w:rPr>
+        <w:t>ra</w:t>
+      </w:r>
+      <w:proofErr w:type="spellEnd"/>
+      <w:r>
+        <w:rPr>
+          <w:rFonts w:ascii="Times New Roman" w:hAnsi="Times New Roman" w:cs="Times New Roman"/>
+          <w:sz w:val="28"/>
+          <w:szCs w:val="28"/>
+        </w:rPr>
+        <w:t xml:space="preserve"> </w:t>
+      </w:r>
+      <w:proofErr w:type="spellStart"/>
+      <w:r>
+        <w:rPr>
+          <w:rFonts w:ascii="Times New Roman" w:hAnsi="Times New Roman" w:cs="Times New Roman"/>
+          <w:sz w:val="28"/>
+          <w:szCs w:val="28"/>
+        </w:rPr>
+        <w:t>phiên</w:t>
+      </w:r>
+      <w:proofErr w:type="spellEnd"/>
+      <w:r>
+        <w:rPr>
+          <w:rFonts w:ascii="Times New Roman" w:hAnsi="Times New Roman" w:cs="Times New Roman"/>
+          <w:sz w:val="28"/>
+          <w:szCs w:val="28"/>
+        </w:rPr>
+        <w:t xml:space="preserve"> </w:t>
+      </w:r>
+      <w:proofErr w:type="spellStart"/>
+      <w:r>
+        <w:rPr>
+          <w:rFonts w:ascii="Times New Roman" w:hAnsi="Times New Roman" w:cs="Times New Roman"/>
+          <w:sz w:val="28"/>
+          <w:szCs w:val="28"/>
+        </w:rPr>
+        <w:t>bản</w:t>
+      </w:r>
+      <w:proofErr w:type="spellEnd"/>
+      <w:r>
+        <w:rPr>
+          <w:rFonts w:ascii="Times New Roman" w:hAnsi="Times New Roman" w:cs="Times New Roman"/>
+          <w:sz w:val="28"/>
+          <w:szCs w:val="28"/>
+        </w:rPr>
+        <w:t xml:space="preserve"> </w:t>
+      </w:r>
+      <w:proofErr w:type="spellStart"/>
+      <w:r>
+        <w:rPr>
+          <w:rFonts w:ascii="Times New Roman" w:hAnsi="Times New Roman" w:cs="Times New Roman"/>
+          <w:sz w:val="28"/>
+          <w:szCs w:val="28"/>
+        </w:rPr>
+        <w:t>phát</w:t>
+      </w:r>
+      <w:proofErr w:type="spellEnd"/>
+      <w:r>
+        <w:rPr>
+          <w:rFonts w:ascii="Times New Roman" w:hAnsi="Times New Roman" w:cs="Times New Roman"/>
+          <w:sz w:val="28"/>
+          <w:szCs w:val="28"/>
+        </w:rPr>
+        <w:t xml:space="preserve"> </w:t>
+      </w:r>
+      <w:proofErr w:type="spellStart"/>
+      <w:r>
+        <w:rPr>
+          <w:rFonts w:ascii="Times New Roman" w:hAnsi="Times New Roman" w:cs="Times New Roman"/>
+          <w:sz w:val="28"/>
+          <w:szCs w:val="28"/>
+        </w:rPr>
+        <w:t>hành</w:t>
+      </w:r>
+      <w:proofErr w:type="spellEnd"/>
+      <w:r>
+        <w:rPr>
+          <w:rFonts w:ascii="Times New Roman" w:hAnsi="Times New Roman" w:cs="Times New Roman"/>
+          <w:sz w:val="28"/>
+          <w:szCs w:val="28"/>
+        </w:rPr>
+        <w:t xml:space="preserve"> </w:t>
+      </w:r>
+      <w:proofErr w:type="spellStart"/>
+      <w:r>
+        <w:rPr>
+          <w:rFonts w:ascii="Times New Roman" w:hAnsi="Times New Roman" w:cs="Times New Roman"/>
+          <w:sz w:val="28"/>
+          <w:szCs w:val="28"/>
+        </w:rPr>
+        <w:t>của</w:t>
+      </w:r>
+      <w:proofErr w:type="spellEnd"/>
+      <w:r>
+        <w:rPr>
+          <w:rFonts w:ascii="Times New Roman" w:hAnsi="Times New Roman" w:cs="Times New Roman"/>
+          <w:sz w:val="28"/>
+          <w:szCs w:val="28"/>
+        </w:rPr>
+        <w:t xml:space="preserve"> </w:t>
+      </w:r>
+      <w:proofErr w:type="spellStart"/>
+      <w:r>
+        <w:rPr>
+          <w:rFonts w:ascii="Times New Roman" w:hAnsi="Times New Roman" w:cs="Times New Roman"/>
+          <w:sz w:val="28"/>
+          <w:szCs w:val="28"/>
+        </w:rPr>
+        <w:t>dự</w:t>
+      </w:r>
+      <w:proofErr w:type="spellEnd"/>
+      <w:r>
+        <w:rPr>
+          <w:rFonts w:ascii="Times New Roman" w:hAnsi="Times New Roman" w:cs="Times New Roman"/>
+          <w:sz w:val="28"/>
+          <w:szCs w:val="28"/>
+        </w:rPr>
+        <w:t xml:space="preserve"> </w:t>
+      </w:r>
+      <w:proofErr w:type="spellStart"/>
+      <w:r>
+        <w:rPr>
+          <w:rFonts w:ascii="Times New Roman" w:hAnsi="Times New Roman" w:cs="Times New Roman"/>
+          <w:sz w:val="28"/>
+          <w:szCs w:val="28"/>
+        </w:rPr>
+        <w:t>án</w:t>
+      </w:r>
+      <w:proofErr w:type="spellEnd"/>
+      <w:r>
+        <w:rPr>
+          <w:rFonts w:ascii="Times New Roman" w:hAnsi="Times New Roman" w:cs="Times New Roman"/>
+          <w:sz w:val="28"/>
+          <w:szCs w:val="28"/>
+        </w:rPr>
+        <w:t xml:space="preserve">, </w:t>
+      </w:r>
+      <w:proofErr w:type="spellStart"/>
+      <w:r>
+        <w:rPr>
+          <w:rFonts w:ascii="Times New Roman" w:hAnsi="Times New Roman" w:cs="Times New Roman"/>
+          <w:sz w:val="28"/>
+          <w:szCs w:val="28"/>
+        </w:rPr>
+        <w:t>chỉ</w:t>
+      </w:r>
+      <w:proofErr w:type="spellEnd"/>
+      <w:r>
+        <w:rPr>
+          <w:rFonts w:ascii="Times New Roman" w:hAnsi="Times New Roman" w:cs="Times New Roman"/>
+          <w:sz w:val="28"/>
+          <w:szCs w:val="28"/>
+        </w:rPr>
+        <w:t xml:space="preserve"> </w:t>
+      </w:r>
+      <w:proofErr w:type="spellStart"/>
+      <w:r>
+        <w:rPr>
+          <w:rFonts w:ascii="Times New Roman" w:hAnsi="Times New Roman" w:cs="Times New Roman"/>
+          <w:sz w:val="28"/>
+          <w:szCs w:val="28"/>
+        </w:rPr>
+        <w:t>định</w:t>
+      </w:r>
+      <w:proofErr w:type="spellEnd"/>
+      <w:r>
+        <w:rPr>
+          <w:rFonts w:ascii="Times New Roman" w:hAnsi="Times New Roman" w:cs="Times New Roman"/>
+          <w:sz w:val="28"/>
+          <w:szCs w:val="28"/>
+        </w:rPr>
+        <w:t xml:space="preserve"> </w:t>
+      </w:r>
+      <w:proofErr w:type="spellStart"/>
+      <w:r>
+        <w:rPr>
+          <w:rFonts w:ascii="Times New Roman" w:hAnsi="Times New Roman" w:cs="Times New Roman"/>
+          <w:sz w:val="28"/>
+          <w:szCs w:val="28"/>
+        </w:rPr>
+        <w:t>một</w:t>
+      </w:r>
+      <w:proofErr w:type="spellEnd"/>
+      <w:r>
+        <w:rPr>
+          <w:rFonts w:ascii="Times New Roman" w:hAnsi="Times New Roman" w:cs="Times New Roman"/>
+          <w:sz w:val="28"/>
+          <w:szCs w:val="28"/>
+        </w:rPr>
+        <w:t xml:space="preserve"> </w:t>
+      </w:r>
+      <w:proofErr w:type="spellStart"/>
+      <w:r>
+        <w:rPr>
+          <w:rFonts w:ascii="Times New Roman" w:hAnsi="Times New Roman" w:cs="Times New Roman"/>
+          <w:sz w:val="28"/>
+          <w:szCs w:val="28"/>
+        </w:rPr>
+        <w:t>điểm</w:t>
+      </w:r>
+      <w:proofErr w:type="spellEnd"/>
+      <w:r>
+        <w:rPr>
+          <w:rFonts w:ascii="Times New Roman" w:hAnsi="Times New Roman" w:cs="Times New Roman"/>
+          <w:sz w:val="28"/>
+          <w:szCs w:val="28"/>
+        </w:rPr>
+        <w:t xml:space="preserve"> </w:t>
+      </w:r>
+      <w:proofErr w:type="spellStart"/>
+      <w:r>
+        <w:rPr>
+          <w:rFonts w:ascii="Times New Roman" w:hAnsi="Times New Roman" w:cs="Times New Roman"/>
+          <w:sz w:val="28"/>
+          <w:szCs w:val="28"/>
+        </w:rPr>
+        <w:t>quan</w:t>
+      </w:r>
+      <w:proofErr w:type="spellEnd"/>
+      <w:r>
+        <w:rPr>
+          <w:rFonts w:ascii="Times New Roman" w:hAnsi="Times New Roman" w:cs="Times New Roman"/>
+          <w:sz w:val="28"/>
+          <w:szCs w:val="28"/>
+        </w:rPr>
+        <w:t xml:space="preserve"> </w:t>
+      </w:r>
+      <w:proofErr w:type="spellStart"/>
+      <w:r>
+        <w:rPr>
+          <w:rFonts w:ascii="Times New Roman" w:hAnsi="Times New Roman" w:cs="Times New Roman"/>
+          <w:sz w:val="28"/>
+          <w:szCs w:val="28"/>
+        </w:rPr>
+        <w:t>trong</w:t>
+      </w:r>
+      <w:proofErr w:type="spellEnd"/>
+      <w:r>
+        <w:rPr>
+          <w:rFonts w:ascii="Times New Roman" w:hAnsi="Times New Roman" w:cs="Times New Roman"/>
+          <w:sz w:val="28"/>
+          <w:szCs w:val="28"/>
+        </w:rPr>
+        <w:t xml:space="preserve"> </w:t>
+      </w:r>
+      <w:proofErr w:type="spellStart"/>
+      <w:r>
+        <w:rPr>
+          <w:rFonts w:ascii="Times New Roman" w:hAnsi="Times New Roman" w:cs="Times New Roman"/>
+          <w:sz w:val="28"/>
+          <w:szCs w:val="28"/>
+        </w:rPr>
+        <w:t>trong</w:t>
+      </w:r>
+      <w:proofErr w:type="spellEnd"/>
+      <w:r>
+        <w:rPr>
+          <w:rFonts w:ascii="Times New Roman" w:hAnsi="Times New Roman" w:cs="Times New Roman"/>
+          <w:sz w:val="28"/>
+          <w:szCs w:val="28"/>
+        </w:rPr>
+        <w:t xml:space="preserve"> </w:t>
+      </w:r>
+      <w:proofErr w:type="spellStart"/>
+      <w:r>
+        <w:rPr>
+          <w:rFonts w:ascii="Times New Roman" w:hAnsi="Times New Roman" w:cs="Times New Roman"/>
+          <w:sz w:val="28"/>
+          <w:szCs w:val="28"/>
+        </w:rPr>
+        <w:t>lịch</w:t>
+      </w:r>
+      <w:proofErr w:type="spellEnd"/>
+      <w:r>
+        <w:rPr>
+          <w:rFonts w:ascii="Times New Roman" w:hAnsi="Times New Roman" w:cs="Times New Roman"/>
+          <w:sz w:val="28"/>
+          <w:szCs w:val="28"/>
+        </w:rPr>
+        <w:t xml:space="preserve"> </w:t>
+      </w:r>
+      <w:proofErr w:type="spellStart"/>
+      <w:r>
+        <w:rPr>
+          <w:rFonts w:ascii="Times New Roman" w:hAnsi="Times New Roman" w:cs="Times New Roman"/>
+          <w:sz w:val="28"/>
+          <w:szCs w:val="28"/>
+        </w:rPr>
+        <w:t>sử</w:t>
+      </w:r>
+      <w:proofErr w:type="spellEnd"/>
+      <w:r>
+        <w:rPr>
+          <w:rFonts w:ascii="Times New Roman" w:hAnsi="Times New Roman" w:cs="Times New Roman"/>
+          <w:sz w:val="28"/>
+          <w:szCs w:val="28"/>
+        </w:rPr>
+        <w:t xml:space="preserve"> </w:t>
+      </w:r>
+      <w:proofErr w:type="spellStart"/>
+      <w:r>
+        <w:rPr>
+          <w:rFonts w:ascii="Times New Roman" w:hAnsi="Times New Roman" w:cs="Times New Roman"/>
+          <w:sz w:val="28"/>
+          <w:szCs w:val="28"/>
+        </w:rPr>
+        <w:t>để</w:t>
+      </w:r>
+      <w:proofErr w:type="spellEnd"/>
+      <w:r>
+        <w:rPr>
+          <w:rFonts w:ascii="Times New Roman" w:hAnsi="Times New Roman" w:cs="Times New Roman"/>
+          <w:sz w:val="28"/>
+          <w:szCs w:val="28"/>
+        </w:rPr>
+        <w:t xml:space="preserve"> quay </w:t>
+      </w:r>
+      <w:proofErr w:type="spellStart"/>
+      <w:r>
+        <w:rPr>
+          <w:rFonts w:ascii="Times New Roman" w:hAnsi="Times New Roman" w:cs="Times New Roman"/>
+          <w:sz w:val="28"/>
+          <w:szCs w:val="28"/>
+        </w:rPr>
+        <w:t>lại</w:t>
+      </w:r>
+      <w:proofErr w:type="spellEnd"/>
+      <w:r>
+        <w:rPr>
+          <w:rFonts w:ascii="Times New Roman" w:hAnsi="Times New Roman" w:cs="Times New Roman"/>
+          <w:sz w:val="28"/>
+          <w:szCs w:val="28"/>
+        </w:rPr>
+        <w:t xml:space="preserve"> </w:t>
+      </w:r>
+      <w:proofErr w:type="spellStart"/>
+      <w:r>
+        <w:rPr>
+          <w:rFonts w:ascii="Times New Roman" w:hAnsi="Times New Roman" w:cs="Times New Roman"/>
+          <w:sz w:val="28"/>
+          <w:szCs w:val="28"/>
+        </w:rPr>
+        <w:t>dễ</w:t>
+      </w:r>
+      <w:proofErr w:type="spellEnd"/>
+      <w:r>
+        <w:rPr>
+          <w:rFonts w:ascii="Times New Roman" w:hAnsi="Times New Roman" w:cs="Times New Roman"/>
+          <w:sz w:val="28"/>
+          <w:szCs w:val="28"/>
+        </w:rPr>
+        <w:t xml:space="preserve"> </w:t>
+      </w:r>
+      <w:proofErr w:type="spellStart"/>
+      <w:r>
+        <w:rPr>
+          <w:rFonts w:ascii="Times New Roman" w:hAnsi="Times New Roman" w:cs="Times New Roman"/>
+          <w:sz w:val="28"/>
+          <w:szCs w:val="28"/>
+        </w:rPr>
+        <w:t>hơn</w:t>
+      </w:r>
+      <w:proofErr w:type="spellEnd"/>
+      <w:r>
+        <w:rPr>
+          <w:rFonts w:ascii="Times New Roman" w:hAnsi="Times New Roman" w:cs="Times New Roman"/>
+          <w:sz w:val="28"/>
+          <w:szCs w:val="28"/>
+        </w:rPr>
+        <w:t>.</w:t>
+      </w:r>
+    </w:p>
+    <w:p>
+      <w:pPr>
+        <w:pStyle w:val="ListParagraph"/>
+        <w:rPr>
+          <w:rFonts w:ascii="Times New Roman" w:hAnsi="Times New Roman" w:cs="Times New Roman"/>
+          <w:sz w:val="28"/>
+          <w:szCs w:val="28"/>
+          <w:u w:val="single"/>
+        </w:rPr>
+      </w:pPr>
+      <w:proofErr w:type="spellStart"/>
+      <w:r>
+        <w:rPr>
+          <w:rFonts w:ascii="Times New Roman" w:hAnsi="Times New Roman" w:cs="Times New Roman"/>
+          <w:sz w:val="28"/>
+          <w:szCs w:val="28"/>
+          <w:u w:val="single"/>
+        </w:rPr>
+        <w:t>Cách</w:t>
+      </w:r>
+      <w:proofErr w:type="spellEnd"/>
+      <w:r>
+        <w:rPr>
+          <w:rFonts w:ascii="Times New Roman" w:hAnsi="Times New Roman" w:cs="Times New Roman"/>
+          <w:sz w:val="28"/>
+          <w:szCs w:val="28"/>
+          <w:u w:val="single"/>
+        </w:rPr>
+        <w:t xml:space="preserve"> </w:t>
+      </w:r>
+      <w:proofErr w:type="spellStart"/>
+      <w:r>
+        <w:rPr>
+          <w:rFonts w:ascii="Times New Roman" w:hAnsi="Times New Roman" w:cs="Times New Roman"/>
+          <w:sz w:val="28"/>
+          <w:szCs w:val="28"/>
+          <w:u w:val="single"/>
+        </w:rPr>
+        <w:t>dùng</w:t>
+      </w:r>
+      <w:proofErr w:type="spellEnd"/>
+      <w:r>
+        <w:rPr>
+          <w:rFonts w:ascii="Times New Roman" w:hAnsi="Times New Roman" w:cs="Times New Roman"/>
+          <w:sz w:val="28"/>
+          <w:szCs w:val="28"/>
+          <w:u w:val="single"/>
+        </w:rPr>
+        <w:t>:</w:t>
+      </w:r>
+    </w:p>
+    <w:p>
+      <w:pPr>
+        <w:pStyle w:val="ListParagraph"/>
+        <w:rPr>
+          <w:rFonts w:ascii="Times New Roman" w:hAnsi="Times New Roman" w:cs="Times New Roman"/>
+          <w:sz w:val="28"/>
+          <w:szCs w:val="28"/>
+          <w:u w:val="single"/>
+        </w:rPr>
+      </w:pPr>
     </w:p>
     <w:p>
       <w:pPr>
@@ -224,14 +1682,70 @@
           <w:szCs w:val="28"/>
         </w:rPr>
       </w:pPr>
-      <w:r>
-        <w:rPr>
-          <w:rFonts w:ascii="Times New Roman" w:hAnsi="Times New Roman" w:cs="Times New Roman"/>
-          <w:sz w:val="28"/>
-          <w:szCs w:val="28"/>
-        </w:rPr>
-        <w:t>Phân biệt revert với reset</w:t>
-      </w:r>
+      <w:proofErr w:type="spellStart"/>
+      <w:r>
+        <w:rPr>
+          <w:rFonts w:ascii="Times New Roman" w:hAnsi="Times New Roman" w:cs="Times New Roman"/>
+          <w:sz w:val="28"/>
+          <w:szCs w:val="28"/>
+        </w:rPr>
+        <w:t>Phân</w:t>
+      </w:r>
+      <w:proofErr w:type="spellEnd"/>
+      <w:r>
+        <w:rPr>
+          <w:rFonts w:ascii="Times New Roman" w:hAnsi="Times New Roman" w:cs="Times New Roman"/>
+          <w:sz w:val="28"/>
+          <w:szCs w:val="28"/>
+        </w:rPr>
+        <w:t xml:space="preserve"> </w:t>
+      </w:r>
+      <w:proofErr w:type="spellStart"/>
+      <w:r>
+        <w:rPr>
+          <w:rFonts w:ascii="Times New Roman" w:hAnsi="Times New Roman" w:cs="Times New Roman"/>
+          <w:sz w:val="28"/>
+          <w:szCs w:val="28"/>
+        </w:rPr>
+        <w:t>biệt</w:t>
+      </w:r>
+      <w:proofErr w:type="spellEnd"/>
+      <w:r>
+        <w:rPr>
+          <w:rFonts w:ascii="Times New Roman" w:hAnsi="Times New Roman" w:cs="Times New Roman"/>
+          <w:sz w:val="28"/>
+          <w:szCs w:val="28"/>
+        </w:rPr>
+        <w:t xml:space="preserve"> revert </w:t>
+      </w:r>
+      <w:proofErr w:type="spellStart"/>
+      <w:r>
+        <w:rPr>
+          <w:rFonts w:ascii="Times New Roman" w:hAnsi="Times New Roman" w:cs="Times New Roman"/>
+          <w:sz w:val="28"/>
+          <w:szCs w:val="28"/>
+        </w:rPr>
+        <w:t>với</w:t>
+      </w:r>
+      <w:proofErr w:type="spellEnd"/>
+      <w:r>
+        <w:rPr>
+          <w:rFonts w:ascii="Times New Roman" w:hAnsi="Times New Roman" w:cs="Times New Roman"/>
+          <w:sz w:val="28"/>
+          <w:szCs w:val="28"/>
+        </w:rPr>
+        <w:t xml:space="preserve"> </w:t>
+      </w:r>
+      <w:proofErr w:type="gramStart"/>
+      <w:r>
+        <w:rPr>
+          <w:rFonts w:ascii="Times New Roman" w:hAnsi="Times New Roman" w:cs="Times New Roman"/>
+          <w:sz w:val="28"/>
+          <w:szCs w:val="28"/>
+        </w:rPr>
+        <w:t>reset</w:t>
+      </w:r>
+      <w:proofErr w:type="gramEnd"/>
     </w:p>
     <w:p>
       <w:pPr>
@@ -246,13 +1760,77 @@
           <w:szCs w:val="28"/>
         </w:rPr>
       </w:pPr>
-      <w:r>
-        <w:rPr>
-          <w:rFonts w:ascii="Times New Roman" w:hAnsi="Times New Roman" w:cs="Times New Roman"/>
-          <w:sz w:val="28"/>
-          <w:szCs w:val="28"/>
-        </w:rPr>
-        <w:t>Hướng dẫn sử dụng git diff</w:t>
+      <w:proofErr w:type="spellStart"/>
+      <w:r>
+        <w:rPr>
+          <w:rFonts w:ascii="Times New Roman" w:hAnsi="Times New Roman" w:cs="Times New Roman"/>
+          <w:sz w:val="28"/>
+          <w:szCs w:val="28"/>
+        </w:rPr>
+        <w:t>Hướng</w:t>
+      </w:r>
+      <w:proofErr w:type="spellEnd"/>
+      <w:r>
+        <w:rPr>
+          <w:rFonts w:ascii="Times New Roman" w:hAnsi="Times New Roman" w:cs="Times New Roman"/>
+          <w:sz w:val="28"/>
+          <w:szCs w:val="28"/>
+        </w:rPr>
+        <w:t xml:space="preserve"> </w:t>
+      </w:r>
+      <w:proofErr w:type="spellStart"/>
+      <w:r>
+        <w:rPr>
+          <w:rFonts w:ascii="Times New Roman" w:hAnsi="Times New Roman" w:cs="Times New Roman"/>
+          <w:sz w:val="28"/>
+          <w:szCs w:val="28"/>
+        </w:rPr>
+        <w:t>dẫn</w:t>
+      </w:r>
+      <w:proofErr w:type="spellEnd"/>
+      <w:r>
+        <w:rPr>
+          <w:rFonts w:ascii="Times New Roman" w:hAnsi="Times New Roman" w:cs="Times New Roman"/>
+          <w:sz w:val="28"/>
+          <w:szCs w:val="28"/>
+        </w:rPr>
+        <w:t xml:space="preserve"> </w:t>
+      </w:r>
+      <w:proofErr w:type="spellStart"/>
+      <w:r>
+        <w:rPr>
+          <w:rFonts w:ascii="Times New Roman" w:hAnsi="Times New Roman" w:cs="Times New Roman"/>
+          <w:sz w:val="28"/>
+          <w:szCs w:val="28"/>
+        </w:rPr>
+        <w:t>sử</w:t>
+      </w:r>
+      <w:proofErr w:type="spellEnd"/>
+      <w:r>
+        <w:rPr>
+          <w:rFonts w:ascii="Times New Roman" w:hAnsi="Times New Roman" w:cs="Times New Roman"/>
+          <w:sz w:val="28"/>
+          <w:szCs w:val="28"/>
+        </w:rPr>
+        <w:t xml:space="preserve"> </w:t>
+      </w:r>
+      <w:proofErr w:type="spellStart"/>
+      <w:r>
+        <w:rPr>
+          <w:rFonts w:ascii="Times New Roman" w:hAnsi="Times New Roman" w:cs="Times New Roman"/>
+          <w:sz w:val="28"/>
+          <w:szCs w:val="28"/>
+        </w:rPr>
+        <w:t>dụng</w:t>
+      </w:r>
+      <w:proofErr w:type="spellEnd"/>
+      <w:r>
+        <w:rPr>
+          <w:rFonts w:ascii="Times New Roman" w:hAnsi="Times New Roman" w:cs="Times New Roman"/>
+          <w:sz w:val="28"/>
+          <w:szCs w:val="28"/>
+        </w:rPr>
+        <w:t xml:space="preserve"> git diff</w:t>
       </w:r>
     </w:p>
     <w:sectPr>

--- a/BT Git 2.docx
+++ b/BT Git 2.docx
@@ -1656,6 +1656,550 @@
           <w:u w:val="single"/>
         </w:rPr>
         <w:t>:</w:t>
+      </w:r>
+      <w:r>
+        <w:rPr>
+          <w:rFonts w:ascii="Times New Roman" w:hAnsi="Times New Roman" w:cs="Times New Roman"/>
+          <w:sz w:val="28"/>
+          <w:szCs w:val="28"/>
+          <w:u w:val="single"/>
+        </w:rPr>
+        <w:t xml:space="preserve"> </w:t>
+      </w:r>
+      <w:proofErr w:type="spellStart"/>
+      <w:r>
+        <w:rPr>
+          <w:rFonts w:ascii="Times New Roman" w:hAnsi="Times New Roman" w:cs="Times New Roman"/>
+          <w:sz w:val="28"/>
+          <w:szCs w:val="28"/>
+          <w:u w:val="single"/>
+        </w:rPr>
+        <w:t>Tạo</w:t>
+      </w:r>
+      <w:proofErr w:type="spellEnd"/>
+      <w:r>
+        <w:rPr>
+          <w:rFonts w:ascii="Times New Roman" w:hAnsi="Times New Roman" w:cs="Times New Roman"/>
+          <w:sz w:val="28"/>
+          <w:szCs w:val="28"/>
+          <w:u w:val="single"/>
+        </w:rPr>
+        <w:t xml:space="preserve"> </w:t>
+      </w:r>
+      <w:proofErr w:type="spellStart"/>
+      <w:r>
+        <w:rPr>
+          <w:rFonts w:ascii="Times New Roman" w:hAnsi="Times New Roman" w:cs="Times New Roman"/>
+          <w:sz w:val="28"/>
+          <w:szCs w:val="28"/>
+          <w:u w:val="single"/>
+        </w:rPr>
+        <w:t>ra</w:t>
+      </w:r>
+      <w:proofErr w:type="spellEnd"/>
+      <w:r>
+        <w:rPr>
+          <w:rFonts w:ascii="Times New Roman" w:hAnsi="Times New Roman" w:cs="Times New Roman"/>
+          <w:sz w:val="28"/>
+          <w:szCs w:val="28"/>
+          <w:u w:val="single"/>
+        </w:rPr>
+        <w:t xml:space="preserve"> 1 file duy1</w:t>
+      </w:r>
+    </w:p>
+    <w:p>
+      <w:pPr>
+        <w:pStyle w:val="ListParagraph"/>
+        <w:rPr>
+          <w:rFonts w:ascii="Times New Roman" w:hAnsi="Times New Roman" w:cs="Times New Roman"/>
+          <w:sz w:val="28"/>
+          <w:szCs w:val="28"/>
+          <w:u w:val="single"/>
+        </w:rPr>
+      </w:pPr>
+      <w:r>
+        <w:rPr>
+          <w:rFonts w:ascii="Times New Roman" w:hAnsi="Times New Roman" w:cs="Times New Roman"/>
+          <w:sz w:val="28"/>
+          <w:szCs w:val="28"/>
+          <w:u w:val="single"/>
+        </w:rPr>
+        <w:drawing>
+          <wp:inline distT="0" distB="0" distL="0" distR="0" wp14:anchorId="593DB6A6" wp14:editId="2F94D2C0">
+            <wp:extent cx="5915851" cy="2648320"/>
+            <wp:effectExtent l="0" t="0" r="0" b="0"/>
+            <wp:docPr id="980326412" name="Picture 1" descr="A screen shot of a computer&#10;&#10;Description automatically generated"/>
+            <wp:cNvGraphicFramePr>
+              <a:graphicFrameLocks xmlns:a="http://schemas.openxmlformats.org/drawingml/2006/main" noChangeAspect="1"/>
+            </wp:cNvGraphicFramePr>
+            <a:graphic xmlns:a="http://schemas.openxmlformats.org/drawingml/2006/main">
+              <a:graphicData uri="http://schemas.openxmlformats.org/drawingml/2006/picture">
+                <pic:pic xmlns:pic="http://schemas.openxmlformats.org/drawingml/2006/picture">
+                  <pic:nvPicPr>
+                    <pic:cNvPr id="980326412" name="Picture 1" descr="A screen shot of a computer&#10;&#10;Description automatically generated"/>
+                    <pic:cNvPicPr/>
+                  </pic:nvPicPr>
+                  <pic:blipFill>
+                    <a:blip r:embed="rId5"/>
+                    <a:stretch>
+                      <a:fillRect/>
+                    </a:stretch>
+                  </pic:blipFill>
+                  <pic:spPr>
+                    <a:xfrm>
+                      <a:off x="0" y="0"/>
+                      <a:ext cx="5915851" cy="2648320"/>
+                    </a:xfrm>
+                    <a:prstGeom prst="rect">
+                      <a:avLst/>
+                    </a:prstGeom>
+                  </pic:spPr>
+                </pic:pic>
+              </a:graphicData>
+            </a:graphic>
+          </wp:inline>
+        </w:drawing>
+      </w:r>
+    </w:p>
+    <w:p>
+      <w:pPr>
+        <w:pStyle w:val="ListParagraph"/>
+        <w:rPr>
+          <w:rFonts w:ascii="Times New Roman" w:hAnsi="Times New Roman" w:cs="Times New Roman"/>
+          <w:sz w:val="28"/>
+          <w:szCs w:val="28"/>
+          <w:u w:val="single"/>
+        </w:rPr>
+      </w:pPr>
+    </w:p>
+    <w:p>
+      <w:pPr>
+        <w:pStyle w:val="ListParagraph"/>
+        <w:numPr>
+          <w:ilvl w:val="0"/>
+          <w:numId w:val="25"/>
+        </w:numPr>
+        <w:rPr>
+          <w:rFonts w:ascii="Times New Roman" w:hAnsi="Times New Roman" w:cs="Times New Roman"/>
+          <w:sz w:val="28"/>
+          <w:szCs w:val="28"/>
+          <w:u w:val="single"/>
+        </w:rPr>
+      </w:pPr>
+      <w:r>
+        <w:rPr>
+          <w:rFonts w:ascii="Times New Roman" w:hAnsi="Times New Roman" w:cs="Times New Roman"/>
+          <w:sz w:val="28"/>
+          <w:szCs w:val="28"/>
+          <w:u w:val="single"/>
+        </w:rPr>
+        <w:t xml:space="preserve">Commit file </w:t>
+      </w:r>
+      <w:proofErr w:type="spellStart"/>
+      <w:r>
+        <w:rPr>
+          <w:rFonts w:ascii="Times New Roman" w:hAnsi="Times New Roman" w:cs="Times New Roman"/>
+          <w:sz w:val="28"/>
+          <w:szCs w:val="28"/>
+          <w:u w:val="single"/>
+        </w:rPr>
+        <w:t>lên</w:t>
+      </w:r>
+      <w:proofErr w:type="spellEnd"/>
+      <w:r>
+        <w:rPr>
+          <w:rFonts w:ascii="Times New Roman" w:hAnsi="Times New Roman" w:cs="Times New Roman"/>
+          <w:sz w:val="28"/>
+          <w:szCs w:val="28"/>
+          <w:u w:val="single"/>
+        </w:rPr>
+        <w:t xml:space="preserve"> </w:t>
+      </w:r>
+      <w:proofErr w:type="spellStart"/>
+      <w:r>
+        <w:rPr>
+          <w:rFonts w:ascii="Times New Roman" w:hAnsi="Times New Roman" w:cs="Times New Roman"/>
+          <w:sz w:val="28"/>
+          <w:szCs w:val="28"/>
+          <w:u w:val="single"/>
+        </w:rPr>
+        <w:t>thì</w:t>
+      </w:r>
+      <w:proofErr w:type="spellEnd"/>
+      <w:r>
+        <w:rPr>
+          <w:rFonts w:ascii="Times New Roman" w:hAnsi="Times New Roman" w:cs="Times New Roman"/>
+          <w:sz w:val="28"/>
+          <w:szCs w:val="28"/>
+          <w:u w:val="single"/>
+        </w:rPr>
+        <w:t xml:space="preserve"> </w:t>
+      </w:r>
+      <w:proofErr w:type="spellStart"/>
+      <w:r>
+        <w:rPr>
+          <w:rFonts w:ascii="Times New Roman" w:hAnsi="Times New Roman" w:cs="Times New Roman"/>
+          <w:sz w:val="28"/>
+          <w:szCs w:val="28"/>
+          <w:u w:val="single"/>
+        </w:rPr>
+        <w:t>lúc</w:t>
+      </w:r>
+      <w:proofErr w:type="spellEnd"/>
+      <w:r>
+        <w:rPr>
+          <w:rFonts w:ascii="Times New Roman" w:hAnsi="Times New Roman" w:cs="Times New Roman"/>
+          <w:sz w:val="28"/>
+          <w:szCs w:val="28"/>
+          <w:u w:val="single"/>
+        </w:rPr>
+        <w:t xml:space="preserve"> </w:t>
+      </w:r>
+      <w:proofErr w:type="spellStart"/>
+      <w:r>
+        <w:rPr>
+          <w:rFonts w:ascii="Times New Roman" w:hAnsi="Times New Roman" w:cs="Times New Roman"/>
+          <w:sz w:val="28"/>
+          <w:szCs w:val="28"/>
+          <w:u w:val="single"/>
+        </w:rPr>
+        <w:t>này</w:t>
+      </w:r>
+      <w:proofErr w:type="spellEnd"/>
+      <w:r>
+        <w:rPr>
+          <w:rFonts w:ascii="Times New Roman" w:hAnsi="Times New Roman" w:cs="Times New Roman"/>
+          <w:sz w:val="28"/>
+          <w:szCs w:val="28"/>
+          <w:u w:val="single"/>
+        </w:rPr>
+        <w:t xml:space="preserve"> commit </w:t>
+      </w:r>
+      <w:proofErr w:type="spellStart"/>
+      <w:r>
+        <w:rPr>
+          <w:rFonts w:ascii="Times New Roman" w:hAnsi="Times New Roman" w:cs="Times New Roman"/>
+          <w:sz w:val="28"/>
+          <w:szCs w:val="28"/>
+          <w:u w:val="single"/>
+        </w:rPr>
+        <w:t>đang</w:t>
+      </w:r>
+      <w:proofErr w:type="spellEnd"/>
+      <w:r>
+        <w:rPr>
+          <w:rFonts w:ascii="Times New Roman" w:hAnsi="Times New Roman" w:cs="Times New Roman"/>
+          <w:sz w:val="28"/>
+          <w:szCs w:val="28"/>
+          <w:u w:val="single"/>
+        </w:rPr>
+        <w:t xml:space="preserve"> </w:t>
+      </w:r>
+      <w:proofErr w:type="spellStart"/>
+      <w:r>
+        <w:rPr>
+          <w:rFonts w:ascii="Times New Roman" w:hAnsi="Times New Roman" w:cs="Times New Roman"/>
+          <w:sz w:val="28"/>
+          <w:szCs w:val="28"/>
+          <w:u w:val="single"/>
+        </w:rPr>
+        <w:t>có</w:t>
+      </w:r>
+      <w:proofErr w:type="spellEnd"/>
+      <w:r>
+        <w:rPr>
+          <w:rFonts w:ascii="Times New Roman" w:hAnsi="Times New Roman" w:cs="Times New Roman"/>
+          <w:sz w:val="28"/>
+          <w:szCs w:val="28"/>
+          <w:u w:val="single"/>
+        </w:rPr>
+        <w:t xml:space="preserve"> </w:t>
+      </w:r>
+      <w:proofErr w:type="spellStart"/>
+      <w:r>
+        <w:rPr>
+          <w:rFonts w:ascii="Times New Roman" w:hAnsi="Times New Roman" w:cs="Times New Roman"/>
+          <w:sz w:val="28"/>
+          <w:szCs w:val="28"/>
+          <w:u w:val="single"/>
+        </w:rPr>
+        <w:t>mã</w:t>
+      </w:r>
+      <w:proofErr w:type="spellEnd"/>
+      <w:r>
+        <w:rPr>
+          <w:rFonts w:ascii="Times New Roman" w:hAnsi="Times New Roman" w:cs="Times New Roman"/>
+          <w:sz w:val="28"/>
+          <w:szCs w:val="28"/>
+          <w:u w:val="single"/>
+        </w:rPr>
+        <w:t xml:space="preserve"> </w:t>
+      </w:r>
+      <w:proofErr w:type="spellStart"/>
+      <w:r>
+        <w:rPr>
+          <w:rFonts w:ascii="Times New Roman" w:hAnsi="Times New Roman" w:cs="Times New Roman"/>
+          <w:sz w:val="28"/>
+          <w:szCs w:val="28"/>
+          <w:u w:val="single"/>
+        </w:rPr>
+        <w:t>là</w:t>
+      </w:r>
+      <w:proofErr w:type="spellEnd"/>
+      <w:r>
+        <w:rPr>
+          <w:rFonts w:ascii="Times New Roman" w:hAnsi="Times New Roman" w:cs="Times New Roman"/>
+          <w:sz w:val="28"/>
+          <w:szCs w:val="28"/>
+          <w:u w:val="single"/>
+        </w:rPr>
+        <w:t xml:space="preserve"> </w:t>
+      </w:r>
+      <w:proofErr w:type="gramStart"/>
+      <w:r>
+        <w:rPr>
+          <w:rFonts w:ascii="Times New Roman" w:hAnsi="Times New Roman" w:cs="Times New Roman"/>
+          <w:sz w:val="28"/>
+          <w:szCs w:val="28"/>
+          <w:u w:val="single"/>
+        </w:rPr>
+        <w:t>9d65758</w:t>
+      </w:r>
+      <w:proofErr w:type="gramEnd"/>
+    </w:p>
+    <w:p>
+      <w:pPr>
+        <w:pStyle w:val="ListParagraph"/>
+        <w:ind w:left="1080"/>
+        <w:rPr>
+          <w:rFonts w:ascii="Times New Roman" w:hAnsi="Times New Roman" w:cs="Times New Roman"/>
+          <w:sz w:val="28"/>
+          <w:szCs w:val="28"/>
+          <w:u w:val="single"/>
+        </w:rPr>
+      </w:pPr>
+      <w:r>
+        <w:rPr>
+          <w:rFonts w:ascii="Times New Roman" w:hAnsi="Times New Roman" w:cs="Times New Roman"/>
+          <w:sz w:val="28"/>
+          <w:szCs w:val="28"/>
+          <w:u w:val="single"/>
+        </w:rPr>
+        <w:drawing>
+          <wp:inline distT="0" distB="0" distL="0" distR="0" wp14:anchorId="5B29BB88" wp14:editId="6B0C3987">
+            <wp:extent cx="4048690" cy="1467055"/>
+            <wp:effectExtent l="0" t="0" r="0" b="0"/>
+            <wp:docPr id="1839718785" name="Picture 1" descr="A screen shot of a computer program&#10;&#10;Description automatically generated"/>
+            <wp:cNvGraphicFramePr>
+              <a:graphicFrameLocks xmlns:a="http://schemas.openxmlformats.org/drawingml/2006/main" noChangeAspect="1"/>
+            </wp:cNvGraphicFramePr>
+            <a:graphic xmlns:a="http://schemas.openxmlformats.org/drawingml/2006/main">
+              <a:graphicData uri="http://schemas.openxmlformats.org/drawingml/2006/picture">
+                <pic:pic xmlns:pic="http://schemas.openxmlformats.org/drawingml/2006/picture">
+                  <pic:nvPicPr>
+                    <pic:cNvPr id="1839718785" name="Picture 1" descr="A screen shot of a computer program&#10;&#10;Description automatically generated"/>
+                    <pic:cNvPicPr/>
+                  </pic:nvPicPr>
+                  <pic:blipFill>
+                    <a:blip r:embed="rId6"/>
+                    <a:stretch>
+                      <a:fillRect/>
+                    </a:stretch>
+                  </pic:blipFill>
+                  <pic:spPr>
+                    <a:xfrm>
+                      <a:off x="0" y="0"/>
+                      <a:ext cx="4048690" cy="1467055"/>
+                    </a:xfrm>
+                    <a:prstGeom prst="rect">
+                      <a:avLst/>
+                    </a:prstGeom>
+                  </pic:spPr>
+                </pic:pic>
+              </a:graphicData>
+            </a:graphic>
+          </wp:inline>
+        </w:drawing>
+      </w:r>
+    </w:p>
+    <w:p>
+      <w:pPr>
+        <w:rPr>
+          <w:rFonts w:ascii="Times New Roman" w:hAnsi="Times New Roman" w:cs="Times New Roman"/>
+          <w:sz w:val="28"/>
+          <w:szCs w:val="28"/>
+          <w:u w:val="single"/>
+        </w:rPr>
+      </w:pPr>
+      <w:r>
+        <w:rPr>
+          <w:rFonts w:ascii="Times New Roman" w:hAnsi="Times New Roman" w:cs="Times New Roman"/>
+          <w:sz w:val="28"/>
+          <w:szCs w:val="28"/>
+          <w:u w:val="single"/>
+        </w:rPr>
+        <w:br w:type="page"/>
+      </w:r>
+    </w:p>
+    <w:p>
+      <w:pPr>
+        <w:pStyle w:val="ListParagraph"/>
+        <w:ind w:left="1080"/>
+        <w:rPr>
+          <w:rFonts w:ascii="Times New Roman" w:hAnsi="Times New Roman" w:cs="Times New Roman"/>
+          <w:sz w:val="28"/>
+          <w:szCs w:val="28"/>
+          <w:u w:val="single"/>
+        </w:rPr>
+      </w:pPr>
+    </w:p>
+    <w:p>
+      <w:pPr>
+        <w:pStyle w:val="ListParagraph"/>
+        <w:numPr>
+          <w:ilvl w:val="0"/>
+          <w:numId w:val="25"/>
+        </w:numPr>
+        <w:rPr>
+          <w:rFonts w:ascii="Times New Roman" w:hAnsi="Times New Roman" w:cs="Times New Roman"/>
+          <w:sz w:val="28"/>
+          <w:szCs w:val="28"/>
+          <w:u w:val="single"/>
+        </w:rPr>
+      </w:pPr>
+      <w:proofErr w:type="spellStart"/>
+      <w:r>
+        <w:rPr>
+          <w:rFonts w:ascii="Times New Roman" w:hAnsi="Times New Roman" w:cs="Times New Roman"/>
+          <w:sz w:val="28"/>
+          <w:szCs w:val="28"/>
+          <w:u w:val="single"/>
+        </w:rPr>
+        <w:t>Dùng</w:t>
+      </w:r>
+      <w:proofErr w:type="spellEnd"/>
+      <w:r>
+        <w:rPr>
+          <w:rFonts w:ascii="Times New Roman" w:hAnsi="Times New Roman" w:cs="Times New Roman"/>
+          <w:sz w:val="28"/>
+          <w:szCs w:val="28"/>
+          <w:u w:val="single"/>
+        </w:rPr>
+        <w:t xml:space="preserve"> </w:t>
+      </w:r>
+      <w:proofErr w:type="spellStart"/>
+      <w:r>
+        <w:rPr>
+          <w:rFonts w:ascii="Times New Roman" w:hAnsi="Times New Roman" w:cs="Times New Roman"/>
+          <w:sz w:val="28"/>
+          <w:szCs w:val="28"/>
+          <w:u w:val="single"/>
+        </w:rPr>
+        <w:t>lệnh</w:t>
+      </w:r>
+      <w:proofErr w:type="spellEnd"/>
+      <w:r>
+        <w:rPr>
+          <w:rFonts w:ascii="Times New Roman" w:hAnsi="Times New Roman" w:cs="Times New Roman"/>
+          <w:sz w:val="28"/>
+          <w:szCs w:val="28"/>
+          <w:u w:val="single"/>
+        </w:rPr>
+        <w:t xml:space="preserve"> git tag &lt;</w:t>
+      </w:r>
+      <w:proofErr w:type="spellStart"/>
+      <w:r>
+        <w:rPr>
+          <w:rFonts w:ascii="Times New Roman" w:hAnsi="Times New Roman" w:cs="Times New Roman"/>
+          <w:sz w:val="28"/>
+          <w:szCs w:val="28"/>
+          <w:u w:val="single"/>
+        </w:rPr>
+        <w:t>tên</w:t>
+      </w:r>
+      <w:proofErr w:type="spellEnd"/>
+      <w:r>
+        <w:rPr>
+          <w:rFonts w:ascii="Times New Roman" w:hAnsi="Times New Roman" w:cs="Times New Roman"/>
+          <w:sz w:val="28"/>
+          <w:szCs w:val="28"/>
+          <w:u w:val="single"/>
+        </w:rPr>
+        <w:t xml:space="preserve"> tag&gt; </w:t>
+      </w:r>
+      <w:proofErr w:type="spellStart"/>
+      <w:r>
+        <w:rPr>
+          <w:rFonts w:ascii="Times New Roman" w:hAnsi="Times New Roman" w:cs="Times New Roman"/>
+          <w:sz w:val="28"/>
+          <w:szCs w:val="28"/>
+          <w:u w:val="single"/>
+        </w:rPr>
+        <w:t>vd</w:t>
+      </w:r>
+      <w:proofErr w:type="spellEnd"/>
+      <w:r>
+        <w:rPr>
+          <w:rFonts w:ascii="Times New Roman" w:hAnsi="Times New Roman" w:cs="Times New Roman"/>
+          <w:sz w:val="28"/>
+          <w:szCs w:val="28"/>
+          <w:u w:val="single"/>
+        </w:rPr>
+        <w:t>: git tag Cau6</w:t>
+      </w:r>
+    </w:p>
+    <w:p>
+      <w:pPr>
+        <w:ind w:left="720"/>
+        <w:rPr>
+          <w:rFonts w:ascii="Times New Roman" w:hAnsi="Times New Roman" w:cs="Times New Roman"/>
+          <w:sz w:val="28"/>
+          <w:szCs w:val="28"/>
+          <w:u w:val="single"/>
+        </w:rPr>
+      </w:pPr>
+      <w:r>
+        <w:rPr>
+          <w:rFonts w:ascii="Times New Roman" w:hAnsi="Times New Roman" w:cs="Times New Roman"/>
+          <w:sz w:val="28"/>
+          <w:szCs w:val="28"/>
+          <w:u w:val="single"/>
+        </w:rPr>
+        <w:drawing>
+          <wp:inline distT="0" distB="0" distL="0" distR="0" wp14:anchorId="47BF0192" wp14:editId="05AC1615">
+            <wp:extent cx="4029637" cy="924054"/>
+            <wp:effectExtent l="0" t="0" r="0" b="9525"/>
+            <wp:docPr id="250287011" name="Picture 1" descr="A black background with white text&#10;&#10;Description automatically generated"/>
+            <wp:cNvGraphicFramePr>
+              <a:graphicFrameLocks xmlns:a="http://schemas.openxmlformats.org/drawingml/2006/main" noChangeAspect="1"/>
+            </wp:cNvGraphicFramePr>
+            <a:graphic xmlns:a="http://schemas.openxmlformats.org/drawingml/2006/main">
+              <a:graphicData uri="http://schemas.openxmlformats.org/drawingml/2006/picture">
+                <pic:pic xmlns:pic="http://schemas.openxmlformats.org/drawingml/2006/picture">
+                  <pic:nvPicPr>
+                    <pic:cNvPr id="250287011" name="Picture 1" descr="A black background with white text&#10;&#10;Description automatically generated"/>
+                    <pic:cNvPicPr/>
+                  </pic:nvPicPr>
+                  <pic:blipFill>
+                    <a:blip r:embed="rId7"/>
+                    <a:stretch>
+                      <a:fillRect/>
+                    </a:stretch>
+                  </pic:blipFill>
+                  <pic:spPr>
+                    <a:xfrm>
+                      <a:off x="0" y="0"/>
+                      <a:ext cx="4029637" cy="924054"/>
+                    </a:xfrm>
+                    <a:prstGeom prst="rect">
+                      <a:avLst/>
+                    </a:prstGeom>
+                  </pic:spPr>
+                </pic:pic>
+              </a:graphicData>
+            </a:graphic>
+          </wp:inline>
+        </w:drawing>
       </w:r>
     </w:p>
     <w:p>
@@ -2832,6 +3376,118 @@
     </w:lvl>
   </w:abstractNum>
   <w:abstractNum w:abstractNumId="8" w15:restartNumberingAfterBreak="0">
+    <w:nsid w:val="137945F3"/>
+    <w:multiLevelType w:val="hybridMultilevel"/>
+    <w:tmpl w:val="E1D0AA26"/>
+    <w:lvl w:ilvl="0" w:tplc="984E6B90">
+      <w:numFmt w:val="bullet"/>
+      <w:lvlText w:val="-"/>
+      <w:lvlJc w:val="left"/>
+      <w:pPr>
+        <w:ind w:left="1080" w:hanging="360"/>
+      </w:pPr>
+      <w:rPr>
+        <w:rFonts w:ascii="Times New Roman" w:eastAsiaTheme="minorHAnsi" w:hAnsi="Times New Roman" w:cs="Times New Roman" w:hint="default"/>
+      </w:rPr>
+    </w:lvl>
+    <w:lvl w:ilvl="1" w:tplc="04090003" w:tentative="1">
+      <w:start w:val="1"/>
+      <w:numFmt w:val="bullet"/>
+      <w:lvlText w:val="o"/>
+      <w:lvlJc w:val="left"/>
+      <w:pPr>
+        <w:ind w:left="1800" w:hanging="360"/>
+      </w:pPr>
+      <w:rPr>
+        <w:rFonts w:ascii="Courier New" w:hAnsi="Courier New" w:cs="Courier New" w:hint="default"/>
+      </w:rPr>
+    </w:lvl>
+    <w:lvl w:ilvl="2" w:tplc="04090005" w:tentative="1">
+      <w:start w:val="1"/>
+      <w:numFmt w:val="bullet"/>
+      <w:lvlText w:val=""/>
+      <w:lvlJc w:val="left"/>
+      <w:pPr>
+        <w:ind w:left="2520" w:hanging="360"/>
+      </w:pPr>
+      <w:rPr>
+        <w:rFonts w:ascii="Wingdings" w:hAnsi="Wingdings" w:hint="default"/>
+      </w:rPr>
+    </w:lvl>
+    <w:lvl w:ilvl="3" w:tplc="04090001" w:tentative="1">
+      <w:start w:val="1"/>
+      <w:numFmt w:val="bullet"/>
+      <w:lvlText w:val=""/>
+      <w:lvlJc w:val="left"/>
+      <w:pPr>
+        <w:ind w:left="3240" w:hanging="360"/>
+      </w:pPr>
+      <w:rPr>
+        <w:rFonts w:ascii="Symbol" w:hAnsi="Symbol" w:hint="default"/>
+      </w:rPr>
+    </w:lvl>
+    <w:lvl w:ilvl="4" w:tplc="04090003" w:tentative="1">
+      <w:start w:val="1"/>
+      <w:numFmt w:val="bullet"/>
+      <w:lvlText w:val="o"/>
+      <w:lvlJc w:val="left"/>
+      <w:pPr>
+        <w:ind w:left="3960" w:hanging="360"/>
+      </w:pPr>
+      <w:rPr>
+        <w:rFonts w:ascii="Courier New" w:hAnsi="Courier New" w:cs="Courier New" w:hint="default"/>
+      </w:rPr>
+    </w:lvl>
+    <w:lvl w:ilvl="5" w:tplc="04090005" w:tentative="1">
+      <w:start w:val="1"/>
+      <w:numFmt w:val="bullet"/>
+      <w:lvlText w:val=""/>
+      <w:lvlJc w:val="left"/>
+      <w:pPr>
+        <w:ind w:left="4680" w:hanging="360"/>
+      </w:pPr>
+      <w:rPr>
+        <w:rFonts w:ascii="Wingdings" w:hAnsi="Wingdings" w:hint="default"/>
+      </w:rPr>
+    </w:lvl>
+    <w:lvl w:ilvl="6" w:tplc="04090001" w:tentative="1">
+      <w:start w:val="1"/>
+      <w:numFmt w:val="bullet"/>
+      <w:lvlText w:val=""/>
+      <w:lvlJc w:val="left"/>
+      <w:pPr>
+        <w:ind w:left="5400" w:hanging="360"/>
+      </w:pPr>
+      <w:rPr>
+        <w:rFonts w:ascii="Symbol" w:hAnsi="Symbol" w:hint="default"/>
+      </w:rPr>
+    </w:lvl>
+    <w:lvl w:ilvl="7" w:tplc="04090003" w:tentative="1">
+      <w:start w:val="1"/>
+      <w:numFmt w:val="bullet"/>
+      <w:lvlText w:val="o"/>
+      <w:lvlJc w:val="left"/>
+      <w:pPr>
+        <w:ind w:left="6120" w:hanging="360"/>
+      </w:pPr>
+      <w:rPr>
+        <w:rFonts w:ascii="Courier New" w:hAnsi="Courier New" w:cs="Courier New" w:hint="default"/>
+      </w:rPr>
+    </w:lvl>
+    <w:lvl w:ilvl="8" w:tplc="04090005" w:tentative="1">
+      <w:start w:val="1"/>
+      <w:numFmt w:val="bullet"/>
+      <w:lvlText w:val=""/>
+      <w:lvlJc w:val="left"/>
+      <w:pPr>
+        <w:ind w:left="6840" w:hanging="360"/>
+      </w:pPr>
+      <w:rPr>
+        <w:rFonts w:ascii="Wingdings" w:hAnsi="Wingdings" w:hint="default"/>
+      </w:rPr>
+    </w:lvl>
+  </w:abstractNum>
+  <w:abstractNum w:abstractNumId="9" w15:restartNumberingAfterBreak="0">
     <w:nsid w:val="1B5D714A"/>
     <w:multiLevelType w:val="hybridMultilevel"/>
     <w:tmpl w:val="91ECA1B6"/>
@@ -2920,7 +3576,7 @@
       </w:pPr>
     </w:lvl>
   </w:abstractNum>
-  <w:abstractNum w:abstractNumId="9" w15:restartNumberingAfterBreak="0">
+  <w:abstractNum w:abstractNumId="10" w15:restartNumberingAfterBreak="0">
     <w:nsid w:val="20687943"/>
     <w:multiLevelType w:val="multilevel"/>
     <w:tmpl w:val="940AB698"/>
@@ -3069,7 +3725,7 @@
       </w:rPr>
     </w:lvl>
   </w:abstractNum>
-  <w:abstractNum w:abstractNumId="10" w15:restartNumberingAfterBreak="0">
+  <w:abstractNum w:abstractNumId="11" w15:restartNumberingAfterBreak="0">
     <w:nsid w:val="25660680"/>
     <w:multiLevelType w:val="hybridMultilevel"/>
     <w:tmpl w:val="CC8828A6"/>
@@ -3181,7 +3837,7 @@
       </w:rPr>
     </w:lvl>
   </w:abstractNum>
-  <w:abstractNum w:abstractNumId="11" w15:restartNumberingAfterBreak="0">
+  <w:abstractNum w:abstractNumId="12" w15:restartNumberingAfterBreak="0">
     <w:nsid w:val="27EC41AC"/>
     <w:multiLevelType w:val="hybridMultilevel"/>
     <w:tmpl w:val="257A085C"/>
@@ -3293,7 +3949,7 @@
       </w:rPr>
     </w:lvl>
   </w:abstractNum>
-  <w:abstractNum w:abstractNumId="12" w15:restartNumberingAfterBreak="0">
+  <w:abstractNum w:abstractNumId="13" w15:restartNumberingAfterBreak="0">
     <w:nsid w:val="301D7DCA"/>
     <w:multiLevelType w:val="hybridMultilevel"/>
     <w:tmpl w:val="8B1427C6"/>
@@ -3405,7 +4061,7 @@
       </w:rPr>
     </w:lvl>
   </w:abstractNum>
-  <w:abstractNum w:abstractNumId="13" w15:restartNumberingAfterBreak="0">
+  <w:abstractNum w:abstractNumId="14" w15:restartNumberingAfterBreak="0">
     <w:nsid w:val="37767074"/>
     <w:multiLevelType w:val="hybridMultilevel"/>
     <w:tmpl w:val="A5C28C00"/>
@@ -3518,7 +4174,7 @@
       </w:rPr>
     </w:lvl>
   </w:abstractNum>
-  <w:abstractNum w:abstractNumId="14" w15:restartNumberingAfterBreak="0">
+  <w:abstractNum w:abstractNumId="15" w15:restartNumberingAfterBreak="0">
     <w:nsid w:val="40110DC8"/>
     <w:multiLevelType w:val="hybridMultilevel"/>
     <w:tmpl w:val="1098EC44"/>
@@ -3631,7 +4287,7 @@
       </w:rPr>
     </w:lvl>
   </w:abstractNum>
-  <w:abstractNum w:abstractNumId="15" w15:restartNumberingAfterBreak="0">
+  <w:abstractNum w:abstractNumId="16" w15:restartNumberingAfterBreak="0">
     <w:nsid w:val="427A7476"/>
     <w:multiLevelType w:val="hybridMultilevel"/>
     <w:tmpl w:val="BCBC1A54"/>
@@ -3744,7 +4400,7 @@
       </w:rPr>
     </w:lvl>
   </w:abstractNum>
-  <w:abstractNum w:abstractNumId="16" w15:restartNumberingAfterBreak="0">
+  <w:abstractNum w:abstractNumId="17" w15:restartNumberingAfterBreak="0">
     <w:nsid w:val="44B10E2C"/>
     <w:multiLevelType w:val="hybridMultilevel"/>
     <w:tmpl w:val="91DC5200"/>
@@ -3856,7 +4512,7 @@
       </w:rPr>
     </w:lvl>
   </w:abstractNum>
-  <w:abstractNum w:abstractNumId="17" w15:restartNumberingAfterBreak="0">
+  <w:abstractNum w:abstractNumId="18" w15:restartNumberingAfterBreak="0">
     <w:nsid w:val="47717CF3"/>
     <w:multiLevelType w:val="hybridMultilevel"/>
     <w:tmpl w:val="AD38C92C"/>
@@ -3969,7 +4625,7 @@
       </w:rPr>
     </w:lvl>
   </w:abstractNum>
-  <w:abstractNum w:abstractNumId="18" w15:restartNumberingAfterBreak="0">
+  <w:abstractNum w:abstractNumId="19" w15:restartNumberingAfterBreak="0">
     <w:nsid w:val="4E45610D"/>
     <w:multiLevelType w:val="hybridMultilevel"/>
     <w:tmpl w:val="8AFC5FEE"/>
@@ -4081,7 +4737,7 @@
       </w:rPr>
     </w:lvl>
   </w:abstractNum>
-  <w:abstractNum w:abstractNumId="19" w15:restartNumberingAfterBreak="0">
+  <w:abstractNum w:abstractNumId="20" w15:restartNumberingAfterBreak="0">
     <w:nsid w:val="581026CC"/>
     <w:multiLevelType w:val="hybridMultilevel"/>
     <w:tmpl w:val="8B62AF4C"/>
@@ -4194,7 +4850,7 @@
       </w:rPr>
     </w:lvl>
   </w:abstractNum>
-  <w:abstractNum w:abstractNumId="20" w15:restartNumberingAfterBreak="0">
+  <w:abstractNum w:abstractNumId="21" w15:restartNumberingAfterBreak="0">
     <w:nsid w:val="5E0F2477"/>
     <w:multiLevelType w:val="multilevel"/>
     <w:tmpl w:val="221E55E4"/>
@@ -4343,7 +4999,7 @@
       </w:rPr>
     </w:lvl>
   </w:abstractNum>
-  <w:abstractNum w:abstractNumId="21" w15:restartNumberingAfterBreak="0">
+  <w:abstractNum w:abstractNumId="22" w15:restartNumberingAfterBreak="0">
     <w:nsid w:val="7A57358E"/>
     <w:multiLevelType w:val="multilevel"/>
     <w:tmpl w:val="B330DE74"/>
@@ -4492,7 +5148,7 @@
       </w:rPr>
     </w:lvl>
   </w:abstractNum>
-  <w:abstractNum w:abstractNumId="22" w15:restartNumberingAfterBreak="0">
+  <w:abstractNum w:abstractNumId="23" w15:restartNumberingAfterBreak="0">
     <w:nsid w:val="7C371BCA"/>
     <w:multiLevelType w:val="hybridMultilevel"/>
     <w:tmpl w:val="7898EE18"/>
@@ -4605,7 +5261,7 @@
       </w:rPr>
     </w:lvl>
   </w:abstractNum>
-  <w:abstractNum w:abstractNumId="23" w15:restartNumberingAfterBreak="0">
+  <w:abstractNum w:abstractNumId="24" w15:restartNumberingAfterBreak="0">
     <w:nsid w:val="7D7970EB"/>
     <w:multiLevelType w:val="hybridMultilevel"/>
     <w:tmpl w:val="F83EF5DC"/>
@@ -4695,34 +5351,34 @@
     </w:lvl>
   </w:abstractNum>
   <w:num w:numId="1" w16cid:durableId="1494180743">
-    <w:abstractNumId w:val="23"/>
+    <w:abstractNumId w:val="24"/>
   </w:num>
   <w:num w:numId="2" w16cid:durableId="869535664">
     <w:abstractNumId w:val="0"/>
   </w:num>
   <w:num w:numId="3" w16cid:durableId="569847942">
-    <w:abstractNumId w:val="13"/>
+    <w:abstractNumId w:val="14"/>
   </w:num>
   <w:num w:numId="4" w16cid:durableId="658774072">
-    <w:abstractNumId w:val="17"/>
+    <w:abstractNumId w:val="18"/>
   </w:num>
   <w:num w:numId="5" w16cid:durableId="422454624">
-    <w:abstractNumId w:val="15"/>
+    <w:abstractNumId w:val="16"/>
   </w:num>
   <w:num w:numId="6" w16cid:durableId="145514290">
     <w:abstractNumId w:val="5"/>
   </w:num>
   <w:num w:numId="7" w16cid:durableId="1492022925">
-    <w:abstractNumId w:val="20"/>
+    <w:abstractNumId w:val="21"/>
   </w:num>
   <w:num w:numId="8" w16cid:durableId="92475682">
     <w:abstractNumId w:val="6"/>
   </w:num>
   <w:num w:numId="9" w16cid:durableId="1428427106">
-    <w:abstractNumId w:val="21"/>
+    <w:abstractNumId w:val="22"/>
   </w:num>
   <w:num w:numId="10" w16cid:durableId="1961060685">
-    <w:abstractNumId w:val="22"/>
+    <w:abstractNumId w:val="23"/>
   </w:num>
   <w:num w:numId="11" w16cid:durableId="201019243">
     <w:abstractNumId w:val="2"/>
@@ -4731,25 +5387,25 @@
     <w:abstractNumId w:val="4"/>
   </w:num>
   <w:num w:numId="13" w16cid:durableId="1521580962">
-    <w:abstractNumId w:val="19"/>
+    <w:abstractNumId w:val="20"/>
   </w:num>
   <w:num w:numId="14" w16cid:durableId="478110281">
-    <w:abstractNumId w:val="9"/>
+    <w:abstractNumId w:val="10"/>
   </w:num>
   <w:num w:numId="15" w16cid:durableId="1540819371">
     <w:abstractNumId w:val="1"/>
   </w:num>
   <w:num w:numId="16" w16cid:durableId="548032682">
-    <w:abstractNumId w:val="18"/>
+    <w:abstractNumId w:val="19"/>
   </w:num>
   <w:num w:numId="17" w16cid:durableId="1148789640">
+    <w:abstractNumId w:val="12"/>
+  </w:num>
+  <w:num w:numId="18" w16cid:durableId="1911848353">
     <w:abstractNumId w:val="11"/>
   </w:num>
-  <w:num w:numId="18" w16cid:durableId="1911848353">
-    <w:abstractNumId w:val="10"/>
-  </w:num>
   <w:num w:numId="19" w16cid:durableId="1719208326">
-    <w:abstractNumId w:val="14"/>
+    <w:abstractNumId w:val="15"/>
   </w:num>
   <w:num w:numId="20" w16cid:durableId="785392966">
     <w:abstractNumId w:val="7"/>
@@ -4758,13 +5414,16 @@
     <w:abstractNumId w:val="3"/>
   </w:num>
   <w:num w:numId="22" w16cid:durableId="1908225835">
-    <w:abstractNumId w:val="8"/>
+    <w:abstractNumId w:val="9"/>
   </w:num>
   <w:num w:numId="23" w16cid:durableId="1493720001">
-    <w:abstractNumId w:val="16"/>
+    <w:abstractNumId w:val="17"/>
   </w:num>
   <w:num w:numId="24" w16cid:durableId="1073626782">
-    <w:abstractNumId w:val="12"/>
+    <w:abstractNumId w:val="13"/>
+  </w:num>
+  <w:num w:numId="25" w16cid:durableId="1486359320">
+    <w:abstractNumId w:val="8"/>
   </w:num>
 </w:numbering>
 </file>

--- a/BT Git 2.docx
+++ b/BT Git 2.docx
@@ -28,14 +28,196 @@
           <w:szCs w:val="28"/>
         </w:rPr>
       </w:pPr>
-      <w:r>
-        <w:rPr>
-          <w:rFonts w:ascii="Times New Roman" w:hAnsi="Times New Roman" w:cs="Times New Roman"/>
-          <w:sz w:val="28"/>
-          <w:szCs w:val="28"/>
-        </w:rPr>
-        <w:t>Giải thích và cho ví dụ minh họa các câu sau</w:t>
-      </w:r>
+      <w:proofErr w:type="spellStart"/>
+      <w:r>
+        <w:rPr>
+          <w:rFonts w:ascii="Times New Roman" w:hAnsi="Times New Roman" w:cs="Times New Roman"/>
+          <w:sz w:val="28"/>
+          <w:szCs w:val="28"/>
+        </w:rPr>
+        <w:t>Giải</w:t>
+      </w:r>
+      <w:proofErr w:type="spellEnd"/>
+      <w:r>
+        <w:rPr>
+          <w:rFonts w:ascii="Times New Roman" w:hAnsi="Times New Roman" w:cs="Times New Roman"/>
+          <w:sz w:val="28"/>
+          <w:szCs w:val="28"/>
+        </w:rPr>
+        <w:t xml:space="preserve"> </w:t>
+      </w:r>
+      <w:proofErr w:type="spellStart"/>
+      <w:r>
+        <w:rPr>
+          <w:rFonts w:ascii="Times New Roman" w:hAnsi="Times New Roman" w:cs="Times New Roman"/>
+          <w:sz w:val="28"/>
+          <w:szCs w:val="28"/>
+        </w:rPr>
+        <w:t>thích</w:t>
+      </w:r>
+      <w:proofErr w:type="spellEnd"/>
+      <w:r>
+        <w:rPr>
+          <w:rFonts w:ascii="Times New Roman" w:hAnsi="Times New Roman" w:cs="Times New Roman"/>
+          <w:sz w:val="28"/>
+          <w:szCs w:val="28"/>
+        </w:rPr>
+        <w:t xml:space="preserve"> </w:t>
+      </w:r>
+      <w:proofErr w:type="spellStart"/>
+      <w:r>
+        <w:rPr>
+          <w:rFonts w:ascii="Times New Roman" w:hAnsi="Times New Roman" w:cs="Times New Roman"/>
+          <w:sz w:val="28"/>
+          <w:szCs w:val="28"/>
+        </w:rPr>
+        <w:t>và</w:t>
+      </w:r>
+      <w:proofErr w:type="spellEnd"/>
+      <w:r>
+        <w:rPr>
+          <w:rFonts w:ascii="Times New Roman" w:hAnsi="Times New Roman" w:cs="Times New Roman"/>
+          <w:sz w:val="28"/>
+          <w:szCs w:val="28"/>
+        </w:rPr>
+        <w:t xml:space="preserve"> </w:t>
+      </w:r>
+      <w:proofErr w:type="spellStart"/>
+      <w:r>
+        <w:rPr>
+          <w:rFonts w:ascii="Times New Roman" w:hAnsi="Times New Roman" w:cs="Times New Roman"/>
+          <w:sz w:val="28"/>
+          <w:szCs w:val="28"/>
+        </w:rPr>
+        <w:t>cho</w:t>
+      </w:r>
+      <w:proofErr w:type="spellEnd"/>
+      <w:r>
+        <w:rPr>
+          <w:rFonts w:ascii="Times New Roman" w:hAnsi="Times New Roman" w:cs="Times New Roman"/>
+          <w:sz w:val="28"/>
+          <w:szCs w:val="28"/>
+        </w:rPr>
+        <w:t xml:space="preserve"> </w:t>
+      </w:r>
+      <w:proofErr w:type="spellStart"/>
+      <w:r>
+        <w:rPr>
+          <w:rFonts w:ascii="Times New Roman" w:hAnsi="Times New Roman" w:cs="Times New Roman"/>
+          <w:sz w:val="28"/>
+          <w:szCs w:val="28"/>
+        </w:rPr>
+        <w:t>ví</w:t>
+      </w:r>
+      <w:proofErr w:type="spellEnd"/>
+      <w:r>
+        <w:rPr>
+          <w:rFonts w:ascii="Times New Roman" w:hAnsi="Times New Roman" w:cs="Times New Roman"/>
+          <w:sz w:val="28"/>
+          <w:szCs w:val="28"/>
+        </w:rPr>
+        <w:t xml:space="preserve"> </w:t>
+      </w:r>
+      <w:proofErr w:type="spellStart"/>
+      <w:r>
+        <w:rPr>
+          <w:rFonts w:ascii="Times New Roman" w:hAnsi="Times New Roman" w:cs="Times New Roman"/>
+          <w:sz w:val="28"/>
+          <w:szCs w:val="28"/>
+        </w:rPr>
+        <w:t>dụ</w:t>
+      </w:r>
+      <w:proofErr w:type="spellEnd"/>
+      <w:r>
+        <w:rPr>
+          <w:rFonts w:ascii="Times New Roman" w:hAnsi="Times New Roman" w:cs="Times New Roman"/>
+          <w:sz w:val="28"/>
+          <w:szCs w:val="28"/>
+        </w:rPr>
+        <w:t xml:space="preserve"> </w:t>
+      </w:r>
+      <w:proofErr w:type="spellStart"/>
+      <w:r>
+        <w:rPr>
+          <w:rFonts w:ascii="Times New Roman" w:hAnsi="Times New Roman" w:cs="Times New Roman"/>
+          <w:sz w:val="28"/>
+          <w:szCs w:val="28"/>
+        </w:rPr>
+        <w:t>minh</w:t>
+      </w:r>
+      <w:proofErr w:type="spellEnd"/>
+      <w:r>
+        <w:rPr>
+          <w:rFonts w:ascii="Times New Roman" w:hAnsi="Times New Roman" w:cs="Times New Roman"/>
+          <w:sz w:val="28"/>
+          <w:szCs w:val="28"/>
+        </w:rPr>
+        <w:t xml:space="preserve"> </w:t>
+      </w:r>
+      <w:proofErr w:type="spellStart"/>
+      <w:r>
+        <w:rPr>
+          <w:rFonts w:ascii="Times New Roman" w:hAnsi="Times New Roman" w:cs="Times New Roman"/>
+          <w:sz w:val="28"/>
+          <w:szCs w:val="28"/>
+        </w:rPr>
+        <w:t>họa</w:t>
+      </w:r>
+      <w:proofErr w:type="spellEnd"/>
+      <w:r>
+        <w:rPr>
+          <w:rFonts w:ascii="Times New Roman" w:hAnsi="Times New Roman" w:cs="Times New Roman"/>
+          <w:sz w:val="28"/>
+          <w:szCs w:val="28"/>
+        </w:rPr>
+        <w:t xml:space="preserve"> </w:t>
+      </w:r>
+      <w:proofErr w:type="spellStart"/>
+      <w:r>
+        <w:rPr>
+          <w:rFonts w:ascii="Times New Roman" w:hAnsi="Times New Roman" w:cs="Times New Roman"/>
+          <w:sz w:val="28"/>
+          <w:szCs w:val="28"/>
+        </w:rPr>
+        <w:t>các</w:t>
+      </w:r>
+      <w:proofErr w:type="spellEnd"/>
+      <w:r>
+        <w:rPr>
+          <w:rFonts w:ascii="Times New Roman" w:hAnsi="Times New Roman" w:cs="Times New Roman"/>
+          <w:sz w:val="28"/>
+          <w:szCs w:val="28"/>
+        </w:rPr>
+        <w:t xml:space="preserve"> </w:t>
+      </w:r>
+      <w:proofErr w:type="spellStart"/>
+      <w:r>
+        <w:rPr>
+          <w:rFonts w:ascii="Times New Roman" w:hAnsi="Times New Roman" w:cs="Times New Roman"/>
+          <w:sz w:val="28"/>
+          <w:szCs w:val="28"/>
+        </w:rPr>
+        <w:t>câu</w:t>
+      </w:r>
+      <w:proofErr w:type="spellEnd"/>
+      <w:r>
+        <w:rPr>
+          <w:rFonts w:ascii="Times New Roman" w:hAnsi="Times New Roman" w:cs="Times New Roman"/>
+          <w:sz w:val="28"/>
+          <w:szCs w:val="28"/>
+        </w:rPr>
+        <w:t xml:space="preserve"> </w:t>
+      </w:r>
+      <w:proofErr w:type="spellStart"/>
+      <w:r>
+        <w:rPr>
+          <w:rFonts w:ascii="Times New Roman" w:hAnsi="Times New Roman" w:cs="Times New Roman"/>
+          <w:sz w:val="28"/>
+          <w:szCs w:val="28"/>
+        </w:rPr>
+        <w:t>sau</w:t>
+      </w:r>
+      <w:proofErr w:type="spellEnd"/>
     </w:p>
     <w:p>
       <w:pPr>
@@ -50,14 +232,106 @@
           <w:szCs w:val="28"/>
         </w:rPr>
       </w:pPr>
-      <w:r>
-        <w:rPr>
-          <w:rFonts w:ascii="Times New Roman" w:hAnsi="Times New Roman" w:cs="Times New Roman"/>
-          <w:sz w:val="28"/>
-          <w:szCs w:val="28"/>
-        </w:rPr>
-        <w:t>Phân biệt các cấp độ reset</w:t>
-      </w:r>
+      <w:proofErr w:type="spellStart"/>
+      <w:r>
+        <w:rPr>
+          <w:rFonts w:ascii="Times New Roman" w:hAnsi="Times New Roman" w:cs="Times New Roman"/>
+          <w:sz w:val="28"/>
+          <w:szCs w:val="28"/>
+        </w:rPr>
+        <w:t>Phân</w:t>
+      </w:r>
+      <w:proofErr w:type="spellEnd"/>
+      <w:r>
+        <w:rPr>
+          <w:rFonts w:ascii="Times New Roman" w:hAnsi="Times New Roman" w:cs="Times New Roman"/>
+          <w:sz w:val="28"/>
+          <w:szCs w:val="28"/>
+        </w:rPr>
+        <w:t xml:space="preserve"> </w:t>
+      </w:r>
+      <w:proofErr w:type="spellStart"/>
+      <w:r>
+        <w:rPr>
+          <w:rFonts w:ascii="Times New Roman" w:hAnsi="Times New Roman" w:cs="Times New Roman"/>
+          <w:sz w:val="28"/>
+          <w:szCs w:val="28"/>
+        </w:rPr>
+        <w:t>biệt</w:t>
+      </w:r>
+      <w:proofErr w:type="spellEnd"/>
+      <w:r>
+        <w:rPr>
+          <w:rFonts w:ascii="Times New Roman" w:hAnsi="Times New Roman" w:cs="Times New Roman"/>
+          <w:sz w:val="28"/>
+          <w:szCs w:val="28"/>
+        </w:rPr>
+        <w:t xml:space="preserve"> </w:t>
+      </w:r>
+      <w:proofErr w:type="spellStart"/>
+      <w:r>
+        <w:rPr>
+          <w:rFonts w:ascii="Times New Roman" w:hAnsi="Times New Roman" w:cs="Times New Roman"/>
+          <w:sz w:val="28"/>
+          <w:szCs w:val="28"/>
+        </w:rPr>
+        <w:t>các</w:t>
+      </w:r>
+      <w:proofErr w:type="spellEnd"/>
+      <w:r>
+        <w:rPr>
+          <w:rFonts w:ascii="Times New Roman" w:hAnsi="Times New Roman" w:cs="Times New Roman"/>
+          <w:sz w:val="28"/>
+          <w:szCs w:val="28"/>
+        </w:rPr>
+        <w:t xml:space="preserve"> </w:t>
+      </w:r>
+      <w:proofErr w:type="spellStart"/>
+      <w:r>
+        <w:rPr>
+          <w:rFonts w:ascii="Times New Roman" w:hAnsi="Times New Roman" w:cs="Times New Roman"/>
+          <w:sz w:val="28"/>
+          <w:szCs w:val="28"/>
+        </w:rPr>
+        <w:t>cấp</w:t>
+      </w:r>
+      <w:proofErr w:type="spellEnd"/>
+      <w:r>
+        <w:rPr>
+          <w:rFonts w:ascii="Times New Roman" w:hAnsi="Times New Roman" w:cs="Times New Roman"/>
+          <w:sz w:val="28"/>
+          <w:szCs w:val="28"/>
+        </w:rPr>
+        <w:t xml:space="preserve"> </w:t>
+      </w:r>
+      <w:proofErr w:type="spellStart"/>
+      <w:r>
+        <w:rPr>
+          <w:rFonts w:ascii="Times New Roman" w:hAnsi="Times New Roman" w:cs="Times New Roman"/>
+          <w:sz w:val="28"/>
+          <w:szCs w:val="28"/>
+        </w:rPr>
+        <w:t>độ</w:t>
+      </w:r>
+      <w:proofErr w:type="spellEnd"/>
+      <w:r>
+        <w:rPr>
+          <w:rFonts w:ascii="Times New Roman" w:hAnsi="Times New Roman" w:cs="Times New Roman"/>
+          <w:sz w:val="28"/>
+          <w:szCs w:val="28"/>
+        </w:rPr>
+        <w:t xml:space="preserve"> </w:t>
+      </w:r>
+      <w:proofErr w:type="gramStart"/>
+      <w:r>
+        <w:rPr>
+          <w:rFonts w:ascii="Times New Roman" w:hAnsi="Times New Roman" w:cs="Times New Roman"/>
+          <w:sz w:val="28"/>
+          <w:szCs w:val="28"/>
+        </w:rPr>
+        <w:t>reset</w:t>
+      </w:r>
+      <w:proofErr w:type="gramEnd"/>
     </w:p>
     <w:p>
       <w:pPr>
@@ -72,14 +346,34 @@
           <w:szCs w:val="28"/>
         </w:rPr>
       </w:pPr>
-      <w:r>
-        <w:rPr>
-          <w:rFonts w:ascii="Times New Roman" w:hAnsi="Times New Roman" w:cs="Times New Roman"/>
-          <w:sz w:val="28"/>
-          <w:szCs w:val="28"/>
-        </w:rPr>
-        <w:t>Phân biệt</w:t>
-      </w:r>
+      <w:proofErr w:type="spellStart"/>
+      <w:r>
+        <w:rPr>
+          <w:rFonts w:ascii="Times New Roman" w:hAnsi="Times New Roman" w:cs="Times New Roman"/>
+          <w:sz w:val="28"/>
+          <w:szCs w:val="28"/>
+        </w:rPr>
+        <w:t>Phân</w:t>
+      </w:r>
+      <w:proofErr w:type="spellEnd"/>
+      <w:r>
+        <w:rPr>
+          <w:rFonts w:ascii="Times New Roman" w:hAnsi="Times New Roman" w:cs="Times New Roman"/>
+          <w:sz w:val="28"/>
+          <w:szCs w:val="28"/>
+        </w:rPr>
+        <w:t xml:space="preserve"> </w:t>
+      </w:r>
+      <w:proofErr w:type="spellStart"/>
+      <w:r>
+        <w:rPr>
+          <w:rFonts w:ascii="Times New Roman" w:hAnsi="Times New Roman" w:cs="Times New Roman"/>
+          <w:sz w:val="28"/>
+          <w:szCs w:val="28"/>
+        </w:rPr>
+        <w:t>biệt</w:t>
+      </w:r>
+      <w:proofErr w:type="spellEnd"/>
       <w:r>
         <w:rPr>
           <w:rFonts w:ascii="Times New Roman" w:hAnsi="Times New Roman" w:cs="Times New Roman"/>
@@ -96,8 +390,36 @@
           <w:sz w:val="28"/>
           <w:szCs w:val="28"/>
         </w:rPr>
-        <w:t>Merge và rebase</w:t>
-      </w:r>
+        <w:t xml:space="preserve">Merge </w:t>
+      </w:r>
+      <w:proofErr w:type="spellStart"/>
+      <w:r>
+        <w:rPr>
+          <w:rFonts w:ascii="Times New Roman" w:hAnsi="Times New Roman" w:cs="Times New Roman"/>
+          <w:sz w:val="28"/>
+          <w:szCs w:val="28"/>
+        </w:rPr>
+        <w:t>và</w:t>
+      </w:r>
+      <w:proofErr w:type="spellEnd"/>
+      <w:r>
+        <w:rPr>
+          <w:rFonts w:ascii="Times New Roman" w:hAnsi="Times New Roman" w:cs="Times New Roman"/>
+          <w:sz w:val="28"/>
+          <w:szCs w:val="28"/>
+        </w:rPr>
+        <w:t xml:space="preserve"> </w:t>
+      </w:r>
+      <w:proofErr w:type="gramStart"/>
+      <w:r>
+        <w:rPr>
+          <w:rFonts w:ascii="Times New Roman" w:hAnsi="Times New Roman" w:cs="Times New Roman"/>
+          <w:sz w:val="28"/>
+          <w:szCs w:val="28"/>
+        </w:rPr>
+        <w:t>rebase</w:t>
+      </w:r>
+      <w:proofErr w:type="gramEnd"/>
     </w:p>
     <w:p>
       <w:pPr>
@@ -112,14 +434,70 @@
           <w:szCs w:val="28"/>
         </w:rPr>
       </w:pPr>
-      <w:r>
-        <w:rPr>
-          <w:rFonts w:ascii="Times New Roman" w:hAnsi="Times New Roman" w:cs="Times New Roman"/>
-          <w:sz w:val="28"/>
-          <w:szCs w:val="28"/>
-        </w:rPr>
-        <w:t>Phân biệt pull và fetch</w:t>
-      </w:r>
+      <w:proofErr w:type="spellStart"/>
+      <w:r>
+        <w:rPr>
+          <w:rFonts w:ascii="Times New Roman" w:hAnsi="Times New Roman" w:cs="Times New Roman"/>
+          <w:sz w:val="28"/>
+          <w:szCs w:val="28"/>
+        </w:rPr>
+        <w:t>Phân</w:t>
+      </w:r>
+      <w:proofErr w:type="spellEnd"/>
+      <w:r>
+        <w:rPr>
+          <w:rFonts w:ascii="Times New Roman" w:hAnsi="Times New Roman" w:cs="Times New Roman"/>
+          <w:sz w:val="28"/>
+          <w:szCs w:val="28"/>
+        </w:rPr>
+        <w:t xml:space="preserve"> </w:t>
+      </w:r>
+      <w:proofErr w:type="spellStart"/>
+      <w:r>
+        <w:rPr>
+          <w:rFonts w:ascii="Times New Roman" w:hAnsi="Times New Roman" w:cs="Times New Roman"/>
+          <w:sz w:val="28"/>
+          <w:szCs w:val="28"/>
+        </w:rPr>
+        <w:t>biệt</w:t>
+      </w:r>
+      <w:proofErr w:type="spellEnd"/>
+      <w:r>
+        <w:rPr>
+          <w:rFonts w:ascii="Times New Roman" w:hAnsi="Times New Roman" w:cs="Times New Roman"/>
+          <w:sz w:val="28"/>
+          <w:szCs w:val="28"/>
+        </w:rPr>
+        <w:t xml:space="preserve"> pull </w:t>
+      </w:r>
+      <w:proofErr w:type="spellStart"/>
+      <w:r>
+        <w:rPr>
+          <w:rFonts w:ascii="Times New Roman" w:hAnsi="Times New Roman" w:cs="Times New Roman"/>
+          <w:sz w:val="28"/>
+          <w:szCs w:val="28"/>
+        </w:rPr>
+        <w:t>và</w:t>
+      </w:r>
+      <w:proofErr w:type="spellEnd"/>
+      <w:r>
+        <w:rPr>
+          <w:rFonts w:ascii="Times New Roman" w:hAnsi="Times New Roman" w:cs="Times New Roman"/>
+          <w:sz w:val="28"/>
+          <w:szCs w:val="28"/>
+        </w:rPr>
+        <w:t xml:space="preserve"> </w:t>
+      </w:r>
+      <w:proofErr w:type="gramStart"/>
+      <w:r>
+        <w:rPr>
+          <w:rFonts w:ascii="Times New Roman" w:hAnsi="Times New Roman" w:cs="Times New Roman"/>
+          <w:sz w:val="28"/>
+          <w:szCs w:val="28"/>
+        </w:rPr>
+        <w:t>fetch</w:t>
+      </w:r>
+      <w:proofErr w:type="gramEnd"/>
     </w:p>
     <w:p>
       <w:pPr>
@@ -140,7 +518,16 @@
           <w:sz w:val="28"/>
           <w:szCs w:val="28"/>
         </w:rPr>
-        <w:t>Cherry pick d</w:t>
+        <w:t xml:space="preserve">Cherry pick </w:t>
+      </w:r>
+      <w:proofErr w:type="spellStart"/>
+      <w:r>
+        <w:rPr>
+          <w:rFonts w:ascii="Times New Roman" w:hAnsi="Times New Roman" w:cs="Times New Roman"/>
+          <w:sz w:val="28"/>
+          <w:szCs w:val="28"/>
+        </w:rPr>
+        <w:t>d</w:t>
       </w:r>
       <w:r>
         <w:rPr>
@@ -156,15 +543,168 @@
           <w:sz w:val="28"/>
           <w:szCs w:val="28"/>
         </w:rPr>
-        <w:t>ng để làm gì?</w:t>
-      </w:r>
-      <w:r>
-        <w:rPr>
-          <w:rFonts w:ascii="Times New Roman" w:hAnsi="Times New Roman" w:cs="Times New Roman"/>
-          <w:sz w:val="28"/>
-          <w:szCs w:val="28"/>
-        </w:rPr>
-        <w:t xml:space="preserve"> Cách dùng như thế nào?</w:t>
+        <w:t>ng</w:t>
+      </w:r>
+      <w:proofErr w:type="spellEnd"/>
+      <w:r>
+        <w:rPr>
+          <w:rFonts w:ascii="Times New Roman" w:hAnsi="Times New Roman" w:cs="Times New Roman"/>
+          <w:sz w:val="28"/>
+          <w:szCs w:val="28"/>
+        </w:rPr>
+        <w:t xml:space="preserve"> </w:t>
+      </w:r>
+      <w:proofErr w:type="spellStart"/>
+      <w:r>
+        <w:rPr>
+          <w:rFonts w:ascii="Times New Roman" w:hAnsi="Times New Roman" w:cs="Times New Roman"/>
+          <w:sz w:val="28"/>
+          <w:szCs w:val="28"/>
+        </w:rPr>
+        <w:t>để</w:t>
+      </w:r>
+      <w:proofErr w:type="spellEnd"/>
+      <w:r>
+        <w:rPr>
+          <w:rFonts w:ascii="Times New Roman" w:hAnsi="Times New Roman" w:cs="Times New Roman"/>
+          <w:sz w:val="28"/>
+          <w:szCs w:val="28"/>
+        </w:rPr>
+        <w:t xml:space="preserve"> </w:t>
+      </w:r>
+      <w:proofErr w:type="spellStart"/>
+      <w:r>
+        <w:rPr>
+          <w:rFonts w:ascii="Times New Roman" w:hAnsi="Times New Roman" w:cs="Times New Roman"/>
+          <w:sz w:val="28"/>
+          <w:szCs w:val="28"/>
+        </w:rPr>
+        <w:t>làm</w:t>
+      </w:r>
+      <w:proofErr w:type="spellEnd"/>
+      <w:r>
+        <w:rPr>
+          <w:rFonts w:ascii="Times New Roman" w:hAnsi="Times New Roman" w:cs="Times New Roman"/>
+          <w:sz w:val="28"/>
+          <w:szCs w:val="28"/>
+        </w:rPr>
+        <w:t xml:space="preserve"> </w:t>
+      </w:r>
+      <w:proofErr w:type="spellStart"/>
+      <w:r>
+        <w:rPr>
+          <w:rFonts w:ascii="Times New Roman" w:hAnsi="Times New Roman" w:cs="Times New Roman"/>
+          <w:sz w:val="28"/>
+          <w:szCs w:val="28"/>
+        </w:rPr>
+        <w:t>gì</w:t>
+      </w:r>
+      <w:proofErr w:type="spellEnd"/>
+      <w:r>
+        <w:rPr>
+          <w:rFonts w:ascii="Times New Roman" w:hAnsi="Times New Roman" w:cs="Times New Roman"/>
+          <w:sz w:val="28"/>
+          <w:szCs w:val="28"/>
+        </w:rPr>
+        <w:t>?</w:t>
+      </w:r>
+      <w:r>
+        <w:rPr>
+          <w:rFonts w:ascii="Times New Roman" w:hAnsi="Times New Roman" w:cs="Times New Roman"/>
+          <w:sz w:val="28"/>
+          <w:szCs w:val="28"/>
+        </w:rPr>
+        <w:t xml:space="preserve"> </w:t>
+      </w:r>
+      <w:proofErr w:type="spellStart"/>
+      <w:r>
+        <w:rPr>
+          <w:rFonts w:ascii="Times New Roman" w:hAnsi="Times New Roman" w:cs="Times New Roman"/>
+          <w:sz w:val="28"/>
+          <w:szCs w:val="28"/>
+        </w:rPr>
+        <w:t>Cách</w:t>
+      </w:r>
+      <w:proofErr w:type="spellEnd"/>
+      <w:r>
+        <w:rPr>
+          <w:rFonts w:ascii="Times New Roman" w:hAnsi="Times New Roman" w:cs="Times New Roman"/>
+          <w:sz w:val="28"/>
+          <w:szCs w:val="28"/>
+        </w:rPr>
+        <w:t xml:space="preserve"> </w:t>
+      </w:r>
+      <w:proofErr w:type="spellStart"/>
+      <w:r>
+        <w:rPr>
+          <w:rFonts w:ascii="Times New Roman" w:hAnsi="Times New Roman" w:cs="Times New Roman"/>
+          <w:sz w:val="28"/>
+          <w:szCs w:val="28"/>
+        </w:rPr>
+        <w:t>dùng</w:t>
+      </w:r>
+      <w:proofErr w:type="spellEnd"/>
+      <w:r>
+        <w:rPr>
+          <w:rFonts w:ascii="Times New Roman" w:hAnsi="Times New Roman" w:cs="Times New Roman"/>
+          <w:sz w:val="28"/>
+          <w:szCs w:val="28"/>
+        </w:rPr>
+        <w:t xml:space="preserve"> </w:t>
+      </w:r>
+      <w:proofErr w:type="spellStart"/>
+      <w:r>
+        <w:rPr>
+          <w:rFonts w:ascii="Times New Roman" w:hAnsi="Times New Roman" w:cs="Times New Roman"/>
+          <w:sz w:val="28"/>
+          <w:szCs w:val="28"/>
+        </w:rPr>
+        <w:t>như</w:t>
+      </w:r>
+      <w:proofErr w:type="spellEnd"/>
+      <w:r>
+        <w:rPr>
+          <w:rFonts w:ascii="Times New Roman" w:hAnsi="Times New Roman" w:cs="Times New Roman"/>
+          <w:sz w:val="28"/>
+          <w:szCs w:val="28"/>
+        </w:rPr>
+        <w:t xml:space="preserve"> </w:t>
+      </w:r>
+      <w:proofErr w:type="spellStart"/>
+      <w:r>
+        <w:rPr>
+          <w:rFonts w:ascii="Times New Roman" w:hAnsi="Times New Roman" w:cs="Times New Roman"/>
+          <w:sz w:val="28"/>
+          <w:szCs w:val="28"/>
+        </w:rPr>
+        <w:t>thế</w:t>
+      </w:r>
+      <w:proofErr w:type="spellEnd"/>
+      <w:r>
+        <w:rPr>
+          <w:rFonts w:ascii="Times New Roman" w:hAnsi="Times New Roman" w:cs="Times New Roman"/>
+          <w:sz w:val="28"/>
+          <w:szCs w:val="28"/>
+        </w:rPr>
+        <w:t xml:space="preserve"> </w:t>
+      </w:r>
+      <w:proofErr w:type="spellStart"/>
+      <w:r>
+        <w:rPr>
+          <w:rFonts w:ascii="Times New Roman" w:hAnsi="Times New Roman" w:cs="Times New Roman"/>
+          <w:sz w:val="28"/>
+          <w:szCs w:val="28"/>
+        </w:rPr>
+        <w:t>nào</w:t>
+      </w:r>
+      <w:proofErr w:type="spellEnd"/>
+      <w:r>
+        <w:rPr>
+          <w:rFonts w:ascii="Times New Roman" w:hAnsi="Times New Roman" w:cs="Times New Roman"/>
+          <w:sz w:val="28"/>
+          <w:szCs w:val="28"/>
+        </w:rPr>
+        <w:t>?</w:t>
       </w:r>
     </w:p>
     <w:p>
@@ -180,13 +720,77 @@
           <w:szCs w:val="28"/>
         </w:rPr>
       </w:pPr>
-      <w:r>
-        <w:rPr>
-          <w:rFonts w:ascii="Times New Roman" w:hAnsi="Times New Roman" w:cs="Times New Roman"/>
-          <w:sz w:val="28"/>
-          <w:szCs w:val="28"/>
-        </w:rPr>
-        <w:t>Hướng dẫn sử dụng stash</w:t>
+      <w:proofErr w:type="spellStart"/>
+      <w:r>
+        <w:rPr>
+          <w:rFonts w:ascii="Times New Roman" w:hAnsi="Times New Roman" w:cs="Times New Roman"/>
+          <w:sz w:val="28"/>
+          <w:szCs w:val="28"/>
+        </w:rPr>
+        <w:t>Hướng</w:t>
+      </w:r>
+      <w:proofErr w:type="spellEnd"/>
+      <w:r>
+        <w:rPr>
+          <w:rFonts w:ascii="Times New Roman" w:hAnsi="Times New Roman" w:cs="Times New Roman"/>
+          <w:sz w:val="28"/>
+          <w:szCs w:val="28"/>
+        </w:rPr>
+        <w:t xml:space="preserve"> </w:t>
+      </w:r>
+      <w:proofErr w:type="spellStart"/>
+      <w:r>
+        <w:rPr>
+          <w:rFonts w:ascii="Times New Roman" w:hAnsi="Times New Roman" w:cs="Times New Roman"/>
+          <w:sz w:val="28"/>
+          <w:szCs w:val="28"/>
+        </w:rPr>
+        <w:t>dẫn</w:t>
+      </w:r>
+      <w:proofErr w:type="spellEnd"/>
+      <w:r>
+        <w:rPr>
+          <w:rFonts w:ascii="Times New Roman" w:hAnsi="Times New Roman" w:cs="Times New Roman"/>
+          <w:sz w:val="28"/>
+          <w:szCs w:val="28"/>
+        </w:rPr>
+        <w:t xml:space="preserve"> </w:t>
+      </w:r>
+      <w:proofErr w:type="spellStart"/>
+      <w:r>
+        <w:rPr>
+          <w:rFonts w:ascii="Times New Roman" w:hAnsi="Times New Roman" w:cs="Times New Roman"/>
+          <w:sz w:val="28"/>
+          <w:szCs w:val="28"/>
+        </w:rPr>
+        <w:t>sử</w:t>
+      </w:r>
+      <w:proofErr w:type="spellEnd"/>
+      <w:r>
+        <w:rPr>
+          <w:rFonts w:ascii="Times New Roman" w:hAnsi="Times New Roman" w:cs="Times New Roman"/>
+          <w:sz w:val="28"/>
+          <w:szCs w:val="28"/>
+        </w:rPr>
+        <w:t xml:space="preserve"> </w:t>
+      </w:r>
+      <w:proofErr w:type="spellStart"/>
+      <w:r>
+        <w:rPr>
+          <w:rFonts w:ascii="Times New Roman" w:hAnsi="Times New Roman" w:cs="Times New Roman"/>
+          <w:sz w:val="28"/>
+          <w:szCs w:val="28"/>
+        </w:rPr>
+        <w:t>dụng</w:t>
+      </w:r>
+      <w:proofErr w:type="spellEnd"/>
+      <w:r>
+        <w:rPr>
+          <w:rFonts w:ascii="Times New Roman" w:hAnsi="Times New Roman" w:cs="Times New Roman"/>
+          <w:sz w:val="28"/>
+          <w:szCs w:val="28"/>
+        </w:rPr>
+        <w:t xml:space="preserve"> stash</w:t>
       </w:r>
     </w:p>
     <w:p>
@@ -208,8 +812,1406 @@
           <w:sz w:val="28"/>
           <w:szCs w:val="28"/>
         </w:rPr>
-        <w:t>Git tag dung để làm gì? Cách dùng như thế nào?</w:t>
-      </w:r>
+        <w:t xml:space="preserve">Git tag dung </w:t>
+      </w:r>
+      <w:proofErr w:type="spellStart"/>
+      <w:r>
+        <w:rPr>
+          <w:rFonts w:ascii="Times New Roman" w:hAnsi="Times New Roman" w:cs="Times New Roman"/>
+          <w:sz w:val="28"/>
+          <w:szCs w:val="28"/>
+        </w:rPr>
+        <w:t>để</w:t>
+      </w:r>
+      <w:proofErr w:type="spellEnd"/>
+      <w:r>
+        <w:rPr>
+          <w:rFonts w:ascii="Times New Roman" w:hAnsi="Times New Roman" w:cs="Times New Roman"/>
+          <w:sz w:val="28"/>
+          <w:szCs w:val="28"/>
+        </w:rPr>
+        <w:t xml:space="preserve"> </w:t>
+      </w:r>
+      <w:proofErr w:type="spellStart"/>
+      <w:r>
+        <w:rPr>
+          <w:rFonts w:ascii="Times New Roman" w:hAnsi="Times New Roman" w:cs="Times New Roman"/>
+          <w:sz w:val="28"/>
+          <w:szCs w:val="28"/>
+        </w:rPr>
+        <w:t>làm</w:t>
+      </w:r>
+      <w:proofErr w:type="spellEnd"/>
+      <w:r>
+        <w:rPr>
+          <w:rFonts w:ascii="Times New Roman" w:hAnsi="Times New Roman" w:cs="Times New Roman"/>
+          <w:sz w:val="28"/>
+          <w:szCs w:val="28"/>
+        </w:rPr>
+        <w:t xml:space="preserve"> </w:t>
+      </w:r>
+      <w:proofErr w:type="spellStart"/>
+      <w:r>
+        <w:rPr>
+          <w:rFonts w:ascii="Times New Roman" w:hAnsi="Times New Roman" w:cs="Times New Roman"/>
+          <w:sz w:val="28"/>
+          <w:szCs w:val="28"/>
+        </w:rPr>
+        <w:t>gì</w:t>
+      </w:r>
+      <w:proofErr w:type="spellEnd"/>
+      <w:r>
+        <w:rPr>
+          <w:rFonts w:ascii="Times New Roman" w:hAnsi="Times New Roman" w:cs="Times New Roman"/>
+          <w:sz w:val="28"/>
+          <w:szCs w:val="28"/>
+        </w:rPr>
+        <w:t xml:space="preserve">? </w:t>
+      </w:r>
+      <w:proofErr w:type="spellStart"/>
+      <w:r>
+        <w:rPr>
+          <w:rFonts w:ascii="Times New Roman" w:hAnsi="Times New Roman" w:cs="Times New Roman"/>
+          <w:sz w:val="28"/>
+          <w:szCs w:val="28"/>
+        </w:rPr>
+        <w:t>Cách</w:t>
+      </w:r>
+      <w:proofErr w:type="spellEnd"/>
+      <w:r>
+        <w:rPr>
+          <w:rFonts w:ascii="Times New Roman" w:hAnsi="Times New Roman" w:cs="Times New Roman"/>
+          <w:sz w:val="28"/>
+          <w:szCs w:val="28"/>
+        </w:rPr>
+        <w:t xml:space="preserve"> </w:t>
+      </w:r>
+      <w:proofErr w:type="spellStart"/>
+      <w:r>
+        <w:rPr>
+          <w:rFonts w:ascii="Times New Roman" w:hAnsi="Times New Roman" w:cs="Times New Roman"/>
+          <w:sz w:val="28"/>
+          <w:szCs w:val="28"/>
+        </w:rPr>
+        <w:t>dùng</w:t>
+      </w:r>
+      <w:proofErr w:type="spellEnd"/>
+      <w:r>
+        <w:rPr>
+          <w:rFonts w:ascii="Times New Roman" w:hAnsi="Times New Roman" w:cs="Times New Roman"/>
+          <w:sz w:val="28"/>
+          <w:szCs w:val="28"/>
+        </w:rPr>
+        <w:t xml:space="preserve"> </w:t>
+      </w:r>
+      <w:proofErr w:type="spellStart"/>
+      <w:r>
+        <w:rPr>
+          <w:rFonts w:ascii="Times New Roman" w:hAnsi="Times New Roman" w:cs="Times New Roman"/>
+          <w:sz w:val="28"/>
+          <w:szCs w:val="28"/>
+        </w:rPr>
+        <w:t>như</w:t>
+      </w:r>
+      <w:proofErr w:type="spellEnd"/>
+      <w:r>
+        <w:rPr>
+          <w:rFonts w:ascii="Times New Roman" w:hAnsi="Times New Roman" w:cs="Times New Roman"/>
+          <w:sz w:val="28"/>
+          <w:szCs w:val="28"/>
+        </w:rPr>
+        <w:t xml:space="preserve"> </w:t>
+      </w:r>
+      <w:proofErr w:type="spellStart"/>
+      <w:r>
+        <w:rPr>
+          <w:rFonts w:ascii="Times New Roman" w:hAnsi="Times New Roman" w:cs="Times New Roman"/>
+          <w:sz w:val="28"/>
+          <w:szCs w:val="28"/>
+        </w:rPr>
+        <w:t>thế</w:t>
+      </w:r>
+      <w:proofErr w:type="spellEnd"/>
+      <w:r>
+        <w:rPr>
+          <w:rFonts w:ascii="Times New Roman" w:hAnsi="Times New Roman" w:cs="Times New Roman"/>
+          <w:sz w:val="28"/>
+          <w:szCs w:val="28"/>
+        </w:rPr>
+        <w:t xml:space="preserve"> </w:t>
+      </w:r>
+      <w:proofErr w:type="spellStart"/>
+      <w:r>
+        <w:rPr>
+          <w:rFonts w:ascii="Times New Roman" w:hAnsi="Times New Roman" w:cs="Times New Roman"/>
+          <w:sz w:val="28"/>
+          <w:szCs w:val="28"/>
+        </w:rPr>
+        <w:t>nào</w:t>
+      </w:r>
+      <w:proofErr w:type="spellEnd"/>
+      <w:r>
+        <w:rPr>
+          <w:rFonts w:ascii="Times New Roman" w:hAnsi="Times New Roman" w:cs="Times New Roman"/>
+          <w:sz w:val="28"/>
+          <w:szCs w:val="28"/>
+        </w:rPr>
+        <w:t>?</w:t>
+      </w:r>
+    </w:p>
+    <w:p>
+      <w:pPr>
+        <w:pStyle w:val="ListParagraph"/>
+        <w:rPr>
+          <w:rFonts w:ascii="Times New Roman" w:hAnsi="Times New Roman" w:cs="Times New Roman"/>
+          <w:sz w:val="28"/>
+          <w:szCs w:val="28"/>
+        </w:rPr>
+      </w:pPr>
+      <w:r>
+        <w:rPr>
+          <w:rFonts w:ascii="Times New Roman" w:hAnsi="Times New Roman" w:cs="Times New Roman"/>
+          <w:sz w:val="28"/>
+          <w:szCs w:val="28"/>
+        </w:rPr>
+        <w:t xml:space="preserve">Git tag </w:t>
+      </w:r>
+      <w:proofErr w:type="spellStart"/>
+      <w:r>
+        <w:rPr>
+          <w:rFonts w:ascii="Times New Roman" w:hAnsi="Times New Roman" w:cs="Times New Roman"/>
+          <w:sz w:val="28"/>
+          <w:szCs w:val="28"/>
+        </w:rPr>
+        <w:t>dùng</w:t>
+      </w:r>
+      <w:proofErr w:type="spellEnd"/>
+      <w:r>
+        <w:rPr>
+          <w:rFonts w:ascii="Times New Roman" w:hAnsi="Times New Roman" w:cs="Times New Roman"/>
+          <w:sz w:val="28"/>
+          <w:szCs w:val="28"/>
+        </w:rPr>
+        <w:t xml:space="preserve"> </w:t>
+      </w:r>
+      <w:proofErr w:type="spellStart"/>
+      <w:r>
+        <w:rPr>
+          <w:rFonts w:ascii="Times New Roman" w:hAnsi="Times New Roman" w:cs="Times New Roman"/>
+          <w:sz w:val="28"/>
+          <w:szCs w:val="28"/>
+        </w:rPr>
+        <w:t>để</w:t>
+      </w:r>
+      <w:proofErr w:type="spellEnd"/>
+      <w:r>
+        <w:rPr>
+          <w:rFonts w:ascii="Times New Roman" w:hAnsi="Times New Roman" w:cs="Times New Roman"/>
+          <w:sz w:val="28"/>
+          <w:szCs w:val="28"/>
+        </w:rPr>
+        <w:t xml:space="preserve"> </w:t>
+      </w:r>
+      <w:proofErr w:type="spellStart"/>
+      <w:r>
+        <w:rPr>
+          <w:rFonts w:ascii="Times New Roman" w:hAnsi="Times New Roman" w:cs="Times New Roman"/>
+          <w:sz w:val="28"/>
+          <w:szCs w:val="28"/>
+        </w:rPr>
+        <w:t>đặt</w:t>
+      </w:r>
+      <w:proofErr w:type="spellEnd"/>
+      <w:r>
+        <w:rPr>
+          <w:rFonts w:ascii="Times New Roman" w:hAnsi="Times New Roman" w:cs="Times New Roman"/>
+          <w:sz w:val="28"/>
+          <w:szCs w:val="28"/>
+        </w:rPr>
+        <w:t xml:space="preserve"> </w:t>
+      </w:r>
+      <w:proofErr w:type="spellStart"/>
+      <w:r>
+        <w:rPr>
+          <w:rFonts w:ascii="Times New Roman" w:hAnsi="Times New Roman" w:cs="Times New Roman"/>
+          <w:sz w:val="28"/>
+          <w:szCs w:val="28"/>
+        </w:rPr>
+        <w:t>tên</w:t>
+      </w:r>
+      <w:proofErr w:type="spellEnd"/>
+      <w:r>
+        <w:rPr>
+          <w:rFonts w:ascii="Times New Roman" w:hAnsi="Times New Roman" w:cs="Times New Roman"/>
+          <w:sz w:val="28"/>
+          <w:szCs w:val="28"/>
+        </w:rPr>
+        <w:t xml:space="preserve"> </w:t>
+      </w:r>
+      <w:proofErr w:type="spellStart"/>
+      <w:r>
+        <w:rPr>
+          <w:rFonts w:ascii="Times New Roman" w:hAnsi="Times New Roman" w:cs="Times New Roman"/>
+          <w:sz w:val="28"/>
+          <w:szCs w:val="28"/>
+        </w:rPr>
+        <w:t>cho</w:t>
+      </w:r>
+      <w:proofErr w:type="spellEnd"/>
+      <w:r>
+        <w:rPr>
+          <w:rFonts w:ascii="Times New Roman" w:hAnsi="Times New Roman" w:cs="Times New Roman"/>
+          <w:sz w:val="28"/>
+          <w:szCs w:val="28"/>
+        </w:rPr>
+        <w:t xml:space="preserve"> </w:t>
+      </w:r>
+      <w:proofErr w:type="spellStart"/>
+      <w:r>
+        <w:rPr>
+          <w:rFonts w:ascii="Times New Roman" w:hAnsi="Times New Roman" w:cs="Times New Roman"/>
+          <w:sz w:val="28"/>
+          <w:szCs w:val="28"/>
+        </w:rPr>
+        <w:t>một</w:t>
+      </w:r>
+      <w:proofErr w:type="spellEnd"/>
+      <w:r>
+        <w:rPr>
+          <w:rFonts w:ascii="Times New Roman" w:hAnsi="Times New Roman" w:cs="Times New Roman"/>
+          <w:sz w:val="28"/>
+          <w:szCs w:val="28"/>
+        </w:rPr>
+        <w:t xml:space="preserve"> commit </w:t>
+      </w:r>
+      <w:proofErr w:type="spellStart"/>
+      <w:r>
+        <w:rPr>
+          <w:rFonts w:ascii="Times New Roman" w:hAnsi="Times New Roman" w:cs="Times New Roman"/>
+          <w:sz w:val="28"/>
+          <w:szCs w:val="28"/>
+        </w:rPr>
+        <w:t>cụ</w:t>
+      </w:r>
+      <w:proofErr w:type="spellEnd"/>
+      <w:r>
+        <w:rPr>
+          <w:rFonts w:ascii="Times New Roman" w:hAnsi="Times New Roman" w:cs="Times New Roman"/>
+          <w:sz w:val="28"/>
+          <w:szCs w:val="28"/>
+        </w:rPr>
+        <w:t xml:space="preserve"> </w:t>
+      </w:r>
+      <w:proofErr w:type="spellStart"/>
+      <w:r>
+        <w:rPr>
+          <w:rFonts w:ascii="Times New Roman" w:hAnsi="Times New Roman" w:cs="Times New Roman"/>
+          <w:sz w:val="28"/>
+          <w:szCs w:val="28"/>
+        </w:rPr>
+        <w:t>thể</w:t>
+      </w:r>
+      <w:proofErr w:type="spellEnd"/>
+      <w:r>
+        <w:rPr>
+          <w:rFonts w:ascii="Times New Roman" w:hAnsi="Times New Roman" w:cs="Times New Roman"/>
+          <w:sz w:val="28"/>
+          <w:szCs w:val="28"/>
+        </w:rPr>
+        <w:t xml:space="preserve"> </w:t>
+      </w:r>
+      <w:proofErr w:type="spellStart"/>
+      <w:r>
+        <w:rPr>
+          <w:rFonts w:ascii="Times New Roman" w:hAnsi="Times New Roman" w:cs="Times New Roman"/>
+          <w:sz w:val="28"/>
+          <w:szCs w:val="28"/>
+        </w:rPr>
+        <w:t>trong</w:t>
+      </w:r>
+      <w:proofErr w:type="spellEnd"/>
+      <w:r>
+        <w:rPr>
+          <w:rFonts w:ascii="Times New Roman" w:hAnsi="Times New Roman" w:cs="Times New Roman"/>
+          <w:sz w:val="28"/>
+          <w:szCs w:val="28"/>
+        </w:rPr>
+        <w:t xml:space="preserve"> </w:t>
+      </w:r>
+      <w:proofErr w:type="spellStart"/>
+      <w:r>
+        <w:rPr>
+          <w:rFonts w:ascii="Times New Roman" w:hAnsi="Times New Roman" w:cs="Times New Roman"/>
+          <w:sz w:val="28"/>
+          <w:szCs w:val="28"/>
+        </w:rPr>
+        <w:t>lịch</w:t>
+      </w:r>
+      <w:proofErr w:type="spellEnd"/>
+      <w:r>
+        <w:rPr>
+          <w:rFonts w:ascii="Times New Roman" w:hAnsi="Times New Roman" w:cs="Times New Roman"/>
+          <w:sz w:val="28"/>
+          <w:szCs w:val="28"/>
+        </w:rPr>
+        <w:t xml:space="preserve"> </w:t>
+      </w:r>
+      <w:proofErr w:type="spellStart"/>
+      <w:r>
+        <w:rPr>
+          <w:rFonts w:ascii="Times New Roman" w:hAnsi="Times New Roman" w:cs="Times New Roman"/>
+          <w:sz w:val="28"/>
+          <w:szCs w:val="28"/>
+        </w:rPr>
+        <w:t>sử</w:t>
+      </w:r>
+      <w:proofErr w:type="spellEnd"/>
+      <w:r>
+        <w:rPr>
+          <w:rFonts w:ascii="Times New Roman" w:hAnsi="Times New Roman" w:cs="Times New Roman"/>
+          <w:sz w:val="28"/>
+          <w:szCs w:val="28"/>
+        </w:rPr>
+        <w:t xml:space="preserve">, </w:t>
+      </w:r>
+      <w:proofErr w:type="spellStart"/>
+      <w:r>
+        <w:rPr>
+          <w:rFonts w:ascii="Times New Roman" w:hAnsi="Times New Roman" w:cs="Times New Roman"/>
+          <w:sz w:val="28"/>
+          <w:szCs w:val="28"/>
+        </w:rPr>
+        <w:t>thường</w:t>
+      </w:r>
+      <w:proofErr w:type="spellEnd"/>
+      <w:r>
+        <w:rPr>
+          <w:rFonts w:ascii="Times New Roman" w:hAnsi="Times New Roman" w:cs="Times New Roman"/>
+          <w:sz w:val="28"/>
+          <w:szCs w:val="28"/>
+        </w:rPr>
+        <w:t xml:space="preserve"> </w:t>
+      </w:r>
+      <w:proofErr w:type="spellStart"/>
+      <w:r>
+        <w:rPr>
+          <w:rFonts w:ascii="Times New Roman" w:hAnsi="Times New Roman" w:cs="Times New Roman"/>
+          <w:sz w:val="28"/>
+          <w:szCs w:val="28"/>
+        </w:rPr>
+        <w:t>để</w:t>
+      </w:r>
+      <w:proofErr w:type="spellEnd"/>
+      <w:r>
+        <w:rPr>
+          <w:rFonts w:ascii="Times New Roman" w:hAnsi="Times New Roman" w:cs="Times New Roman"/>
+          <w:sz w:val="28"/>
+          <w:szCs w:val="28"/>
+        </w:rPr>
+        <w:t xml:space="preserve"> </w:t>
+      </w:r>
+      <w:proofErr w:type="spellStart"/>
+      <w:r>
+        <w:rPr>
+          <w:rFonts w:ascii="Times New Roman" w:hAnsi="Times New Roman" w:cs="Times New Roman"/>
+          <w:sz w:val="28"/>
+          <w:szCs w:val="28"/>
+        </w:rPr>
+        <w:t>chỉ</w:t>
+      </w:r>
+      <w:proofErr w:type="spellEnd"/>
+      <w:r>
+        <w:rPr>
+          <w:rFonts w:ascii="Times New Roman" w:hAnsi="Times New Roman" w:cs="Times New Roman"/>
+          <w:sz w:val="28"/>
+          <w:szCs w:val="28"/>
+        </w:rPr>
+        <w:t xml:space="preserve"> </w:t>
+      </w:r>
+      <w:proofErr w:type="spellStart"/>
+      <w:r>
+        <w:rPr>
+          <w:rFonts w:ascii="Times New Roman" w:hAnsi="Times New Roman" w:cs="Times New Roman"/>
+          <w:sz w:val="28"/>
+          <w:szCs w:val="28"/>
+        </w:rPr>
+        <w:t>ra</w:t>
+      </w:r>
+      <w:proofErr w:type="spellEnd"/>
+      <w:r>
+        <w:rPr>
+          <w:rFonts w:ascii="Times New Roman" w:hAnsi="Times New Roman" w:cs="Times New Roman"/>
+          <w:sz w:val="28"/>
+          <w:szCs w:val="28"/>
+        </w:rPr>
+        <w:t xml:space="preserve"> </w:t>
+      </w:r>
+      <w:proofErr w:type="spellStart"/>
+      <w:r>
+        <w:rPr>
+          <w:rFonts w:ascii="Times New Roman" w:hAnsi="Times New Roman" w:cs="Times New Roman"/>
+          <w:sz w:val="28"/>
+          <w:szCs w:val="28"/>
+        </w:rPr>
+        <w:t>phiên</w:t>
+      </w:r>
+      <w:proofErr w:type="spellEnd"/>
+      <w:r>
+        <w:rPr>
+          <w:rFonts w:ascii="Times New Roman" w:hAnsi="Times New Roman" w:cs="Times New Roman"/>
+          <w:sz w:val="28"/>
+          <w:szCs w:val="28"/>
+        </w:rPr>
+        <w:t xml:space="preserve"> </w:t>
+      </w:r>
+      <w:proofErr w:type="spellStart"/>
+      <w:r>
+        <w:rPr>
+          <w:rFonts w:ascii="Times New Roman" w:hAnsi="Times New Roman" w:cs="Times New Roman"/>
+          <w:sz w:val="28"/>
+          <w:szCs w:val="28"/>
+        </w:rPr>
+        <w:t>bản</w:t>
+      </w:r>
+      <w:proofErr w:type="spellEnd"/>
+      <w:r>
+        <w:rPr>
+          <w:rFonts w:ascii="Times New Roman" w:hAnsi="Times New Roman" w:cs="Times New Roman"/>
+          <w:sz w:val="28"/>
+          <w:szCs w:val="28"/>
+        </w:rPr>
+        <w:t xml:space="preserve"> </w:t>
+      </w:r>
+      <w:proofErr w:type="spellStart"/>
+      <w:r>
+        <w:rPr>
+          <w:rFonts w:ascii="Times New Roman" w:hAnsi="Times New Roman" w:cs="Times New Roman"/>
+          <w:sz w:val="28"/>
+          <w:szCs w:val="28"/>
+        </w:rPr>
+        <w:t>phát</w:t>
+      </w:r>
+      <w:proofErr w:type="spellEnd"/>
+      <w:r>
+        <w:rPr>
+          <w:rFonts w:ascii="Times New Roman" w:hAnsi="Times New Roman" w:cs="Times New Roman"/>
+          <w:sz w:val="28"/>
+          <w:szCs w:val="28"/>
+        </w:rPr>
+        <w:t xml:space="preserve"> </w:t>
+      </w:r>
+      <w:proofErr w:type="spellStart"/>
+      <w:r>
+        <w:rPr>
+          <w:rFonts w:ascii="Times New Roman" w:hAnsi="Times New Roman" w:cs="Times New Roman"/>
+          <w:sz w:val="28"/>
+          <w:szCs w:val="28"/>
+        </w:rPr>
+        <w:t>hành</w:t>
+      </w:r>
+      <w:proofErr w:type="spellEnd"/>
+      <w:r>
+        <w:rPr>
+          <w:rFonts w:ascii="Times New Roman" w:hAnsi="Times New Roman" w:cs="Times New Roman"/>
+          <w:sz w:val="28"/>
+          <w:szCs w:val="28"/>
+        </w:rPr>
+        <w:t xml:space="preserve"> </w:t>
+      </w:r>
+      <w:proofErr w:type="spellStart"/>
+      <w:r>
+        <w:rPr>
+          <w:rFonts w:ascii="Times New Roman" w:hAnsi="Times New Roman" w:cs="Times New Roman"/>
+          <w:sz w:val="28"/>
+          <w:szCs w:val="28"/>
+        </w:rPr>
+        <w:t>của</w:t>
+      </w:r>
+      <w:proofErr w:type="spellEnd"/>
+      <w:r>
+        <w:rPr>
+          <w:rFonts w:ascii="Times New Roman" w:hAnsi="Times New Roman" w:cs="Times New Roman"/>
+          <w:sz w:val="28"/>
+          <w:szCs w:val="28"/>
+        </w:rPr>
+        <w:t xml:space="preserve"> </w:t>
+      </w:r>
+      <w:proofErr w:type="spellStart"/>
+      <w:r>
+        <w:rPr>
+          <w:rFonts w:ascii="Times New Roman" w:hAnsi="Times New Roman" w:cs="Times New Roman"/>
+          <w:sz w:val="28"/>
+          <w:szCs w:val="28"/>
+        </w:rPr>
+        <w:t>dự</w:t>
+      </w:r>
+      <w:proofErr w:type="spellEnd"/>
+      <w:r>
+        <w:rPr>
+          <w:rFonts w:ascii="Times New Roman" w:hAnsi="Times New Roman" w:cs="Times New Roman"/>
+          <w:sz w:val="28"/>
+          <w:szCs w:val="28"/>
+        </w:rPr>
+        <w:t xml:space="preserve"> </w:t>
+      </w:r>
+      <w:proofErr w:type="spellStart"/>
+      <w:r>
+        <w:rPr>
+          <w:rFonts w:ascii="Times New Roman" w:hAnsi="Times New Roman" w:cs="Times New Roman"/>
+          <w:sz w:val="28"/>
+          <w:szCs w:val="28"/>
+        </w:rPr>
+        <w:t>án</w:t>
+      </w:r>
+      <w:proofErr w:type="spellEnd"/>
+      <w:r>
+        <w:rPr>
+          <w:rFonts w:ascii="Times New Roman" w:hAnsi="Times New Roman" w:cs="Times New Roman"/>
+          <w:sz w:val="28"/>
+          <w:szCs w:val="28"/>
+        </w:rPr>
+        <w:t xml:space="preserve">, </w:t>
+      </w:r>
+      <w:proofErr w:type="spellStart"/>
+      <w:r>
+        <w:rPr>
+          <w:rFonts w:ascii="Times New Roman" w:hAnsi="Times New Roman" w:cs="Times New Roman"/>
+          <w:sz w:val="28"/>
+          <w:szCs w:val="28"/>
+        </w:rPr>
+        <w:t>chỉ</w:t>
+      </w:r>
+      <w:proofErr w:type="spellEnd"/>
+      <w:r>
+        <w:rPr>
+          <w:rFonts w:ascii="Times New Roman" w:hAnsi="Times New Roman" w:cs="Times New Roman"/>
+          <w:sz w:val="28"/>
+          <w:szCs w:val="28"/>
+        </w:rPr>
+        <w:t xml:space="preserve"> </w:t>
+      </w:r>
+      <w:proofErr w:type="spellStart"/>
+      <w:r>
+        <w:rPr>
+          <w:rFonts w:ascii="Times New Roman" w:hAnsi="Times New Roman" w:cs="Times New Roman"/>
+          <w:sz w:val="28"/>
+          <w:szCs w:val="28"/>
+        </w:rPr>
+        <w:t>định</w:t>
+      </w:r>
+      <w:proofErr w:type="spellEnd"/>
+      <w:r>
+        <w:rPr>
+          <w:rFonts w:ascii="Times New Roman" w:hAnsi="Times New Roman" w:cs="Times New Roman"/>
+          <w:sz w:val="28"/>
+          <w:szCs w:val="28"/>
+        </w:rPr>
+        <w:t xml:space="preserve"> </w:t>
+      </w:r>
+      <w:proofErr w:type="spellStart"/>
+      <w:r>
+        <w:rPr>
+          <w:rFonts w:ascii="Times New Roman" w:hAnsi="Times New Roman" w:cs="Times New Roman"/>
+          <w:sz w:val="28"/>
+          <w:szCs w:val="28"/>
+        </w:rPr>
+        <w:t>một</w:t>
+      </w:r>
+      <w:proofErr w:type="spellEnd"/>
+      <w:r>
+        <w:rPr>
+          <w:rFonts w:ascii="Times New Roman" w:hAnsi="Times New Roman" w:cs="Times New Roman"/>
+          <w:sz w:val="28"/>
+          <w:szCs w:val="28"/>
+        </w:rPr>
+        <w:t xml:space="preserve"> </w:t>
+      </w:r>
+      <w:proofErr w:type="spellStart"/>
+      <w:r>
+        <w:rPr>
+          <w:rFonts w:ascii="Times New Roman" w:hAnsi="Times New Roman" w:cs="Times New Roman"/>
+          <w:sz w:val="28"/>
+          <w:szCs w:val="28"/>
+        </w:rPr>
+        <w:t>điểm</w:t>
+      </w:r>
+      <w:proofErr w:type="spellEnd"/>
+      <w:r>
+        <w:rPr>
+          <w:rFonts w:ascii="Times New Roman" w:hAnsi="Times New Roman" w:cs="Times New Roman"/>
+          <w:sz w:val="28"/>
+          <w:szCs w:val="28"/>
+        </w:rPr>
+        <w:t xml:space="preserve"> </w:t>
+      </w:r>
+      <w:proofErr w:type="spellStart"/>
+      <w:r>
+        <w:rPr>
+          <w:rFonts w:ascii="Times New Roman" w:hAnsi="Times New Roman" w:cs="Times New Roman"/>
+          <w:sz w:val="28"/>
+          <w:szCs w:val="28"/>
+        </w:rPr>
+        <w:t>quan</w:t>
+      </w:r>
+      <w:proofErr w:type="spellEnd"/>
+      <w:r>
+        <w:rPr>
+          <w:rFonts w:ascii="Times New Roman" w:hAnsi="Times New Roman" w:cs="Times New Roman"/>
+          <w:sz w:val="28"/>
+          <w:szCs w:val="28"/>
+        </w:rPr>
+        <w:t xml:space="preserve"> </w:t>
+      </w:r>
+      <w:proofErr w:type="spellStart"/>
+      <w:r>
+        <w:rPr>
+          <w:rFonts w:ascii="Times New Roman" w:hAnsi="Times New Roman" w:cs="Times New Roman"/>
+          <w:sz w:val="28"/>
+          <w:szCs w:val="28"/>
+        </w:rPr>
+        <w:t>trong</w:t>
+      </w:r>
+      <w:proofErr w:type="spellEnd"/>
+      <w:r>
+        <w:rPr>
+          <w:rFonts w:ascii="Times New Roman" w:hAnsi="Times New Roman" w:cs="Times New Roman"/>
+          <w:sz w:val="28"/>
+          <w:szCs w:val="28"/>
+        </w:rPr>
+        <w:t xml:space="preserve"> </w:t>
+      </w:r>
+      <w:proofErr w:type="spellStart"/>
+      <w:r>
+        <w:rPr>
+          <w:rFonts w:ascii="Times New Roman" w:hAnsi="Times New Roman" w:cs="Times New Roman"/>
+          <w:sz w:val="28"/>
+          <w:szCs w:val="28"/>
+        </w:rPr>
+        <w:t>trong</w:t>
+      </w:r>
+      <w:proofErr w:type="spellEnd"/>
+      <w:r>
+        <w:rPr>
+          <w:rFonts w:ascii="Times New Roman" w:hAnsi="Times New Roman" w:cs="Times New Roman"/>
+          <w:sz w:val="28"/>
+          <w:szCs w:val="28"/>
+        </w:rPr>
+        <w:t xml:space="preserve"> </w:t>
+      </w:r>
+      <w:proofErr w:type="spellStart"/>
+      <w:r>
+        <w:rPr>
+          <w:rFonts w:ascii="Times New Roman" w:hAnsi="Times New Roman" w:cs="Times New Roman"/>
+          <w:sz w:val="28"/>
+          <w:szCs w:val="28"/>
+        </w:rPr>
+        <w:t>lịch</w:t>
+      </w:r>
+      <w:proofErr w:type="spellEnd"/>
+      <w:r>
+        <w:rPr>
+          <w:rFonts w:ascii="Times New Roman" w:hAnsi="Times New Roman" w:cs="Times New Roman"/>
+          <w:sz w:val="28"/>
+          <w:szCs w:val="28"/>
+        </w:rPr>
+        <w:t xml:space="preserve"> </w:t>
+      </w:r>
+      <w:proofErr w:type="spellStart"/>
+      <w:r>
+        <w:rPr>
+          <w:rFonts w:ascii="Times New Roman" w:hAnsi="Times New Roman" w:cs="Times New Roman"/>
+          <w:sz w:val="28"/>
+          <w:szCs w:val="28"/>
+        </w:rPr>
+        <w:t>sử</w:t>
+      </w:r>
+      <w:proofErr w:type="spellEnd"/>
+      <w:r>
+        <w:rPr>
+          <w:rFonts w:ascii="Times New Roman" w:hAnsi="Times New Roman" w:cs="Times New Roman"/>
+          <w:sz w:val="28"/>
+          <w:szCs w:val="28"/>
+        </w:rPr>
+        <w:t xml:space="preserve"> </w:t>
+      </w:r>
+      <w:proofErr w:type="spellStart"/>
+      <w:r>
+        <w:rPr>
+          <w:rFonts w:ascii="Times New Roman" w:hAnsi="Times New Roman" w:cs="Times New Roman"/>
+          <w:sz w:val="28"/>
+          <w:szCs w:val="28"/>
+        </w:rPr>
+        <w:t>để</w:t>
+      </w:r>
+      <w:proofErr w:type="spellEnd"/>
+      <w:r>
+        <w:rPr>
+          <w:rFonts w:ascii="Times New Roman" w:hAnsi="Times New Roman" w:cs="Times New Roman"/>
+          <w:sz w:val="28"/>
+          <w:szCs w:val="28"/>
+        </w:rPr>
+        <w:t xml:space="preserve"> quay </w:t>
+      </w:r>
+      <w:proofErr w:type="spellStart"/>
+      <w:r>
+        <w:rPr>
+          <w:rFonts w:ascii="Times New Roman" w:hAnsi="Times New Roman" w:cs="Times New Roman"/>
+          <w:sz w:val="28"/>
+          <w:szCs w:val="28"/>
+        </w:rPr>
+        <w:t>lại</w:t>
+      </w:r>
+      <w:proofErr w:type="spellEnd"/>
+      <w:r>
+        <w:rPr>
+          <w:rFonts w:ascii="Times New Roman" w:hAnsi="Times New Roman" w:cs="Times New Roman"/>
+          <w:sz w:val="28"/>
+          <w:szCs w:val="28"/>
+        </w:rPr>
+        <w:t xml:space="preserve"> </w:t>
+      </w:r>
+      <w:proofErr w:type="spellStart"/>
+      <w:r>
+        <w:rPr>
+          <w:rFonts w:ascii="Times New Roman" w:hAnsi="Times New Roman" w:cs="Times New Roman"/>
+          <w:sz w:val="28"/>
+          <w:szCs w:val="28"/>
+        </w:rPr>
+        <w:t>dễ</w:t>
+      </w:r>
+      <w:proofErr w:type="spellEnd"/>
+      <w:r>
+        <w:rPr>
+          <w:rFonts w:ascii="Times New Roman" w:hAnsi="Times New Roman" w:cs="Times New Roman"/>
+          <w:sz w:val="28"/>
+          <w:szCs w:val="28"/>
+        </w:rPr>
+        <w:t xml:space="preserve"> </w:t>
+      </w:r>
+      <w:proofErr w:type="spellStart"/>
+      <w:r>
+        <w:rPr>
+          <w:rFonts w:ascii="Times New Roman" w:hAnsi="Times New Roman" w:cs="Times New Roman"/>
+          <w:sz w:val="28"/>
+          <w:szCs w:val="28"/>
+        </w:rPr>
+        <w:t>hơn</w:t>
+      </w:r>
+      <w:proofErr w:type="spellEnd"/>
+      <w:r>
+        <w:rPr>
+          <w:rFonts w:ascii="Times New Roman" w:hAnsi="Times New Roman" w:cs="Times New Roman"/>
+          <w:sz w:val="28"/>
+          <w:szCs w:val="28"/>
+        </w:rPr>
+        <w:t>.</w:t>
+      </w:r>
+    </w:p>
+    <w:p>
+      <w:pPr>
+        <w:pStyle w:val="ListParagraph"/>
+        <w:rPr>
+          <w:rFonts w:ascii="Times New Roman" w:hAnsi="Times New Roman" w:cs="Times New Roman"/>
+          <w:sz w:val="28"/>
+          <w:szCs w:val="28"/>
+          <w:u w:val="single"/>
+        </w:rPr>
+      </w:pPr>
+      <w:proofErr w:type="spellStart"/>
+      <w:r>
+        <w:rPr>
+          <w:rFonts w:ascii="Times New Roman" w:hAnsi="Times New Roman" w:cs="Times New Roman"/>
+          <w:sz w:val="28"/>
+          <w:szCs w:val="28"/>
+          <w:u w:val="single"/>
+        </w:rPr>
+        <w:t>Cách</w:t>
+      </w:r>
+      <w:proofErr w:type="spellEnd"/>
+      <w:r>
+        <w:rPr>
+          <w:rFonts w:ascii="Times New Roman" w:hAnsi="Times New Roman" w:cs="Times New Roman"/>
+          <w:sz w:val="28"/>
+          <w:szCs w:val="28"/>
+          <w:u w:val="single"/>
+        </w:rPr>
+        <w:t xml:space="preserve"> </w:t>
+      </w:r>
+      <w:proofErr w:type="spellStart"/>
+      <w:r>
+        <w:rPr>
+          <w:rFonts w:ascii="Times New Roman" w:hAnsi="Times New Roman" w:cs="Times New Roman"/>
+          <w:sz w:val="28"/>
+          <w:szCs w:val="28"/>
+          <w:u w:val="single"/>
+        </w:rPr>
+        <w:t>dùng</w:t>
+      </w:r>
+      <w:proofErr w:type="spellEnd"/>
+      <w:r>
+        <w:rPr>
+          <w:rFonts w:ascii="Times New Roman" w:hAnsi="Times New Roman" w:cs="Times New Roman"/>
+          <w:sz w:val="28"/>
+          <w:szCs w:val="28"/>
+          <w:u w:val="single"/>
+        </w:rPr>
+        <w:t>:</w:t>
+      </w:r>
+      <w:r>
+        <w:rPr>
+          <w:rFonts w:ascii="Times New Roman" w:hAnsi="Times New Roman" w:cs="Times New Roman"/>
+          <w:sz w:val="28"/>
+          <w:szCs w:val="28"/>
+          <w:u w:val="single"/>
+        </w:rPr>
+        <w:t xml:space="preserve"> </w:t>
+      </w:r>
+      <w:proofErr w:type="spellStart"/>
+      <w:r>
+        <w:rPr>
+          <w:rFonts w:ascii="Times New Roman" w:hAnsi="Times New Roman" w:cs="Times New Roman"/>
+          <w:sz w:val="28"/>
+          <w:szCs w:val="28"/>
+          <w:u w:val="single"/>
+        </w:rPr>
+        <w:t>Tạo</w:t>
+      </w:r>
+      <w:proofErr w:type="spellEnd"/>
+      <w:r>
+        <w:rPr>
+          <w:rFonts w:ascii="Times New Roman" w:hAnsi="Times New Roman" w:cs="Times New Roman"/>
+          <w:sz w:val="28"/>
+          <w:szCs w:val="28"/>
+          <w:u w:val="single"/>
+        </w:rPr>
+        <w:t xml:space="preserve"> </w:t>
+      </w:r>
+      <w:proofErr w:type="spellStart"/>
+      <w:r>
+        <w:rPr>
+          <w:rFonts w:ascii="Times New Roman" w:hAnsi="Times New Roman" w:cs="Times New Roman"/>
+          <w:sz w:val="28"/>
+          <w:szCs w:val="28"/>
+          <w:u w:val="single"/>
+        </w:rPr>
+        <w:t>ra</w:t>
+      </w:r>
+      <w:proofErr w:type="spellEnd"/>
+      <w:r>
+        <w:rPr>
+          <w:rFonts w:ascii="Times New Roman" w:hAnsi="Times New Roman" w:cs="Times New Roman"/>
+          <w:sz w:val="28"/>
+          <w:szCs w:val="28"/>
+          <w:u w:val="single"/>
+        </w:rPr>
+        <w:t xml:space="preserve"> 1 file duy1</w:t>
+      </w:r>
+    </w:p>
+    <w:p>
+      <w:pPr>
+        <w:pStyle w:val="ListParagraph"/>
+        <w:rPr>
+          <w:rFonts w:ascii="Times New Roman" w:hAnsi="Times New Roman" w:cs="Times New Roman"/>
+          <w:sz w:val="28"/>
+          <w:szCs w:val="28"/>
+          <w:u w:val="single"/>
+        </w:rPr>
+      </w:pPr>
+      <w:r>
+        <w:rPr>
+          <w:rFonts w:ascii="Times New Roman" w:hAnsi="Times New Roman" w:cs="Times New Roman"/>
+          <w:sz w:val="28"/>
+          <w:szCs w:val="28"/>
+          <w:u w:val="single"/>
+        </w:rPr>
+        <w:drawing>
+          <wp:inline distT="0" distB="0" distL="0" distR="0" wp14:anchorId="593DB6A6" wp14:editId="2F94D2C0">
+            <wp:extent cx="5915851" cy="2648320"/>
+            <wp:effectExtent l="0" t="0" r="0" b="0"/>
+            <wp:docPr id="980326412" name="Picture 1" descr="A screen shot of a computer&#10;&#10;Description automatically generated"/>
+            <wp:cNvGraphicFramePr>
+              <a:graphicFrameLocks xmlns:a="http://schemas.openxmlformats.org/drawingml/2006/main" noChangeAspect="1"/>
+            </wp:cNvGraphicFramePr>
+            <a:graphic xmlns:a="http://schemas.openxmlformats.org/drawingml/2006/main">
+              <a:graphicData uri="http://schemas.openxmlformats.org/drawingml/2006/picture">
+                <pic:pic xmlns:pic="http://schemas.openxmlformats.org/drawingml/2006/picture">
+                  <pic:nvPicPr>
+                    <pic:cNvPr id="980326412" name="Picture 1" descr="A screen shot of a computer&#10;&#10;Description automatically generated"/>
+                    <pic:cNvPicPr/>
+                  </pic:nvPicPr>
+                  <pic:blipFill>
+                    <a:blip r:embed="rId5"/>
+                    <a:stretch>
+                      <a:fillRect/>
+                    </a:stretch>
+                  </pic:blipFill>
+                  <pic:spPr>
+                    <a:xfrm>
+                      <a:off x="0" y="0"/>
+                      <a:ext cx="5915851" cy="2648320"/>
+                    </a:xfrm>
+                    <a:prstGeom prst="rect">
+                      <a:avLst/>
+                    </a:prstGeom>
+                  </pic:spPr>
+                </pic:pic>
+              </a:graphicData>
+            </a:graphic>
+          </wp:inline>
+        </w:drawing>
+      </w:r>
+    </w:p>
+    <w:p>
+      <w:pPr>
+        <w:pStyle w:val="ListParagraph"/>
+        <w:rPr>
+          <w:rFonts w:ascii="Times New Roman" w:hAnsi="Times New Roman" w:cs="Times New Roman"/>
+          <w:sz w:val="28"/>
+          <w:szCs w:val="28"/>
+          <w:u w:val="single"/>
+        </w:rPr>
+      </w:pPr>
+    </w:p>
+    <w:p>
+      <w:pPr>
+        <w:pStyle w:val="ListParagraph"/>
+        <w:numPr>
+          <w:ilvl w:val="0"/>
+          <w:numId w:val="25"/>
+        </w:numPr>
+        <w:rPr>
+          <w:rFonts w:ascii="Times New Roman" w:hAnsi="Times New Roman" w:cs="Times New Roman"/>
+          <w:sz w:val="28"/>
+          <w:szCs w:val="28"/>
+          <w:u w:val="single"/>
+        </w:rPr>
+      </w:pPr>
+      <w:r>
+        <w:rPr>
+          <w:rFonts w:ascii="Times New Roman" w:hAnsi="Times New Roman" w:cs="Times New Roman"/>
+          <w:sz w:val="28"/>
+          <w:szCs w:val="28"/>
+          <w:u w:val="single"/>
+        </w:rPr>
+        <w:t xml:space="preserve">Commit file </w:t>
+      </w:r>
+      <w:proofErr w:type="spellStart"/>
+      <w:r>
+        <w:rPr>
+          <w:rFonts w:ascii="Times New Roman" w:hAnsi="Times New Roman" w:cs="Times New Roman"/>
+          <w:sz w:val="28"/>
+          <w:szCs w:val="28"/>
+          <w:u w:val="single"/>
+        </w:rPr>
+        <w:t>lên</w:t>
+      </w:r>
+      <w:proofErr w:type="spellEnd"/>
+      <w:r>
+        <w:rPr>
+          <w:rFonts w:ascii="Times New Roman" w:hAnsi="Times New Roman" w:cs="Times New Roman"/>
+          <w:sz w:val="28"/>
+          <w:szCs w:val="28"/>
+          <w:u w:val="single"/>
+        </w:rPr>
+        <w:t xml:space="preserve"> </w:t>
+      </w:r>
+      <w:proofErr w:type="spellStart"/>
+      <w:r>
+        <w:rPr>
+          <w:rFonts w:ascii="Times New Roman" w:hAnsi="Times New Roman" w:cs="Times New Roman"/>
+          <w:sz w:val="28"/>
+          <w:szCs w:val="28"/>
+          <w:u w:val="single"/>
+        </w:rPr>
+        <w:t>thì</w:t>
+      </w:r>
+      <w:proofErr w:type="spellEnd"/>
+      <w:r>
+        <w:rPr>
+          <w:rFonts w:ascii="Times New Roman" w:hAnsi="Times New Roman" w:cs="Times New Roman"/>
+          <w:sz w:val="28"/>
+          <w:szCs w:val="28"/>
+          <w:u w:val="single"/>
+        </w:rPr>
+        <w:t xml:space="preserve"> </w:t>
+      </w:r>
+      <w:proofErr w:type="spellStart"/>
+      <w:r>
+        <w:rPr>
+          <w:rFonts w:ascii="Times New Roman" w:hAnsi="Times New Roman" w:cs="Times New Roman"/>
+          <w:sz w:val="28"/>
+          <w:szCs w:val="28"/>
+          <w:u w:val="single"/>
+        </w:rPr>
+        <w:t>lúc</w:t>
+      </w:r>
+      <w:proofErr w:type="spellEnd"/>
+      <w:r>
+        <w:rPr>
+          <w:rFonts w:ascii="Times New Roman" w:hAnsi="Times New Roman" w:cs="Times New Roman"/>
+          <w:sz w:val="28"/>
+          <w:szCs w:val="28"/>
+          <w:u w:val="single"/>
+        </w:rPr>
+        <w:t xml:space="preserve"> </w:t>
+      </w:r>
+      <w:proofErr w:type="spellStart"/>
+      <w:r>
+        <w:rPr>
+          <w:rFonts w:ascii="Times New Roman" w:hAnsi="Times New Roman" w:cs="Times New Roman"/>
+          <w:sz w:val="28"/>
+          <w:szCs w:val="28"/>
+          <w:u w:val="single"/>
+        </w:rPr>
+        <w:t>này</w:t>
+      </w:r>
+      <w:proofErr w:type="spellEnd"/>
+      <w:r>
+        <w:rPr>
+          <w:rFonts w:ascii="Times New Roman" w:hAnsi="Times New Roman" w:cs="Times New Roman"/>
+          <w:sz w:val="28"/>
+          <w:szCs w:val="28"/>
+          <w:u w:val="single"/>
+        </w:rPr>
+        <w:t xml:space="preserve"> commit </w:t>
+      </w:r>
+      <w:proofErr w:type="spellStart"/>
+      <w:r>
+        <w:rPr>
+          <w:rFonts w:ascii="Times New Roman" w:hAnsi="Times New Roman" w:cs="Times New Roman"/>
+          <w:sz w:val="28"/>
+          <w:szCs w:val="28"/>
+          <w:u w:val="single"/>
+        </w:rPr>
+        <w:t>đang</w:t>
+      </w:r>
+      <w:proofErr w:type="spellEnd"/>
+      <w:r>
+        <w:rPr>
+          <w:rFonts w:ascii="Times New Roman" w:hAnsi="Times New Roman" w:cs="Times New Roman"/>
+          <w:sz w:val="28"/>
+          <w:szCs w:val="28"/>
+          <w:u w:val="single"/>
+        </w:rPr>
+        <w:t xml:space="preserve"> </w:t>
+      </w:r>
+      <w:proofErr w:type="spellStart"/>
+      <w:r>
+        <w:rPr>
+          <w:rFonts w:ascii="Times New Roman" w:hAnsi="Times New Roman" w:cs="Times New Roman"/>
+          <w:sz w:val="28"/>
+          <w:szCs w:val="28"/>
+          <w:u w:val="single"/>
+        </w:rPr>
+        <w:t>có</w:t>
+      </w:r>
+      <w:proofErr w:type="spellEnd"/>
+      <w:r>
+        <w:rPr>
+          <w:rFonts w:ascii="Times New Roman" w:hAnsi="Times New Roman" w:cs="Times New Roman"/>
+          <w:sz w:val="28"/>
+          <w:szCs w:val="28"/>
+          <w:u w:val="single"/>
+        </w:rPr>
+        <w:t xml:space="preserve"> </w:t>
+      </w:r>
+      <w:proofErr w:type="spellStart"/>
+      <w:r>
+        <w:rPr>
+          <w:rFonts w:ascii="Times New Roman" w:hAnsi="Times New Roman" w:cs="Times New Roman"/>
+          <w:sz w:val="28"/>
+          <w:szCs w:val="28"/>
+          <w:u w:val="single"/>
+        </w:rPr>
+        <w:t>mã</w:t>
+      </w:r>
+      <w:proofErr w:type="spellEnd"/>
+      <w:r>
+        <w:rPr>
+          <w:rFonts w:ascii="Times New Roman" w:hAnsi="Times New Roman" w:cs="Times New Roman"/>
+          <w:sz w:val="28"/>
+          <w:szCs w:val="28"/>
+          <w:u w:val="single"/>
+        </w:rPr>
+        <w:t xml:space="preserve"> </w:t>
+      </w:r>
+      <w:proofErr w:type="spellStart"/>
+      <w:r>
+        <w:rPr>
+          <w:rFonts w:ascii="Times New Roman" w:hAnsi="Times New Roman" w:cs="Times New Roman"/>
+          <w:sz w:val="28"/>
+          <w:szCs w:val="28"/>
+          <w:u w:val="single"/>
+        </w:rPr>
+        <w:t>là</w:t>
+      </w:r>
+      <w:proofErr w:type="spellEnd"/>
+      <w:r>
+        <w:rPr>
+          <w:rFonts w:ascii="Times New Roman" w:hAnsi="Times New Roman" w:cs="Times New Roman"/>
+          <w:sz w:val="28"/>
+          <w:szCs w:val="28"/>
+          <w:u w:val="single"/>
+        </w:rPr>
+        <w:t xml:space="preserve"> </w:t>
+      </w:r>
+      <w:proofErr w:type="gramStart"/>
+      <w:r>
+        <w:rPr>
+          <w:rFonts w:ascii="Times New Roman" w:hAnsi="Times New Roman" w:cs="Times New Roman"/>
+          <w:sz w:val="28"/>
+          <w:szCs w:val="28"/>
+          <w:u w:val="single"/>
+        </w:rPr>
+        <w:t>9d65758</w:t>
+      </w:r>
+      <w:proofErr w:type="gramEnd"/>
+    </w:p>
+    <w:p>
+      <w:pPr>
+        <w:pStyle w:val="ListParagraph"/>
+        <w:ind w:left="1080"/>
+        <w:rPr>
+          <w:rFonts w:ascii="Times New Roman" w:hAnsi="Times New Roman" w:cs="Times New Roman"/>
+          <w:sz w:val="28"/>
+          <w:szCs w:val="28"/>
+          <w:u w:val="single"/>
+        </w:rPr>
+      </w:pPr>
+      <w:r>
+        <w:rPr>
+          <w:rFonts w:ascii="Times New Roman" w:hAnsi="Times New Roman" w:cs="Times New Roman"/>
+          <w:sz w:val="28"/>
+          <w:szCs w:val="28"/>
+          <w:u w:val="single"/>
+        </w:rPr>
+        <w:drawing>
+          <wp:inline distT="0" distB="0" distL="0" distR="0" wp14:anchorId="5B29BB88" wp14:editId="6B0C3987">
+            <wp:extent cx="4048690" cy="1467055"/>
+            <wp:effectExtent l="0" t="0" r="0" b="0"/>
+            <wp:docPr id="1839718785" name="Picture 1" descr="A screen shot of a computer program&#10;&#10;Description automatically generated"/>
+            <wp:cNvGraphicFramePr>
+              <a:graphicFrameLocks xmlns:a="http://schemas.openxmlformats.org/drawingml/2006/main" noChangeAspect="1"/>
+            </wp:cNvGraphicFramePr>
+            <a:graphic xmlns:a="http://schemas.openxmlformats.org/drawingml/2006/main">
+              <a:graphicData uri="http://schemas.openxmlformats.org/drawingml/2006/picture">
+                <pic:pic xmlns:pic="http://schemas.openxmlformats.org/drawingml/2006/picture">
+                  <pic:nvPicPr>
+                    <pic:cNvPr id="1839718785" name="Picture 1" descr="A screen shot of a computer program&#10;&#10;Description automatically generated"/>
+                    <pic:cNvPicPr/>
+                  </pic:nvPicPr>
+                  <pic:blipFill>
+                    <a:blip r:embed="rId6"/>
+                    <a:stretch>
+                      <a:fillRect/>
+                    </a:stretch>
+                  </pic:blipFill>
+                  <pic:spPr>
+                    <a:xfrm>
+                      <a:off x="0" y="0"/>
+                      <a:ext cx="4048690" cy="1467055"/>
+                    </a:xfrm>
+                    <a:prstGeom prst="rect">
+                      <a:avLst/>
+                    </a:prstGeom>
+                  </pic:spPr>
+                </pic:pic>
+              </a:graphicData>
+            </a:graphic>
+          </wp:inline>
+        </w:drawing>
+      </w:r>
+    </w:p>
+    <w:p>
+      <w:pPr>
+        <w:rPr>
+          <w:rFonts w:ascii="Times New Roman" w:hAnsi="Times New Roman" w:cs="Times New Roman"/>
+          <w:sz w:val="28"/>
+          <w:szCs w:val="28"/>
+          <w:u w:val="single"/>
+        </w:rPr>
+      </w:pPr>
+      <w:r>
+        <w:rPr>
+          <w:rFonts w:ascii="Times New Roman" w:hAnsi="Times New Roman" w:cs="Times New Roman"/>
+          <w:sz w:val="28"/>
+          <w:szCs w:val="28"/>
+          <w:u w:val="single"/>
+        </w:rPr>
+        <w:br w:type="page"/>
+      </w:r>
+    </w:p>
+    <w:p>
+      <w:pPr>
+        <w:pStyle w:val="ListParagraph"/>
+        <w:ind w:left="1080"/>
+        <w:rPr>
+          <w:rFonts w:ascii="Times New Roman" w:hAnsi="Times New Roman" w:cs="Times New Roman"/>
+          <w:sz w:val="28"/>
+          <w:szCs w:val="28"/>
+          <w:u w:val="single"/>
+        </w:rPr>
+      </w:pPr>
+    </w:p>
+    <w:p>
+      <w:pPr>
+        <w:pStyle w:val="ListParagraph"/>
+        <w:numPr>
+          <w:ilvl w:val="0"/>
+          <w:numId w:val="25"/>
+        </w:numPr>
+        <w:rPr>
+          <w:rFonts w:ascii="Times New Roman" w:hAnsi="Times New Roman" w:cs="Times New Roman"/>
+          <w:sz w:val="28"/>
+          <w:szCs w:val="28"/>
+          <w:u w:val="single"/>
+        </w:rPr>
+      </w:pPr>
+      <w:proofErr w:type="spellStart"/>
+      <w:r>
+        <w:rPr>
+          <w:rFonts w:ascii="Times New Roman" w:hAnsi="Times New Roman" w:cs="Times New Roman"/>
+          <w:sz w:val="28"/>
+          <w:szCs w:val="28"/>
+          <w:u w:val="single"/>
+        </w:rPr>
+        <w:t>Dùng</w:t>
+      </w:r>
+      <w:proofErr w:type="spellEnd"/>
+      <w:r>
+        <w:rPr>
+          <w:rFonts w:ascii="Times New Roman" w:hAnsi="Times New Roman" w:cs="Times New Roman"/>
+          <w:sz w:val="28"/>
+          <w:szCs w:val="28"/>
+          <w:u w:val="single"/>
+        </w:rPr>
+        <w:t xml:space="preserve"> </w:t>
+      </w:r>
+      <w:proofErr w:type="spellStart"/>
+      <w:r>
+        <w:rPr>
+          <w:rFonts w:ascii="Times New Roman" w:hAnsi="Times New Roman" w:cs="Times New Roman"/>
+          <w:sz w:val="28"/>
+          <w:szCs w:val="28"/>
+          <w:u w:val="single"/>
+        </w:rPr>
+        <w:t>lệnh</w:t>
+      </w:r>
+      <w:proofErr w:type="spellEnd"/>
+      <w:r>
+        <w:rPr>
+          <w:rFonts w:ascii="Times New Roman" w:hAnsi="Times New Roman" w:cs="Times New Roman"/>
+          <w:sz w:val="28"/>
+          <w:szCs w:val="28"/>
+          <w:u w:val="single"/>
+        </w:rPr>
+        <w:t xml:space="preserve"> git tag &lt;</w:t>
+      </w:r>
+      <w:proofErr w:type="spellStart"/>
+      <w:r>
+        <w:rPr>
+          <w:rFonts w:ascii="Times New Roman" w:hAnsi="Times New Roman" w:cs="Times New Roman"/>
+          <w:sz w:val="28"/>
+          <w:szCs w:val="28"/>
+          <w:u w:val="single"/>
+        </w:rPr>
+        <w:t>tên</w:t>
+      </w:r>
+      <w:proofErr w:type="spellEnd"/>
+      <w:r>
+        <w:rPr>
+          <w:rFonts w:ascii="Times New Roman" w:hAnsi="Times New Roman" w:cs="Times New Roman"/>
+          <w:sz w:val="28"/>
+          <w:szCs w:val="28"/>
+          <w:u w:val="single"/>
+        </w:rPr>
+        <w:t xml:space="preserve"> tag&gt; </w:t>
+      </w:r>
+      <w:proofErr w:type="spellStart"/>
+      <w:r>
+        <w:rPr>
+          <w:rFonts w:ascii="Times New Roman" w:hAnsi="Times New Roman" w:cs="Times New Roman"/>
+          <w:sz w:val="28"/>
+          <w:szCs w:val="28"/>
+          <w:u w:val="single"/>
+        </w:rPr>
+        <w:t>vd</w:t>
+      </w:r>
+      <w:proofErr w:type="spellEnd"/>
+      <w:r>
+        <w:rPr>
+          <w:rFonts w:ascii="Times New Roman" w:hAnsi="Times New Roman" w:cs="Times New Roman"/>
+          <w:sz w:val="28"/>
+          <w:szCs w:val="28"/>
+          <w:u w:val="single"/>
+        </w:rPr>
+        <w:t>: git tag Cau6</w:t>
+      </w:r>
+    </w:p>
+    <w:p>
+      <w:pPr>
+        <w:ind w:left="720"/>
+        <w:rPr>
+          <w:rFonts w:ascii="Times New Roman" w:hAnsi="Times New Roman" w:cs="Times New Roman"/>
+          <w:sz w:val="28"/>
+          <w:szCs w:val="28"/>
+          <w:u w:val="single"/>
+        </w:rPr>
+      </w:pPr>
+      <w:r>
+        <w:rPr>
+          <w:rFonts w:ascii="Times New Roman" w:hAnsi="Times New Roman" w:cs="Times New Roman"/>
+          <w:sz w:val="28"/>
+          <w:szCs w:val="28"/>
+          <w:u w:val="single"/>
+        </w:rPr>
+        <w:drawing>
+          <wp:inline distT="0" distB="0" distL="0" distR="0" wp14:anchorId="47BF0192" wp14:editId="05AC1615">
+            <wp:extent cx="4029637" cy="924054"/>
+            <wp:effectExtent l="0" t="0" r="0" b="9525"/>
+            <wp:docPr id="250287011" name="Picture 1" descr="A black background with white text&#10;&#10;Description automatically generated"/>
+            <wp:cNvGraphicFramePr>
+              <a:graphicFrameLocks xmlns:a="http://schemas.openxmlformats.org/drawingml/2006/main" noChangeAspect="1"/>
+            </wp:cNvGraphicFramePr>
+            <a:graphic xmlns:a="http://schemas.openxmlformats.org/drawingml/2006/main">
+              <a:graphicData uri="http://schemas.openxmlformats.org/drawingml/2006/picture">
+                <pic:pic xmlns:pic="http://schemas.openxmlformats.org/drawingml/2006/picture">
+                  <pic:nvPicPr>
+                    <pic:cNvPr id="250287011" name="Picture 1" descr="A black background with white text&#10;&#10;Description automatically generated"/>
+                    <pic:cNvPicPr/>
+                  </pic:nvPicPr>
+                  <pic:blipFill>
+                    <a:blip r:embed="rId7"/>
+                    <a:stretch>
+                      <a:fillRect/>
+                    </a:stretch>
+                  </pic:blipFill>
+                  <pic:spPr>
+                    <a:xfrm>
+                      <a:off x="0" y="0"/>
+                      <a:ext cx="4029637" cy="924054"/>
+                    </a:xfrm>
+                    <a:prstGeom prst="rect">
+                      <a:avLst/>
+                    </a:prstGeom>
+                  </pic:spPr>
+                </pic:pic>
+              </a:graphicData>
+            </a:graphic>
+          </wp:inline>
+        </w:drawing>
+      </w:r>
+    </w:p>
+    <w:p>
+      <w:pPr>
+        <w:pStyle w:val="ListParagraph"/>
+        <w:rPr>
+          <w:rFonts w:ascii="Times New Roman" w:hAnsi="Times New Roman" w:cs="Times New Roman"/>
+          <w:sz w:val="28"/>
+          <w:szCs w:val="28"/>
+          <w:u w:val="single"/>
+        </w:rPr>
+      </w:pPr>
     </w:p>
     <w:p>
       <w:pPr>
@@ -224,14 +2226,70 @@
           <w:szCs w:val="28"/>
         </w:rPr>
       </w:pPr>
-      <w:r>
-        <w:rPr>
-          <w:rFonts w:ascii="Times New Roman" w:hAnsi="Times New Roman" w:cs="Times New Roman"/>
-          <w:sz w:val="28"/>
-          <w:szCs w:val="28"/>
-        </w:rPr>
-        <w:t>Phân biệt revert với reset</w:t>
-      </w:r>
+      <w:proofErr w:type="spellStart"/>
+      <w:r>
+        <w:rPr>
+          <w:rFonts w:ascii="Times New Roman" w:hAnsi="Times New Roman" w:cs="Times New Roman"/>
+          <w:sz w:val="28"/>
+          <w:szCs w:val="28"/>
+        </w:rPr>
+        <w:t>Phân</w:t>
+      </w:r>
+      <w:proofErr w:type="spellEnd"/>
+      <w:r>
+        <w:rPr>
+          <w:rFonts w:ascii="Times New Roman" w:hAnsi="Times New Roman" w:cs="Times New Roman"/>
+          <w:sz w:val="28"/>
+          <w:szCs w:val="28"/>
+        </w:rPr>
+        <w:t xml:space="preserve"> </w:t>
+      </w:r>
+      <w:proofErr w:type="spellStart"/>
+      <w:r>
+        <w:rPr>
+          <w:rFonts w:ascii="Times New Roman" w:hAnsi="Times New Roman" w:cs="Times New Roman"/>
+          <w:sz w:val="28"/>
+          <w:szCs w:val="28"/>
+        </w:rPr>
+        <w:t>biệt</w:t>
+      </w:r>
+      <w:proofErr w:type="spellEnd"/>
+      <w:r>
+        <w:rPr>
+          <w:rFonts w:ascii="Times New Roman" w:hAnsi="Times New Roman" w:cs="Times New Roman"/>
+          <w:sz w:val="28"/>
+          <w:szCs w:val="28"/>
+        </w:rPr>
+        <w:t xml:space="preserve"> revert </w:t>
+      </w:r>
+      <w:proofErr w:type="spellStart"/>
+      <w:r>
+        <w:rPr>
+          <w:rFonts w:ascii="Times New Roman" w:hAnsi="Times New Roman" w:cs="Times New Roman"/>
+          <w:sz w:val="28"/>
+          <w:szCs w:val="28"/>
+        </w:rPr>
+        <w:t>với</w:t>
+      </w:r>
+      <w:proofErr w:type="spellEnd"/>
+      <w:r>
+        <w:rPr>
+          <w:rFonts w:ascii="Times New Roman" w:hAnsi="Times New Roman" w:cs="Times New Roman"/>
+          <w:sz w:val="28"/>
+          <w:szCs w:val="28"/>
+        </w:rPr>
+        <w:t xml:space="preserve"> </w:t>
+      </w:r>
+      <w:proofErr w:type="gramStart"/>
+      <w:r>
+        <w:rPr>
+          <w:rFonts w:ascii="Times New Roman" w:hAnsi="Times New Roman" w:cs="Times New Roman"/>
+          <w:sz w:val="28"/>
+          <w:szCs w:val="28"/>
+        </w:rPr>
+        <w:t>reset</w:t>
+      </w:r>
+      <w:proofErr w:type="gramEnd"/>
     </w:p>
     <w:p>
       <w:pPr>
@@ -246,13 +2304,77 @@
           <w:szCs w:val="28"/>
         </w:rPr>
       </w:pPr>
-      <w:r>
-        <w:rPr>
-          <w:rFonts w:ascii="Times New Roman" w:hAnsi="Times New Roman" w:cs="Times New Roman"/>
-          <w:sz w:val="28"/>
-          <w:szCs w:val="28"/>
-        </w:rPr>
-        <w:t>Hướng dẫn sử dụng git diff</w:t>
+      <w:proofErr w:type="spellStart"/>
+      <w:r>
+        <w:rPr>
+          <w:rFonts w:ascii="Times New Roman" w:hAnsi="Times New Roman" w:cs="Times New Roman"/>
+          <w:sz w:val="28"/>
+          <w:szCs w:val="28"/>
+        </w:rPr>
+        <w:t>Hướng</w:t>
+      </w:r>
+      <w:proofErr w:type="spellEnd"/>
+      <w:r>
+        <w:rPr>
+          <w:rFonts w:ascii="Times New Roman" w:hAnsi="Times New Roman" w:cs="Times New Roman"/>
+          <w:sz w:val="28"/>
+          <w:szCs w:val="28"/>
+        </w:rPr>
+        <w:t xml:space="preserve"> </w:t>
+      </w:r>
+      <w:proofErr w:type="spellStart"/>
+      <w:r>
+        <w:rPr>
+          <w:rFonts w:ascii="Times New Roman" w:hAnsi="Times New Roman" w:cs="Times New Roman"/>
+          <w:sz w:val="28"/>
+          <w:szCs w:val="28"/>
+        </w:rPr>
+        <w:t>dẫn</w:t>
+      </w:r>
+      <w:proofErr w:type="spellEnd"/>
+      <w:r>
+        <w:rPr>
+          <w:rFonts w:ascii="Times New Roman" w:hAnsi="Times New Roman" w:cs="Times New Roman"/>
+          <w:sz w:val="28"/>
+          <w:szCs w:val="28"/>
+        </w:rPr>
+        <w:t xml:space="preserve"> </w:t>
+      </w:r>
+      <w:proofErr w:type="spellStart"/>
+      <w:r>
+        <w:rPr>
+          <w:rFonts w:ascii="Times New Roman" w:hAnsi="Times New Roman" w:cs="Times New Roman"/>
+          <w:sz w:val="28"/>
+          <w:szCs w:val="28"/>
+        </w:rPr>
+        <w:t>sử</w:t>
+      </w:r>
+      <w:proofErr w:type="spellEnd"/>
+      <w:r>
+        <w:rPr>
+          <w:rFonts w:ascii="Times New Roman" w:hAnsi="Times New Roman" w:cs="Times New Roman"/>
+          <w:sz w:val="28"/>
+          <w:szCs w:val="28"/>
+        </w:rPr>
+        <w:t xml:space="preserve"> </w:t>
+      </w:r>
+      <w:proofErr w:type="spellStart"/>
+      <w:r>
+        <w:rPr>
+          <w:rFonts w:ascii="Times New Roman" w:hAnsi="Times New Roman" w:cs="Times New Roman"/>
+          <w:sz w:val="28"/>
+          <w:szCs w:val="28"/>
+        </w:rPr>
+        <w:t>dụng</w:t>
+      </w:r>
+      <w:proofErr w:type="spellEnd"/>
+      <w:r>
+        <w:rPr>
+          <w:rFonts w:ascii="Times New Roman" w:hAnsi="Times New Roman" w:cs="Times New Roman"/>
+          <w:sz w:val="28"/>
+          <w:szCs w:val="28"/>
+        </w:rPr>
+        <w:t xml:space="preserve"> git diff</w:t>
       </w:r>
     </w:p>
     <w:sectPr>
@@ -1254,6 +3376,118 @@
     </w:lvl>
   </w:abstractNum>
   <w:abstractNum w:abstractNumId="8" w15:restartNumberingAfterBreak="0">
+    <w:nsid w:val="137945F3"/>
+    <w:multiLevelType w:val="hybridMultilevel"/>
+    <w:tmpl w:val="E1D0AA26"/>
+    <w:lvl w:ilvl="0" w:tplc="984E6B90">
+      <w:numFmt w:val="bullet"/>
+      <w:lvlText w:val="-"/>
+      <w:lvlJc w:val="left"/>
+      <w:pPr>
+        <w:ind w:left="1080" w:hanging="360"/>
+      </w:pPr>
+      <w:rPr>
+        <w:rFonts w:ascii="Times New Roman" w:eastAsiaTheme="minorHAnsi" w:hAnsi="Times New Roman" w:cs="Times New Roman" w:hint="default"/>
+      </w:rPr>
+    </w:lvl>
+    <w:lvl w:ilvl="1" w:tplc="04090003" w:tentative="1">
+      <w:start w:val="1"/>
+      <w:numFmt w:val="bullet"/>
+      <w:lvlText w:val="o"/>
+      <w:lvlJc w:val="left"/>
+      <w:pPr>
+        <w:ind w:left="1800" w:hanging="360"/>
+      </w:pPr>
+      <w:rPr>
+        <w:rFonts w:ascii="Courier New" w:hAnsi="Courier New" w:cs="Courier New" w:hint="default"/>
+      </w:rPr>
+    </w:lvl>
+    <w:lvl w:ilvl="2" w:tplc="04090005" w:tentative="1">
+      <w:start w:val="1"/>
+      <w:numFmt w:val="bullet"/>
+      <w:lvlText w:val=""/>
+      <w:lvlJc w:val="left"/>
+      <w:pPr>
+        <w:ind w:left="2520" w:hanging="360"/>
+      </w:pPr>
+      <w:rPr>
+        <w:rFonts w:ascii="Wingdings" w:hAnsi="Wingdings" w:hint="default"/>
+      </w:rPr>
+    </w:lvl>
+    <w:lvl w:ilvl="3" w:tplc="04090001" w:tentative="1">
+      <w:start w:val="1"/>
+      <w:numFmt w:val="bullet"/>
+      <w:lvlText w:val=""/>
+      <w:lvlJc w:val="left"/>
+      <w:pPr>
+        <w:ind w:left="3240" w:hanging="360"/>
+      </w:pPr>
+      <w:rPr>
+        <w:rFonts w:ascii="Symbol" w:hAnsi="Symbol" w:hint="default"/>
+      </w:rPr>
+    </w:lvl>
+    <w:lvl w:ilvl="4" w:tplc="04090003" w:tentative="1">
+      <w:start w:val="1"/>
+      <w:numFmt w:val="bullet"/>
+      <w:lvlText w:val="o"/>
+      <w:lvlJc w:val="left"/>
+      <w:pPr>
+        <w:ind w:left="3960" w:hanging="360"/>
+      </w:pPr>
+      <w:rPr>
+        <w:rFonts w:ascii="Courier New" w:hAnsi="Courier New" w:cs="Courier New" w:hint="default"/>
+      </w:rPr>
+    </w:lvl>
+    <w:lvl w:ilvl="5" w:tplc="04090005" w:tentative="1">
+      <w:start w:val="1"/>
+      <w:numFmt w:val="bullet"/>
+      <w:lvlText w:val=""/>
+      <w:lvlJc w:val="left"/>
+      <w:pPr>
+        <w:ind w:left="4680" w:hanging="360"/>
+      </w:pPr>
+      <w:rPr>
+        <w:rFonts w:ascii="Wingdings" w:hAnsi="Wingdings" w:hint="default"/>
+      </w:rPr>
+    </w:lvl>
+    <w:lvl w:ilvl="6" w:tplc="04090001" w:tentative="1">
+      <w:start w:val="1"/>
+      <w:numFmt w:val="bullet"/>
+      <w:lvlText w:val=""/>
+      <w:lvlJc w:val="left"/>
+      <w:pPr>
+        <w:ind w:left="5400" w:hanging="360"/>
+      </w:pPr>
+      <w:rPr>
+        <w:rFonts w:ascii="Symbol" w:hAnsi="Symbol" w:hint="default"/>
+      </w:rPr>
+    </w:lvl>
+    <w:lvl w:ilvl="7" w:tplc="04090003" w:tentative="1">
+      <w:start w:val="1"/>
+      <w:numFmt w:val="bullet"/>
+      <w:lvlText w:val="o"/>
+      <w:lvlJc w:val="left"/>
+      <w:pPr>
+        <w:ind w:left="6120" w:hanging="360"/>
+      </w:pPr>
+      <w:rPr>
+        <w:rFonts w:ascii="Courier New" w:hAnsi="Courier New" w:cs="Courier New" w:hint="default"/>
+      </w:rPr>
+    </w:lvl>
+    <w:lvl w:ilvl="8" w:tplc="04090005" w:tentative="1">
+      <w:start w:val="1"/>
+      <w:numFmt w:val="bullet"/>
+      <w:lvlText w:val=""/>
+      <w:lvlJc w:val="left"/>
+      <w:pPr>
+        <w:ind w:left="6840" w:hanging="360"/>
+      </w:pPr>
+      <w:rPr>
+        <w:rFonts w:ascii="Wingdings" w:hAnsi="Wingdings" w:hint="default"/>
+      </w:rPr>
+    </w:lvl>
+  </w:abstractNum>
+  <w:abstractNum w:abstractNumId="9" w15:restartNumberingAfterBreak="0">
     <w:nsid w:val="1B5D714A"/>
     <w:multiLevelType w:val="hybridMultilevel"/>
     <w:tmpl w:val="91ECA1B6"/>
@@ -1342,7 +3576,7 @@
       </w:pPr>
     </w:lvl>
   </w:abstractNum>
-  <w:abstractNum w:abstractNumId="9" w15:restartNumberingAfterBreak="0">
+  <w:abstractNum w:abstractNumId="10" w15:restartNumberingAfterBreak="0">
     <w:nsid w:val="20687943"/>
     <w:multiLevelType w:val="multilevel"/>
     <w:tmpl w:val="940AB698"/>
@@ -1491,7 +3725,7 @@
       </w:rPr>
     </w:lvl>
   </w:abstractNum>
-  <w:abstractNum w:abstractNumId="10" w15:restartNumberingAfterBreak="0">
+  <w:abstractNum w:abstractNumId="11" w15:restartNumberingAfterBreak="0">
     <w:nsid w:val="25660680"/>
     <w:multiLevelType w:val="hybridMultilevel"/>
     <w:tmpl w:val="CC8828A6"/>
@@ -1603,7 +3837,7 @@
       </w:rPr>
     </w:lvl>
   </w:abstractNum>
-  <w:abstractNum w:abstractNumId="11" w15:restartNumberingAfterBreak="0">
+  <w:abstractNum w:abstractNumId="12" w15:restartNumberingAfterBreak="0">
     <w:nsid w:val="27EC41AC"/>
     <w:multiLevelType w:val="hybridMultilevel"/>
     <w:tmpl w:val="257A085C"/>
@@ -1715,7 +3949,7 @@
       </w:rPr>
     </w:lvl>
   </w:abstractNum>
-  <w:abstractNum w:abstractNumId="12" w15:restartNumberingAfterBreak="0">
+  <w:abstractNum w:abstractNumId="13" w15:restartNumberingAfterBreak="0">
     <w:nsid w:val="301D7DCA"/>
     <w:multiLevelType w:val="hybridMultilevel"/>
     <w:tmpl w:val="8B1427C6"/>
@@ -1827,7 +4061,7 @@
       </w:rPr>
     </w:lvl>
   </w:abstractNum>
-  <w:abstractNum w:abstractNumId="13" w15:restartNumberingAfterBreak="0">
+  <w:abstractNum w:abstractNumId="14" w15:restartNumberingAfterBreak="0">
     <w:nsid w:val="37767074"/>
     <w:multiLevelType w:val="hybridMultilevel"/>
     <w:tmpl w:val="A5C28C00"/>
@@ -1940,7 +4174,7 @@
       </w:rPr>
     </w:lvl>
   </w:abstractNum>
-  <w:abstractNum w:abstractNumId="14" w15:restartNumberingAfterBreak="0">
+  <w:abstractNum w:abstractNumId="15" w15:restartNumberingAfterBreak="0">
     <w:nsid w:val="40110DC8"/>
     <w:multiLevelType w:val="hybridMultilevel"/>
     <w:tmpl w:val="1098EC44"/>
@@ -2053,7 +4287,7 @@
       </w:rPr>
     </w:lvl>
   </w:abstractNum>
-  <w:abstractNum w:abstractNumId="15" w15:restartNumberingAfterBreak="0">
+  <w:abstractNum w:abstractNumId="16" w15:restartNumberingAfterBreak="0">
     <w:nsid w:val="427A7476"/>
     <w:multiLevelType w:val="hybridMultilevel"/>
     <w:tmpl w:val="BCBC1A54"/>
@@ -2166,7 +4400,7 @@
       </w:rPr>
     </w:lvl>
   </w:abstractNum>
-  <w:abstractNum w:abstractNumId="16" w15:restartNumberingAfterBreak="0">
+  <w:abstractNum w:abstractNumId="17" w15:restartNumberingAfterBreak="0">
     <w:nsid w:val="44B10E2C"/>
     <w:multiLevelType w:val="hybridMultilevel"/>
     <w:tmpl w:val="91DC5200"/>
@@ -2278,7 +4512,7 @@
       </w:rPr>
     </w:lvl>
   </w:abstractNum>
-  <w:abstractNum w:abstractNumId="17" w15:restartNumberingAfterBreak="0">
+  <w:abstractNum w:abstractNumId="18" w15:restartNumberingAfterBreak="0">
     <w:nsid w:val="47717CF3"/>
     <w:multiLevelType w:val="hybridMultilevel"/>
     <w:tmpl w:val="AD38C92C"/>
@@ -2391,7 +4625,7 @@
       </w:rPr>
     </w:lvl>
   </w:abstractNum>
-  <w:abstractNum w:abstractNumId="18" w15:restartNumberingAfterBreak="0">
+  <w:abstractNum w:abstractNumId="19" w15:restartNumberingAfterBreak="0">
     <w:nsid w:val="4E45610D"/>
     <w:multiLevelType w:val="hybridMultilevel"/>
     <w:tmpl w:val="8AFC5FEE"/>
@@ -2503,7 +4737,7 @@
       </w:rPr>
     </w:lvl>
   </w:abstractNum>
-  <w:abstractNum w:abstractNumId="19" w15:restartNumberingAfterBreak="0">
+  <w:abstractNum w:abstractNumId="20" w15:restartNumberingAfterBreak="0">
     <w:nsid w:val="581026CC"/>
     <w:multiLevelType w:val="hybridMultilevel"/>
     <w:tmpl w:val="8B62AF4C"/>
@@ -2616,7 +4850,7 @@
       </w:rPr>
     </w:lvl>
   </w:abstractNum>
-  <w:abstractNum w:abstractNumId="20" w15:restartNumberingAfterBreak="0">
+  <w:abstractNum w:abstractNumId="21" w15:restartNumberingAfterBreak="0">
     <w:nsid w:val="5E0F2477"/>
     <w:multiLevelType w:val="multilevel"/>
     <w:tmpl w:val="221E55E4"/>
@@ -2765,7 +4999,7 @@
       </w:rPr>
     </w:lvl>
   </w:abstractNum>
-  <w:abstractNum w:abstractNumId="21" w15:restartNumberingAfterBreak="0">
+  <w:abstractNum w:abstractNumId="22" w15:restartNumberingAfterBreak="0">
     <w:nsid w:val="7A57358E"/>
     <w:multiLevelType w:val="multilevel"/>
     <w:tmpl w:val="B330DE74"/>
@@ -2914,7 +5148,7 @@
       </w:rPr>
     </w:lvl>
   </w:abstractNum>
-  <w:abstractNum w:abstractNumId="22" w15:restartNumberingAfterBreak="0">
+  <w:abstractNum w:abstractNumId="23" w15:restartNumberingAfterBreak="0">
     <w:nsid w:val="7C371BCA"/>
     <w:multiLevelType w:val="hybridMultilevel"/>
     <w:tmpl w:val="7898EE18"/>
@@ -3027,7 +5261,7 @@
       </w:rPr>
     </w:lvl>
   </w:abstractNum>
-  <w:abstractNum w:abstractNumId="23" w15:restartNumberingAfterBreak="0">
+  <w:abstractNum w:abstractNumId="24" w15:restartNumberingAfterBreak="0">
     <w:nsid w:val="7D7970EB"/>
     <w:multiLevelType w:val="hybridMultilevel"/>
     <w:tmpl w:val="F83EF5DC"/>
@@ -3117,34 +5351,34 @@
     </w:lvl>
   </w:abstractNum>
   <w:num w:numId="1" w16cid:durableId="1494180743">
-    <w:abstractNumId w:val="23"/>
+    <w:abstractNumId w:val="24"/>
   </w:num>
   <w:num w:numId="2" w16cid:durableId="869535664">
     <w:abstractNumId w:val="0"/>
   </w:num>
   <w:num w:numId="3" w16cid:durableId="569847942">
-    <w:abstractNumId w:val="13"/>
+    <w:abstractNumId w:val="14"/>
   </w:num>
   <w:num w:numId="4" w16cid:durableId="658774072">
-    <w:abstractNumId w:val="17"/>
+    <w:abstractNumId w:val="18"/>
   </w:num>
   <w:num w:numId="5" w16cid:durableId="422454624">
-    <w:abstractNumId w:val="15"/>
+    <w:abstractNumId w:val="16"/>
   </w:num>
   <w:num w:numId="6" w16cid:durableId="145514290">
     <w:abstractNumId w:val="5"/>
   </w:num>
   <w:num w:numId="7" w16cid:durableId="1492022925">
-    <w:abstractNumId w:val="20"/>
+    <w:abstractNumId w:val="21"/>
   </w:num>
   <w:num w:numId="8" w16cid:durableId="92475682">
     <w:abstractNumId w:val="6"/>
   </w:num>
   <w:num w:numId="9" w16cid:durableId="1428427106">
-    <w:abstractNumId w:val="21"/>
+    <w:abstractNumId w:val="22"/>
   </w:num>
   <w:num w:numId="10" w16cid:durableId="1961060685">
-    <w:abstractNumId w:val="22"/>
+    <w:abstractNumId w:val="23"/>
   </w:num>
   <w:num w:numId="11" w16cid:durableId="201019243">
     <w:abstractNumId w:val="2"/>
@@ -3153,25 +5387,25 @@
     <w:abstractNumId w:val="4"/>
   </w:num>
   <w:num w:numId="13" w16cid:durableId="1521580962">
-    <w:abstractNumId w:val="19"/>
+    <w:abstractNumId w:val="20"/>
   </w:num>
   <w:num w:numId="14" w16cid:durableId="478110281">
-    <w:abstractNumId w:val="9"/>
+    <w:abstractNumId w:val="10"/>
   </w:num>
   <w:num w:numId="15" w16cid:durableId="1540819371">
     <w:abstractNumId w:val="1"/>
   </w:num>
   <w:num w:numId="16" w16cid:durableId="548032682">
-    <w:abstractNumId w:val="18"/>
+    <w:abstractNumId w:val="19"/>
   </w:num>
   <w:num w:numId="17" w16cid:durableId="1148789640">
+    <w:abstractNumId w:val="12"/>
+  </w:num>
+  <w:num w:numId="18" w16cid:durableId="1911848353">
     <w:abstractNumId w:val="11"/>
   </w:num>
-  <w:num w:numId="18" w16cid:durableId="1911848353">
-    <w:abstractNumId w:val="10"/>
-  </w:num>
   <w:num w:numId="19" w16cid:durableId="1719208326">
-    <w:abstractNumId w:val="14"/>
+    <w:abstractNumId w:val="15"/>
   </w:num>
   <w:num w:numId="20" w16cid:durableId="785392966">
     <w:abstractNumId w:val="7"/>
@@ -3180,13 +5414,16 @@
     <w:abstractNumId w:val="3"/>
   </w:num>
   <w:num w:numId="22" w16cid:durableId="1908225835">
-    <w:abstractNumId w:val="8"/>
+    <w:abstractNumId w:val="9"/>
   </w:num>
   <w:num w:numId="23" w16cid:durableId="1493720001">
-    <w:abstractNumId w:val="16"/>
+    <w:abstractNumId w:val="17"/>
   </w:num>
   <w:num w:numId="24" w16cid:durableId="1073626782">
-    <w:abstractNumId w:val="12"/>
+    <w:abstractNumId w:val="13"/>
+  </w:num>
+  <w:num w:numId="25" w16cid:durableId="1486359320">
+    <w:abstractNumId w:val="8"/>
   </w:num>
 </w:numbering>
 </file>

--- a/BT Git 2.docx
+++ b/BT Git 2.docx
@@ -28,196 +28,14 @@
           <w:szCs w:val="28"/>
         </w:rPr>
       </w:pPr>
-      <w:proofErr w:type="spellStart"/>
       <w:r>
         <w:rPr>
           <w:rFonts w:ascii="Times New Roman" w:hAnsi="Times New Roman" w:cs="Times New Roman"/>
           <w:sz w:val="28"/>
           <w:szCs w:val="28"/>
         </w:rPr>
-        <w:t>Giải</w:t>
+        <w:t>Giải thích và cho ví dụ minh họa các câu sau</w:t>
       </w:r>
-      <w:proofErr w:type="spellEnd"/>
-      <w:r>
-        <w:rPr>
-          <w:rFonts w:ascii="Times New Roman" w:hAnsi="Times New Roman" w:cs="Times New Roman"/>
-          <w:sz w:val="28"/>
-          <w:szCs w:val="28"/>
-        </w:rPr>
-        <w:t xml:space="preserve"> </w:t>
-      </w:r>
-      <w:proofErr w:type="spellStart"/>
-      <w:r>
-        <w:rPr>
-          <w:rFonts w:ascii="Times New Roman" w:hAnsi="Times New Roman" w:cs="Times New Roman"/>
-          <w:sz w:val="28"/>
-          <w:szCs w:val="28"/>
-        </w:rPr>
-        <w:t>thích</w:t>
-      </w:r>
-      <w:proofErr w:type="spellEnd"/>
-      <w:r>
-        <w:rPr>
-          <w:rFonts w:ascii="Times New Roman" w:hAnsi="Times New Roman" w:cs="Times New Roman"/>
-          <w:sz w:val="28"/>
-          <w:szCs w:val="28"/>
-        </w:rPr>
-        <w:t xml:space="preserve"> </w:t>
-      </w:r>
-      <w:proofErr w:type="spellStart"/>
-      <w:r>
-        <w:rPr>
-          <w:rFonts w:ascii="Times New Roman" w:hAnsi="Times New Roman" w:cs="Times New Roman"/>
-          <w:sz w:val="28"/>
-          <w:szCs w:val="28"/>
-        </w:rPr>
-        <w:t>và</w:t>
-      </w:r>
-      <w:proofErr w:type="spellEnd"/>
-      <w:r>
-        <w:rPr>
-          <w:rFonts w:ascii="Times New Roman" w:hAnsi="Times New Roman" w:cs="Times New Roman"/>
-          <w:sz w:val="28"/>
-          <w:szCs w:val="28"/>
-        </w:rPr>
-        <w:t xml:space="preserve"> </w:t>
-      </w:r>
-      <w:proofErr w:type="spellStart"/>
-      <w:r>
-        <w:rPr>
-          <w:rFonts w:ascii="Times New Roman" w:hAnsi="Times New Roman" w:cs="Times New Roman"/>
-          <w:sz w:val="28"/>
-          <w:szCs w:val="28"/>
-        </w:rPr>
-        <w:t>cho</w:t>
-      </w:r>
-      <w:proofErr w:type="spellEnd"/>
-      <w:r>
-        <w:rPr>
-          <w:rFonts w:ascii="Times New Roman" w:hAnsi="Times New Roman" w:cs="Times New Roman"/>
-          <w:sz w:val="28"/>
-          <w:szCs w:val="28"/>
-        </w:rPr>
-        <w:t xml:space="preserve"> </w:t>
-      </w:r>
-      <w:proofErr w:type="spellStart"/>
-      <w:r>
-        <w:rPr>
-          <w:rFonts w:ascii="Times New Roman" w:hAnsi="Times New Roman" w:cs="Times New Roman"/>
-          <w:sz w:val="28"/>
-          <w:szCs w:val="28"/>
-        </w:rPr>
-        <w:t>ví</w:t>
-      </w:r>
-      <w:proofErr w:type="spellEnd"/>
-      <w:r>
-        <w:rPr>
-          <w:rFonts w:ascii="Times New Roman" w:hAnsi="Times New Roman" w:cs="Times New Roman"/>
-          <w:sz w:val="28"/>
-          <w:szCs w:val="28"/>
-        </w:rPr>
-        <w:t xml:space="preserve"> </w:t>
-      </w:r>
-      <w:proofErr w:type="spellStart"/>
-      <w:r>
-        <w:rPr>
-          <w:rFonts w:ascii="Times New Roman" w:hAnsi="Times New Roman" w:cs="Times New Roman"/>
-          <w:sz w:val="28"/>
-          <w:szCs w:val="28"/>
-        </w:rPr>
-        <w:t>dụ</w:t>
-      </w:r>
-      <w:proofErr w:type="spellEnd"/>
-      <w:r>
-        <w:rPr>
-          <w:rFonts w:ascii="Times New Roman" w:hAnsi="Times New Roman" w:cs="Times New Roman"/>
-          <w:sz w:val="28"/>
-          <w:szCs w:val="28"/>
-        </w:rPr>
-        <w:t xml:space="preserve"> </w:t>
-      </w:r>
-      <w:proofErr w:type="spellStart"/>
-      <w:r>
-        <w:rPr>
-          <w:rFonts w:ascii="Times New Roman" w:hAnsi="Times New Roman" w:cs="Times New Roman"/>
-          <w:sz w:val="28"/>
-          <w:szCs w:val="28"/>
-        </w:rPr>
-        <w:t>minh</w:t>
-      </w:r>
-      <w:proofErr w:type="spellEnd"/>
-      <w:r>
-        <w:rPr>
-          <w:rFonts w:ascii="Times New Roman" w:hAnsi="Times New Roman" w:cs="Times New Roman"/>
-          <w:sz w:val="28"/>
-          <w:szCs w:val="28"/>
-        </w:rPr>
-        <w:t xml:space="preserve"> </w:t>
-      </w:r>
-      <w:proofErr w:type="spellStart"/>
-      <w:r>
-        <w:rPr>
-          <w:rFonts w:ascii="Times New Roman" w:hAnsi="Times New Roman" w:cs="Times New Roman"/>
-          <w:sz w:val="28"/>
-          <w:szCs w:val="28"/>
-        </w:rPr>
-        <w:t>họa</w:t>
-      </w:r>
-      <w:proofErr w:type="spellEnd"/>
-      <w:r>
-        <w:rPr>
-          <w:rFonts w:ascii="Times New Roman" w:hAnsi="Times New Roman" w:cs="Times New Roman"/>
-          <w:sz w:val="28"/>
-          <w:szCs w:val="28"/>
-        </w:rPr>
-        <w:t xml:space="preserve"> </w:t>
-      </w:r>
-      <w:proofErr w:type="spellStart"/>
-      <w:r>
-        <w:rPr>
-          <w:rFonts w:ascii="Times New Roman" w:hAnsi="Times New Roman" w:cs="Times New Roman"/>
-          <w:sz w:val="28"/>
-          <w:szCs w:val="28"/>
-        </w:rPr>
-        <w:t>các</w:t>
-      </w:r>
-      <w:proofErr w:type="spellEnd"/>
-      <w:r>
-        <w:rPr>
-          <w:rFonts w:ascii="Times New Roman" w:hAnsi="Times New Roman" w:cs="Times New Roman"/>
-          <w:sz w:val="28"/>
-          <w:szCs w:val="28"/>
-        </w:rPr>
-        <w:t xml:space="preserve"> </w:t>
-      </w:r>
-      <w:proofErr w:type="spellStart"/>
-      <w:r>
-        <w:rPr>
-          <w:rFonts w:ascii="Times New Roman" w:hAnsi="Times New Roman" w:cs="Times New Roman"/>
-          <w:sz w:val="28"/>
-          <w:szCs w:val="28"/>
-        </w:rPr>
-        <w:t>câu</w:t>
-      </w:r>
-      <w:proofErr w:type="spellEnd"/>
-      <w:r>
-        <w:rPr>
-          <w:rFonts w:ascii="Times New Roman" w:hAnsi="Times New Roman" w:cs="Times New Roman"/>
-          <w:sz w:val="28"/>
-          <w:szCs w:val="28"/>
-        </w:rPr>
-        <w:t xml:space="preserve"> </w:t>
-      </w:r>
-      <w:proofErr w:type="spellStart"/>
-      <w:r>
-        <w:rPr>
-          <w:rFonts w:ascii="Times New Roman" w:hAnsi="Times New Roman" w:cs="Times New Roman"/>
-          <w:sz w:val="28"/>
-          <w:szCs w:val="28"/>
-        </w:rPr>
-        <w:t>sau</w:t>
-      </w:r>
-      <w:proofErr w:type="spellEnd"/>
     </w:p>
     <w:p>
       <w:pPr>
@@ -232,106 +50,14 @@
           <w:szCs w:val="28"/>
         </w:rPr>
       </w:pPr>
-      <w:proofErr w:type="spellStart"/>
       <w:r>
         <w:rPr>
           <w:rFonts w:ascii="Times New Roman" w:hAnsi="Times New Roman" w:cs="Times New Roman"/>
           <w:sz w:val="28"/>
           <w:szCs w:val="28"/>
         </w:rPr>
-        <w:t>Phân</w:t>
+        <w:t>Phân biệt các cấp độ reset</w:t>
       </w:r>
-      <w:proofErr w:type="spellEnd"/>
-      <w:r>
-        <w:rPr>
-          <w:rFonts w:ascii="Times New Roman" w:hAnsi="Times New Roman" w:cs="Times New Roman"/>
-          <w:sz w:val="28"/>
-          <w:szCs w:val="28"/>
-        </w:rPr>
-        <w:t xml:space="preserve"> </w:t>
-      </w:r>
-      <w:proofErr w:type="spellStart"/>
-      <w:r>
-        <w:rPr>
-          <w:rFonts w:ascii="Times New Roman" w:hAnsi="Times New Roman" w:cs="Times New Roman"/>
-          <w:sz w:val="28"/>
-          <w:szCs w:val="28"/>
-        </w:rPr>
-        <w:t>biệt</w:t>
-      </w:r>
-      <w:proofErr w:type="spellEnd"/>
-      <w:r>
-        <w:rPr>
-          <w:rFonts w:ascii="Times New Roman" w:hAnsi="Times New Roman" w:cs="Times New Roman"/>
-          <w:sz w:val="28"/>
-          <w:szCs w:val="28"/>
-        </w:rPr>
-        <w:t xml:space="preserve"> </w:t>
-      </w:r>
-      <w:proofErr w:type="spellStart"/>
-      <w:r>
-        <w:rPr>
-          <w:rFonts w:ascii="Times New Roman" w:hAnsi="Times New Roman" w:cs="Times New Roman"/>
-          <w:sz w:val="28"/>
-          <w:szCs w:val="28"/>
-        </w:rPr>
-        <w:t>các</w:t>
-      </w:r>
-      <w:proofErr w:type="spellEnd"/>
-      <w:r>
-        <w:rPr>
-          <w:rFonts w:ascii="Times New Roman" w:hAnsi="Times New Roman" w:cs="Times New Roman"/>
-          <w:sz w:val="28"/>
-          <w:szCs w:val="28"/>
-        </w:rPr>
-        <w:t xml:space="preserve"> </w:t>
-      </w:r>
-      <w:proofErr w:type="spellStart"/>
-      <w:r>
-        <w:rPr>
-          <w:rFonts w:ascii="Times New Roman" w:hAnsi="Times New Roman" w:cs="Times New Roman"/>
-          <w:sz w:val="28"/>
-          <w:szCs w:val="28"/>
-        </w:rPr>
-        <w:t>cấp</w:t>
-      </w:r>
-      <w:proofErr w:type="spellEnd"/>
-      <w:r>
-        <w:rPr>
-          <w:rFonts w:ascii="Times New Roman" w:hAnsi="Times New Roman" w:cs="Times New Roman"/>
-          <w:sz w:val="28"/>
-          <w:szCs w:val="28"/>
-        </w:rPr>
-        <w:t xml:space="preserve"> </w:t>
-      </w:r>
-      <w:proofErr w:type="spellStart"/>
-      <w:r>
-        <w:rPr>
-          <w:rFonts w:ascii="Times New Roman" w:hAnsi="Times New Roman" w:cs="Times New Roman"/>
-          <w:sz w:val="28"/>
-          <w:szCs w:val="28"/>
-        </w:rPr>
-        <w:t>độ</w:t>
-      </w:r>
-      <w:proofErr w:type="spellEnd"/>
-      <w:r>
-        <w:rPr>
-          <w:rFonts w:ascii="Times New Roman" w:hAnsi="Times New Roman" w:cs="Times New Roman"/>
-          <w:sz w:val="28"/>
-          <w:szCs w:val="28"/>
-        </w:rPr>
-        <w:t xml:space="preserve"> </w:t>
-      </w:r>
-      <w:proofErr w:type="gramStart"/>
-      <w:r>
-        <w:rPr>
-          <w:rFonts w:ascii="Times New Roman" w:hAnsi="Times New Roman" w:cs="Times New Roman"/>
-          <w:sz w:val="28"/>
-          <w:szCs w:val="28"/>
-        </w:rPr>
-        <w:t>reset</w:t>
-      </w:r>
-      <w:proofErr w:type="gramEnd"/>
     </w:p>
     <w:p>
       <w:pPr>
@@ -346,34 +72,14 @@
           <w:szCs w:val="28"/>
         </w:rPr>
       </w:pPr>
-      <w:proofErr w:type="spellStart"/>
       <w:r>
         <w:rPr>
           <w:rFonts w:ascii="Times New Roman" w:hAnsi="Times New Roman" w:cs="Times New Roman"/>
           <w:sz w:val="28"/>
           <w:szCs w:val="28"/>
         </w:rPr>
-        <w:t>Phân</w:t>
+        <w:t>Phân biệt</w:t>
       </w:r>
-      <w:proofErr w:type="spellEnd"/>
-      <w:r>
-        <w:rPr>
-          <w:rFonts w:ascii="Times New Roman" w:hAnsi="Times New Roman" w:cs="Times New Roman"/>
-          <w:sz w:val="28"/>
-          <w:szCs w:val="28"/>
-        </w:rPr>
-        <w:t xml:space="preserve"> </w:t>
-      </w:r>
-      <w:proofErr w:type="spellStart"/>
-      <w:r>
-        <w:rPr>
-          <w:rFonts w:ascii="Times New Roman" w:hAnsi="Times New Roman" w:cs="Times New Roman"/>
-          <w:sz w:val="28"/>
-          <w:szCs w:val="28"/>
-        </w:rPr>
-        <w:t>biệt</w:t>
-      </w:r>
-      <w:proofErr w:type="spellEnd"/>
       <w:r>
         <w:rPr>
           <w:rFonts w:ascii="Times New Roman" w:hAnsi="Times New Roman" w:cs="Times New Roman"/>
@@ -390,36 +96,8 @@
           <w:sz w:val="28"/>
           <w:szCs w:val="28"/>
         </w:rPr>
-        <w:t xml:space="preserve">Merge </w:t>
+        <w:t>Merge và rebase</w:t>
       </w:r>
-      <w:proofErr w:type="spellStart"/>
-      <w:r>
-        <w:rPr>
-          <w:rFonts w:ascii="Times New Roman" w:hAnsi="Times New Roman" w:cs="Times New Roman"/>
-          <w:sz w:val="28"/>
-          <w:szCs w:val="28"/>
-        </w:rPr>
-        <w:t>và</w:t>
-      </w:r>
-      <w:proofErr w:type="spellEnd"/>
-      <w:r>
-        <w:rPr>
-          <w:rFonts w:ascii="Times New Roman" w:hAnsi="Times New Roman" w:cs="Times New Roman"/>
-          <w:sz w:val="28"/>
-          <w:szCs w:val="28"/>
-        </w:rPr>
-        <w:t xml:space="preserve"> </w:t>
-      </w:r>
-      <w:proofErr w:type="gramStart"/>
-      <w:r>
-        <w:rPr>
-          <w:rFonts w:ascii="Times New Roman" w:hAnsi="Times New Roman" w:cs="Times New Roman"/>
-          <w:sz w:val="28"/>
-          <w:szCs w:val="28"/>
-        </w:rPr>
-        <w:t>rebase</w:t>
-      </w:r>
-      <w:proofErr w:type="gramEnd"/>
     </w:p>
     <w:p>
       <w:pPr>
@@ -434,70 +112,14 @@
           <w:szCs w:val="28"/>
         </w:rPr>
       </w:pPr>
-      <w:proofErr w:type="spellStart"/>
       <w:r>
         <w:rPr>
           <w:rFonts w:ascii="Times New Roman" w:hAnsi="Times New Roman" w:cs="Times New Roman"/>
           <w:sz w:val="28"/>
           <w:szCs w:val="28"/>
         </w:rPr>
-        <w:t>Phân</w:t>
+        <w:t>Phân biệt pull và fetch</w:t>
       </w:r>
-      <w:proofErr w:type="spellEnd"/>
-      <w:r>
-        <w:rPr>
-          <w:rFonts w:ascii="Times New Roman" w:hAnsi="Times New Roman" w:cs="Times New Roman"/>
-          <w:sz w:val="28"/>
-          <w:szCs w:val="28"/>
-        </w:rPr>
-        <w:t xml:space="preserve"> </w:t>
-      </w:r>
-      <w:proofErr w:type="spellStart"/>
-      <w:r>
-        <w:rPr>
-          <w:rFonts w:ascii="Times New Roman" w:hAnsi="Times New Roman" w:cs="Times New Roman"/>
-          <w:sz w:val="28"/>
-          <w:szCs w:val="28"/>
-        </w:rPr>
-        <w:t>biệt</w:t>
-      </w:r>
-      <w:proofErr w:type="spellEnd"/>
-      <w:r>
-        <w:rPr>
-          <w:rFonts w:ascii="Times New Roman" w:hAnsi="Times New Roman" w:cs="Times New Roman"/>
-          <w:sz w:val="28"/>
-          <w:szCs w:val="28"/>
-        </w:rPr>
-        <w:t xml:space="preserve"> pull </w:t>
-      </w:r>
-      <w:proofErr w:type="spellStart"/>
-      <w:r>
-        <w:rPr>
-          <w:rFonts w:ascii="Times New Roman" w:hAnsi="Times New Roman" w:cs="Times New Roman"/>
-          <w:sz w:val="28"/>
-          <w:szCs w:val="28"/>
-        </w:rPr>
-        <w:t>và</w:t>
-      </w:r>
-      <w:proofErr w:type="spellEnd"/>
-      <w:r>
-        <w:rPr>
-          <w:rFonts w:ascii="Times New Roman" w:hAnsi="Times New Roman" w:cs="Times New Roman"/>
-          <w:sz w:val="28"/>
-          <w:szCs w:val="28"/>
-        </w:rPr>
-        <w:t xml:space="preserve"> </w:t>
-      </w:r>
-      <w:proofErr w:type="gramStart"/>
-      <w:r>
-        <w:rPr>
-          <w:rFonts w:ascii="Times New Roman" w:hAnsi="Times New Roman" w:cs="Times New Roman"/>
-          <w:sz w:val="28"/>
-          <w:szCs w:val="28"/>
-        </w:rPr>
-        <w:t>fetch</w:t>
-      </w:r>
-      <w:proofErr w:type="gramEnd"/>
     </w:p>
     <w:p>
       <w:pPr>
@@ -518,16 +140,7 @@
           <w:sz w:val="28"/>
           <w:szCs w:val="28"/>
         </w:rPr>
-        <w:t xml:space="preserve">Cherry pick </w:t>
-      </w:r>
-      <w:proofErr w:type="spellStart"/>
-      <w:r>
-        <w:rPr>
-          <w:rFonts w:ascii="Times New Roman" w:hAnsi="Times New Roman" w:cs="Times New Roman"/>
-          <w:sz w:val="28"/>
-          <w:szCs w:val="28"/>
-        </w:rPr>
-        <w:t>d</w:t>
+        <w:t>Cherry pick d</w:t>
       </w:r>
       <w:r>
         <w:rPr>
@@ -543,70 +156,7 @@
           <w:sz w:val="28"/>
           <w:szCs w:val="28"/>
         </w:rPr>
-        <w:t>ng</w:t>
-      </w:r>
-      <w:proofErr w:type="spellEnd"/>
-      <w:r>
-        <w:rPr>
-          <w:rFonts w:ascii="Times New Roman" w:hAnsi="Times New Roman" w:cs="Times New Roman"/>
-          <w:sz w:val="28"/>
-          <w:szCs w:val="28"/>
-        </w:rPr>
-        <w:t xml:space="preserve"> </w:t>
-      </w:r>
-      <w:proofErr w:type="spellStart"/>
-      <w:r>
-        <w:rPr>
-          <w:rFonts w:ascii="Times New Roman" w:hAnsi="Times New Roman" w:cs="Times New Roman"/>
-          <w:sz w:val="28"/>
-          <w:szCs w:val="28"/>
-        </w:rPr>
-        <w:t>để</w:t>
-      </w:r>
-      <w:proofErr w:type="spellEnd"/>
-      <w:r>
-        <w:rPr>
-          <w:rFonts w:ascii="Times New Roman" w:hAnsi="Times New Roman" w:cs="Times New Roman"/>
-          <w:sz w:val="28"/>
-          <w:szCs w:val="28"/>
-        </w:rPr>
-        <w:t xml:space="preserve"> </w:t>
-      </w:r>
-      <w:proofErr w:type="spellStart"/>
-      <w:r>
-        <w:rPr>
-          <w:rFonts w:ascii="Times New Roman" w:hAnsi="Times New Roman" w:cs="Times New Roman"/>
-          <w:sz w:val="28"/>
-          <w:szCs w:val="28"/>
-        </w:rPr>
-        <w:t>làm</w:t>
-      </w:r>
-      <w:proofErr w:type="spellEnd"/>
-      <w:r>
-        <w:rPr>
-          <w:rFonts w:ascii="Times New Roman" w:hAnsi="Times New Roman" w:cs="Times New Roman"/>
-          <w:sz w:val="28"/>
-          <w:szCs w:val="28"/>
-        </w:rPr>
-        <w:t xml:space="preserve"> </w:t>
-      </w:r>
-      <w:proofErr w:type="spellStart"/>
-      <w:r>
-        <w:rPr>
-          <w:rFonts w:ascii="Times New Roman" w:hAnsi="Times New Roman" w:cs="Times New Roman"/>
-          <w:sz w:val="28"/>
-          <w:szCs w:val="28"/>
-        </w:rPr>
-        <w:t>gì</w:t>
-      </w:r>
-      <w:proofErr w:type="spellEnd"/>
-      <w:r>
-        <w:rPr>
-          <w:rFonts w:ascii="Times New Roman" w:hAnsi="Times New Roman" w:cs="Times New Roman"/>
-          <w:sz w:val="28"/>
-          <w:szCs w:val="28"/>
-        </w:rPr>
-        <w:t>?</w:t>
+        <w:t>ng để làm gì?</w:t>
       </w:r>
       <w:r>
         <w:rPr>
@@ -614,97 +164,7 @@
           <w:sz w:val="28"/>
           <w:szCs w:val="28"/>
         </w:rPr>
-        <w:t xml:space="preserve"> </w:t>
-      </w:r>
-      <w:proofErr w:type="spellStart"/>
-      <w:r>
-        <w:rPr>
-          <w:rFonts w:ascii="Times New Roman" w:hAnsi="Times New Roman" w:cs="Times New Roman"/>
-          <w:sz w:val="28"/>
-          <w:szCs w:val="28"/>
-        </w:rPr>
-        <w:t>Cách</w:t>
-      </w:r>
-      <w:proofErr w:type="spellEnd"/>
-      <w:r>
-        <w:rPr>
-          <w:rFonts w:ascii="Times New Roman" w:hAnsi="Times New Roman" w:cs="Times New Roman"/>
-          <w:sz w:val="28"/>
-          <w:szCs w:val="28"/>
-        </w:rPr>
-        <w:t xml:space="preserve"> </w:t>
-      </w:r>
-      <w:proofErr w:type="spellStart"/>
-      <w:r>
-        <w:rPr>
-          <w:rFonts w:ascii="Times New Roman" w:hAnsi="Times New Roman" w:cs="Times New Roman"/>
-          <w:sz w:val="28"/>
-          <w:szCs w:val="28"/>
-        </w:rPr>
-        <w:t>dùng</w:t>
-      </w:r>
-      <w:proofErr w:type="spellEnd"/>
-      <w:r>
-        <w:rPr>
-          <w:rFonts w:ascii="Times New Roman" w:hAnsi="Times New Roman" w:cs="Times New Roman"/>
-          <w:sz w:val="28"/>
-          <w:szCs w:val="28"/>
-        </w:rPr>
-        <w:t xml:space="preserve"> </w:t>
-      </w:r>
-      <w:proofErr w:type="spellStart"/>
-      <w:r>
-        <w:rPr>
-          <w:rFonts w:ascii="Times New Roman" w:hAnsi="Times New Roman" w:cs="Times New Roman"/>
-          <w:sz w:val="28"/>
-          <w:szCs w:val="28"/>
-        </w:rPr>
-        <w:t>như</w:t>
-      </w:r>
-      <w:proofErr w:type="spellEnd"/>
-      <w:r>
-        <w:rPr>
-          <w:rFonts w:ascii="Times New Roman" w:hAnsi="Times New Roman" w:cs="Times New Roman"/>
-          <w:sz w:val="28"/>
-          <w:szCs w:val="28"/>
-        </w:rPr>
-        <w:t xml:space="preserve"> </w:t>
-      </w:r>
-      <w:proofErr w:type="spellStart"/>
-      <w:r>
-        <w:rPr>
-          <w:rFonts w:ascii="Times New Roman" w:hAnsi="Times New Roman" w:cs="Times New Roman"/>
-          <w:sz w:val="28"/>
-          <w:szCs w:val="28"/>
-        </w:rPr>
-        <w:t>thế</w:t>
-      </w:r>
-      <w:proofErr w:type="spellEnd"/>
-      <w:r>
-        <w:rPr>
-          <w:rFonts w:ascii="Times New Roman" w:hAnsi="Times New Roman" w:cs="Times New Roman"/>
-          <w:sz w:val="28"/>
-          <w:szCs w:val="28"/>
-        </w:rPr>
-        <w:t xml:space="preserve"> </w:t>
-      </w:r>
-      <w:proofErr w:type="spellStart"/>
-      <w:r>
-        <w:rPr>
-          <w:rFonts w:ascii="Times New Roman" w:hAnsi="Times New Roman" w:cs="Times New Roman"/>
-          <w:sz w:val="28"/>
-          <w:szCs w:val="28"/>
-        </w:rPr>
-        <w:t>nào</w:t>
-      </w:r>
-      <w:proofErr w:type="spellEnd"/>
-      <w:r>
-        <w:rPr>
-          <w:rFonts w:ascii="Times New Roman" w:hAnsi="Times New Roman" w:cs="Times New Roman"/>
-          <w:sz w:val="28"/>
-          <w:szCs w:val="28"/>
-        </w:rPr>
-        <w:t>?</w:t>
+        <w:t xml:space="preserve"> Cách dùng như thế nào?</w:t>
       </w:r>
     </w:p>
     <w:p>
@@ -720,77 +180,13 @@
           <w:szCs w:val="28"/>
         </w:rPr>
       </w:pPr>
-      <w:proofErr w:type="spellStart"/>
       <w:r>
         <w:rPr>
           <w:rFonts w:ascii="Times New Roman" w:hAnsi="Times New Roman" w:cs="Times New Roman"/>
           <w:sz w:val="28"/>
           <w:szCs w:val="28"/>
         </w:rPr>
-        <w:t>Hướng</w:t>
-      </w:r>
-      <w:proofErr w:type="spellEnd"/>
-      <w:r>
-        <w:rPr>
-          <w:rFonts w:ascii="Times New Roman" w:hAnsi="Times New Roman" w:cs="Times New Roman"/>
-          <w:sz w:val="28"/>
-          <w:szCs w:val="28"/>
-        </w:rPr>
-        <w:t xml:space="preserve"> </w:t>
-      </w:r>
-      <w:proofErr w:type="spellStart"/>
-      <w:r>
-        <w:rPr>
-          <w:rFonts w:ascii="Times New Roman" w:hAnsi="Times New Roman" w:cs="Times New Roman"/>
-          <w:sz w:val="28"/>
-          <w:szCs w:val="28"/>
-        </w:rPr>
-        <w:t>dẫn</w:t>
-      </w:r>
-      <w:proofErr w:type="spellEnd"/>
-      <w:r>
-        <w:rPr>
-          <w:rFonts w:ascii="Times New Roman" w:hAnsi="Times New Roman" w:cs="Times New Roman"/>
-          <w:sz w:val="28"/>
-          <w:szCs w:val="28"/>
-        </w:rPr>
-        <w:t xml:space="preserve"> </w:t>
-      </w:r>
-      <w:proofErr w:type="spellStart"/>
-      <w:r>
-        <w:rPr>
-          <w:rFonts w:ascii="Times New Roman" w:hAnsi="Times New Roman" w:cs="Times New Roman"/>
-          <w:sz w:val="28"/>
-          <w:szCs w:val="28"/>
-        </w:rPr>
-        <w:t>sử</w:t>
-      </w:r>
-      <w:proofErr w:type="spellEnd"/>
-      <w:r>
-        <w:rPr>
-          <w:rFonts w:ascii="Times New Roman" w:hAnsi="Times New Roman" w:cs="Times New Roman"/>
-          <w:sz w:val="28"/>
-          <w:szCs w:val="28"/>
-        </w:rPr>
-        <w:t xml:space="preserve"> </w:t>
-      </w:r>
-      <w:proofErr w:type="spellStart"/>
-      <w:r>
-        <w:rPr>
-          <w:rFonts w:ascii="Times New Roman" w:hAnsi="Times New Roman" w:cs="Times New Roman"/>
-          <w:sz w:val="28"/>
-          <w:szCs w:val="28"/>
-        </w:rPr>
-        <w:t>dụng</w:t>
-      </w:r>
-      <w:proofErr w:type="spellEnd"/>
-      <w:r>
-        <w:rPr>
-          <w:rFonts w:ascii="Times New Roman" w:hAnsi="Times New Roman" w:cs="Times New Roman"/>
-          <w:sz w:val="28"/>
-          <w:szCs w:val="28"/>
-        </w:rPr>
-        <w:t xml:space="preserve"> stash</w:t>
+        <w:t>Hướng dẫn sử dụng stash</w:t>
       </w:r>
     </w:p>
     <w:p>
@@ -812,1406 +208,8 @@
           <w:sz w:val="28"/>
           <w:szCs w:val="28"/>
         </w:rPr>
-        <w:t xml:space="preserve">Git tag dung </w:t>
+        <w:t>Git tag dung để làm gì? Cách dùng như thế nào?</w:t>
       </w:r>
-      <w:proofErr w:type="spellStart"/>
-      <w:r>
-        <w:rPr>
-          <w:rFonts w:ascii="Times New Roman" w:hAnsi="Times New Roman" w:cs="Times New Roman"/>
-          <w:sz w:val="28"/>
-          <w:szCs w:val="28"/>
-        </w:rPr>
-        <w:t>để</w:t>
-      </w:r>
-      <w:proofErr w:type="spellEnd"/>
-      <w:r>
-        <w:rPr>
-          <w:rFonts w:ascii="Times New Roman" w:hAnsi="Times New Roman" w:cs="Times New Roman"/>
-          <w:sz w:val="28"/>
-          <w:szCs w:val="28"/>
-        </w:rPr>
-        <w:t xml:space="preserve"> </w:t>
-      </w:r>
-      <w:proofErr w:type="spellStart"/>
-      <w:r>
-        <w:rPr>
-          <w:rFonts w:ascii="Times New Roman" w:hAnsi="Times New Roman" w:cs="Times New Roman"/>
-          <w:sz w:val="28"/>
-          <w:szCs w:val="28"/>
-        </w:rPr>
-        <w:t>làm</w:t>
-      </w:r>
-      <w:proofErr w:type="spellEnd"/>
-      <w:r>
-        <w:rPr>
-          <w:rFonts w:ascii="Times New Roman" w:hAnsi="Times New Roman" w:cs="Times New Roman"/>
-          <w:sz w:val="28"/>
-          <w:szCs w:val="28"/>
-        </w:rPr>
-        <w:t xml:space="preserve"> </w:t>
-      </w:r>
-      <w:proofErr w:type="spellStart"/>
-      <w:r>
-        <w:rPr>
-          <w:rFonts w:ascii="Times New Roman" w:hAnsi="Times New Roman" w:cs="Times New Roman"/>
-          <w:sz w:val="28"/>
-          <w:szCs w:val="28"/>
-        </w:rPr>
-        <w:t>gì</w:t>
-      </w:r>
-      <w:proofErr w:type="spellEnd"/>
-      <w:r>
-        <w:rPr>
-          <w:rFonts w:ascii="Times New Roman" w:hAnsi="Times New Roman" w:cs="Times New Roman"/>
-          <w:sz w:val="28"/>
-          <w:szCs w:val="28"/>
-        </w:rPr>
-        <w:t xml:space="preserve">? </w:t>
-      </w:r>
-      <w:proofErr w:type="spellStart"/>
-      <w:r>
-        <w:rPr>
-          <w:rFonts w:ascii="Times New Roman" w:hAnsi="Times New Roman" w:cs="Times New Roman"/>
-          <w:sz w:val="28"/>
-          <w:szCs w:val="28"/>
-        </w:rPr>
-        <w:t>Cách</w:t>
-      </w:r>
-      <w:proofErr w:type="spellEnd"/>
-      <w:r>
-        <w:rPr>
-          <w:rFonts w:ascii="Times New Roman" w:hAnsi="Times New Roman" w:cs="Times New Roman"/>
-          <w:sz w:val="28"/>
-          <w:szCs w:val="28"/>
-        </w:rPr>
-        <w:t xml:space="preserve"> </w:t>
-      </w:r>
-      <w:proofErr w:type="spellStart"/>
-      <w:r>
-        <w:rPr>
-          <w:rFonts w:ascii="Times New Roman" w:hAnsi="Times New Roman" w:cs="Times New Roman"/>
-          <w:sz w:val="28"/>
-          <w:szCs w:val="28"/>
-        </w:rPr>
-        <w:t>dùng</w:t>
-      </w:r>
-      <w:proofErr w:type="spellEnd"/>
-      <w:r>
-        <w:rPr>
-          <w:rFonts w:ascii="Times New Roman" w:hAnsi="Times New Roman" w:cs="Times New Roman"/>
-          <w:sz w:val="28"/>
-          <w:szCs w:val="28"/>
-        </w:rPr>
-        <w:t xml:space="preserve"> </w:t>
-      </w:r>
-      <w:proofErr w:type="spellStart"/>
-      <w:r>
-        <w:rPr>
-          <w:rFonts w:ascii="Times New Roman" w:hAnsi="Times New Roman" w:cs="Times New Roman"/>
-          <w:sz w:val="28"/>
-          <w:szCs w:val="28"/>
-        </w:rPr>
-        <w:t>như</w:t>
-      </w:r>
-      <w:proofErr w:type="spellEnd"/>
-      <w:r>
-        <w:rPr>
-          <w:rFonts w:ascii="Times New Roman" w:hAnsi="Times New Roman" w:cs="Times New Roman"/>
-          <w:sz w:val="28"/>
-          <w:szCs w:val="28"/>
-        </w:rPr>
-        <w:t xml:space="preserve"> </w:t>
-      </w:r>
-      <w:proofErr w:type="spellStart"/>
-      <w:r>
-        <w:rPr>
-          <w:rFonts w:ascii="Times New Roman" w:hAnsi="Times New Roman" w:cs="Times New Roman"/>
-          <w:sz w:val="28"/>
-          <w:szCs w:val="28"/>
-        </w:rPr>
-        <w:t>thế</w:t>
-      </w:r>
-      <w:proofErr w:type="spellEnd"/>
-      <w:r>
-        <w:rPr>
-          <w:rFonts w:ascii="Times New Roman" w:hAnsi="Times New Roman" w:cs="Times New Roman"/>
-          <w:sz w:val="28"/>
-          <w:szCs w:val="28"/>
-        </w:rPr>
-        <w:t xml:space="preserve"> </w:t>
-      </w:r>
-      <w:proofErr w:type="spellStart"/>
-      <w:r>
-        <w:rPr>
-          <w:rFonts w:ascii="Times New Roman" w:hAnsi="Times New Roman" w:cs="Times New Roman"/>
-          <w:sz w:val="28"/>
-          <w:szCs w:val="28"/>
-        </w:rPr>
-        <w:t>nào</w:t>
-      </w:r>
-      <w:proofErr w:type="spellEnd"/>
-      <w:r>
-        <w:rPr>
-          <w:rFonts w:ascii="Times New Roman" w:hAnsi="Times New Roman" w:cs="Times New Roman"/>
-          <w:sz w:val="28"/>
-          <w:szCs w:val="28"/>
-        </w:rPr>
-        <w:t>?</w:t>
-      </w:r>
-    </w:p>
-    <w:p>
-      <w:pPr>
-        <w:pStyle w:val="ListParagraph"/>
-        <w:rPr>
-          <w:rFonts w:ascii="Times New Roman" w:hAnsi="Times New Roman" w:cs="Times New Roman"/>
-          <w:sz w:val="28"/>
-          <w:szCs w:val="28"/>
-        </w:rPr>
-      </w:pPr>
-      <w:r>
-        <w:rPr>
-          <w:rFonts w:ascii="Times New Roman" w:hAnsi="Times New Roman" w:cs="Times New Roman"/>
-          <w:sz w:val="28"/>
-          <w:szCs w:val="28"/>
-        </w:rPr>
-        <w:t xml:space="preserve">Git tag </w:t>
-      </w:r>
-      <w:proofErr w:type="spellStart"/>
-      <w:r>
-        <w:rPr>
-          <w:rFonts w:ascii="Times New Roman" w:hAnsi="Times New Roman" w:cs="Times New Roman"/>
-          <w:sz w:val="28"/>
-          <w:szCs w:val="28"/>
-        </w:rPr>
-        <w:t>dùng</w:t>
-      </w:r>
-      <w:proofErr w:type="spellEnd"/>
-      <w:r>
-        <w:rPr>
-          <w:rFonts w:ascii="Times New Roman" w:hAnsi="Times New Roman" w:cs="Times New Roman"/>
-          <w:sz w:val="28"/>
-          <w:szCs w:val="28"/>
-        </w:rPr>
-        <w:t xml:space="preserve"> </w:t>
-      </w:r>
-      <w:proofErr w:type="spellStart"/>
-      <w:r>
-        <w:rPr>
-          <w:rFonts w:ascii="Times New Roman" w:hAnsi="Times New Roman" w:cs="Times New Roman"/>
-          <w:sz w:val="28"/>
-          <w:szCs w:val="28"/>
-        </w:rPr>
-        <w:t>để</w:t>
-      </w:r>
-      <w:proofErr w:type="spellEnd"/>
-      <w:r>
-        <w:rPr>
-          <w:rFonts w:ascii="Times New Roman" w:hAnsi="Times New Roman" w:cs="Times New Roman"/>
-          <w:sz w:val="28"/>
-          <w:szCs w:val="28"/>
-        </w:rPr>
-        <w:t xml:space="preserve"> </w:t>
-      </w:r>
-      <w:proofErr w:type="spellStart"/>
-      <w:r>
-        <w:rPr>
-          <w:rFonts w:ascii="Times New Roman" w:hAnsi="Times New Roman" w:cs="Times New Roman"/>
-          <w:sz w:val="28"/>
-          <w:szCs w:val="28"/>
-        </w:rPr>
-        <w:t>đặt</w:t>
-      </w:r>
-      <w:proofErr w:type="spellEnd"/>
-      <w:r>
-        <w:rPr>
-          <w:rFonts w:ascii="Times New Roman" w:hAnsi="Times New Roman" w:cs="Times New Roman"/>
-          <w:sz w:val="28"/>
-          <w:szCs w:val="28"/>
-        </w:rPr>
-        <w:t xml:space="preserve"> </w:t>
-      </w:r>
-      <w:proofErr w:type="spellStart"/>
-      <w:r>
-        <w:rPr>
-          <w:rFonts w:ascii="Times New Roman" w:hAnsi="Times New Roman" w:cs="Times New Roman"/>
-          <w:sz w:val="28"/>
-          <w:szCs w:val="28"/>
-        </w:rPr>
-        <w:t>tên</w:t>
-      </w:r>
-      <w:proofErr w:type="spellEnd"/>
-      <w:r>
-        <w:rPr>
-          <w:rFonts w:ascii="Times New Roman" w:hAnsi="Times New Roman" w:cs="Times New Roman"/>
-          <w:sz w:val="28"/>
-          <w:szCs w:val="28"/>
-        </w:rPr>
-        <w:t xml:space="preserve"> </w:t>
-      </w:r>
-      <w:proofErr w:type="spellStart"/>
-      <w:r>
-        <w:rPr>
-          <w:rFonts w:ascii="Times New Roman" w:hAnsi="Times New Roman" w:cs="Times New Roman"/>
-          <w:sz w:val="28"/>
-          <w:szCs w:val="28"/>
-        </w:rPr>
-        <w:t>cho</w:t>
-      </w:r>
-      <w:proofErr w:type="spellEnd"/>
-      <w:r>
-        <w:rPr>
-          <w:rFonts w:ascii="Times New Roman" w:hAnsi="Times New Roman" w:cs="Times New Roman"/>
-          <w:sz w:val="28"/>
-          <w:szCs w:val="28"/>
-        </w:rPr>
-        <w:t xml:space="preserve"> </w:t>
-      </w:r>
-      <w:proofErr w:type="spellStart"/>
-      <w:r>
-        <w:rPr>
-          <w:rFonts w:ascii="Times New Roman" w:hAnsi="Times New Roman" w:cs="Times New Roman"/>
-          <w:sz w:val="28"/>
-          <w:szCs w:val="28"/>
-        </w:rPr>
-        <w:t>một</w:t>
-      </w:r>
-      <w:proofErr w:type="spellEnd"/>
-      <w:r>
-        <w:rPr>
-          <w:rFonts w:ascii="Times New Roman" w:hAnsi="Times New Roman" w:cs="Times New Roman"/>
-          <w:sz w:val="28"/>
-          <w:szCs w:val="28"/>
-        </w:rPr>
-        <w:t xml:space="preserve"> commit </w:t>
-      </w:r>
-      <w:proofErr w:type="spellStart"/>
-      <w:r>
-        <w:rPr>
-          <w:rFonts w:ascii="Times New Roman" w:hAnsi="Times New Roman" w:cs="Times New Roman"/>
-          <w:sz w:val="28"/>
-          <w:szCs w:val="28"/>
-        </w:rPr>
-        <w:t>cụ</w:t>
-      </w:r>
-      <w:proofErr w:type="spellEnd"/>
-      <w:r>
-        <w:rPr>
-          <w:rFonts w:ascii="Times New Roman" w:hAnsi="Times New Roman" w:cs="Times New Roman"/>
-          <w:sz w:val="28"/>
-          <w:szCs w:val="28"/>
-        </w:rPr>
-        <w:t xml:space="preserve"> </w:t>
-      </w:r>
-      <w:proofErr w:type="spellStart"/>
-      <w:r>
-        <w:rPr>
-          <w:rFonts w:ascii="Times New Roman" w:hAnsi="Times New Roman" w:cs="Times New Roman"/>
-          <w:sz w:val="28"/>
-          <w:szCs w:val="28"/>
-        </w:rPr>
-        <w:t>thể</w:t>
-      </w:r>
-      <w:proofErr w:type="spellEnd"/>
-      <w:r>
-        <w:rPr>
-          <w:rFonts w:ascii="Times New Roman" w:hAnsi="Times New Roman" w:cs="Times New Roman"/>
-          <w:sz w:val="28"/>
-          <w:szCs w:val="28"/>
-        </w:rPr>
-        <w:t xml:space="preserve"> </w:t>
-      </w:r>
-      <w:proofErr w:type="spellStart"/>
-      <w:r>
-        <w:rPr>
-          <w:rFonts w:ascii="Times New Roman" w:hAnsi="Times New Roman" w:cs="Times New Roman"/>
-          <w:sz w:val="28"/>
-          <w:szCs w:val="28"/>
-        </w:rPr>
-        <w:t>trong</w:t>
-      </w:r>
-      <w:proofErr w:type="spellEnd"/>
-      <w:r>
-        <w:rPr>
-          <w:rFonts w:ascii="Times New Roman" w:hAnsi="Times New Roman" w:cs="Times New Roman"/>
-          <w:sz w:val="28"/>
-          <w:szCs w:val="28"/>
-        </w:rPr>
-        <w:t xml:space="preserve"> </w:t>
-      </w:r>
-      <w:proofErr w:type="spellStart"/>
-      <w:r>
-        <w:rPr>
-          <w:rFonts w:ascii="Times New Roman" w:hAnsi="Times New Roman" w:cs="Times New Roman"/>
-          <w:sz w:val="28"/>
-          <w:szCs w:val="28"/>
-        </w:rPr>
-        <w:t>lịch</w:t>
-      </w:r>
-      <w:proofErr w:type="spellEnd"/>
-      <w:r>
-        <w:rPr>
-          <w:rFonts w:ascii="Times New Roman" w:hAnsi="Times New Roman" w:cs="Times New Roman"/>
-          <w:sz w:val="28"/>
-          <w:szCs w:val="28"/>
-        </w:rPr>
-        <w:t xml:space="preserve"> </w:t>
-      </w:r>
-      <w:proofErr w:type="spellStart"/>
-      <w:r>
-        <w:rPr>
-          <w:rFonts w:ascii="Times New Roman" w:hAnsi="Times New Roman" w:cs="Times New Roman"/>
-          <w:sz w:val="28"/>
-          <w:szCs w:val="28"/>
-        </w:rPr>
-        <w:t>sử</w:t>
-      </w:r>
-      <w:proofErr w:type="spellEnd"/>
-      <w:r>
-        <w:rPr>
-          <w:rFonts w:ascii="Times New Roman" w:hAnsi="Times New Roman" w:cs="Times New Roman"/>
-          <w:sz w:val="28"/>
-          <w:szCs w:val="28"/>
-        </w:rPr>
-        <w:t xml:space="preserve">, </w:t>
-      </w:r>
-      <w:proofErr w:type="spellStart"/>
-      <w:r>
-        <w:rPr>
-          <w:rFonts w:ascii="Times New Roman" w:hAnsi="Times New Roman" w:cs="Times New Roman"/>
-          <w:sz w:val="28"/>
-          <w:szCs w:val="28"/>
-        </w:rPr>
-        <w:t>thường</w:t>
-      </w:r>
-      <w:proofErr w:type="spellEnd"/>
-      <w:r>
-        <w:rPr>
-          <w:rFonts w:ascii="Times New Roman" w:hAnsi="Times New Roman" w:cs="Times New Roman"/>
-          <w:sz w:val="28"/>
-          <w:szCs w:val="28"/>
-        </w:rPr>
-        <w:t xml:space="preserve"> </w:t>
-      </w:r>
-      <w:proofErr w:type="spellStart"/>
-      <w:r>
-        <w:rPr>
-          <w:rFonts w:ascii="Times New Roman" w:hAnsi="Times New Roman" w:cs="Times New Roman"/>
-          <w:sz w:val="28"/>
-          <w:szCs w:val="28"/>
-        </w:rPr>
-        <w:t>để</w:t>
-      </w:r>
-      <w:proofErr w:type="spellEnd"/>
-      <w:r>
-        <w:rPr>
-          <w:rFonts w:ascii="Times New Roman" w:hAnsi="Times New Roman" w:cs="Times New Roman"/>
-          <w:sz w:val="28"/>
-          <w:szCs w:val="28"/>
-        </w:rPr>
-        <w:t xml:space="preserve"> </w:t>
-      </w:r>
-      <w:proofErr w:type="spellStart"/>
-      <w:r>
-        <w:rPr>
-          <w:rFonts w:ascii="Times New Roman" w:hAnsi="Times New Roman" w:cs="Times New Roman"/>
-          <w:sz w:val="28"/>
-          <w:szCs w:val="28"/>
-        </w:rPr>
-        <w:t>chỉ</w:t>
-      </w:r>
-      <w:proofErr w:type="spellEnd"/>
-      <w:r>
-        <w:rPr>
-          <w:rFonts w:ascii="Times New Roman" w:hAnsi="Times New Roman" w:cs="Times New Roman"/>
-          <w:sz w:val="28"/>
-          <w:szCs w:val="28"/>
-        </w:rPr>
-        <w:t xml:space="preserve"> </w:t>
-      </w:r>
-      <w:proofErr w:type="spellStart"/>
-      <w:r>
-        <w:rPr>
-          <w:rFonts w:ascii="Times New Roman" w:hAnsi="Times New Roman" w:cs="Times New Roman"/>
-          <w:sz w:val="28"/>
-          <w:szCs w:val="28"/>
-        </w:rPr>
-        <w:t>ra</w:t>
-      </w:r>
-      <w:proofErr w:type="spellEnd"/>
-      <w:r>
-        <w:rPr>
-          <w:rFonts w:ascii="Times New Roman" w:hAnsi="Times New Roman" w:cs="Times New Roman"/>
-          <w:sz w:val="28"/>
-          <w:szCs w:val="28"/>
-        </w:rPr>
-        <w:t xml:space="preserve"> </w:t>
-      </w:r>
-      <w:proofErr w:type="spellStart"/>
-      <w:r>
-        <w:rPr>
-          <w:rFonts w:ascii="Times New Roman" w:hAnsi="Times New Roman" w:cs="Times New Roman"/>
-          <w:sz w:val="28"/>
-          <w:szCs w:val="28"/>
-        </w:rPr>
-        <w:t>phiên</w:t>
-      </w:r>
-      <w:proofErr w:type="spellEnd"/>
-      <w:r>
-        <w:rPr>
-          <w:rFonts w:ascii="Times New Roman" w:hAnsi="Times New Roman" w:cs="Times New Roman"/>
-          <w:sz w:val="28"/>
-          <w:szCs w:val="28"/>
-        </w:rPr>
-        <w:t xml:space="preserve"> </w:t>
-      </w:r>
-      <w:proofErr w:type="spellStart"/>
-      <w:r>
-        <w:rPr>
-          <w:rFonts w:ascii="Times New Roman" w:hAnsi="Times New Roman" w:cs="Times New Roman"/>
-          <w:sz w:val="28"/>
-          <w:szCs w:val="28"/>
-        </w:rPr>
-        <w:t>bản</w:t>
-      </w:r>
-      <w:proofErr w:type="spellEnd"/>
-      <w:r>
-        <w:rPr>
-          <w:rFonts w:ascii="Times New Roman" w:hAnsi="Times New Roman" w:cs="Times New Roman"/>
-          <w:sz w:val="28"/>
-          <w:szCs w:val="28"/>
-        </w:rPr>
-        <w:t xml:space="preserve"> </w:t>
-      </w:r>
-      <w:proofErr w:type="spellStart"/>
-      <w:r>
-        <w:rPr>
-          <w:rFonts w:ascii="Times New Roman" w:hAnsi="Times New Roman" w:cs="Times New Roman"/>
-          <w:sz w:val="28"/>
-          <w:szCs w:val="28"/>
-        </w:rPr>
-        <w:t>phát</w:t>
-      </w:r>
-      <w:proofErr w:type="spellEnd"/>
-      <w:r>
-        <w:rPr>
-          <w:rFonts w:ascii="Times New Roman" w:hAnsi="Times New Roman" w:cs="Times New Roman"/>
-          <w:sz w:val="28"/>
-          <w:szCs w:val="28"/>
-        </w:rPr>
-        <w:t xml:space="preserve"> </w:t>
-      </w:r>
-      <w:proofErr w:type="spellStart"/>
-      <w:r>
-        <w:rPr>
-          <w:rFonts w:ascii="Times New Roman" w:hAnsi="Times New Roman" w:cs="Times New Roman"/>
-          <w:sz w:val="28"/>
-          <w:szCs w:val="28"/>
-        </w:rPr>
-        <w:t>hành</w:t>
-      </w:r>
-      <w:proofErr w:type="spellEnd"/>
-      <w:r>
-        <w:rPr>
-          <w:rFonts w:ascii="Times New Roman" w:hAnsi="Times New Roman" w:cs="Times New Roman"/>
-          <w:sz w:val="28"/>
-          <w:szCs w:val="28"/>
-        </w:rPr>
-        <w:t xml:space="preserve"> </w:t>
-      </w:r>
-      <w:proofErr w:type="spellStart"/>
-      <w:r>
-        <w:rPr>
-          <w:rFonts w:ascii="Times New Roman" w:hAnsi="Times New Roman" w:cs="Times New Roman"/>
-          <w:sz w:val="28"/>
-          <w:szCs w:val="28"/>
-        </w:rPr>
-        <w:t>của</w:t>
-      </w:r>
-      <w:proofErr w:type="spellEnd"/>
-      <w:r>
-        <w:rPr>
-          <w:rFonts w:ascii="Times New Roman" w:hAnsi="Times New Roman" w:cs="Times New Roman"/>
-          <w:sz w:val="28"/>
-          <w:szCs w:val="28"/>
-        </w:rPr>
-        <w:t xml:space="preserve"> </w:t>
-      </w:r>
-      <w:proofErr w:type="spellStart"/>
-      <w:r>
-        <w:rPr>
-          <w:rFonts w:ascii="Times New Roman" w:hAnsi="Times New Roman" w:cs="Times New Roman"/>
-          <w:sz w:val="28"/>
-          <w:szCs w:val="28"/>
-        </w:rPr>
-        <w:t>dự</w:t>
-      </w:r>
-      <w:proofErr w:type="spellEnd"/>
-      <w:r>
-        <w:rPr>
-          <w:rFonts w:ascii="Times New Roman" w:hAnsi="Times New Roman" w:cs="Times New Roman"/>
-          <w:sz w:val="28"/>
-          <w:szCs w:val="28"/>
-        </w:rPr>
-        <w:t xml:space="preserve"> </w:t>
-      </w:r>
-      <w:proofErr w:type="spellStart"/>
-      <w:r>
-        <w:rPr>
-          <w:rFonts w:ascii="Times New Roman" w:hAnsi="Times New Roman" w:cs="Times New Roman"/>
-          <w:sz w:val="28"/>
-          <w:szCs w:val="28"/>
-        </w:rPr>
-        <w:t>án</w:t>
-      </w:r>
-      <w:proofErr w:type="spellEnd"/>
-      <w:r>
-        <w:rPr>
-          <w:rFonts w:ascii="Times New Roman" w:hAnsi="Times New Roman" w:cs="Times New Roman"/>
-          <w:sz w:val="28"/>
-          <w:szCs w:val="28"/>
-        </w:rPr>
-        <w:t xml:space="preserve">, </w:t>
-      </w:r>
-      <w:proofErr w:type="spellStart"/>
-      <w:r>
-        <w:rPr>
-          <w:rFonts w:ascii="Times New Roman" w:hAnsi="Times New Roman" w:cs="Times New Roman"/>
-          <w:sz w:val="28"/>
-          <w:szCs w:val="28"/>
-        </w:rPr>
-        <w:t>chỉ</w:t>
-      </w:r>
-      <w:proofErr w:type="spellEnd"/>
-      <w:r>
-        <w:rPr>
-          <w:rFonts w:ascii="Times New Roman" w:hAnsi="Times New Roman" w:cs="Times New Roman"/>
-          <w:sz w:val="28"/>
-          <w:szCs w:val="28"/>
-        </w:rPr>
-        <w:t xml:space="preserve"> </w:t>
-      </w:r>
-      <w:proofErr w:type="spellStart"/>
-      <w:r>
-        <w:rPr>
-          <w:rFonts w:ascii="Times New Roman" w:hAnsi="Times New Roman" w:cs="Times New Roman"/>
-          <w:sz w:val="28"/>
-          <w:szCs w:val="28"/>
-        </w:rPr>
-        <w:t>định</w:t>
-      </w:r>
-      <w:proofErr w:type="spellEnd"/>
-      <w:r>
-        <w:rPr>
-          <w:rFonts w:ascii="Times New Roman" w:hAnsi="Times New Roman" w:cs="Times New Roman"/>
-          <w:sz w:val="28"/>
-          <w:szCs w:val="28"/>
-        </w:rPr>
-        <w:t xml:space="preserve"> </w:t>
-      </w:r>
-      <w:proofErr w:type="spellStart"/>
-      <w:r>
-        <w:rPr>
-          <w:rFonts w:ascii="Times New Roman" w:hAnsi="Times New Roman" w:cs="Times New Roman"/>
-          <w:sz w:val="28"/>
-          <w:szCs w:val="28"/>
-        </w:rPr>
-        <w:t>một</w:t>
-      </w:r>
-      <w:proofErr w:type="spellEnd"/>
-      <w:r>
-        <w:rPr>
-          <w:rFonts w:ascii="Times New Roman" w:hAnsi="Times New Roman" w:cs="Times New Roman"/>
-          <w:sz w:val="28"/>
-          <w:szCs w:val="28"/>
-        </w:rPr>
-        <w:t xml:space="preserve"> </w:t>
-      </w:r>
-      <w:proofErr w:type="spellStart"/>
-      <w:r>
-        <w:rPr>
-          <w:rFonts w:ascii="Times New Roman" w:hAnsi="Times New Roman" w:cs="Times New Roman"/>
-          <w:sz w:val="28"/>
-          <w:szCs w:val="28"/>
-        </w:rPr>
-        <w:t>điểm</w:t>
-      </w:r>
-      <w:proofErr w:type="spellEnd"/>
-      <w:r>
-        <w:rPr>
-          <w:rFonts w:ascii="Times New Roman" w:hAnsi="Times New Roman" w:cs="Times New Roman"/>
-          <w:sz w:val="28"/>
-          <w:szCs w:val="28"/>
-        </w:rPr>
-        <w:t xml:space="preserve"> </w:t>
-      </w:r>
-      <w:proofErr w:type="spellStart"/>
-      <w:r>
-        <w:rPr>
-          <w:rFonts w:ascii="Times New Roman" w:hAnsi="Times New Roman" w:cs="Times New Roman"/>
-          <w:sz w:val="28"/>
-          <w:szCs w:val="28"/>
-        </w:rPr>
-        <w:t>quan</w:t>
-      </w:r>
-      <w:proofErr w:type="spellEnd"/>
-      <w:r>
-        <w:rPr>
-          <w:rFonts w:ascii="Times New Roman" w:hAnsi="Times New Roman" w:cs="Times New Roman"/>
-          <w:sz w:val="28"/>
-          <w:szCs w:val="28"/>
-        </w:rPr>
-        <w:t xml:space="preserve"> </w:t>
-      </w:r>
-      <w:proofErr w:type="spellStart"/>
-      <w:r>
-        <w:rPr>
-          <w:rFonts w:ascii="Times New Roman" w:hAnsi="Times New Roman" w:cs="Times New Roman"/>
-          <w:sz w:val="28"/>
-          <w:szCs w:val="28"/>
-        </w:rPr>
-        <w:t>trong</w:t>
-      </w:r>
-      <w:proofErr w:type="spellEnd"/>
-      <w:r>
-        <w:rPr>
-          <w:rFonts w:ascii="Times New Roman" w:hAnsi="Times New Roman" w:cs="Times New Roman"/>
-          <w:sz w:val="28"/>
-          <w:szCs w:val="28"/>
-        </w:rPr>
-        <w:t xml:space="preserve"> </w:t>
-      </w:r>
-      <w:proofErr w:type="spellStart"/>
-      <w:r>
-        <w:rPr>
-          <w:rFonts w:ascii="Times New Roman" w:hAnsi="Times New Roman" w:cs="Times New Roman"/>
-          <w:sz w:val="28"/>
-          <w:szCs w:val="28"/>
-        </w:rPr>
-        <w:t>trong</w:t>
-      </w:r>
-      <w:proofErr w:type="spellEnd"/>
-      <w:r>
-        <w:rPr>
-          <w:rFonts w:ascii="Times New Roman" w:hAnsi="Times New Roman" w:cs="Times New Roman"/>
-          <w:sz w:val="28"/>
-          <w:szCs w:val="28"/>
-        </w:rPr>
-        <w:t xml:space="preserve"> </w:t>
-      </w:r>
-      <w:proofErr w:type="spellStart"/>
-      <w:r>
-        <w:rPr>
-          <w:rFonts w:ascii="Times New Roman" w:hAnsi="Times New Roman" w:cs="Times New Roman"/>
-          <w:sz w:val="28"/>
-          <w:szCs w:val="28"/>
-        </w:rPr>
-        <w:t>lịch</w:t>
-      </w:r>
-      <w:proofErr w:type="spellEnd"/>
-      <w:r>
-        <w:rPr>
-          <w:rFonts w:ascii="Times New Roman" w:hAnsi="Times New Roman" w:cs="Times New Roman"/>
-          <w:sz w:val="28"/>
-          <w:szCs w:val="28"/>
-        </w:rPr>
-        <w:t xml:space="preserve"> </w:t>
-      </w:r>
-      <w:proofErr w:type="spellStart"/>
-      <w:r>
-        <w:rPr>
-          <w:rFonts w:ascii="Times New Roman" w:hAnsi="Times New Roman" w:cs="Times New Roman"/>
-          <w:sz w:val="28"/>
-          <w:szCs w:val="28"/>
-        </w:rPr>
-        <w:t>sử</w:t>
-      </w:r>
-      <w:proofErr w:type="spellEnd"/>
-      <w:r>
-        <w:rPr>
-          <w:rFonts w:ascii="Times New Roman" w:hAnsi="Times New Roman" w:cs="Times New Roman"/>
-          <w:sz w:val="28"/>
-          <w:szCs w:val="28"/>
-        </w:rPr>
-        <w:t xml:space="preserve"> </w:t>
-      </w:r>
-      <w:proofErr w:type="spellStart"/>
-      <w:r>
-        <w:rPr>
-          <w:rFonts w:ascii="Times New Roman" w:hAnsi="Times New Roman" w:cs="Times New Roman"/>
-          <w:sz w:val="28"/>
-          <w:szCs w:val="28"/>
-        </w:rPr>
-        <w:t>để</w:t>
-      </w:r>
-      <w:proofErr w:type="spellEnd"/>
-      <w:r>
-        <w:rPr>
-          <w:rFonts w:ascii="Times New Roman" w:hAnsi="Times New Roman" w:cs="Times New Roman"/>
-          <w:sz w:val="28"/>
-          <w:szCs w:val="28"/>
-        </w:rPr>
-        <w:t xml:space="preserve"> quay </w:t>
-      </w:r>
-      <w:proofErr w:type="spellStart"/>
-      <w:r>
-        <w:rPr>
-          <w:rFonts w:ascii="Times New Roman" w:hAnsi="Times New Roman" w:cs="Times New Roman"/>
-          <w:sz w:val="28"/>
-          <w:szCs w:val="28"/>
-        </w:rPr>
-        <w:t>lại</w:t>
-      </w:r>
-      <w:proofErr w:type="spellEnd"/>
-      <w:r>
-        <w:rPr>
-          <w:rFonts w:ascii="Times New Roman" w:hAnsi="Times New Roman" w:cs="Times New Roman"/>
-          <w:sz w:val="28"/>
-          <w:szCs w:val="28"/>
-        </w:rPr>
-        <w:t xml:space="preserve"> </w:t>
-      </w:r>
-      <w:proofErr w:type="spellStart"/>
-      <w:r>
-        <w:rPr>
-          <w:rFonts w:ascii="Times New Roman" w:hAnsi="Times New Roman" w:cs="Times New Roman"/>
-          <w:sz w:val="28"/>
-          <w:szCs w:val="28"/>
-        </w:rPr>
-        <w:t>dễ</w:t>
-      </w:r>
-      <w:proofErr w:type="spellEnd"/>
-      <w:r>
-        <w:rPr>
-          <w:rFonts w:ascii="Times New Roman" w:hAnsi="Times New Roman" w:cs="Times New Roman"/>
-          <w:sz w:val="28"/>
-          <w:szCs w:val="28"/>
-        </w:rPr>
-        <w:t xml:space="preserve"> </w:t>
-      </w:r>
-      <w:proofErr w:type="spellStart"/>
-      <w:r>
-        <w:rPr>
-          <w:rFonts w:ascii="Times New Roman" w:hAnsi="Times New Roman" w:cs="Times New Roman"/>
-          <w:sz w:val="28"/>
-          <w:szCs w:val="28"/>
-        </w:rPr>
-        <w:t>hơn</w:t>
-      </w:r>
-      <w:proofErr w:type="spellEnd"/>
-      <w:r>
-        <w:rPr>
-          <w:rFonts w:ascii="Times New Roman" w:hAnsi="Times New Roman" w:cs="Times New Roman"/>
-          <w:sz w:val="28"/>
-          <w:szCs w:val="28"/>
-        </w:rPr>
-        <w:t>.</w:t>
-      </w:r>
-    </w:p>
-    <w:p>
-      <w:pPr>
-        <w:pStyle w:val="ListParagraph"/>
-        <w:rPr>
-          <w:rFonts w:ascii="Times New Roman" w:hAnsi="Times New Roman" w:cs="Times New Roman"/>
-          <w:sz w:val="28"/>
-          <w:szCs w:val="28"/>
-          <w:u w:val="single"/>
-        </w:rPr>
-      </w:pPr>
-      <w:proofErr w:type="spellStart"/>
-      <w:r>
-        <w:rPr>
-          <w:rFonts w:ascii="Times New Roman" w:hAnsi="Times New Roman" w:cs="Times New Roman"/>
-          <w:sz w:val="28"/>
-          <w:szCs w:val="28"/>
-          <w:u w:val="single"/>
-        </w:rPr>
-        <w:t>Cách</w:t>
-      </w:r>
-      <w:proofErr w:type="spellEnd"/>
-      <w:r>
-        <w:rPr>
-          <w:rFonts w:ascii="Times New Roman" w:hAnsi="Times New Roman" w:cs="Times New Roman"/>
-          <w:sz w:val="28"/>
-          <w:szCs w:val="28"/>
-          <w:u w:val="single"/>
-        </w:rPr>
-        <w:t xml:space="preserve"> </w:t>
-      </w:r>
-      <w:proofErr w:type="spellStart"/>
-      <w:r>
-        <w:rPr>
-          <w:rFonts w:ascii="Times New Roman" w:hAnsi="Times New Roman" w:cs="Times New Roman"/>
-          <w:sz w:val="28"/>
-          <w:szCs w:val="28"/>
-          <w:u w:val="single"/>
-        </w:rPr>
-        <w:t>dùng</w:t>
-      </w:r>
-      <w:proofErr w:type="spellEnd"/>
-      <w:r>
-        <w:rPr>
-          <w:rFonts w:ascii="Times New Roman" w:hAnsi="Times New Roman" w:cs="Times New Roman"/>
-          <w:sz w:val="28"/>
-          <w:szCs w:val="28"/>
-          <w:u w:val="single"/>
-        </w:rPr>
-        <w:t>:</w:t>
-      </w:r>
-      <w:r>
-        <w:rPr>
-          <w:rFonts w:ascii="Times New Roman" w:hAnsi="Times New Roman" w:cs="Times New Roman"/>
-          <w:sz w:val="28"/>
-          <w:szCs w:val="28"/>
-          <w:u w:val="single"/>
-        </w:rPr>
-        <w:t xml:space="preserve"> </w:t>
-      </w:r>
-      <w:proofErr w:type="spellStart"/>
-      <w:r>
-        <w:rPr>
-          <w:rFonts w:ascii="Times New Roman" w:hAnsi="Times New Roman" w:cs="Times New Roman"/>
-          <w:sz w:val="28"/>
-          <w:szCs w:val="28"/>
-          <w:u w:val="single"/>
-        </w:rPr>
-        <w:t>Tạo</w:t>
-      </w:r>
-      <w:proofErr w:type="spellEnd"/>
-      <w:r>
-        <w:rPr>
-          <w:rFonts w:ascii="Times New Roman" w:hAnsi="Times New Roman" w:cs="Times New Roman"/>
-          <w:sz w:val="28"/>
-          <w:szCs w:val="28"/>
-          <w:u w:val="single"/>
-        </w:rPr>
-        <w:t xml:space="preserve"> </w:t>
-      </w:r>
-      <w:proofErr w:type="spellStart"/>
-      <w:r>
-        <w:rPr>
-          <w:rFonts w:ascii="Times New Roman" w:hAnsi="Times New Roman" w:cs="Times New Roman"/>
-          <w:sz w:val="28"/>
-          <w:szCs w:val="28"/>
-          <w:u w:val="single"/>
-        </w:rPr>
-        <w:t>ra</w:t>
-      </w:r>
-      <w:proofErr w:type="spellEnd"/>
-      <w:r>
-        <w:rPr>
-          <w:rFonts w:ascii="Times New Roman" w:hAnsi="Times New Roman" w:cs="Times New Roman"/>
-          <w:sz w:val="28"/>
-          <w:szCs w:val="28"/>
-          <w:u w:val="single"/>
-        </w:rPr>
-        <w:t xml:space="preserve"> 1 file duy1</w:t>
-      </w:r>
-    </w:p>
-    <w:p>
-      <w:pPr>
-        <w:pStyle w:val="ListParagraph"/>
-        <w:rPr>
-          <w:rFonts w:ascii="Times New Roman" w:hAnsi="Times New Roman" w:cs="Times New Roman"/>
-          <w:sz w:val="28"/>
-          <w:szCs w:val="28"/>
-          <w:u w:val="single"/>
-        </w:rPr>
-      </w:pPr>
-      <w:r>
-        <w:rPr>
-          <w:rFonts w:ascii="Times New Roman" w:hAnsi="Times New Roman" w:cs="Times New Roman"/>
-          <w:sz w:val="28"/>
-          <w:szCs w:val="28"/>
-          <w:u w:val="single"/>
-        </w:rPr>
-        <w:drawing>
-          <wp:inline distT="0" distB="0" distL="0" distR="0" wp14:anchorId="593DB6A6" wp14:editId="2F94D2C0">
-            <wp:extent cx="5915851" cy="2648320"/>
-            <wp:effectExtent l="0" t="0" r="0" b="0"/>
-            <wp:docPr id="980326412" name="Picture 1" descr="A screen shot of a computer&#10;&#10;Description automatically generated"/>
-            <wp:cNvGraphicFramePr>
-              <a:graphicFrameLocks xmlns:a="http://schemas.openxmlformats.org/drawingml/2006/main" noChangeAspect="1"/>
-            </wp:cNvGraphicFramePr>
-            <a:graphic xmlns:a="http://schemas.openxmlformats.org/drawingml/2006/main">
-              <a:graphicData uri="http://schemas.openxmlformats.org/drawingml/2006/picture">
-                <pic:pic xmlns:pic="http://schemas.openxmlformats.org/drawingml/2006/picture">
-                  <pic:nvPicPr>
-                    <pic:cNvPr id="980326412" name="Picture 1" descr="A screen shot of a computer&#10;&#10;Description automatically generated"/>
-                    <pic:cNvPicPr/>
-                  </pic:nvPicPr>
-                  <pic:blipFill>
-                    <a:blip r:embed="rId5"/>
-                    <a:stretch>
-                      <a:fillRect/>
-                    </a:stretch>
-                  </pic:blipFill>
-                  <pic:spPr>
-                    <a:xfrm>
-                      <a:off x="0" y="0"/>
-                      <a:ext cx="5915851" cy="2648320"/>
-                    </a:xfrm>
-                    <a:prstGeom prst="rect">
-                      <a:avLst/>
-                    </a:prstGeom>
-                  </pic:spPr>
-                </pic:pic>
-              </a:graphicData>
-            </a:graphic>
-          </wp:inline>
-        </w:drawing>
-      </w:r>
-    </w:p>
-    <w:p>
-      <w:pPr>
-        <w:pStyle w:val="ListParagraph"/>
-        <w:rPr>
-          <w:rFonts w:ascii="Times New Roman" w:hAnsi="Times New Roman" w:cs="Times New Roman"/>
-          <w:sz w:val="28"/>
-          <w:szCs w:val="28"/>
-          <w:u w:val="single"/>
-        </w:rPr>
-      </w:pPr>
-    </w:p>
-    <w:p>
-      <w:pPr>
-        <w:pStyle w:val="ListParagraph"/>
-        <w:numPr>
-          <w:ilvl w:val="0"/>
-          <w:numId w:val="25"/>
-        </w:numPr>
-        <w:rPr>
-          <w:rFonts w:ascii="Times New Roman" w:hAnsi="Times New Roman" w:cs="Times New Roman"/>
-          <w:sz w:val="28"/>
-          <w:szCs w:val="28"/>
-          <w:u w:val="single"/>
-        </w:rPr>
-      </w:pPr>
-      <w:r>
-        <w:rPr>
-          <w:rFonts w:ascii="Times New Roman" w:hAnsi="Times New Roman" w:cs="Times New Roman"/>
-          <w:sz w:val="28"/>
-          <w:szCs w:val="28"/>
-          <w:u w:val="single"/>
-        </w:rPr>
-        <w:t xml:space="preserve">Commit file </w:t>
-      </w:r>
-      <w:proofErr w:type="spellStart"/>
-      <w:r>
-        <w:rPr>
-          <w:rFonts w:ascii="Times New Roman" w:hAnsi="Times New Roman" w:cs="Times New Roman"/>
-          <w:sz w:val="28"/>
-          <w:szCs w:val="28"/>
-          <w:u w:val="single"/>
-        </w:rPr>
-        <w:t>lên</w:t>
-      </w:r>
-      <w:proofErr w:type="spellEnd"/>
-      <w:r>
-        <w:rPr>
-          <w:rFonts w:ascii="Times New Roman" w:hAnsi="Times New Roman" w:cs="Times New Roman"/>
-          <w:sz w:val="28"/>
-          <w:szCs w:val="28"/>
-          <w:u w:val="single"/>
-        </w:rPr>
-        <w:t xml:space="preserve"> </w:t>
-      </w:r>
-      <w:proofErr w:type="spellStart"/>
-      <w:r>
-        <w:rPr>
-          <w:rFonts w:ascii="Times New Roman" w:hAnsi="Times New Roman" w:cs="Times New Roman"/>
-          <w:sz w:val="28"/>
-          <w:szCs w:val="28"/>
-          <w:u w:val="single"/>
-        </w:rPr>
-        <w:t>thì</w:t>
-      </w:r>
-      <w:proofErr w:type="spellEnd"/>
-      <w:r>
-        <w:rPr>
-          <w:rFonts w:ascii="Times New Roman" w:hAnsi="Times New Roman" w:cs="Times New Roman"/>
-          <w:sz w:val="28"/>
-          <w:szCs w:val="28"/>
-          <w:u w:val="single"/>
-        </w:rPr>
-        <w:t xml:space="preserve"> </w:t>
-      </w:r>
-      <w:proofErr w:type="spellStart"/>
-      <w:r>
-        <w:rPr>
-          <w:rFonts w:ascii="Times New Roman" w:hAnsi="Times New Roman" w:cs="Times New Roman"/>
-          <w:sz w:val="28"/>
-          <w:szCs w:val="28"/>
-          <w:u w:val="single"/>
-        </w:rPr>
-        <w:t>lúc</w:t>
-      </w:r>
-      <w:proofErr w:type="spellEnd"/>
-      <w:r>
-        <w:rPr>
-          <w:rFonts w:ascii="Times New Roman" w:hAnsi="Times New Roman" w:cs="Times New Roman"/>
-          <w:sz w:val="28"/>
-          <w:szCs w:val="28"/>
-          <w:u w:val="single"/>
-        </w:rPr>
-        <w:t xml:space="preserve"> </w:t>
-      </w:r>
-      <w:proofErr w:type="spellStart"/>
-      <w:r>
-        <w:rPr>
-          <w:rFonts w:ascii="Times New Roman" w:hAnsi="Times New Roman" w:cs="Times New Roman"/>
-          <w:sz w:val="28"/>
-          <w:szCs w:val="28"/>
-          <w:u w:val="single"/>
-        </w:rPr>
-        <w:t>này</w:t>
-      </w:r>
-      <w:proofErr w:type="spellEnd"/>
-      <w:r>
-        <w:rPr>
-          <w:rFonts w:ascii="Times New Roman" w:hAnsi="Times New Roman" w:cs="Times New Roman"/>
-          <w:sz w:val="28"/>
-          <w:szCs w:val="28"/>
-          <w:u w:val="single"/>
-        </w:rPr>
-        <w:t xml:space="preserve"> commit </w:t>
-      </w:r>
-      <w:proofErr w:type="spellStart"/>
-      <w:r>
-        <w:rPr>
-          <w:rFonts w:ascii="Times New Roman" w:hAnsi="Times New Roman" w:cs="Times New Roman"/>
-          <w:sz w:val="28"/>
-          <w:szCs w:val="28"/>
-          <w:u w:val="single"/>
-        </w:rPr>
-        <w:t>đang</w:t>
-      </w:r>
-      <w:proofErr w:type="spellEnd"/>
-      <w:r>
-        <w:rPr>
-          <w:rFonts w:ascii="Times New Roman" w:hAnsi="Times New Roman" w:cs="Times New Roman"/>
-          <w:sz w:val="28"/>
-          <w:szCs w:val="28"/>
-          <w:u w:val="single"/>
-        </w:rPr>
-        <w:t xml:space="preserve"> </w:t>
-      </w:r>
-      <w:proofErr w:type="spellStart"/>
-      <w:r>
-        <w:rPr>
-          <w:rFonts w:ascii="Times New Roman" w:hAnsi="Times New Roman" w:cs="Times New Roman"/>
-          <w:sz w:val="28"/>
-          <w:szCs w:val="28"/>
-          <w:u w:val="single"/>
-        </w:rPr>
-        <w:t>có</w:t>
-      </w:r>
-      <w:proofErr w:type="spellEnd"/>
-      <w:r>
-        <w:rPr>
-          <w:rFonts w:ascii="Times New Roman" w:hAnsi="Times New Roman" w:cs="Times New Roman"/>
-          <w:sz w:val="28"/>
-          <w:szCs w:val="28"/>
-          <w:u w:val="single"/>
-        </w:rPr>
-        <w:t xml:space="preserve"> </w:t>
-      </w:r>
-      <w:proofErr w:type="spellStart"/>
-      <w:r>
-        <w:rPr>
-          <w:rFonts w:ascii="Times New Roman" w:hAnsi="Times New Roman" w:cs="Times New Roman"/>
-          <w:sz w:val="28"/>
-          <w:szCs w:val="28"/>
-          <w:u w:val="single"/>
-        </w:rPr>
-        <w:t>mã</w:t>
-      </w:r>
-      <w:proofErr w:type="spellEnd"/>
-      <w:r>
-        <w:rPr>
-          <w:rFonts w:ascii="Times New Roman" w:hAnsi="Times New Roman" w:cs="Times New Roman"/>
-          <w:sz w:val="28"/>
-          <w:szCs w:val="28"/>
-          <w:u w:val="single"/>
-        </w:rPr>
-        <w:t xml:space="preserve"> </w:t>
-      </w:r>
-      <w:proofErr w:type="spellStart"/>
-      <w:r>
-        <w:rPr>
-          <w:rFonts w:ascii="Times New Roman" w:hAnsi="Times New Roman" w:cs="Times New Roman"/>
-          <w:sz w:val="28"/>
-          <w:szCs w:val="28"/>
-          <w:u w:val="single"/>
-        </w:rPr>
-        <w:t>là</w:t>
-      </w:r>
-      <w:proofErr w:type="spellEnd"/>
-      <w:r>
-        <w:rPr>
-          <w:rFonts w:ascii="Times New Roman" w:hAnsi="Times New Roman" w:cs="Times New Roman"/>
-          <w:sz w:val="28"/>
-          <w:szCs w:val="28"/>
-          <w:u w:val="single"/>
-        </w:rPr>
-        <w:t xml:space="preserve"> </w:t>
-      </w:r>
-      <w:proofErr w:type="gramStart"/>
-      <w:r>
-        <w:rPr>
-          <w:rFonts w:ascii="Times New Roman" w:hAnsi="Times New Roman" w:cs="Times New Roman"/>
-          <w:sz w:val="28"/>
-          <w:szCs w:val="28"/>
-          <w:u w:val="single"/>
-        </w:rPr>
-        <w:t>9d65758</w:t>
-      </w:r>
-      <w:proofErr w:type="gramEnd"/>
-    </w:p>
-    <w:p>
-      <w:pPr>
-        <w:pStyle w:val="ListParagraph"/>
-        <w:ind w:left="1080"/>
-        <w:rPr>
-          <w:rFonts w:ascii="Times New Roman" w:hAnsi="Times New Roman" w:cs="Times New Roman"/>
-          <w:sz w:val="28"/>
-          <w:szCs w:val="28"/>
-          <w:u w:val="single"/>
-        </w:rPr>
-      </w:pPr>
-      <w:r>
-        <w:rPr>
-          <w:rFonts w:ascii="Times New Roman" w:hAnsi="Times New Roman" w:cs="Times New Roman"/>
-          <w:sz w:val="28"/>
-          <w:szCs w:val="28"/>
-          <w:u w:val="single"/>
-        </w:rPr>
-        <w:drawing>
-          <wp:inline distT="0" distB="0" distL="0" distR="0" wp14:anchorId="5B29BB88" wp14:editId="6B0C3987">
-            <wp:extent cx="4048690" cy="1467055"/>
-            <wp:effectExtent l="0" t="0" r="0" b="0"/>
-            <wp:docPr id="1839718785" name="Picture 1" descr="A screen shot of a computer program&#10;&#10;Description automatically generated"/>
-            <wp:cNvGraphicFramePr>
-              <a:graphicFrameLocks xmlns:a="http://schemas.openxmlformats.org/drawingml/2006/main" noChangeAspect="1"/>
-            </wp:cNvGraphicFramePr>
-            <a:graphic xmlns:a="http://schemas.openxmlformats.org/drawingml/2006/main">
-              <a:graphicData uri="http://schemas.openxmlformats.org/drawingml/2006/picture">
-                <pic:pic xmlns:pic="http://schemas.openxmlformats.org/drawingml/2006/picture">
-                  <pic:nvPicPr>
-                    <pic:cNvPr id="1839718785" name="Picture 1" descr="A screen shot of a computer program&#10;&#10;Description automatically generated"/>
-                    <pic:cNvPicPr/>
-                  </pic:nvPicPr>
-                  <pic:blipFill>
-                    <a:blip r:embed="rId6"/>
-                    <a:stretch>
-                      <a:fillRect/>
-                    </a:stretch>
-                  </pic:blipFill>
-                  <pic:spPr>
-                    <a:xfrm>
-                      <a:off x="0" y="0"/>
-                      <a:ext cx="4048690" cy="1467055"/>
-                    </a:xfrm>
-                    <a:prstGeom prst="rect">
-                      <a:avLst/>
-                    </a:prstGeom>
-                  </pic:spPr>
-                </pic:pic>
-              </a:graphicData>
-            </a:graphic>
-          </wp:inline>
-        </w:drawing>
-      </w:r>
-    </w:p>
-    <w:p>
-      <w:pPr>
-        <w:rPr>
-          <w:rFonts w:ascii="Times New Roman" w:hAnsi="Times New Roman" w:cs="Times New Roman"/>
-          <w:sz w:val="28"/>
-          <w:szCs w:val="28"/>
-          <w:u w:val="single"/>
-        </w:rPr>
-      </w:pPr>
-      <w:r>
-        <w:rPr>
-          <w:rFonts w:ascii="Times New Roman" w:hAnsi="Times New Roman" w:cs="Times New Roman"/>
-          <w:sz w:val="28"/>
-          <w:szCs w:val="28"/>
-          <w:u w:val="single"/>
-        </w:rPr>
-        <w:br w:type="page"/>
-      </w:r>
-    </w:p>
-    <w:p>
-      <w:pPr>
-        <w:pStyle w:val="ListParagraph"/>
-        <w:ind w:left="1080"/>
-        <w:rPr>
-          <w:rFonts w:ascii="Times New Roman" w:hAnsi="Times New Roman" w:cs="Times New Roman"/>
-          <w:sz w:val="28"/>
-          <w:szCs w:val="28"/>
-          <w:u w:val="single"/>
-        </w:rPr>
-      </w:pPr>
-    </w:p>
-    <w:p>
-      <w:pPr>
-        <w:pStyle w:val="ListParagraph"/>
-        <w:numPr>
-          <w:ilvl w:val="0"/>
-          <w:numId w:val="25"/>
-        </w:numPr>
-        <w:rPr>
-          <w:rFonts w:ascii="Times New Roman" w:hAnsi="Times New Roman" w:cs="Times New Roman"/>
-          <w:sz w:val="28"/>
-          <w:szCs w:val="28"/>
-          <w:u w:val="single"/>
-        </w:rPr>
-      </w:pPr>
-      <w:proofErr w:type="spellStart"/>
-      <w:r>
-        <w:rPr>
-          <w:rFonts w:ascii="Times New Roman" w:hAnsi="Times New Roman" w:cs="Times New Roman"/>
-          <w:sz w:val="28"/>
-          <w:szCs w:val="28"/>
-          <w:u w:val="single"/>
-        </w:rPr>
-        <w:t>Dùng</w:t>
-      </w:r>
-      <w:proofErr w:type="spellEnd"/>
-      <w:r>
-        <w:rPr>
-          <w:rFonts w:ascii="Times New Roman" w:hAnsi="Times New Roman" w:cs="Times New Roman"/>
-          <w:sz w:val="28"/>
-          <w:szCs w:val="28"/>
-          <w:u w:val="single"/>
-        </w:rPr>
-        <w:t xml:space="preserve"> </w:t>
-      </w:r>
-      <w:proofErr w:type="spellStart"/>
-      <w:r>
-        <w:rPr>
-          <w:rFonts w:ascii="Times New Roman" w:hAnsi="Times New Roman" w:cs="Times New Roman"/>
-          <w:sz w:val="28"/>
-          <w:szCs w:val="28"/>
-          <w:u w:val="single"/>
-        </w:rPr>
-        <w:t>lệnh</w:t>
-      </w:r>
-      <w:proofErr w:type="spellEnd"/>
-      <w:r>
-        <w:rPr>
-          <w:rFonts w:ascii="Times New Roman" w:hAnsi="Times New Roman" w:cs="Times New Roman"/>
-          <w:sz w:val="28"/>
-          <w:szCs w:val="28"/>
-          <w:u w:val="single"/>
-        </w:rPr>
-        <w:t xml:space="preserve"> git tag &lt;</w:t>
-      </w:r>
-      <w:proofErr w:type="spellStart"/>
-      <w:r>
-        <w:rPr>
-          <w:rFonts w:ascii="Times New Roman" w:hAnsi="Times New Roman" w:cs="Times New Roman"/>
-          <w:sz w:val="28"/>
-          <w:szCs w:val="28"/>
-          <w:u w:val="single"/>
-        </w:rPr>
-        <w:t>tên</w:t>
-      </w:r>
-      <w:proofErr w:type="spellEnd"/>
-      <w:r>
-        <w:rPr>
-          <w:rFonts w:ascii="Times New Roman" w:hAnsi="Times New Roman" w:cs="Times New Roman"/>
-          <w:sz w:val="28"/>
-          <w:szCs w:val="28"/>
-          <w:u w:val="single"/>
-        </w:rPr>
-        <w:t xml:space="preserve"> tag&gt; </w:t>
-      </w:r>
-      <w:proofErr w:type="spellStart"/>
-      <w:r>
-        <w:rPr>
-          <w:rFonts w:ascii="Times New Roman" w:hAnsi="Times New Roman" w:cs="Times New Roman"/>
-          <w:sz w:val="28"/>
-          <w:szCs w:val="28"/>
-          <w:u w:val="single"/>
-        </w:rPr>
-        <w:t>vd</w:t>
-      </w:r>
-      <w:proofErr w:type="spellEnd"/>
-      <w:r>
-        <w:rPr>
-          <w:rFonts w:ascii="Times New Roman" w:hAnsi="Times New Roman" w:cs="Times New Roman"/>
-          <w:sz w:val="28"/>
-          <w:szCs w:val="28"/>
-          <w:u w:val="single"/>
-        </w:rPr>
-        <w:t>: git tag Cau6</w:t>
-      </w:r>
-    </w:p>
-    <w:p>
-      <w:pPr>
-        <w:ind w:left="720"/>
-        <w:rPr>
-          <w:rFonts w:ascii="Times New Roman" w:hAnsi="Times New Roman" w:cs="Times New Roman"/>
-          <w:sz w:val="28"/>
-          <w:szCs w:val="28"/>
-          <w:u w:val="single"/>
-        </w:rPr>
-      </w:pPr>
-      <w:r>
-        <w:rPr>
-          <w:rFonts w:ascii="Times New Roman" w:hAnsi="Times New Roman" w:cs="Times New Roman"/>
-          <w:sz w:val="28"/>
-          <w:szCs w:val="28"/>
-          <w:u w:val="single"/>
-        </w:rPr>
-        <w:drawing>
-          <wp:inline distT="0" distB="0" distL="0" distR="0" wp14:anchorId="47BF0192" wp14:editId="05AC1615">
-            <wp:extent cx="4029637" cy="924054"/>
-            <wp:effectExtent l="0" t="0" r="0" b="9525"/>
-            <wp:docPr id="250287011" name="Picture 1" descr="A black background with white text&#10;&#10;Description automatically generated"/>
-            <wp:cNvGraphicFramePr>
-              <a:graphicFrameLocks xmlns:a="http://schemas.openxmlformats.org/drawingml/2006/main" noChangeAspect="1"/>
-            </wp:cNvGraphicFramePr>
-            <a:graphic xmlns:a="http://schemas.openxmlformats.org/drawingml/2006/main">
-              <a:graphicData uri="http://schemas.openxmlformats.org/drawingml/2006/picture">
-                <pic:pic xmlns:pic="http://schemas.openxmlformats.org/drawingml/2006/picture">
-                  <pic:nvPicPr>
-                    <pic:cNvPr id="250287011" name="Picture 1" descr="A black background with white text&#10;&#10;Description automatically generated"/>
-                    <pic:cNvPicPr/>
-                  </pic:nvPicPr>
-                  <pic:blipFill>
-                    <a:blip r:embed="rId7"/>
-                    <a:stretch>
-                      <a:fillRect/>
-                    </a:stretch>
-                  </pic:blipFill>
-                  <pic:spPr>
-                    <a:xfrm>
-                      <a:off x="0" y="0"/>
-                      <a:ext cx="4029637" cy="924054"/>
-                    </a:xfrm>
-                    <a:prstGeom prst="rect">
-                      <a:avLst/>
-                    </a:prstGeom>
-                  </pic:spPr>
-                </pic:pic>
-              </a:graphicData>
-            </a:graphic>
-          </wp:inline>
-        </w:drawing>
-      </w:r>
-    </w:p>
-    <w:p>
-      <w:pPr>
-        <w:pStyle w:val="ListParagraph"/>
-        <w:rPr>
-          <w:rFonts w:ascii="Times New Roman" w:hAnsi="Times New Roman" w:cs="Times New Roman"/>
-          <w:sz w:val="28"/>
-          <w:szCs w:val="28"/>
-          <w:u w:val="single"/>
-        </w:rPr>
-      </w:pPr>
     </w:p>
     <w:p>
       <w:pPr>
@@ -2226,70 +224,14 @@
           <w:szCs w:val="28"/>
         </w:rPr>
       </w:pPr>
-      <w:proofErr w:type="spellStart"/>
       <w:r>
         <w:rPr>
           <w:rFonts w:ascii="Times New Roman" w:hAnsi="Times New Roman" w:cs="Times New Roman"/>
           <w:sz w:val="28"/>
           <w:szCs w:val="28"/>
         </w:rPr>
-        <w:t>Phân</w:t>
+        <w:t>Phân biệt revert với reset</w:t>
       </w:r>
-      <w:proofErr w:type="spellEnd"/>
-      <w:r>
-        <w:rPr>
-          <w:rFonts w:ascii="Times New Roman" w:hAnsi="Times New Roman" w:cs="Times New Roman"/>
-          <w:sz w:val="28"/>
-          <w:szCs w:val="28"/>
-        </w:rPr>
-        <w:t xml:space="preserve"> </w:t>
-      </w:r>
-      <w:proofErr w:type="spellStart"/>
-      <w:r>
-        <w:rPr>
-          <w:rFonts w:ascii="Times New Roman" w:hAnsi="Times New Roman" w:cs="Times New Roman"/>
-          <w:sz w:val="28"/>
-          <w:szCs w:val="28"/>
-        </w:rPr>
-        <w:t>biệt</w:t>
-      </w:r>
-      <w:proofErr w:type="spellEnd"/>
-      <w:r>
-        <w:rPr>
-          <w:rFonts w:ascii="Times New Roman" w:hAnsi="Times New Roman" w:cs="Times New Roman"/>
-          <w:sz w:val="28"/>
-          <w:szCs w:val="28"/>
-        </w:rPr>
-        <w:t xml:space="preserve"> revert </w:t>
-      </w:r>
-      <w:proofErr w:type="spellStart"/>
-      <w:r>
-        <w:rPr>
-          <w:rFonts w:ascii="Times New Roman" w:hAnsi="Times New Roman" w:cs="Times New Roman"/>
-          <w:sz w:val="28"/>
-          <w:szCs w:val="28"/>
-        </w:rPr>
-        <w:t>với</w:t>
-      </w:r>
-      <w:proofErr w:type="spellEnd"/>
-      <w:r>
-        <w:rPr>
-          <w:rFonts w:ascii="Times New Roman" w:hAnsi="Times New Roman" w:cs="Times New Roman"/>
-          <w:sz w:val="28"/>
-          <w:szCs w:val="28"/>
-        </w:rPr>
-        <w:t xml:space="preserve"> </w:t>
-      </w:r>
-      <w:proofErr w:type="gramStart"/>
-      <w:r>
-        <w:rPr>
-          <w:rFonts w:ascii="Times New Roman" w:hAnsi="Times New Roman" w:cs="Times New Roman"/>
-          <w:sz w:val="28"/>
-          <w:szCs w:val="28"/>
-        </w:rPr>
-        <w:t>reset</w:t>
-      </w:r>
-      <w:proofErr w:type="gramEnd"/>
     </w:p>
     <w:p>
       <w:pPr>
@@ -2304,77 +246,13 @@
           <w:szCs w:val="28"/>
         </w:rPr>
       </w:pPr>
-      <w:proofErr w:type="spellStart"/>
       <w:r>
         <w:rPr>
           <w:rFonts w:ascii="Times New Roman" w:hAnsi="Times New Roman" w:cs="Times New Roman"/>
           <w:sz w:val="28"/>
           <w:szCs w:val="28"/>
         </w:rPr>
-        <w:t>Hướng</w:t>
-      </w:r>
-      <w:proofErr w:type="spellEnd"/>
-      <w:r>
-        <w:rPr>
-          <w:rFonts w:ascii="Times New Roman" w:hAnsi="Times New Roman" w:cs="Times New Roman"/>
-          <w:sz w:val="28"/>
-          <w:szCs w:val="28"/>
-        </w:rPr>
-        <w:t xml:space="preserve"> </w:t>
-      </w:r>
-      <w:proofErr w:type="spellStart"/>
-      <w:r>
-        <w:rPr>
-          <w:rFonts w:ascii="Times New Roman" w:hAnsi="Times New Roman" w:cs="Times New Roman"/>
-          <w:sz w:val="28"/>
-          <w:szCs w:val="28"/>
-        </w:rPr>
-        <w:t>dẫn</w:t>
-      </w:r>
-      <w:proofErr w:type="spellEnd"/>
-      <w:r>
-        <w:rPr>
-          <w:rFonts w:ascii="Times New Roman" w:hAnsi="Times New Roman" w:cs="Times New Roman"/>
-          <w:sz w:val="28"/>
-          <w:szCs w:val="28"/>
-        </w:rPr>
-        <w:t xml:space="preserve"> </w:t>
-      </w:r>
-      <w:proofErr w:type="spellStart"/>
-      <w:r>
-        <w:rPr>
-          <w:rFonts w:ascii="Times New Roman" w:hAnsi="Times New Roman" w:cs="Times New Roman"/>
-          <w:sz w:val="28"/>
-          <w:szCs w:val="28"/>
-        </w:rPr>
-        <w:t>sử</w:t>
-      </w:r>
-      <w:proofErr w:type="spellEnd"/>
-      <w:r>
-        <w:rPr>
-          <w:rFonts w:ascii="Times New Roman" w:hAnsi="Times New Roman" w:cs="Times New Roman"/>
-          <w:sz w:val="28"/>
-          <w:szCs w:val="28"/>
-        </w:rPr>
-        <w:t xml:space="preserve"> </w:t>
-      </w:r>
-      <w:proofErr w:type="spellStart"/>
-      <w:r>
-        <w:rPr>
-          <w:rFonts w:ascii="Times New Roman" w:hAnsi="Times New Roman" w:cs="Times New Roman"/>
-          <w:sz w:val="28"/>
-          <w:szCs w:val="28"/>
-        </w:rPr>
-        <w:t>dụng</w:t>
-      </w:r>
-      <w:proofErr w:type="spellEnd"/>
-      <w:r>
-        <w:rPr>
-          <w:rFonts w:ascii="Times New Roman" w:hAnsi="Times New Roman" w:cs="Times New Roman"/>
-          <w:sz w:val="28"/>
-          <w:szCs w:val="28"/>
-        </w:rPr>
-        <w:t xml:space="preserve"> git diff</w:t>
+        <w:t>Hướng dẫn sử dụng git diff</w:t>
       </w:r>
     </w:p>
     <w:sectPr>
@@ -3376,118 +1254,6 @@
     </w:lvl>
   </w:abstractNum>
   <w:abstractNum w:abstractNumId="8" w15:restartNumberingAfterBreak="0">
-    <w:nsid w:val="137945F3"/>
-    <w:multiLevelType w:val="hybridMultilevel"/>
-    <w:tmpl w:val="E1D0AA26"/>
-    <w:lvl w:ilvl="0" w:tplc="984E6B90">
-      <w:numFmt w:val="bullet"/>
-      <w:lvlText w:val="-"/>
-      <w:lvlJc w:val="left"/>
-      <w:pPr>
-        <w:ind w:left="1080" w:hanging="360"/>
-      </w:pPr>
-      <w:rPr>
-        <w:rFonts w:ascii="Times New Roman" w:eastAsiaTheme="minorHAnsi" w:hAnsi="Times New Roman" w:cs="Times New Roman" w:hint="default"/>
-      </w:rPr>
-    </w:lvl>
-    <w:lvl w:ilvl="1" w:tplc="04090003" w:tentative="1">
-      <w:start w:val="1"/>
-      <w:numFmt w:val="bullet"/>
-      <w:lvlText w:val="o"/>
-      <w:lvlJc w:val="left"/>
-      <w:pPr>
-        <w:ind w:left="1800" w:hanging="360"/>
-      </w:pPr>
-      <w:rPr>
-        <w:rFonts w:ascii="Courier New" w:hAnsi="Courier New" w:cs="Courier New" w:hint="default"/>
-      </w:rPr>
-    </w:lvl>
-    <w:lvl w:ilvl="2" w:tplc="04090005" w:tentative="1">
-      <w:start w:val="1"/>
-      <w:numFmt w:val="bullet"/>
-      <w:lvlText w:val=""/>
-      <w:lvlJc w:val="left"/>
-      <w:pPr>
-        <w:ind w:left="2520" w:hanging="360"/>
-      </w:pPr>
-      <w:rPr>
-        <w:rFonts w:ascii="Wingdings" w:hAnsi="Wingdings" w:hint="default"/>
-      </w:rPr>
-    </w:lvl>
-    <w:lvl w:ilvl="3" w:tplc="04090001" w:tentative="1">
-      <w:start w:val="1"/>
-      <w:numFmt w:val="bullet"/>
-      <w:lvlText w:val=""/>
-      <w:lvlJc w:val="left"/>
-      <w:pPr>
-        <w:ind w:left="3240" w:hanging="360"/>
-      </w:pPr>
-      <w:rPr>
-        <w:rFonts w:ascii="Symbol" w:hAnsi="Symbol" w:hint="default"/>
-      </w:rPr>
-    </w:lvl>
-    <w:lvl w:ilvl="4" w:tplc="04090003" w:tentative="1">
-      <w:start w:val="1"/>
-      <w:numFmt w:val="bullet"/>
-      <w:lvlText w:val="o"/>
-      <w:lvlJc w:val="left"/>
-      <w:pPr>
-        <w:ind w:left="3960" w:hanging="360"/>
-      </w:pPr>
-      <w:rPr>
-        <w:rFonts w:ascii="Courier New" w:hAnsi="Courier New" w:cs="Courier New" w:hint="default"/>
-      </w:rPr>
-    </w:lvl>
-    <w:lvl w:ilvl="5" w:tplc="04090005" w:tentative="1">
-      <w:start w:val="1"/>
-      <w:numFmt w:val="bullet"/>
-      <w:lvlText w:val=""/>
-      <w:lvlJc w:val="left"/>
-      <w:pPr>
-        <w:ind w:left="4680" w:hanging="360"/>
-      </w:pPr>
-      <w:rPr>
-        <w:rFonts w:ascii="Wingdings" w:hAnsi="Wingdings" w:hint="default"/>
-      </w:rPr>
-    </w:lvl>
-    <w:lvl w:ilvl="6" w:tplc="04090001" w:tentative="1">
-      <w:start w:val="1"/>
-      <w:numFmt w:val="bullet"/>
-      <w:lvlText w:val=""/>
-      <w:lvlJc w:val="left"/>
-      <w:pPr>
-        <w:ind w:left="5400" w:hanging="360"/>
-      </w:pPr>
-      <w:rPr>
-        <w:rFonts w:ascii="Symbol" w:hAnsi="Symbol" w:hint="default"/>
-      </w:rPr>
-    </w:lvl>
-    <w:lvl w:ilvl="7" w:tplc="04090003" w:tentative="1">
-      <w:start w:val="1"/>
-      <w:numFmt w:val="bullet"/>
-      <w:lvlText w:val="o"/>
-      <w:lvlJc w:val="left"/>
-      <w:pPr>
-        <w:ind w:left="6120" w:hanging="360"/>
-      </w:pPr>
-      <w:rPr>
-        <w:rFonts w:ascii="Courier New" w:hAnsi="Courier New" w:cs="Courier New" w:hint="default"/>
-      </w:rPr>
-    </w:lvl>
-    <w:lvl w:ilvl="8" w:tplc="04090005" w:tentative="1">
-      <w:start w:val="1"/>
-      <w:numFmt w:val="bullet"/>
-      <w:lvlText w:val=""/>
-      <w:lvlJc w:val="left"/>
-      <w:pPr>
-        <w:ind w:left="6840" w:hanging="360"/>
-      </w:pPr>
-      <w:rPr>
-        <w:rFonts w:ascii="Wingdings" w:hAnsi="Wingdings" w:hint="default"/>
-      </w:rPr>
-    </w:lvl>
-  </w:abstractNum>
-  <w:abstractNum w:abstractNumId="9" w15:restartNumberingAfterBreak="0">
     <w:nsid w:val="1B5D714A"/>
     <w:multiLevelType w:val="hybridMultilevel"/>
     <w:tmpl w:val="91ECA1B6"/>
@@ -3576,7 +1342,7 @@
       </w:pPr>
     </w:lvl>
   </w:abstractNum>
-  <w:abstractNum w:abstractNumId="10" w15:restartNumberingAfterBreak="0">
+  <w:abstractNum w:abstractNumId="9" w15:restartNumberingAfterBreak="0">
     <w:nsid w:val="20687943"/>
     <w:multiLevelType w:val="multilevel"/>
     <w:tmpl w:val="940AB698"/>
@@ -3725,7 +1491,7 @@
       </w:rPr>
     </w:lvl>
   </w:abstractNum>
-  <w:abstractNum w:abstractNumId="11" w15:restartNumberingAfterBreak="0">
+  <w:abstractNum w:abstractNumId="10" w15:restartNumberingAfterBreak="0">
     <w:nsid w:val="25660680"/>
     <w:multiLevelType w:val="hybridMultilevel"/>
     <w:tmpl w:val="CC8828A6"/>
@@ -3837,7 +1603,7 @@
       </w:rPr>
     </w:lvl>
   </w:abstractNum>
-  <w:abstractNum w:abstractNumId="12" w15:restartNumberingAfterBreak="0">
+  <w:abstractNum w:abstractNumId="11" w15:restartNumberingAfterBreak="0">
     <w:nsid w:val="27EC41AC"/>
     <w:multiLevelType w:val="hybridMultilevel"/>
     <w:tmpl w:val="257A085C"/>
@@ -3949,7 +1715,7 @@
       </w:rPr>
     </w:lvl>
   </w:abstractNum>
-  <w:abstractNum w:abstractNumId="13" w15:restartNumberingAfterBreak="0">
+  <w:abstractNum w:abstractNumId="12" w15:restartNumberingAfterBreak="0">
     <w:nsid w:val="301D7DCA"/>
     <w:multiLevelType w:val="hybridMultilevel"/>
     <w:tmpl w:val="8B1427C6"/>
@@ -4061,7 +1827,7 @@
       </w:rPr>
     </w:lvl>
   </w:abstractNum>
-  <w:abstractNum w:abstractNumId="14" w15:restartNumberingAfterBreak="0">
+  <w:abstractNum w:abstractNumId="13" w15:restartNumberingAfterBreak="0">
     <w:nsid w:val="37767074"/>
     <w:multiLevelType w:val="hybridMultilevel"/>
     <w:tmpl w:val="A5C28C00"/>
@@ -4174,7 +1940,7 @@
       </w:rPr>
     </w:lvl>
   </w:abstractNum>
-  <w:abstractNum w:abstractNumId="15" w15:restartNumberingAfterBreak="0">
+  <w:abstractNum w:abstractNumId="14" w15:restartNumberingAfterBreak="0">
     <w:nsid w:val="40110DC8"/>
     <w:multiLevelType w:val="hybridMultilevel"/>
     <w:tmpl w:val="1098EC44"/>
@@ -4287,7 +2053,7 @@
       </w:rPr>
     </w:lvl>
   </w:abstractNum>
-  <w:abstractNum w:abstractNumId="16" w15:restartNumberingAfterBreak="0">
+  <w:abstractNum w:abstractNumId="15" w15:restartNumberingAfterBreak="0">
     <w:nsid w:val="427A7476"/>
     <w:multiLevelType w:val="hybridMultilevel"/>
     <w:tmpl w:val="BCBC1A54"/>
@@ -4400,7 +2166,7 @@
       </w:rPr>
     </w:lvl>
   </w:abstractNum>
-  <w:abstractNum w:abstractNumId="17" w15:restartNumberingAfterBreak="0">
+  <w:abstractNum w:abstractNumId="16" w15:restartNumberingAfterBreak="0">
     <w:nsid w:val="44B10E2C"/>
     <w:multiLevelType w:val="hybridMultilevel"/>
     <w:tmpl w:val="91DC5200"/>
@@ -4512,7 +2278,7 @@
       </w:rPr>
     </w:lvl>
   </w:abstractNum>
-  <w:abstractNum w:abstractNumId="18" w15:restartNumberingAfterBreak="0">
+  <w:abstractNum w:abstractNumId="17" w15:restartNumberingAfterBreak="0">
     <w:nsid w:val="47717CF3"/>
     <w:multiLevelType w:val="hybridMultilevel"/>
     <w:tmpl w:val="AD38C92C"/>
@@ -4625,7 +2391,7 @@
       </w:rPr>
     </w:lvl>
   </w:abstractNum>
-  <w:abstractNum w:abstractNumId="19" w15:restartNumberingAfterBreak="0">
+  <w:abstractNum w:abstractNumId="18" w15:restartNumberingAfterBreak="0">
     <w:nsid w:val="4E45610D"/>
     <w:multiLevelType w:val="hybridMultilevel"/>
     <w:tmpl w:val="8AFC5FEE"/>
@@ -4737,7 +2503,7 @@
       </w:rPr>
     </w:lvl>
   </w:abstractNum>
-  <w:abstractNum w:abstractNumId="20" w15:restartNumberingAfterBreak="0">
+  <w:abstractNum w:abstractNumId="19" w15:restartNumberingAfterBreak="0">
     <w:nsid w:val="581026CC"/>
     <w:multiLevelType w:val="hybridMultilevel"/>
     <w:tmpl w:val="8B62AF4C"/>
@@ -4850,7 +2616,7 @@
       </w:rPr>
     </w:lvl>
   </w:abstractNum>
-  <w:abstractNum w:abstractNumId="21" w15:restartNumberingAfterBreak="0">
+  <w:abstractNum w:abstractNumId="20" w15:restartNumberingAfterBreak="0">
     <w:nsid w:val="5E0F2477"/>
     <w:multiLevelType w:val="multilevel"/>
     <w:tmpl w:val="221E55E4"/>
@@ -4999,7 +2765,7 @@
       </w:rPr>
     </w:lvl>
   </w:abstractNum>
-  <w:abstractNum w:abstractNumId="22" w15:restartNumberingAfterBreak="0">
+  <w:abstractNum w:abstractNumId="21" w15:restartNumberingAfterBreak="0">
     <w:nsid w:val="7A57358E"/>
     <w:multiLevelType w:val="multilevel"/>
     <w:tmpl w:val="B330DE74"/>
@@ -5148,7 +2914,7 @@
       </w:rPr>
     </w:lvl>
   </w:abstractNum>
-  <w:abstractNum w:abstractNumId="23" w15:restartNumberingAfterBreak="0">
+  <w:abstractNum w:abstractNumId="22" w15:restartNumberingAfterBreak="0">
     <w:nsid w:val="7C371BCA"/>
     <w:multiLevelType w:val="hybridMultilevel"/>
     <w:tmpl w:val="7898EE18"/>
@@ -5261,7 +3027,7 @@
       </w:rPr>
     </w:lvl>
   </w:abstractNum>
-  <w:abstractNum w:abstractNumId="24" w15:restartNumberingAfterBreak="0">
+  <w:abstractNum w:abstractNumId="23" w15:restartNumberingAfterBreak="0">
     <w:nsid w:val="7D7970EB"/>
     <w:multiLevelType w:val="hybridMultilevel"/>
     <w:tmpl w:val="F83EF5DC"/>
@@ -5351,34 +3117,34 @@
     </w:lvl>
   </w:abstractNum>
   <w:num w:numId="1" w16cid:durableId="1494180743">
-    <w:abstractNumId w:val="24"/>
+    <w:abstractNumId w:val="23"/>
   </w:num>
   <w:num w:numId="2" w16cid:durableId="869535664">
     <w:abstractNumId w:val="0"/>
   </w:num>
   <w:num w:numId="3" w16cid:durableId="569847942">
-    <w:abstractNumId w:val="14"/>
+    <w:abstractNumId w:val="13"/>
   </w:num>
   <w:num w:numId="4" w16cid:durableId="658774072">
-    <w:abstractNumId w:val="18"/>
+    <w:abstractNumId w:val="17"/>
   </w:num>
   <w:num w:numId="5" w16cid:durableId="422454624">
-    <w:abstractNumId w:val="16"/>
+    <w:abstractNumId w:val="15"/>
   </w:num>
   <w:num w:numId="6" w16cid:durableId="145514290">
     <w:abstractNumId w:val="5"/>
   </w:num>
   <w:num w:numId="7" w16cid:durableId="1492022925">
-    <w:abstractNumId w:val="21"/>
+    <w:abstractNumId w:val="20"/>
   </w:num>
   <w:num w:numId="8" w16cid:durableId="92475682">
     <w:abstractNumId w:val="6"/>
   </w:num>
   <w:num w:numId="9" w16cid:durableId="1428427106">
-    <w:abstractNumId w:val="22"/>
+    <w:abstractNumId w:val="21"/>
   </w:num>
   <w:num w:numId="10" w16cid:durableId="1961060685">
-    <w:abstractNumId w:val="23"/>
+    <w:abstractNumId w:val="22"/>
   </w:num>
   <w:num w:numId="11" w16cid:durableId="201019243">
     <w:abstractNumId w:val="2"/>
@@ -5387,25 +3153,25 @@
     <w:abstractNumId w:val="4"/>
   </w:num>
   <w:num w:numId="13" w16cid:durableId="1521580962">
-    <w:abstractNumId w:val="20"/>
+    <w:abstractNumId w:val="19"/>
   </w:num>
   <w:num w:numId="14" w16cid:durableId="478110281">
-    <w:abstractNumId w:val="10"/>
+    <w:abstractNumId w:val="9"/>
   </w:num>
   <w:num w:numId="15" w16cid:durableId="1540819371">
     <w:abstractNumId w:val="1"/>
   </w:num>
   <w:num w:numId="16" w16cid:durableId="548032682">
-    <w:abstractNumId w:val="19"/>
+    <w:abstractNumId w:val="18"/>
   </w:num>
   <w:num w:numId="17" w16cid:durableId="1148789640">
-    <w:abstractNumId w:val="12"/>
+    <w:abstractNumId w:val="11"/>
   </w:num>
   <w:num w:numId="18" w16cid:durableId="1911848353">
-    <w:abstractNumId w:val="11"/>
+    <w:abstractNumId w:val="10"/>
   </w:num>
   <w:num w:numId="19" w16cid:durableId="1719208326">
-    <w:abstractNumId w:val="15"/>
+    <w:abstractNumId w:val="14"/>
   </w:num>
   <w:num w:numId="20" w16cid:durableId="785392966">
     <w:abstractNumId w:val="7"/>
@@ -5414,16 +3180,13 @@
     <w:abstractNumId w:val="3"/>
   </w:num>
   <w:num w:numId="22" w16cid:durableId="1908225835">
-    <w:abstractNumId w:val="9"/>
+    <w:abstractNumId w:val="8"/>
   </w:num>
   <w:num w:numId="23" w16cid:durableId="1493720001">
-    <w:abstractNumId w:val="17"/>
+    <w:abstractNumId w:val="16"/>
   </w:num>
   <w:num w:numId="24" w16cid:durableId="1073626782">
-    <w:abstractNumId w:val="13"/>
-  </w:num>
-  <w:num w:numId="25" w16cid:durableId="1486359320">
-    <w:abstractNumId w:val="8"/>
+    <w:abstractNumId w:val="12"/>
   </w:num>
 </w:numbering>
 </file>

--- a/BT Git 2.docx
+++ b/BT Git 2.docx
@@ -42,7 +42,7 @@
         <w:pStyle w:val="ListParagraph"/>
         <w:numPr>
           <w:ilvl w:val="0"/>
-          <w:numId w:val="1"/>
+          <w:numId w:val="25"/>
         </w:numPr>
         <w:rPr>
           <w:rFonts w:ascii="Times New Roman" w:hAnsi="Times New Roman" w:cs="Times New Roman"/>
@@ -56,7 +56,121 @@
           <w:sz w:val="28"/>
           <w:szCs w:val="28"/>
         </w:rPr>
-        <w:t>Phân biệt các cấp độ reset</w:t>
+        <w:t xml:space="preserve">Phân biệt các cấp độ </w:t>
+      </w:r>
+      <w:proofErr w:type="gramStart"/>
+      <w:r>
+        <w:rPr>
+          <w:rFonts w:ascii="Times New Roman" w:hAnsi="Times New Roman" w:cs="Times New Roman"/>
+          <w:sz w:val="28"/>
+          <w:szCs w:val="28"/>
+        </w:rPr>
+        <w:t>reset</w:t>
+      </w:r>
+      <w:proofErr w:type="gramEnd"/>
+    </w:p>
+    <w:p>
+      <w:pPr>
+        <w:pStyle w:val="ListParagraph"/>
+        <w:numPr>
+          <w:ilvl w:val="0"/>
+          <w:numId w:val="25"/>
+        </w:numPr>
+        <w:rPr>
+          <w:rFonts w:ascii="Times New Roman" w:hAnsi="Times New Roman" w:cs="Times New Roman"/>
+          <w:sz w:val="28"/>
+          <w:szCs w:val="28"/>
+        </w:rPr>
+      </w:pPr>
+      <w:r>
+        <w:rPr>
+          <w:rFonts w:ascii="Times New Roman" w:hAnsi="Times New Roman" w:cs="Times New Roman"/>
+          <w:sz w:val="28"/>
+          <w:szCs w:val="28"/>
+        </w:rPr>
+        <w:t>Phân biệt</w:t>
+      </w:r>
+      <w:r>
+        <w:rPr>
+          <w:rFonts w:ascii="Times New Roman" w:hAnsi="Times New Roman" w:cs="Times New Roman"/>
+          <w:b/>
+          <w:bCs/>
+          <w:sz w:val="28"/>
+          <w:szCs w:val="28"/>
+        </w:rPr>
+        <w:t xml:space="preserve"> </w:t>
+      </w:r>
+      <w:r>
+        <w:rPr>
+          <w:rFonts w:ascii="Times New Roman" w:hAnsi="Times New Roman" w:cs="Times New Roman"/>
+          <w:sz w:val="28"/>
+          <w:szCs w:val="28"/>
+        </w:rPr>
+        <w:t xml:space="preserve">Merge và </w:t>
+      </w:r>
+      <w:proofErr w:type="gramStart"/>
+      <w:r>
+        <w:rPr>
+          <w:rFonts w:ascii="Times New Roman" w:hAnsi="Times New Roman" w:cs="Times New Roman"/>
+          <w:sz w:val="28"/>
+          <w:szCs w:val="28"/>
+        </w:rPr>
+        <w:t>rebase</w:t>
+      </w:r>
+      <w:proofErr w:type="gramEnd"/>
+    </w:p>
+    <w:p>
+      <w:pPr>
+        <w:pStyle w:val="ListParagraph"/>
+        <w:numPr>
+          <w:ilvl w:val="0"/>
+          <w:numId w:val="25"/>
+        </w:numPr>
+        <w:rPr>
+          <w:rFonts w:ascii="Times New Roman" w:hAnsi="Times New Roman" w:cs="Times New Roman"/>
+          <w:sz w:val="28"/>
+          <w:szCs w:val="28"/>
+        </w:rPr>
+      </w:pPr>
+      <w:r>
+        <w:rPr>
+          <w:rFonts w:ascii="Times New Roman" w:hAnsi="Times New Roman" w:cs="Times New Roman"/>
+          <w:sz w:val="28"/>
+          <w:szCs w:val="28"/>
+        </w:rPr>
+        <w:t xml:space="preserve">Phân biệt pull và </w:t>
+      </w:r>
+      <w:proofErr w:type="gramStart"/>
+      <w:r>
+        <w:rPr>
+          <w:rFonts w:ascii="Times New Roman" w:hAnsi="Times New Roman" w:cs="Times New Roman"/>
+          <w:sz w:val="28"/>
+          <w:szCs w:val="28"/>
+        </w:rPr>
+        <w:t>fetch</w:t>
+      </w:r>
+      <w:proofErr w:type="gramEnd"/>
+    </w:p>
+    <w:p>
+      <w:pPr>
+        <w:pStyle w:val="ListParagraph"/>
+        <w:numPr>
+          <w:ilvl w:val="0"/>
+          <w:numId w:val="25"/>
+        </w:numPr>
+        <w:rPr>
+          <w:rFonts w:ascii="Times New Roman" w:hAnsi="Times New Roman" w:cs="Times New Roman"/>
+          <w:sz w:val="28"/>
+          <w:szCs w:val="28"/>
+        </w:rPr>
+      </w:pPr>
+      <w:r>
+        <w:rPr>
+          <w:rFonts w:ascii="Times New Roman" w:hAnsi="Times New Roman" w:cs="Times New Roman"/>
+          <w:sz w:val="28"/>
+          <w:szCs w:val="28"/>
+        </w:rPr>
+        <w:t>Cherry pick dùng để làm gì? Cách dùng như thế nào?</w:t>
       </w:r>
     </w:p>
     <w:p>
@@ -64,115 +178,7 @@
         <w:pStyle w:val="ListParagraph"/>
         <w:numPr>
           <w:ilvl w:val="0"/>
-          <w:numId w:val="1"/>
-        </w:numPr>
-        <w:rPr>
-          <w:rFonts w:ascii="Times New Roman" w:hAnsi="Times New Roman" w:cs="Times New Roman"/>
-          <w:sz w:val="28"/>
-          <w:szCs w:val="28"/>
-        </w:rPr>
-      </w:pPr>
-      <w:r>
-        <w:rPr>
-          <w:rFonts w:ascii="Times New Roman" w:hAnsi="Times New Roman" w:cs="Times New Roman"/>
-          <w:sz w:val="28"/>
-          <w:szCs w:val="28"/>
-        </w:rPr>
-        <w:t>Phân biệt</w:t>
-      </w:r>
-      <w:r>
-        <w:rPr>
-          <w:rFonts w:ascii="Times New Roman" w:hAnsi="Times New Roman" w:cs="Times New Roman"/>
-          <w:b/>
-          <w:bCs/>
-          <w:sz w:val="28"/>
-          <w:szCs w:val="28"/>
-        </w:rPr>
-        <w:t xml:space="preserve"> </w:t>
-      </w:r>
-      <w:r>
-        <w:rPr>
-          <w:rFonts w:ascii="Times New Roman" w:hAnsi="Times New Roman" w:cs="Times New Roman"/>
-          <w:sz w:val="28"/>
-          <w:szCs w:val="28"/>
-        </w:rPr>
-        <w:t>Merge và rebase</w:t>
-      </w:r>
-    </w:p>
-    <w:p>
-      <w:pPr>
-        <w:pStyle w:val="ListParagraph"/>
-        <w:numPr>
-          <w:ilvl w:val="0"/>
-          <w:numId w:val="1"/>
-        </w:numPr>
-        <w:rPr>
-          <w:rFonts w:ascii="Times New Roman" w:hAnsi="Times New Roman" w:cs="Times New Roman"/>
-          <w:sz w:val="28"/>
-          <w:szCs w:val="28"/>
-        </w:rPr>
-      </w:pPr>
-      <w:r>
-        <w:rPr>
-          <w:rFonts w:ascii="Times New Roman" w:hAnsi="Times New Roman" w:cs="Times New Roman"/>
-          <w:sz w:val="28"/>
-          <w:szCs w:val="28"/>
-        </w:rPr>
-        <w:t>Phân biệt pull và fetch</w:t>
-      </w:r>
-    </w:p>
-    <w:p>
-      <w:pPr>
-        <w:pStyle w:val="ListParagraph"/>
-        <w:numPr>
-          <w:ilvl w:val="0"/>
-          <w:numId w:val="1"/>
-        </w:numPr>
-        <w:rPr>
-          <w:rFonts w:ascii="Times New Roman" w:hAnsi="Times New Roman" w:cs="Times New Roman"/>
-          <w:sz w:val="28"/>
-          <w:szCs w:val="28"/>
-        </w:rPr>
-      </w:pPr>
-      <w:r>
-        <w:rPr>
-          <w:rFonts w:ascii="Times New Roman" w:hAnsi="Times New Roman" w:cs="Times New Roman"/>
-          <w:sz w:val="28"/>
-          <w:szCs w:val="28"/>
-        </w:rPr>
-        <w:t>Cherry pick d</w:t>
-      </w:r>
-      <w:r>
-        <w:rPr>
-          <w:rFonts w:ascii="Times New Roman" w:hAnsi="Times New Roman" w:cs="Times New Roman"/>
-          <w:sz w:val="28"/>
-          <w:szCs w:val="28"/>
-        </w:rPr>
-        <w:t>ù</w:t>
-      </w:r>
-      <w:r>
-        <w:rPr>
-          <w:rFonts w:ascii="Times New Roman" w:hAnsi="Times New Roman" w:cs="Times New Roman"/>
-          <w:sz w:val="28"/>
-          <w:szCs w:val="28"/>
-        </w:rPr>
-        <w:t>ng để làm gì?</w:t>
-      </w:r>
-      <w:r>
-        <w:rPr>
-          <w:rFonts w:ascii="Times New Roman" w:hAnsi="Times New Roman" w:cs="Times New Roman"/>
-          <w:sz w:val="28"/>
-          <w:szCs w:val="28"/>
-        </w:rPr>
-        <w:t xml:space="preserve"> Cách dùng như thế nào?</w:t>
-      </w:r>
-    </w:p>
-    <w:p>
-      <w:pPr>
-        <w:pStyle w:val="ListParagraph"/>
-        <w:numPr>
-          <w:ilvl w:val="0"/>
-          <w:numId w:val="1"/>
+          <w:numId w:val="25"/>
         </w:numPr>
         <w:rPr>
           <w:rFonts w:ascii="Times New Roman" w:hAnsi="Times New Roman" w:cs="Times New Roman"/>
@@ -194,7 +200,7 @@
         <w:pStyle w:val="ListParagraph"/>
         <w:numPr>
           <w:ilvl w:val="0"/>
-          <w:numId w:val="1"/>
+          <w:numId w:val="25"/>
         </w:numPr>
         <w:rPr>
           <w:rFonts w:ascii="Times New Roman" w:hAnsi="Times New Roman" w:cs="Times New Roman"/>
@@ -214,10 +220,6 @@
     <w:p>
       <w:pPr>
         <w:pStyle w:val="ListParagraph"/>
-        <w:numPr>
-          <w:ilvl w:val="0"/>
-          <w:numId w:val="1"/>
-        </w:numPr>
         <w:rPr>
           <w:rFonts w:ascii="Times New Roman" w:hAnsi="Times New Roman" w:cs="Times New Roman"/>
           <w:sz w:val="28"/>
@@ -230,15 +232,585 @@
           <w:sz w:val="28"/>
           <w:szCs w:val="28"/>
         </w:rPr>
-        <w:t>Phân biệt revert với reset</w:t>
+        <w:t>Git tag dùng để đặt tên cho một commit cụ thể trong lịch sử, thường để chỉ ra phiên bản phát hành của dự án, chỉ định một điểm quan trong trong lịch sử để quay lại dễ hơn.</w:t>
       </w:r>
     </w:p>
     <w:p>
       <w:pPr>
         <w:pStyle w:val="ListParagraph"/>
+        <w:rPr>
+          <w:rFonts w:ascii="Times New Roman" w:hAnsi="Times New Roman" w:cs="Times New Roman"/>
+          <w:sz w:val="28"/>
+          <w:szCs w:val="28"/>
+          <w:u w:val="single"/>
+        </w:rPr>
+      </w:pPr>
+      <w:r>
+        <w:rPr>
+          <w:rFonts w:ascii="Times New Roman" w:hAnsi="Times New Roman" w:cs="Times New Roman"/>
+          <w:sz w:val="28"/>
+          <w:szCs w:val="28"/>
+          <w:u w:val="single"/>
+        </w:rPr>
+        <w:t>Cách dùng: Tạo ra 1 file duy1</w:t>
+      </w:r>
+    </w:p>
+    <w:p>
+      <w:pPr>
+        <w:pStyle w:val="ListParagraph"/>
+        <w:rPr>
+          <w:rFonts w:ascii="Times New Roman" w:hAnsi="Times New Roman" w:cs="Times New Roman"/>
+          <w:sz w:val="28"/>
+          <w:szCs w:val="28"/>
+          <w:u w:val="single"/>
+        </w:rPr>
+      </w:pPr>
+      <w:r>
+        <w:rPr>
+          <w:rFonts w:ascii="Times New Roman" w:hAnsi="Times New Roman" w:cs="Times New Roman"/>
+          <w:noProof/>
+          <w:sz w:val="28"/>
+          <w:szCs w:val="28"/>
+        </w:rPr>
+        <w:drawing>
+          <wp:inline distT="0" distB="0" distL="0" distR="0" wp14:anchorId="5B3DCA42" wp14:editId="1AEFC62D">
+            <wp:extent cx="5915025" cy="2647950"/>
+            <wp:effectExtent l="0" t="0" r="9525" b="0"/>
+            <wp:docPr id="1836384030" name="Picture 3" descr="A screen shot of a computer&#10;&#10;Description automatically generated"/>
+            <wp:cNvGraphicFramePr>
+              <a:graphicFrameLocks xmlns:a="http://schemas.openxmlformats.org/drawingml/2006/main" noChangeAspect="1"/>
+            </wp:cNvGraphicFramePr>
+            <a:graphic xmlns:a="http://schemas.openxmlformats.org/drawingml/2006/main">
+              <a:graphicData uri="http://schemas.openxmlformats.org/drawingml/2006/picture">
+                <pic:pic xmlns:pic="http://schemas.openxmlformats.org/drawingml/2006/picture">
+                  <pic:nvPicPr>
+                    <pic:cNvPr id="0" name="Picture 1" descr="A screen shot of a computer&#10;&#10;Description automatically generated"/>
+                    <pic:cNvPicPr>
+                      <a:picLocks noChangeAspect="1" noChangeArrowheads="1"/>
+                    </pic:cNvPicPr>
+                  </pic:nvPicPr>
+                  <pic:blipFill>
+                    <a:blip r:embed="rId5">
+                      <a:extLst>
+                        <a:ext uri="{28A0092B-C50C-407E-A947-70E740481C1C}">
+                          <a14:useLocalDpi xmlns:a14="http://schemas.microsoft.com/office/drawing/2010/main" val="0"/>
+                        </a:ext>
+                      </a:extLst>
+                    </a:blip>
+                    <a:srcRect/>
+                    <a:stretch>
+                      <a:fillRect/>
+                    </a:stretch>
+                  </pic:blipFill>
+                  <pic:spPr bwMode="auto">
+                    <a:xfrm>
+                      <a:off x="0" y="0"/>
+                      <a:ext cx="5915025" cy="2647950"/>
+                    </a:xfrm>
+                    <a:prstGeom prst="rect">
+                      <a:avLst/>
+                    </a:prstGeom>
+                    <a:noFill/>
+                    <a:ln>
+                      <a:noFill/>
+                    </a:ln>
+                  </pic:spPr>
+                </pic:pic>
+              </a:graphicData>
+            </a:graphic>
+          </wp:inline>
+        </w:drawing>
+      </w:r>
+    </w:p>
+    <w:p>
+      <w:pPr>
+        <w:pStyle w:val="ListParagraph"/>
+        <w:rPr>
+          <w:rFonts w:ascii="Times New Roman" w:hAnsi="Times New Roman" w:cs="Times New Roman"/>
+          <w:sz w:val="28"/>
+          <w:szCs w:val="28"/>
+          <w:u w:val="single"/>
+        </w:rPr>
+      </w:pPr>
+    </w:p>
+    <w:p>
+      <w:pPr>
+        <w:pStyle w:val="ListParagraph"/>
         <w:numPr>
           <w:ilvl w:val="0"/>
-          <w:numId w:val="1"/>
+          <w:numId w:val="26"/>
+        </w:numPr>
+        <w:rPr>
+          <w:rFonts w:ascii="Times New Roman" w:hAnsi="Times New Roman" w:cs="Times New Roman"/>
+          <w:sz w:val="28"/>
+          <w:szCs w:val="28"/>
+          <w:u w:val="single"/>
+        </w:rPr>
+      </w:pPr>
+      <w:r>
+        <w:rPr>
+          <w:rFonts w:ascii="Times New Roman" w:hAnsi="Times New Roman" w:cs="Times New Roman"/>
+          <w:sz w:val="28"/>
+          <w:szCs w:val="28"/>
+          <w:u w:val="single"/>
+        </w:rPr>
+        <w:t xml:space="preserve">Commit file lên thì lúc này commit đang có mã là </w:t>
+      </w:r>
+      <w:proofErr w:type="gramStart"/>
+      <w:r>
+        <w:rPr>
+          <w:rFonts w:ascii="Times New Roman" w:hAnsi="Times New Roman" w:cs="Times New Roman"/>
+          <w:sz w:val="28"/>
+          <w:szCs w:val="28"/>
+          <w:u w:val="single"/>
+        </w:rPr>
+        <w:t>9d65758</w:t>
+      </w:r>
+      <w:proofErr w:type="gramEnd"/>
+    </w:p>
+    <w:p>
+      <w:pPr>
+        <w:pStyle w:val="ListParagraph"/>
+        <w:ind w:left="1080"/>
+        <w:rPr>
+          <w:rFonts w:ascii="Times New Roman" w:hAnsi="Times New Roman" w:cs="Times New Roman"/>
+          <w:sz w:val="28"/>
+          <w:szCs w:val="28"/>
+          <w:u w:val="single"/>
+        </w:rPr>
+      </w:pPr>
+      <w:r>
+        <w:rPr>
+          <w:rFonts w:ascii="Times New Roman" w:hAnsi="Times New Roman" w:cs="Times New Roman"/>
+          <w:noProof/>
+          <w:sz w:val="28"/>
+          <w:szCs w:val="28"/>
+        </w:rPr>
+        <w:drawing>
+          <wp:inline distT="0" distB="0" distL="0" distR="0" wp14:anchorId="6C853DA2" wp14:editId="74F7A069">
+            <wp:extent cx="4048125" cy="1466850"/>
+            <wp:effectExtent l="0" t="0" r="9525" b="0"/>
+            <wp:docPr id="1066487298" name="Picture 2" descr="A screen shot of a computer program&#10;&#10;Description automatically generated"/>
+            <wp:cNvGraphicFramePr>
+              <a:graphicFrameLocks xmlns:a="http://schemas.openxmlformats.org/drawingml/2006/main" noChangeAspect="1"/>
+            </wp:cNvGraphicFramePr>
+            <a:graphic xmlns:a="http://schemas.openxmlformats.org/drawingml/2006/main">
+              <a:graphicData uri="http://schemas.openxmlformats.org/drawingml/2006/picture">
+                <pic:pic xmlns:pic="http://schemas.openxmlformats.org/drawingml/2006/picture">
+                  <pic:nvPicPr>
+                    <pic:cNvPr id="0" name="Picture 2" descr="A screen shot of a computer program&#10;&#10;Description automatically generated"/>
+                    <pic:cNvPicPr>
+                      <a:picLocks noChangeAspect="1" noChangeArrowheads="1"/>
+                    </pic:cNvPicPr>
+                  </pic:nvPicPr>
+                  <pic:blipFill>
+                    <a:blip r:embed="rId6">
+                      <a:extLst>
+                        <a:ext uri="{28A0092B-C50C-407E-A947-70E740481C1C}">
+                          <a14:useLocalDpi xmlns:a14="http://schemas.microsoft.com/office/drawing/2010/main" val="0"/>
+                        </a:ext>
+                      </a:extLst>
+                    </a:blip>
+                    <a:srcRect/>
+                    <a:stretch>
+                      <a:fillRect/>
+                    </a:stretch>
+                  </pic:blipFill>
+                  <pic:spPr bwMode="auto">
+                    <a:xfrm>
+                      <a:off x="0" y="0"/>
+                      <a:ext cx="4048125" cy="1466850"/>
+                    </a:xfrm>
+                    <a:prstGeom prst="rect">
+                      <a:avLst/>
+                    </a:prstGeom>
+                    <a:noFill/>
+                    <a:ln>
+                      <a:noFill/>
+                    </a:ln>
+                  </pic:spPr>
+                </pic:pic>
+              </a:graphicData>
+            </a:graphic>
+          </wp:inline>
+        </w:drawing>
+      </w:r>
+    </w:p>
+    <w:p>
+      <w:pPr>
+        <w:rPr>
+          <w:rFonts w:ascii="Times New Roman" w:hAnsi="Times New Roman" w:cs="Times New Roman"/>
+          <w:sz w:val="28"/>
+          <w:szCs w:val="28"/>
+          <w:u w:val="single"/>
+        </w:rPr>
+      </w:pPr>
+      <w:r>
+        <w:rPr>
+          <w:rFonts w:ascii="Times New Roman" w:hAnsi="Times New Roman" w:cs="Times New Roman"/>
+          <w:kern w:val="0"/>
+          <w:sz w:val="28"/>
+          <w:szCs w:val="28"/>
+          <w:u w:val="single"/>
+          <w14:ligatures w14:val="none"/>
+        </w:rPr>
+        <w:br w:type="page"/>
+      </w:r>
+    </w:p>
+    <w:p>
+      <w:pPr>
+        <w:pStyle w:val="ListParagraph"/>
+        <w:ind w:left="1080"/>
+        <w:rPr>
+          <w:rFonts w:ascii="Times New Roman" w:hAnsi="Times New Roman" w:cs="Times New Roman"/>
+          <w:sz w:val="28"/>
+          <w:szCs w:val="28"/>
+          <w:u w:val="single"/>
+        </w:rPr>
+      </w:pPr>
+    </w:p>
+    <w:p>
+      <w:pPr>
+        <w:pStyle w:val="ListParagraph"/>
+        <w:numPr>
+          <w:ilvl w:val="0"/>
+          <w:numId w:val="26"/>
+        </w:numPr>
+        <w:rPr>
+          <w:rFonts w:ascii="Times New Roman" w:hAnsi="Times New Roman" w:cs="Times New Roman"/>
+          <w:sz w:val="28"/>
+          <w:szCs w:val="28"/>
+          <w:u w:val="single"/>
+        </w:rPr>
+      </w:pPr>
+      <w:r>
+        <w:rPr>
+          <w:rFonts w:ascii="Times New Roman" w:hAnsi="Times New Roman" w:cs="Times New Roman"/>
+          <w:sz w:val="28"/>
+          <w:szCs w:val="28"/>
+          <w:u w:val="single"/>
+        </w:rPr>
+        <w:t>Dùng lệnh git tag &lt;tên tag&gt; vd: git tag Cau6</w:t>
+      </w:r>
+    </w:p>
+    <w:p>
+      <w:pPr>
+        <w:ind w:left="720"/>
+        <w:rPr>
+          <w:rFonts w:ascii="Times New Roman" w:hAnsi="Times New Roman" w:cs="Times New Roman"/>
+          <w:sz w:val="28"/>
+          <w:szCs w:val="28"/>
+          <w:u w:val="single"/>
+        </w:rPr>
+      </w:pPr>
+      <w:r>
+        <w:rPr>
+          <w:rFonts w:ascii="Times New Roman" w:hAnsi="Times New Roman" w:cs="Times New Roman"/>
+          <w:noProof/>
+          <w:sz w:val="28"/>
+          <w:szCs w:val="28"/>
+        </w:rPr>
+        <w:drawing>
+          <wp:inline distT="0" distB="0" distL="0" distR="0" wp14:anchorId="4E9A7320" wp14:editId="01B3C5F4">
+            <wp:extent cx="4029075" cy="923925"/>
+            <wp:effectExtent l="0" t="0" r="9525" b="9525"/>
+            <wp:docPr id="330892136" name="Picture 1" descr="A black background with white text&#10;&#10;Description automatically generated"/>
+            <wp:cNvGraphicFramePr>
+              <a:graphicFrameLocks xmlns:a="http://schemas.openxmlformats.org/drawingml/2006/main" noChangeAspect="1"/>
+            </wp:cNvGraphicFramePr>
+            <a:graphic xmlns:a="http://schemas.openxmlformats.org/drawingml/2006/main">
+              <a:graphicData uri="http://schemas.openxmlformats.org/drawingml/2006/picture">
+                <pic:pic xmlns:pic="http://schemas.openxmlformats.org/drawingml/2006/picture">
+                  <pic:nvPicPr>
+                    <pic:cNvPr id="0" name="Picture 1" descr="A black background with white text&#10;&#10;Description automatically generated"/>
+                    <pic:cNvPicPr>
+                      <a:picLocks noChangeAspect="1" noChangeArrowheads="1"/>
+                    </pic:cNvPicPr>
+                  </pic:nvPicPr>
+                  <pic:blipFill>
+                    <a:blip r:embed="rId7">
+                      <a:extLst>
+                        <a:ext uri="{28A0092B-C50C-407E-A947-70E740481C1C}">
+                          <a14:useLocalDpi xmlns:a14="http://schemas.microsoft.com/office/drawing/2010/main" val="0"/>
+                        </a:ext>
+                      </a:extLst>
+                    </a:blip>
+                    <a:srcRect/>
+                    <a:stretch>
+                      <a:fillRect/>
+                    </a:stretch>
+                  </pic:blipFill>
+                  <pic:spPr bwMode="auto">
+                    <a:xfrm>
+                      <a:off x="0" y="0"/>
+                      <a:ext cx="4029075" cy="923925"/>
+                    </a:xfrm>
+                    <a:prstGeom prst="rect">
+                      <a:avLst/>
+                    </a:prstGeom>
+                    <a:noFill/>
+                    <a:ln>
+                      <a:noFill/>
+                    </a:ln>
+                  </pic:spPr>
+                </pic:pic>
+              </a:graphicData>
+            </a:graphic>
+          </wp:inline>
+        </w:drawing>
+      </w:r>
+    </w:p>
+    <w:p>
+      <w:pPr>
+        <w:pStyle w:val="ListParagraph"/>
+        <w:rPr>
+          <w:rFonts w:ascii="Times New Roman" w:hAnsi="Times New Roman" w:cs="Times New Roman"/>
+          <w:sz w:val="28"/>
+          <w:szCs w:val="28"/>
+          <w:u w:val="single"/>
+        </w:rPr>
+      </w:pPr>
+    </w:p>
+    <w:p>
+      <w:pPr>
+        <w:pStyle w:val="ListParagraph"/>
+        <w:numPr>
+          <w:ilvl w:val="0"/>
+          <w:numId w:val="25"/>
+        </w:numPr>
+        <w:rPr>
+          <w:rFonts w:ascii="Times New Roman" w:hAnsi="Times New Roman" w:cs="Times New Roman"/>
+          <w:sz w:val="28"/>
+          <w:szCs w:val="28"/>
+        </w:rPr>
+      </w:pPr>
+      <w:r>
+        <w:rPr>
+          <w:rFonts w:ascii="Times New Roman" w:hAnsi="Times New Roman" w:cs="Times New Roman"/>
+          <w:sz w:val="28"/>
+          <w:szCs w:val="28"/>
+        </w:rPr>
+        <w:t xml:space="preserve">Phân biệt revert với </w:t>
+      </w:r>
+      <w:proofErr w:type="gramStart"/>
+      <w:r>
+        <w:rPr>
+          <w:rFonts w:ascii="Times New Roman" w:hAnsi="Times New Roman" w:cs="Times New Roman"/>
+          <w:sz w:val="28"/>
+          <w:szCs w:val="28"/>
+        </w:rPr>
+        <w:t>reset</w:t>
+      </w:r>
+      <w:proofErr w:type="gramEnd"/>
+    </w:p>
+    <w:p>
+      <w:pPr>
+        <w:pStyle w:val="ListParagraph"/>
+        <w:rPr>
+          <w:rFonts w:ascii="Times New Roman" w:hAnsi="Times New Roman" w:cs="Times New Roman"/>
+          <w:sz w:val="28"/>
+          <w:szCs w:val="28"/>
+        </w:rPr>
+      </w:pPr>
+      <w:r>
+        <w:rPr>
+          <w:sz w:val="28"/>
+          <w:szCs w:val="28"/>
+        </w:rPr>
+        <w:t xml:space="preserve">Tạo ra một commit mới để </w:t>
+      </w:r>
+      <w:r>
+        <w:rPr>
+          <w:rStyle w:val="Strong"/>
+          <w:sz w:val="28"/>
+          <w:szCs w:val="28"/>
+        </w:rPr>
+        <w:t>hủy bỏ</w:t>
+      </w:r>
+      <w:r>
+        <w:rPr>
+          <w:sz w:val="28"/>
+          <w:szCs w:val="28"/>
+        </w:rPr>
+        <w:t xml:space="preserve"> thay đổi của một commit trước đó mà không thay đổi lịch sử commit.</w:t>
+      </w:r>
+    </w:p>
+    <w:p>
+      <w:pPr>
+        <w:pStyle w:val="ListParagraph"/>
+        <w:rPr>
+          <w:rFonts w:ascii="Times New Roman" w:hAnsi="Times New Roman" w:cs="Times New Roman"/>
+          <w:sz w:val="28"/>
+          <w:szCs w:val="28"/>
+        </w:rPr>
+      </w:pPr>
+      <w:r>
+        <w:rPr>
+          <w:rFonts w:ascii="Times New Roman" w:hAnsi="Times New Roman" w:cs="Times New Roman"/>
+          <w:sz w:val="28"/>
+          <w:szCs w:val="28"/>
+        </w:rPr>
+        <w:t xml:space="preserve">VD: </w:t>
+      </w:r>
+      <w:r>
+        <w:rPr>
+          <w:rFonts w:ascii="Times New Roman" w:hAnsi="Times New Roman" w:cs="Times New Roman"/>
+          <w:sz w:val="28"/>
+          <w:szCs w:val="28"/>
+        </w:rPr>
+        <w:t>git revert</w:t>
+      </w:r>
+      <w:r>
+        <w:rPr>
+          <w:rFonts w:ascii="Times New Roman" w:hAnsi="Times New Roman" w:cs="Times New Roman"/>
+          <w:sz w:val="28"/>
+          <w:szCs w:val="28"/>
+        </w:rPr>
+        <w:t xml:space="preserve"> </w:t>
+      </w:r>
+      <w:proofErr w:type="gramStart"/>
+      <w:r>
+        <w:rPr>
+          <w:rFonts w:ascii="Times New Roman" w:hAnsi="Times New Roman" w:cs="Times New Roman"/>
+          <w:sz w:val="28"/>
+          <w:szCs w:val="28"/>
+        </w:rPr>
+        <w:t>e7cd23f</w:t>
+      </w:r>
+      <w:proofErr w:type="gramEnd"/>
+    </w:p>
+    <w:p>
+      <w:pPr>
+        <w:pStyle w:val="ListParagraph"/>
+        <w:rPr>
+          <w:rFonts w:ascii="Times New Roman" w:hAnsi="Times New Roman" w:cs="Times New Roman"/>
+          <w:sz w:val="28"/>
+          <w:szCs w:val="28"/>
+        </w:rPr>
+      </w:pPr>
+      <w:r>
+        <w:rPr>
+          <w:rFonts w:ascii="Times New Roman" w:hAnsi="Times New Roman" w:cs="Times New Roman"/>
+          <w:sz w:val="28"/>
+          <w:szCs w:val="28"/>
+        </w:rPr>
+        <w:drawing>
+          <wp:inline distT="0" distB="0" distL="0" distR="0" wp14:anchorId="282AF0DF" wp14:editId="2D3BF766">
+            <wp:extent cx="5943600" cy="1362075"/>
+            <wp:effectExtent l="0" t="0" r="0" b="9525"/>
+            <wp:docPr id="674503378" name="Picture 1" descr="A computer screen with white text&#10;&#10;Description automatically generated"/>
+            <wp:cNvGraphicFramePr>
+              <a:graphicFrameLocks xmlns:a="http://schemas.openxmlformats.org/drawingml/2006/main" noChangeAspect="1"/>
+            </wp:cNvGraphicFramePr>
+            <a:graphic xmlns:a="http://schemas.openxmlformats.org/drawingml/2006/main">
+              <a:graphicData uri="http://schemas.openxmlformats.org/drawingml/2006/picture">
+                <pic:pic xmlns:pic="http://schemas.openxmlformats.org/drawingml/2006/picture">
+                  <pic:nvPicPr>
+                    <pic:cNvPr id="674503378" name="Picture 1" descr="A computer screen with white text&#10;&#10;Description automatically generated"/>
+                    <pic:cNvPicPr/>
+                  </pic:nvPicPr>
+                  <pic:blipFill>
+                    <a:blip r:embed="rId8"/>
+                    <a:stretch>
+                      <a:fillRect/>
+                    </a:stretch>
+                  </pic:blipFill>
+                  <pic:spPr>
+                    <a:xfrm>
+                      <a:off x="0" y="0"/>
+                      <a:ext cx="5943600" cy="1362075"/>
+                    </a:xfrm>
+                    <a:prstGeom prst="rect">
+                      <a:avLst/>
+                    </a:prstGeom>
+                  </pic:spPr>
+                </pic:pic>
+              </a:graphicData>
+            </a:graphic>
+          </wp:inline>
+        </w:drawing>
+      </w:r>
+    </w:p>
+    <w:p>
+      <w:pPr>
+        <w:pStyle w:val="ListParagraph"/>
+        <w:rPr>
+          <w:rFonts w:ascii="Times New Roman" w:hAnsi="Times New Roman" w:cs="Times New Roman"/>
+          <w:sz w:val="28"/>
+          <w:szCs w:val="28"/>
+        </w:rPr>
+      </w:pPr>
+    </w:p>
+    <w:p>
+      <w:pPr>
+        <w:pStyle w:val="ListParagraph"/>
+        <w:rPr>
+          <w:sz w:val="28"/>
+          <w:szCs w:val="28"/>
+        </w:rPr>
+      </w:pPr>
+      <w:r>
+        <w:rPr>
+          <w:sz w:val="28"/>
+          <w:szCs w:val="28"/>
+        </w:rPr>
+        <w:t xml:space="preserve">Thay đổi </w:t>
+      </w:r>
+      <w:r>
+        <w:rPr>
+          <w:rStyle w:val="Strong"/>
+          <w:sz w:val="28"/>
+          <w:szCs w:val="28"/>
+        </w:rPr>
+        <w:t>lịch sử commit</w:t>
+      </w:r>
+      <w:r>
+        <w:rPr>
+          <w:sz w:val="28"/>
+          <w:szCs w:val="28"/>
+        </w:rPr>
+        <w:t xml:space="preserve"> bằng cách loại bỏ một commit hoặc nhiều commit khỏi nhánh hiện </w:t>
+      </w:r>
+      <w:proofErr w:type="gramStart"/>
+      <w:r>
+        <w:rPr>
+          <w:sz w:val="28"/>
+          <w:szCs w:val="28"/>
+        </w:rPr>
+        <w:t>tại.</w:t>
+      </w:r>
+      <w:r>
+        <w:rPr>
+          <w:sz w:val="28"/>
+          <w:szCs w:val="28"/>
+        </w:rPr>
+        <w:t>(</w:t>
+      </w:r>
+      <w:proofErr w:type="gramEnd"/>
+      <w:r>
+        <w:rPr>
+          <w:sz w:val="28"/>
+          <w:szCs w:val="28"/>
+        </w:rPr>
+        <w:t>Như câu 1)</w:t>
+      </w:r>
+    </w:p>
+    <w:p>
+      <w:pPr>
+        <w:pStyle w:val="ListParagraph"/>
+        <w:rPr>
+          <w:rFonts w:ascii="Times New Roman" w:hAnsi="Times New Roman" w:cs="Times New Roman"/>
+          <w:sz w:val="28"/>
+          <w:szCs w:val="28"/>
+        </w:rPr>
+      </w:pPr>
+    </w:p>
+    <w:p>
+      <w:pPr>
+        <w:pStyle w:val="ListParagraph"/>
+        <w:numPr>
+          <w:ilvl w:val="0"/>
+          <w:numId w:val="25"/>
         </w:numPr>
         <w:rPr>
           <w:rFonts w:ascii="Times New Roman" w:hAnsi="Times New Roman" w:cs="Times New Roman"/>
@@ -255,6 +827,7 @@
         <w:t>Hướng dẫn sử dụng git diff</w:t>
       </w:r>
     </w:p>
+    <w:p/>
     <w:sectPr>
       <w:pgSz w:w="12240" w:h="15840"/>
       <w:pgMar w:top="1440" w:right="1440" w:bottom="1440" w:left="1440" w:header="720" w:footer="720" w:gutter="0"/>
@@ -1254,6 +1827,118 @@
     </w:lvl>
   </w:abstractNum>
   <w:abstractNum w:abstractNumId="8" w15:restartNumberingAfterBreak="0">
+    <w:nsid w:val="137945F3"/>
+    <w:multiLevelType w:val="hybridMultilevel"/>
+    <w:tmpl w:val="E1D0AA26"/>
+    <w:lvl w:ilvl="0" w:tplc="984E6B90">
+      <w:numFmt w:val="bullet"/>
+      <w:lvlText w:val="-"/>
+      <w:lvlJc w:val="left"/>
+      <w:pPr>
+        <w:ind w:left="1080" w:hanging="360"/>
+      </w:pPr>
+      <w:rPr>
+        <w:rFonts w:ascii="Times New Roman" w:eastAsiaTheme="minorHAnsi" w:hAnsi="Times New Roman" w:cs="Times New Roman" w:hint="default"/>
+      </w:rPr>
+    </w:lvl>
+    <w:lvl w:ilvl="1" w:tplc="04090003">
+      <w:start w:val="1"/>
+      <w:numFmt w:val="bullet"/>
+      <w:lvlText w:val="o"/>
+      <w:lvlJc w:val="left"/>
+      <w:pPr>
+        <w:ind w:left="1800" w:hanging="360"/>
+      </w:pPr>
+      <w:rPr>
+        <w:rFonts w:ascii="Courier New" w:hAnsi="Courier New" w:cs="Courier New" w:hint="default"/>
+      </w:rPr>
+    </w:lvl>
+    <w:lvl w:ilvl="2" w:tplc="04090005">
+      <w:start w:val="1"/>
+      <w:numFmt w:val="bullet"/>
+      <w:lvlText w:val=""/>
+      <w:lvlJc w:val="left"/>
+      <w:pPr>
+        <w:ind w:left="2520" w:hanging="360"/>
+      </w:pPr>
+      <w:rPr>
+        <w:rFonts w:ascii="Wingdings" w:hAnsi="Wingdings" w:hint="default"/>
+      </w:rPr>
+    </w:lvl>
+    <w:lvl w:ilvl="3" w:tplc="04090001">
+      <w:start w:val="1"/>
+      <w:numFmt w:val="bullet"/>
+      <w:lvlText w:val=""/>
+      <w:lvlJc w:val="left"/>
+      <w:pPr>
+        <w:ind w:left="3240" w:hanging="360"/>
+      </w:pPr>
+      <w:rPr>
+        <w:rFonts w:ascii="Symbol" w:hAnsi="Symbol" w:hint="default"/>
+      </w:rPr>
+    </w:lvl>
+    <w:lvl w:ilvl="4" w:tplc="04090003">
+      <w:start w:val="1"/>
+      <w:numFmt w:val="bullet"/>
+      <w:lvlText w:val="o"/>
+      <w:lvlJc w:val="left"/>
+      <w:pPr>
+        <w:ind w:left="3960" w:hanging="360"/>
+      </w:pPr>
+      <w:rPr>
+        <w:rFonts w:ascii="Courier New" w:hAnsi="Courier New" w:cs="Courier New" w:hint="default"/>
+      </w:rPr>
+    </w:lvl>
+    <w:lvl w:ilvl="5" w:tplc="04090005">
+      <w:start w:val="1"/>
+      <w:numFmt w:val="bullet"/>
+      <w:lvlText w:val=""/>
+      <w:lvlJc w:val="left"/>
+      <w:pPr>
+        <w:ind w:left="4680" w:hanging="360"/>
+      </w:pPr>
+      <w:rPr>
+        <w:rFonts w:ascii="Wingdings" w:hAnsi="Wingdings" w:hint="default"/>
+      </w:rPr>
+    </w:lvl>
+    <w:lvl w:ilvl="6" w:tplc="04090001">
+      <w:start w:val="1"/>
+      <w:numFmt w:val="bullet"/>
+      <w:lvlText w:val=""/>
+      <w:lvlJc w:val="left"/>
+      <w:pPr>
+        <w:ind w:left="5400" w:hanging="360"/>
+      </w:pPr>
+      <w:rPr>
+        <w:rFonts w:ascii="Symbol" w:hAnsi="Symbol" w:hint="default"/>
+      </w:rPr>
+    </w:lvl>
+    <w:lvl w:ilvl="7" w:tplc="04090003">
+      <w:start w:val="1"/>
+      <w:numFmt w:val="bullet"/>
+      <w:lvlText w:val="o"/>
+      <w:lvlJc w:val="left"/>
+      <w:pPr>
+        <w:ind w:left="6120" w:hanging="360"/>
+      </w:pPr>
+      <w:rPr>
+        <w:rFonts w:ascii="Courier New" w:hAnsi="Courier New" w:cs="Courier New" w:hint="default"/>
+      </w:rPr>
+    </w:lvl>
+    <w:lvl w:ilvl="8" w:tplc="04090005">
+      <w:start w:val="1"/>
+      <w:numFmt w:val="bullet"/>
+      <w:lvlText w:val=""/>
+      <w:lvlJc w:val="left"/>
+      <w:pPr>
+        <w:ind w:left="6840" w:hanging="360"/>
+      </w:pPr>
+      <w:rPr>
+        <w:rFonts w:ascii="Wingdings" w:hAnsi="Wingdings" w:hint="default"/>
+      </w:rPr>
+    </w:lvl>
+  </w:abstractNum>
+  <w:abstractNum w:abstractNumId="9" w15:restartNumberingAfterBreak="0">
     <w:nsid w:val="1B5D714A"/>
     <w:multiLevelType w:val="hybridMultilevel"/>
     <w:tmpl w:val="91ECA1B6"/>
@@ -1342,7 +2027,7 @@
       </w:pPr>
     </w:lvl>
   </w:abstractNum>
-  <w:abstractNum w:abstractNumId="9" w15:restartNumberingAfterBreak="0">
+  <w:abstractNum w:abstractNumId="10" w15:restartNumberingAfterBreak="0">
     <w:nsid w:val="20687943"/>
     <w:multiLevelType w:val="multilevel"/>
     <w:tmpl w:val="940AB698"/>
@@ -1491,7 +2176,7 @@
       </w:rPr>
     </w:lvl>
   </w:abstractNum>
-  <w:abstractNum w:abstractNumId="10" w15:restartNumberingAfterBreak="0">
+  <w:abstractNum w:abstractNumId="11" w15:restartNumberingAfterBreak="0">
     <w:nsid w:val="25660680"/>
     <w:multiLevelType w:val="hybridMultilevel"/>
     <w:tmpl w:val="CC8828A6"/>
@@ -1603,7 +2288,7 @@
       </w:rPr>
     </w:lvl>
   </w:abstractNum>
-  <w:abstractNum w:abstractNumId="11" w15:restartNumberingAfterBreak="0">
+  <w:abstractNum w:abstractNumId="12" w15:restartNumberingAfterBreak="0">
     <w:nsid w:val="27EC41AC"/>
     <w:multiLevelType w:val="hybridMultilevel"/>
     <w:tmpl w:val="257A085C"/>
@@ -1715,7 +2400,7 @@
       </w:rPr>
     </w:lvl>
   </w:abstractNum>
-  <w:abstractNum w:abstractNumId="12" w15:restartNumberingAfterBreak="0">
+  <w:abstractNum w:abstractNumId="13" w15:restartNumberingAfterBreak="0">
     <w:nsid w:val="301D7DCA"/>
     <w:multiLevelType w:val="hybridMultilevel"/>
     <w:tmpl w:val="8B1427C6"/>
@@ -1827,7 +2512,7 @@
       </w:rPr>
     </w:lvl>
   </w:abstractNum>
-  <w:abstractNum w:abstractNumId="13" w15:restartNumberingAfterBreak="0">
+  <w:abstractNum w:abstractNumId="14" w15:restartNumberingAfterBreak="0">
     <w:nsid w:val="37767074"/>
     <w:multiLevelType w:val="hybridMultilevel"/>
     <w:tmpl w:val="A5C28C00"/>
@@ -1940,7 +2625,7 @@
       </w:rPr>
     </w:lvl>
   </w:abstractNum>
-  <w:abstractNum w:abstractNumId="14" w15:restartNumberingAfterBreak="0">
+  <w:abstractNum w:abstractNumId="15" w15:restartNumberingAfterBreak="0">
     <w:nsid w:val="40110DC8"/>
     <w:multiLevelType w:val="hybridMultilevel"/>
     <w:tmpl w:val="1098EC44"/>
@@ -2053,7 +2738,7 @@
       </w:rPr>
     </w:lvl>
   </w:abstractNum>
-  <w:abstractNum w:abstractNumId="15" w15:restartNumberingAfterBreak="0">
+  <w:abstractNum w:abstractNumId="16" w15:restartNumberingAfterBreak="0">
     <w:nsid w:val="427A7476"/>
     <w:multiLevelType w:val="hybridMultilevel"/>
     <w:tmpl w:val="BCBC1A54"/>
@@ -2166,7 +2851,7 @@
       </w:rPr>
     </w:lvl>
   </w:abstractNum>
-  <w:abstractNum w:abstractNumId="16" w15:restartNumberingAfterBreak="0">
+  <w:abstractNum w:abstractNumId="17" w15:restartNumberingAfterBreak="0">
     <w:nsid w:val="44B10E2C"/>
     <w:multiLevelType w:val="hybridMultilevel"/>
     <w:tmpl w:val="91DC5200"/>
@@ -2278,7 +2963,7 @@
       </w:rPr>
     </w:lvl>
   </w:abstractNum>
-  <w:abstractNum w:abstractNumId="17" w15:restartNumberingAfterBreak="0">
+  <w:abstractNum w:abstractNumId="18" w15:restartNumberingAfterBreak="0">
     <w:nsid w:val="47717CF3"/>
     <w:multiLevelType w:val="hybridMultilevel"/>
     <w:tmpl w:val="AD38C92C"/>
@@ -2391,7 +3076,7 @@
       </w:rPr>
     </w:lvl>
   </w:abstractNum>
-  <w:abstractNum w:abstractNumId="18" w15:restartNumberingAfterBreak="0">
+  <w:abstractNum w:abstractNumId="19" w15:restartNumberingAfterBreak="0">
     <w:nsid w:val="4E45610D"/>
     <w:multiLevelType w:val="hybridMultilevel"/>
     <w:tmpl w:val="8AFC5FEE"/>
@@ -2503,7 +3188,7 @@
       </w:rPr>
     </w:lvl>
   </w:abstractNum>
-  <w:abstractNum w:abstractNumId="19" w15:restartNumberingAfterBreak="0">
+  <w:abstractNum w:abstractNumId="20" w15:restartNumberingAfterBreak="0">
     <w:nsid w:val="581026CC"/>
     <w:multiLevelType w:val="hybridMultilevel"/>
     <w:tmpl w:val="8B62AF4C"/>
@@ -2616,7 +3301,7 @@
       </w:rPr>
     </w:lvl>
   </w:abstractNum>
-  <w:abstractNum w:abstractNumId="20" w15:restartNumberingAfterBreak="0">
+  <w:abstractNum w:abstractNumId="21" w15:restartNumberingAfterBreak="0">
     <w:nsid w:val="5E0F2477"/>
     <w:multiLevelType w:val="multilevel"/>
     <w:tmpl w:val="221E55E4"/>
@@ -2765,7 +3450,7 @@
       </w:rPr>
     </w:lvl>
   </w:abstractNum>
-  <w:abstractNum w:abstractNumId="21" w15:restartNumberingAfterBreak="0">
+  <w:abstractNum w:abstractNumId="22" w15:restartNumberingAfterBreak="0">
     <w:nsid w:val="7A57358E"/>
     <w:multiLevelType w:val="multilevel"/>
     <w:tmpl w:val="B330DE74"/>
@@ -2914,7 +3599,7 @@
       </w:rPr>
     </w:lvl>
   </w:abstractNum>
-  <w:abstractNum w:abstractNumId="22" w15:restartNumberingAfterBreak="0">
+  <w:abstractNum w:abstractNumId="23" w15:restartNumberingAfterBreak="0">
     <w:nsid w:val="7C371BCA"/>
     <w:multiLevelType w:val="hybridMultilevel"/>
     <w:tmpl w:val="7898EE18"/>
@@ -3027,7 +3712,7 @@
       </w:rPr>
     </w:lvl>
   </w:abstractNum>
-  <w:abstractNum w:abstractNumId="23" w15:restartNumberingAfterBreak="0">
+  <w:abstractNum w:abstractNumId="24" w15:restartNumberingAfterBreak="0">
     <w:nsid w:val="7D7970EB"/>
     <w:multiLevelType w:val="hybridMultilevel"/>
     <w:tmpl w:val="F83EF5DC"/>
@@ -3117,34 +3802,34 @@
     </w:lvl>
   </w:abstractNum>
   <w:num w:numId="1" w16cid:durableId="1494180743">
-    <w:abstractNumId w:val="23"/>
+    <w:abstractNumId w:val="24"/>
   </w:num>
   <w:num w:numId="2" w16cid:durableId="869535664">
     <w:abstractNumId w:val="0"/>
   </w:num>
   <w:num w:numId="3" w16cid:durableId="569847942">
-    <w:abstractNumId w:val="13"/>
+    <w:abstractNumId w:val="14"/>
   </w:num>
   <w:num w:numId="4" w16cid:durableId="658774072">
-    <w:abstractNumId w:val="17"/>
+    <w:abstractNumId w:val="18"/>
   </w:num>
   <w:num w:numId="5" w16cid:durableId="422454624">
-    <w:abstractNumId w:val="15"/>
+    <w:abstractNumId w:val="16"/>
   </w:num>
   <w:num w:numId="6" w16cid:durableId="145514290">
     <w:abstractNumId w:val="5"/>
   </w:num>
   <w:num w:numId="7" w16cid:durableId="1492022925">
-    <w:abstractNumId w:val="20"/>
+    <w:abstractNumId w:val="21"/>
   </w:num>
   <w:num w:numId="8" w16cid:durableId="92475682">
     <w:abstractNumId w:val="6"/>
   </w:num>
   <w:num w:numId="9" w16cid:durableId="1428427106">
-    <w:abstractNumId w:val="21"/>
+    <w:abstractNumId w:val="22"/>
   </w:num>
   <w:num w:numId="10" w16cid:durableId="1961060685">
-    <w:abstractNumId w:val="22"/>
+    <w:abstractNumId w:val="23"/>
   </w:num>
   <w:num w:numId="11" w16cid:durableId="201019243">
     <w:abstractNumId w:val="2"/>
@@ -3153,25 +3838,25 @@
     <w:abstractNumId w:val="4"/>
   </w:num>
   <w:num w:numId="13" w16cid:durableId="1521580962">
-    <w:abstractNumId w:val="19"/>
+    <w:abstractNumId w:val="20"/>
   </w:num>
   <w:num w:numId="14" w16cid:durableId="478110281">
-    <w:abstractNumId w:val="9"/>
+    <w:abstractNumId w:val="10"/>
   </w:num>
   <w:num w:numId="15" w16cid:durableId="1540819371">
     <w:abstractNumId w:val="1"/>
   </w:num>
   <w:num w:numId="16" w16cid:durableId="548032682">
-    <w:abstractNumId w:val="18"/>
+    <w:abstractNumId w:val="19"/>
   </w:num>
   <w:num w:numId="17" w16cid:durableId="1148789640">
+    <w:abstractNumId w:val="12"/>
+  </w:num>
+  <w:num w:numId="18" w16cid:durableId="1911848353">
     <w:abstractNumId w:val="11"/>
   </w:num>
-  <w:num w:numId="18" w16cid:durableId="1911848353">
-    <w:abstractNumId w:val="10"/>
-  </w:num>
   <w:num w:numId="19" w16cid:durableId="1719208326">
-    <w:abstractNumId w:val="14"/>
+    <w:abstractNumId w:val="15"/>
   </w:num>
   <w:num w:numId="20" w16cid:durableId="785392966">
     <w:abstractNumId w:val="7"/>
@@ -3180,13 +3865,55 @@
     <w:abstractNumId w:val="3"/>
   </w:num>
   <w:num w:numId="22" w16cid:durableId="1908225835">
-    <w:abstractNumId w:val="8"/>
+    <w:abstractNumId w:val="9"/>
   </w:num>
   <w:num w:numId="23" w16cid:durableId="1493720001">
-    <w:abstractNumId w:val="16"/>
+    <w:abstractNumId w:val="17"/>
   </w:num>
   <w:num w:numId="24" w16cid:durableId="1073626782">
-    <w:abstractNumId w:val="12"/>
+    <w:abstractNumId w:val="13"/>
+  </w:num>
+  <w:num w:numId="25" w16cid:durableId="1503934052">
+    <w:abstractNumId w:val="24"/>
+    <w:lvlOverride w:ilvl="0">
+      <w:startOverride w:val="1"/>
+    </w:lvlOverride>
+    <w:lvlOverride w:ilvl="1">
+      <w:startOverride w:val="1"/>
+    </w:lvlOverride>
+    <w:lvlOverride w:ilvl="2">
+      <w:startOverride w:val="1"/>
+    </w:lvlOverride>
+    <w:lvlOverride w:ilvl="3">
+      <w:startOverride w:val="1"/>
+    </w:lvlOverride>
+    <w:lvlOverride w:ilvl="4">
+      <w:startOverride w:val="1"/>
+    </w:lvlOverride>
+    <w:lvlOverride w:ilvl="5">
+      <w:startOverride w:val="1"/>
+    </w:lvlOverride>
+    <w:lvlOverride w:ilvl="6">
+      <w:startOverride w:val="1"/>
+    </w:lvlOverride>
+    <w:lvlOverride w:ilvl="7">
+      <w:startOverride w:val="1"/>
+    </w:lvlOverride>
+    <w:lvlOverride w:ilvl="8">
+      <w:startOverride w:val="1"/>
+    </w:lvlOverride>
+  </w:num>
+  <w:num w:numId="26" w16cid:durableId="762337748">
+    <w:abstractNumId w:val="8"/>
+    <w:lvlOverride w:ilvl="0"/>
+    <w:lvlOverride w:ilvl="1"/>
+    <w:lvlOverride w:ilvl="2"/>
+    <w:lvlOverride w:ilvl="3"/>
+    <w:lvlOverride w:ilvl="4"/>
+    <w:lvlOverride w:ilvl="5"/>
+    <w:lvlOverride w:ilvl="6"/>
+    <w:lvlOverride w:ilvl="7"/>
+    <w:lvlOverride w:ilvl="8"/>
   </w:num>
 </w:numbering>
 </file>
@@ -3591,6 +4318,10 @@
   <w:style w:type="paragraph" w:default="1" w:styleId="Normal">
     <w:name w:val="Normal"/>
     <w:qFormat/>
+    <w:rsid w:val="008E2D01"/>
+    <w:pPr>
+      <w:spacing w:line="256" w:lineRule="auto"/>
+    </w:pPr>
   </w:style>
   <w:style w:type="character" w:default="1" w:styleId="DefaultParagraphFont">
     <w:name w:val="Default Paragraph Font"/>
@@ -3658,6 +4389,17 @@
       <w:rFonts w:ascii="Courier New" w:eastAsia="Times New Roman" w:hAnsi="Courier New" w:cs="Courier New"/>
       <w:sz w:val="20"/>
       <w:szCs w:val="20"/>
+    </w:rPr>
+  </w:style>
+  <w:style w:type="character" w:styleId="Strong">
+    <w:name w:val="Strong"/>
+    <w:basedOn w:val="DefaultParagraphFont"/>
+    <w:uiPriority w:val="22"/>
+    <w:qFormat/>
+    <w:rsid w:val="008E2D01"/>
+    <w:rPr>
+      <w:b/>
+      <w:bCs/>
     </w:rPr>
   </w:style>
 </w:styles>

--- a/BT Git 2.docx
+++ b/BT Git 2.docx
@@ -28,14 +28,196 @@
           <w:szCs w:val="28"/>
         </w:rPr>
       </w:pPr>
-      <w:r>
-        <w:rPr>
-          <w:rFonts w:ascii="Times New Roman" w:hAnsi="Times New Roman" w:cs="Times New Roman"/>
-          <w:sz w:val="28"/>
-          <w:szCs w:val="28"/>
-        </w:rPr>
-        <w:t>Giải thích và cho ví dụ minh họa các câu sau</w:t>
-      </w:r>
+      <w:proofErr w:type="spellStart"/>
+      <w:r>
+        <w:rPr>
+          <w:rFonts w:ascii="Times New Roman" w:hAnsi="Times New Roman" w:cs="Times New Roman"/>
+          <w:sz w:val="28"/>
+          <w:szCs w:val="28"/>
+        </w:rPr>
+        <w:t>Giải</w:t>
+      </w:r>
+      <w:proofErr w:type="spellEnd"/>
+      <w:r>
+        <w:rPr>
+          <w:rFonts w:ascii="Times New Roman" w:hAnsi="Times New Roman" w:cs="Times New Roman"/>
+          <w:sz w:val="28"/>
+          <w:szCs w:val="28"/>
+        </w:rPr>
+        <w:t xml:space="preserve"> </w:t>
+      </w:r>
+      <w:proofErr w:type="spellStart"/>
+      <w:r>
+        <w:rPr>
+          <w:rFonts w:ascii="Times New Roman" w:hAnsi="Times New Roman" w:cs="Times New Roman"/>
+          <w:sz w:val="28"/>
+          <w:szCs w:val="28"/>
+        </w:rPr>
+        <w:t>thích</w:t>
+      </w:r>
+      <w:proofErr w:type="spellEnd"/>
+      <w:r>
+        <w:rPr>
+          <w:rFonts w:ascii="Times New Roman" w:hAnsi="Times New Roman" w:cs="Times New Roman"/>
+          <w:sz w:val="28"/>
+          <w:szCs w:val="28"/>
+        </w:rPr>
+        <w:t xml:space="preserve"> </w:t>
+      </w:r>
+      <w:proofErr w:type="spellStart"/>
+      <w:r>
+        <w:rPr>
+          <w:rFonts w:ascii="Times New Roman" w:hAnsi="Times New Roman" w:cs="Times New Roman"/>
+          <w:sz w:val="28"/>
+          <w:szCs w:val="28"/>
+        </w:rPr>
+        <w:t>và</w:t>
+      </w:r>
+      <w:proofErr w:type="spellEnd"/>
+      <w:r>
+        <w:rPr>
+          <w:rFonts w:ascii="Times New Roman" w:hAnsi="Times New Roman" w:cs="Times New Roman"/>
+          <w:sz w:val="28"/>
+          <w:szCs w:val="28"/>
+        </w:rPr>
+        <w:t xml:space="preserve"> </w:t>
+      </w:r>
+      <w:proofErr w:type="spellStart"/>
+      <w:r>
+        <w:rPr>
+          <w:rFonts w:ascii="Times New Roman" w:hAnsi="Times New Roman" w:cs="Times New Roman"/>
+          <w:sz w:val="28"/>
+          <w:szCs w:val="28"/>
+        </w:rPr>
+        <w:t>cho</w:t>
+      </w:r>
+      <w:proofErr w:type="spellEnd"/>
+      <w:r>
+        <w:rPr>
+          <w:rFonts w:ascii="Times New Roman" w:hAnsi="Times New Roman" w:cs="Times New Roman"/>
+          <w:sz w:val="28"/>
+          <w:szCs w:val="28"/>
+        </w:rPr>
+        <w:t xml:space="preserve"> </w:t>
+      </w:r>
+      <w:proofErr w:type="spellStart"/>
+      <w:r>
+        <w:rPr>
+          <w:rFonts w:ascii="Times New Roman" w:hAnsi="Times New Roman" w:cs="Times New Roman"/>
+          <w:sz w:val="28"/>
+          <w:szCs w:val="28"/>
+        </w:rPr>
+        <w:t>ví</w:t>
+      </w:r>
+      <w:proofErr w:type="spellEnd"/>
+      <w:r>
+        <w:rPr>
+          <w:rFonts w:ascii="Times New Roman" w:hAnsi="Times New Roman" w:cs="Times New Roman"/>
+          <w:sz w:val="28"/>
+          <w:szCs w:val="28"/>
+        </w:rPr>
+        <w:t xml:space="preserve"> </w:t>
+      </w:r>
+      <w:proofErr w:type="spellStart"/>
+      <w:r>
+        <w:rPr>
+          <w:rFonts w:ascii="Times New Roman" w:hAnsi="Times New Roman" w:cs="Times New Roman"/>
+          <w:sz w:val="28"/>
+          <w:szCs w:val="28"/>
+        </w:rPr>
+        <w:t>dụ</w:t>
+      </w:r>
+      <w:proofErr w:type="spellEnd"/>
+      <w:r>
+        <w:rPr>
+          <w:rFonts w:ascii="Times New Roman" w:hAnsi="Times New Roman" w:cs="Times New Roman"/>
+          <w:sz w:val="28"/>
+          <w:szCs w:val="28"/>
+        </w:rPr>
+        <w:t xml:space="preserve"> </w:t>
+      </w:r>
+      <w:proofErr w:type="spellStart"/>
+      <w:r>
+        <w:rPr>
+          <w:rFonts w:ascii="Times New Roman" w:hAnsi="Times New Roman" w:cs="Times New Roman"/>
+          <w:sz w:val="28"/>
+          <w:szCs w:val="28"/>
+        </w:rPr>
+        <w:t>minh</w:t>
+      </w:r>
+      <w:proofErr w:type="spellEnd"/>
+      <w:r>
+        <w:rPr>
+          <w:rFonts w:ascii="Times New Roman" w:hAnsi="Times New Roman" w:cs="Times New Roman"/>
+          <w:sz w:val="28"/>
+          <w:szCs w:val="28"/>
+        </w:rPr>
+        <w:t xml:space="preserve"> </w:t>
+      </w:r>
+      <w:proofErr w:type="spellStart"/>
+      <w:r>
+        <w:rPr>
+          <w:rFonts w:ascii="Times New Roman" w:hAnsi="Times New Roman" w:cs="Times New Roman"/>
+          <w:sz w:val="28"/>
+          <w:szCs w:val="28"/>
+        </w:rPr>
+        <w:t>họa</w:t>
+      </w:r>
+      <w:proofErr w:type="spellEnd"/>
+      <w:r>
+        <w:rPr>
+          <w:rFonts w:ascii="Times New Roman" w:hAnsi="Times New Roman" w:cs="Times New Roman"/>
+          <w:sz w:val="28"/>
+          <w:szCs w:val="28"/>
+        </w:rPr>
+        <w:t xml:space="preserve"> </w:t>
+      </w:r>
+      <w:proofErr w:type="spellStart"/>
+      <w:r>
+        <w:rPr>
+          <w:rFonts w:ascii="Times New Roman" w:hAnsi="Times New Roman" w:cs="Times New Roman"/>
+          <w:sz w:val="28"/>
+          <w:szCs w:val="28"/>
+        </w:rPr>
+        <w:t>các</w:t>
+      </w:r>
+      <w:proofErr w:type="spellEnd"/>
+      <w:r>
+        <w:rPr>
+          <w:rFonts w:ascii="Times New Roman" w:hAnsi="Times New Roman" w:cs="Times New Roman"/>
+          <w:sz w:val="28"/>
+          <w:szCs w:val="28"/>
+        </w:rPr>
+        <w:t xml:space="preserve"> </w:t>
+      </w:r>
+      <w:proofErr w:type="spellStart"/>
+      <w:r>
+        <w:rPr>
+          <w:rFonts w:ascii="Times New Roman" w:hAnsi="Times New Roman" w:cs="Times New Roman"/>
+          <w:sz w:val="28"/>
+          <w:szCs w:val="28"/>
+        </w:rPr>
+        <w:t>câu</w:t>
+      </w:r>
+      <w:proofErr w:type="spellEnd"/>
+      <w:r>
+        <w:rPr>
+          <w:rFonts w:ascii="Times New Roman" w:hAnsi="Times New Roman" w:cs="Times New Roman"/>
+          <w:sz w:val="28"/>
+          <w:szCs w:val="28"/>
+        </w:rPr>
+        <w:t xml:space="preserve"> </w:t>
+      </w:r>
+      <w:proofErr w:type="spellStart"/>
+      <w:r>
+        <w:rPr>
+          <w:rFonts w:ascii="Times New Roman" w:hAnsi="Times New Roman" w:cs="Times New Roman"/>
+          <w:sz w:val="28"/>
+          <w:szCs w:val="28"/>
+        </w:rPr>
+        <w:t>sau</w:t>
+      </w:r>
+      <w:proofErr w:type="spellEnd"/>
     </w:p>
     <w:p>
       <w:pPr>
@@ -50,13 +232,95 @@
           <w:szCs w:val="28"/>
         </w:rPr>
       </w:pPr>
-      <w:r>
-        <w:rPr>
-          <w:rFonts w:ascii="Times New Roman" w:hAnsi="Times New Roman" w:cs="Times New Roman"/>
-          <w:sz w:val="28"/>
-          <w:szCs w:val="28"/>
-        </w:rPr>
-        <w:t xml:space="preserve">Phân biệt các cấp độ </w:t>
+      <w:proofErr w:type="spellStart"/>
+      <w:r>
+        <w:rPr>
+          <w:rFonts w:ascii="Times New Roman" w:hAnsi="Times New Roman" w:cs="Times New Roman"/>
+          <w:sz w:val="28"/>
+          <w:szCs w:val="28"/>
+        </w:rPr>
+        <w:t>Phân</w:t>
+      </w:r>
+      <w:proofErr w:type="spellEnd"/>
+      <w:r>
+        <w:rPr>
+          <w:rFonts w:ascii="Times New Roman" w:hAnsi="Times New Roman" w:cs="Times New Roman"/>
+          <w:sz w:val="28"/>
+          <w:szCs w:val="28"/>
+        </w:rPr>
+        <w:t xml:space="preserve"> </w:t>
+      </w:r>
+      <w:proofErr w:type="spellStart"/>
+      <w:r>
+        <w:rPr>
+          <w:rFonts w:ascii="Times New Roman" w:hAnsi="Times New Roman" w:cs="Times New Roman"/>
+          <w:sz w:val="28"/>
+          <w:szCs w:val="28"/>
+        </w:rPr>
+        <w:t>biệt</w:t>
+      </w:r>
+      <w:proofErr w:type="spellEnd"/>
+      <w:r>
+        <w:rPr>
+          <w:rFonts w:ascii="Times New Roman" w:hAnsi="Times New Roman" w:cs="Times New Roman"/>
+          <w:sz w:val="28"/>
+          <w:szCs w:val="28"/>
+        </w:rPr>
+        <w:t xml:space="preserve"> </w:t>
+      </w:r>
+      <w:proofErr w:type="spellStart"/>
+      <w:r>
+        <w:rPr>
+          <w:rFonts w:ascii="Times New Roman" w:hAnsi="Times New Roman" w:cs="Times New Roman"/>
+          <w:sz w:val="28"/>
+          <w:szCs w:val="28"/>
+        </w:rPr>
+        <w:t>các</w:t>
+      </w:r>
+      <w:proofErr w:type="spellEnd"/>
+      <w:r>
+        <w:rPr>
+          <w:rFonts w:ascii="Times New Roman" w:hAnsi="Times New Roman" w:cs="Times New Roman"/>
+          <w:sz w:val="28"/>
+          <w:szCs w:val="28"/>
+        </w:rPr>
+        <w:t xml:space="preserve"> </w:t>
+      </w:r>
+      <w:proofErr w:type="spellStart"/>
+      <w:r>
+        <w:rPr>
+          <w:rFonts w:ascii="Times New Roman" w:hAnsi="Times New Roman" w:cs="Times New Roman"/>
+          <w:sz w:val="28"/>
+          <w:szCs w:val="28"/>
+        </w:rPr>
+        <w:t>cấp</w:t>
+      </w:r>
+      <w:proofErr w:type="spellEnd"/>
+      <w:r>
+        <w:rPr>
+          <w:rFonts w:ascii="Times New Roman" w:hAnsi="Times New Roman" w:cs="Times New Roman"/>
+          <w:sz w:val="28"/>
+          <w:szCs w:val="28"/>
+        </w:rPr>
+        <w:t xml:space="preserve"> </w:t>
+      </w:r>
+      <w:proofErr w:type="spellStart"/>
+      <w:r>
+        <w:rPr>
+          <w:rFonts w:ascii="Times New Roman" w:hAnsi="Times New Roman" w:cs="Times New Roman"/>
+          <w:sz w:val="28"/>
+          <w:szCs w:val="28"/>
+        </w:rPr>
+        <w:t>độ</w:t>
+      </w:r>
+      <w:proofErr w:type="spellEnd"/>
+      <w:r>
+        <w:rPr>
+          <w:rFonts w:ascii="Times New Roman" w:hAnsi="Times New Roman" w:cs="Times New Roman"/>
+          <w:sz w:val="28"/>
+          <w:szCs w:val="28"/>
+        </w:rPr>
+        <w:t xml:space="preserve"> </w:t>
       </w:r>
       <w:proofErr w:type="gramStart"/>
       <w:r>
@@ -82,14 +346,34 @@
           <w:szCs w:val="28"/>
         </w:rPr>
       </w:pPr>
-      <w:r>
-        <w:rPr>
-          <w:rFonts w:ascii="Times New Roman" w:hAnsi="Times New Roman" w:cs="Times New Roman"/>
-          <w:sz w:val="28"/>
-          <w:szCs w:val="28"/>
-        </w:rPr>
-        <w:t>Phân biệt</w:t>
-      </w:r>
+      <w:proofErr w:type="spellStart"/>
+      <w:r>
+        <w:rPr>
+          <w:rFonts w:ascii="Times New Roman" w:hAnsi="Times New Roman" w:cs="Times New Roman"/>
+          <w:sz w:val="28"/>
+          <w:szCs w:val="28"/>
+        </w:rPr>
+        <w:t>Phân</w:t>
+      </w:r>
+      <w:proofErr w:type="spellEnd"/>
+      <w:r>
+        <w:rPr>
+          <w:rFonts w:ascii="Times New Roman" w:hAnsi="Times New Roman" w:cs="Times New Roman"/>
+          <w:sz w:val="28"/>
+          <w:szCs w:val="28"/>
+        </w:rPr>
+        <w:t xml:space="preserve"> </w:t>
+      </w:r>
+      <w:proofErr w:type="spellStart"/>
+      <w:r>
+        <w:rPr>
+          <w:rFonts w:ascii="Times New Roman" w:hAnsi="Times New Roman" w:cs="Times New Roman"/>
+          <w:sz w:val="28"/>
+          <w:szCs w:val="28"/>
+        </w:rPr>
+        <w:t>biệt</w:t>
+      </w:r>
+      <w:proofErr w:type="spellEnd"/>
       <w:r>
         <w:rPr>
           <w:rFonts w:ascii="Times New Roman" w:hAnsi="Times New Roman" w:cs="Times New Roman"/>
@@ -106,7 +390,25 @@
           <w:sz w:val="28"/>
           <w:szCs w:val="28"/>
         </w:rPr>
-        <w:t xml:space="preserve">Merge và </w:t>
+        <w:t xml:space="preserve">Merge </w:t>
+      </w:r>
+      <w:proofErr w:type="spellStart"/>
+      <w:r>
+        <w:rPr>
+          <w:rFonts w:ascii="Times New Roman" w:hAnsi="Times New Roman" w:cs="Times New Roman"/>
+          <w:sz w:val="28"/>
+          <w:szCs w:val="28"/>
+        </w:rPr>
+        <w:t>và</w:t>
+      </w:r>
+      <w:proofErr w:type="spellEnd"/>
+      <w:r>
+        <w:rPr>
+          <w:rFonts w:ascii="Times New Roman" w:hAnsi="Times New Roman" w:cs="Times New Roman"/>
+          <w:sz w:val="28"/>
+          <w:szCs w:val="28"/>
+        </w:rPr>
+        <w:t xml:space="preserve"> </w:t>
       </w:r>
       <w:proofErr w:type="gramStart"/>
       <w:r>
@@ -132,13 +434,59 @@
           <w:szCs w:val="28"/>
         </w:rPr>
       </w:pPr>
-      <w:r>
-        <w:rPr>
-          <w:rFonts w:ascii="Times New Roman" w:hAnsi="Times New Roman" w:cs="Times New Roman"/>
-          <w:sz w:val="28"/>
-          <w:szCs w:val="28"/>
-        </w:rPr>
-        <w:t xml:space="preserve">Phân biệt pull và </w:t>
+      <w:proofErr w:type="spellStart"/>
+      <w:r>
+        <w:rPr>
+          <w:rFonts w:ascii="Times New Roman" w:hAnsi="Times New Roman" w:cs="Times New Roman"/>
+          <w:sz w:val="28"/>
+          <w:szCs w:val="28"/>
+        </w:rPr>
+        <w:t>Phân</w:t>
+      </w:r>
+      <w:proofErr w:type="spellEnd"/>
+      <w:r>
+        <w:rPr>
+          <w:rFonts w:ascii="Times New Roman" w:hAnsi="Times New Roman" w:cs="Times New Roman"/>
+          <w:sz w:val="28"/>
+          <w:szCs w:val="28"/>
+        </w:rPr>
+        <w:t xml:space="preserve"> </w:t>
+      </w:r>
+      <w:proofErr w:type="spellStart"/>
+      <w:r>
+        <w:rPr>
+          <w:rFonts w:ascii="Times New Roman" w:hAnsi="Times New Roman" w:cs="Times New Roman"/>
+          <w:sz w:val="28"/>
+          <w:szCs w:val="28"/>
+        </w:rPr>
+        <w:t>biệt</w:t>
+      </w:r>
+      <w:proofErr w:type="spellEnd"/>
+      <w:r>
+        <w:rPr>
+          <w:rFonts w:ascii="Times New Roman" w:hAnsi="Times New Roman" w:cs="Times New Roman"/>
+          <w:sz w:val="28"/>
+          <w:szCs w:val="28"/>
+        </w:rPr>
+        <w:t xml:space="preserve"> pull </w:t>
+      </w:r>
+      <w:proofErr w:type="spellStart"/>
+      <w:r>
+        <w:rPr>
+          <w:rFonts w:ascii="Times New Roman" w:hAnsi="Times New Roman" w:cs="Times New Roman"/>
+          <w:sz w:val="28"/>
+          <w:szCs w:val="28"/>
+        </w:rPr>
+        <w:t>và</w:t>
+      </w:r>
+      <w:proofErr w:type="spellEnd"/>
+      <w:r>
+        <w:rPr>
+          <w:rFonts w:ascii="Times New Roman" w:hAnsi="Times New Roman" w:cs="Times New Roman"/>
+          <w:sz w:val="28"/>
+          <w:szCs w:val="28"/>
+        </w:rPr>
+        <w:t xml:space="preserve"> </w:t>
       </w:r>
       <w:proofErr w:type="gramStart"/>
       <w:r>
@@ -170,7 +518,169 @@
           <w:sz w:val="28"/>
           <w:szCs w:val="28"/>
         </w:rPr>
-        <w:t>Cherry pick dùng để làm gì? Cách dùng như thế nào?</w:t>
+        <w:t xml:space="preserve">Cherry pick </w:t>
+      </w:r>
+      <w:proofErr w:type="spellStart"/>
+      <w:r>
+        <w:rPr>
+          <w:rFonts w:ascii="Times New Roman" w:hAnsi="Times New Roman" w:cs="Times New Roman"/>
+          <w:sz w:val="28"/>
+          <w:szCs w:val="28"/>
+        </w:rPr>
+        <w:t>dùng</w:t>
+      </w:r>
+      <w:proofErr w:type="spellEnd"/>
+      <w:r>
+        <w:rPr>
+          <w:rFonts w:ascii="Times New Roman" w:hAnsi="Times New Roman" w:cs="Times New Roman"/>
+          <w:sz w:val="28"/>
+          <w:szCs w:val="28"/>
+        </w:rPr>
+        <w:t xml:space="preserve"> </w:t>
+      </w:r>
+      <w:proofErr w:type="spellStart"/>
+      <w:r>
+        <w:rPr>
+          <w:rFonts w:ascii="Times New Roman" w:hAnsi="Times New Roman" w:cs="Times New Roman"/>
+          <w:sz w:val="28"/>
+          <w:szCs w:val="28"/>
+        </w:rPr>
+        <w:t>để</w:t>
+      </w:r>
+      <w:proofErr w:type="spellEnd"/>
+      <w:r>
+        <w:rPr>
+          <w:rFonts w:ascii="Times New Roman" w:hAnsi="Times New Roman" w:cs="Times New Roman"/>
+          <w:sz w:val="28"/>
+          <w:szCs w:val="28"/>
+        </w:rPr>
+        <w:t xml:space="preserve"> </w:t>
+      </w:r>
+      <w:proofErr w:type="spellStart"/>
+      <w:r>
+        <w:rPr>
+          <w:rFonts w:ascii="Times New Roman" w:hAnsi="Times New Roman" w:cs="Times New Roman"/>
+          <w:sz w:val="28"/>
+          <w:szCs w:val="28"/>
+        </w:rPr>
+        <w:t>làm</w:t>
+      </w:r>
+      <w:proofErr w:type="spellEnd"/>
+      <w:r>
+        <w:rPr>
+          <w:rFonts w:ascii="Times New Roman" w:hAnsi="Times New Roman" w:cs="Times New Roman"/>
+          <w:sz w:val="28"/>
+          <w:szCs w:val="28"/>
+        </w:rPr>
+        <w:t xml:space="preserve"> </w:t>
+      </w:r>
+      <w:proofErr w:type="spellStart"/>
+      <w:r>
+        <w:rPr>
+          <w:rFonts w:ascii="Times New Roman" w:hAnsi="Times New Roman" w:cs="Times New Roman"/>
+          <w:sz w:val="28"/>
+          <w:szCs w:val="28"/>
+        </w:rPr>
+        <w:t>gì</w:t>
+      </w:r>
+      <w:proofErr w:type="spellEnd"/>
+      <w:r>
+        <w:rPr>
+          <w:rFonts w:ascii="Times New Roman" w:hAnsi="Times New Roman" w:cs="Times New Roman"/>
+          <w:sz w:val="28"/>
+          <w:szCs w:val="28"/>
+        </w:rPr>
+        <w:t xml:space="preserve">? </w:t>
+      </w:r>
+      <w:proofErr w:type="spellStart"/>
+      <w:r>
+        <w:rPr>
+          <w:rFonts w:ascii="Times New Roman" w:hAnsi="Times New Roman" w:cs="Times New Roman"/>
+          <w:sz w:val="28"/>
+          <w:szCs w:val="28"/>
+        </w:rPr>
+        <w:t>Cách</w:t>
+      </w:r>
+      <w:proofErr w:type="spellEnd"/>
+      <w:r>
+        <w:rPr>
+          <w:rFonts w:ascii="Times New Roman" w:hAnsi="Times New Roman" w:cs="Times New Roman"/>
+          <w:sz w:val="28"/>
+          <w:szCs w:val="28"/>
+        </w:rPr>
+        <w:t xml:space="preserve"> </w:t>
+      </w:r>
+      <w:proofErr w:type="spellStart"/>
+      <w:r>
+        <w:rPr>
+          <w:rFonts w:ascii="Times New Roman" w:hAnsi="Times New Roman" w:cs="Times New Roman"/>
+          <w:sz w:val="28"/>
+          <w:szCs w:val="28"/>
+        </w:rPr>
+        <w:t>dùng</w:t>
+      </w:r>
+      <w:proofErr w:type="spellEnd"/>
+      <w:r>
+        <w:rPr>
+          <w:rFonts w:ascii="Times New Roman" w:hAnsi="Times New Roman" w:cs="Times New Roman"/>
+          <w:sz w:val="28"/>
+          <w:szCs w:val="28"/>
+        </w:rPr>
+        <w:t xml:space="preserve"> </w:t>
+      </w:r>
+      <w:proofErr w:type="spellStart"/>
+      <w:r>
+        <w:rPr>
+          <w:rFonts w:ascii="Times New Roman" w:hAnsi="Times New Roman" w:cs="Times New Roman"/>
+          <w:sz w:val="28"/>
+          <w:szCs w:val="28"/>
+        </w:rPr>
+        <w:t>như</w:t>
+      </w:r>
+      <w:proofErr w:type="spellEnd"/>
+      <w:r>
+        <w:rPr>
+          <w:rFonts w:ascii="Times New Roman" w:hAnsi="Times New Roman" w:cs="Times New Roman"/>
+          <w:sz w:val="28"/>
+          <w:szCs w:val="28"/>
+        </w:rPr>
+        <w:t xml:space="preserve"> </w:t>
+      </w:r>
+      <w:proofErr w:type="spellStart"/>
+      <w:r>
+        <w:rPr>
+          <w:rFonts w:ascii="Times New Roman" w:hAnsi="Times New Roman" w:cs="Times New Roman"/>
+          <w:sz w:val="28"/>
+          <w:szCs w:val="28"/>
+        </w:rPr>
+        <w:t>thế</w:t>
+      </w:r>
+      <w:proofErr w:type="spellEnd"/>
+      <w:r>
+        <w:rPr>
+          <w:rFonts w:ascii="Times New Roman" w:hAnsi="Times New Roman" w:cs="Times New Roman"/>
+          <w:sz w:val="28"/>
+          <w:szCs w:val="28"/>
+        </w:rPr>
+        <w:t xml:space="preserve"> </w:t>
+      </w:r>
+      <w:proofErr w:type="spellStart"/>
+      <w:r>
+        <w:rPr>
+          <w:rFonts w:ascii="Times New Roman" w:hAnsi="Times New Roman" w:cs="Times New Roman"/>
+          <w:sz w:val="28"/>
+          <w:szCs w:val="28"/>
+        </w:rPr>
+        <w:t>nào</w:t>
+      </w:r>
+      <w:proofErr w:type="spellEnd"/>
+      <w:r>
+        <w:rPr>
+          <w:rFonts w:ascii="Times New Roman" w:hAnsi="Times New Roman" w:cs="Times New Roman"/>
+          <w:sz w:val="28"/>
+          <w:szCs w:val="28"/>
+        </w:rPr>
+        <w:t>?</w:t>
       </w:r>
     </w:p>
     <w:p>
@@ -186,13 +696,77 @@
           <w:szCs w:val="28"/>
         </w:rPr>
       </w:pPr>
-      <w:r>
-        <w:rPr>
-          <w:rFonts w:ascii="Times New Roman" w:hAnsi="Times New Roman" w:cs="Times New Roman"/>
-          <w:sz w:val="28"/>
-          <w:szCs w:val="28"/>
-        </w:rPr>
-        <w:t>Hướng dẫn sử dụng stash</w:t>
+      <w:proofErr w:type="spellStart"/>
+      <w:r>
+        <w:rPr>
+          <w:rFonts w:ascii="Times New Roman" w:hAnsi="Times New Roman" w:cs="Times New Roman"/>
+          <w:sz w:val="28"/>
+          <w:szCs w:val="28"/>
+        </w:rPr>
+        <w:t>Hướng</w:t>
+      </w:r>
+      <w:proofErr w:type="spellEnd"/>
+      <w:r>
+        <w:rPr>
+          <w:rFonts w:ascii="Times New Roman" w:hAnsi="Times New Roman" w:cs="Times New Roman"/>
+          <w:sz w:val="28"/>
+          <w:szCs w:val="28"/>
+        </w:rPr>
+        <w:t xml:space="preserve"> </w:t>
+      </w:r>
+      <w:proofErr w:type="spellStart"/>
+      <w:r>
+        <w:rPr>
+          <w:rFonts w:ascii="Times New Roman" w:hAnsi="Times New Roman" w:cs="Times New Roman"/>
+          <w:sz w:val="28"/>
+          <w:szCs w:val="28"/>
+        </w:rPr>
+        <w:t>dẫn</w:t>
+      </w:r>
+      <w:proofErr w:type="spellEnd"/>
+      <w:r>
+        <w:rPr>
+          <w:rFonts w:ascii="Times New Roman" w:hAnsi="Times New Roman" w:cs="Times New Roman"/>
+          <w:sz w:val="28"/>
+          <w:szCs w:val="28"/>
+        </w:rPr>
+        <w:t xml:space="preserve"> </w:t>
+      </w:r>
+      <w:proofErr w:type="spellStart"/>
+      <w:r>
+        <w:rPr>
+          <w:rFonts w:ascii="Times New Roman" w:hAnsi="Times New Roman" w:cs="Times New Roman"/>
+          <w:sz w:val="28"/>
+          <w:szCs w:val="28"/>
+        </w:rPr>
+        <w:t>sử</w:t>
+      </w:r>
+      <w:proofErr w:type="spellEnd"/>
+      <w:r>
+        <w:rPr>
+          <w:rFonts w:ascii="Times New Roman" w:hAnsi="Times New Roman" w:cs="Times New Roman"/>
+          <w:sz w:val="28"/>
+          <w:szCs w:val="28"/>
+        </w:rPr>
+        <w:t xml:space="preserve"> </w:t>
+      </w:r>
+      <w:proofErr w:type="spellStart"/>
+      <w:r>
+        <w:rPr>
+          <w:rFonts w:ascii="Times New Roman" w:hAnsi="Times New Roman" w:cs="Times New Roman"/>
+          <w:sz w:val="28"/>
+          <w:szCs w:val="28"/>
+        </w:rPr>
+        <w:t>dụng</w:t>
+      </w:r>
+      <w:proofErr w:type="spellEnd"/>
+      <w:r>
+        <w:rPr>
+          <w:rFonts w:ascii="Times New Roman" w:hAnsi="Times New Roman" w:cs="Times New Roman"/>
+          <w:sz w:val="28"/>
+          <w:szCs w:val="28"/>
+        </w:rPr>
+        <w:t xml:space="preserve"> stash</w:t>
       </w:r>
     </w:p>
     <w:p>
@@ -214,7 +788,151 @@
           <w:sz w:val="28"/>
           <w:szCs w:val="28"/>
         </w:rPr>
-        <w:t>Git tag dung để làm gì? Cách dùng như thế nào?</w:t>
+        <w:t xml:space="preserve">Git tag dung </w:t>
+      </w:r>
+      <w:proofErr w:type="spellStart"/>
+      <w:r>
+        <w:rPr>
+          <w:rFonts w:ascii="Times New Roman" w:hAnsi="Times New Roman" w:cs="Times New Roman"/>
+          <w:sz w:val="28"/>
+          <w:szCs w:val="28"/>
+        </w:rPr>
+        <w:t>để</w:t>
+      </w:r>
+      <w:proofErr w:type="spellEnd"/>
+      <w:r>
+        <w:rPr>
+          <w:rFonts w:ascii="Times New Roman" w:hAnsi="Times New Roman" w:cs="Times New Roman"/>
+          <w:sz w:val="28"/>
+          <w:szCs w:val="28"/>
+        </w:rPr>
+        <w:t xml:space="preserve"> </w:t>
+      </w:r>
+      <w:proofErr w:type="spellStart"/>
+      <w:r>
+        <w:rPr>
+          <w:rFonts w:ascii="Times New Roman" w:hAnsi="Times New Roman" w:cs="Times New Roman"/>
+          <w:sz w:val="28"/>
+          <w:szCs w:val="28"/>
+        </w:rPr>
+        <w:t>làm</w:t>
+      </w:r>
+      <w:proofErr w:type="spellEnd"/>
+      <w:r>
+        <w:rPr>
+          <w:rFonts w:ascii="Times New Roman" w:hAnsi="Times New Roman" w:cs="Times New Roman"/>
+          <w:sz w:val="28"/>
+          <w:szCs w:val="28"/>
+        </w:rPr>
+        <w:t xml:space="preserve"> </w:t>
+      </w:r>
+      <w:proofErr w:type="spellStart"/>
+      <w:r>
+        <w:rPr>
+          <w:rFonts w:ascii="Times New Roman" w:hAnsi="Times New Roman" w:cs="Times New Roman"/>
+          <w:sz w:val="28"/>
+          <w:szCs w:val="28"/>
+        </w:rPr>
+        <w:t>gì</w:t>
+      </w:r>
+      <w:proofErr w:type="spellEnd"/>
+      <w:r>
+        <w:rPr>
+          <w:rFonts w:ascii="Times New Roman" w:hAnsi="Times New Roman" w:cs="Times New Roman"/>
+          <w:sz w:val="28"/>
+          <w:szCs w:val="28"/>
+        </w:rPr>
+        <w:t xml:space="preserve">? </w:t>
+      </w:r>
+      <w:proofErr w:type="spellStart"/>
+      <w:r>
+        <w:rPr>
+          <w:rFonts w:ascii="Times New Roman" w:hAnsi="Times New Roman" w:cs="Times New Roman"/>
+          <w:sz w:val="28"/>
+          <w:szCs w:val="28"/>
+        </w:rPr>
+        <w:t>Cách</w:t>
+      </w:r>
+      <w:proofErr w:type="spellEnd"/>
+      <w:r>
+        <w:rPr>
+          <w:rFonts w:ascii="Times New Roman" w:hAnsi="Times New Roman" w:cs="Times New Roman"/>
+          <w:sz w:val="28"/>
+          <w:szCs w:val="28"/>
+        </w:rPr>
+        <w:t xml:space="preserve"> </w:t>
+      </w:r>
+      <w:proofErr w:type="spellStart"/>
+      <w:r>
+        <w:rPr>
+          <w:rFonts w:ascii="Times New Roman" w:hAnsi="Times New Roman" w:cs="Times New Roman"/>
+          <w:sz w:val="28"/>
+          <w:szCs w:val="28"/>
+        </w:rPr>
+        <w:t>dùng</w:t>
+      </w:r>
+      <w:proofErr w:type="spellEnd"/>
+      <w:r>
+        <w:rPr>
+          <w:rFonts w:ascii="Times New Roman" w:hAnsi="Times New Roman" w:cs="Times New Roman"/>
+          <w:sz w:val="28"/>
+          <w:szCs w:val="28"/>
+        </w:rPr>
+        <w:t xml:space="preserve"> </w:t>
+      </w:r>
+      <w:proofErr w:type="spellStart"/>
+      <w:r>
+        <w:rPr>
+          <w:rFonts w:ascii="Times New Roman" w:hAnsi="Times New Roman" w:cs="Times New Roman"/>
+          <w:sz w:val="28"/>
+          <w:szCs w:val="28"/>
+        </w:rPr>
+        <w:t>như</w:t>
+      </w:r>
+      <w:proofErr w:type="spellEnd"/>
+      <w:r>
+        <w:rPr>
+          <w:rFonts w:ascii="Times New Roman" w:hAnsi="Times New Roman" w:cs="Times New Roman"/>
+          <w:sz w:val="28"/>
+          <w:szCs w:val="28"/>
+        </w:rPr>
+        <w:t xml:space="preserve"> </w:t>
+      </w:r>
+      <w:proofErr w:type="spellStart"/>
+      <w:r>
+        <w:rPr>
+          <w:rFonts w:ascii="Times New Roman" w:hAnsi="Times New Roman" w:cs="Times New Roman"/>
+          <w:sz w:val="28"/>
+          <w:szCs w:val="28"/>
+        </w:rPr>
+        <w:t>thế</w:t>
+      </w:r>
+      <w:proofErr w:type="spellEnd"/>
+      <w:r>
+        <w:rPr>
+          <w:rFonts w:ascii="Times New Roman" w:hAnsi="Times New Roman" w:cs="Times New Roman"/>
+          <w:sz w:val="28"/>
+          <w:szCs w:val="28"/>
+        </w:rPr>
+        <w:t xml:space="preserve"> </w:t>
+      </w:r>
+      <w:proofErr w:type="spellStart"/>
+      <w:r>
+        <w:rPr>
+          <w:rFonts w:ascii="Times New Roman" w:hAnsi="Times New Roman" w:cs="Times New Roman"/>
+          <w:sz w:val="28"/>
+          <w:szCs w:val="28"/>
+        </w:rPr>
+        <w:t>nào</w:t>
+      </w:r>
+      <w:proofErr w:type="spellEnd"/>
+      <w:r>
+        <w:rPr>
+          <w:rFonts w:ascii="Times New Roman" w:hAnsi="Times New Roman" w:cs="Times New Roman"/>
+          <w:sz w:val="28"/>
+          <w:szCs w:val="28"/>
+        </w:rPr>
+        <w:t>?</w:t>
       </w:r>
     </w:p>
     <w:p>
@@ -232,7 +950,637 @@
           <w:sz w:val="28"/>
           <w:szCs w:val="28"/>
         </w:rPr>
-        <w:t>Git tag dùng để đặt tên cho một commit cụ thể trong lịch sử, thường để chỉ ra phiên bản phát hành của dự án, chỉ định một điểm quan trong trong lịch sử để quay lại dễ hơn.</w:t>
+        <w:t xml:space="preserve">Git tag </w:t>
+      </w:r>
+      <w:proofErr w:type="spellStart"/>
+      <w:r>
+        <w:rPr>
+          <w:rFonts w:ascii="Times New Roman" w:hAnsi="Times New Roman" w:cs="Times New Roman"/>
+          <w:sz w:val="28"/>
+          <w:szCs w:val="28"/>
+        </w:rPr>
+        <w:t>dùng</w:t>
+      </w:r>
+      <w:proofErr w:type="spellEnd"/>
+      <w:r>
+        <w:rPr>
+          <w:rFonts w:ascii="Times New Roman" w:hAnsi="Times New Roman" w:cs="Times New Roman"/>
+          <w:sz w:val="28"/>
+          <w:szCs w:val="28"/>
+        </w:rPr>
+        <w:t xml:space="preserve"> </w:t>
+      </w:r>
+      <w:proofErr w:type="spellStart"/>
+      <w:r>
+        <w:rPr>
+          <w:rFonts w:ascii="Times New Roman" w:hAnsi="Times New Roman" w:cs="Times New Roman"/>
+          <w:sz w:val="28"/>
+          <w:szCs w:val="28"/>
+        </w:rPr>
+        <w:t>để</w:t>
+      </w:r>
+      <w:proofErr w:type="spellEnd"/>
+      <w:r>
+        <w:rPr>
+          <w:rFonts w:ascii="Times New Roman" w:hAnsi="Times New Roman" w:cs="Times New Roman"/>
+          <w:sz w:val="28"/>
+          <w:szCs w:val="28"/>
+        </w:rPr>
+        <w:t xml:space="preserve"> </w:t>
+      </w:r>
+      <w:proofErr w:type="spellStart"/>
+      <w:r>
+        <w:rPr>
+          <w:rFonts w:ascii="Times New Roman" w:hAnsi="Times New Roman" w:cs="Times New Roman"/>
+          <w:sz w:val="28"/>
+          <w:szCs w:val="28"/>
+        </w:rPr>
+        <w:t>đặt</w:t>
+      </w:r>
+      <w:proofErr w:type="spellEnd"/>
+      <w:r>
+        <w:rPr>
+          <w:rFonts w:ascii="Times New Roman" w:hAnsi="Times New Roman" w:cs="Times New Roman"/>
+          <w:sz w:val="28"/>
+          <w:szCs w:val="28"/>
+        </w:rPr>
+        <w:t xml:space="preserve"> </w:t>
+      </w:r>
+      <w:proofErr w:type="spellStart"/>
+      <w:r>
+        <w:rPr>
+          <w:rFonts w:ascii="Times New Roman" w:hAnsi="Times New Roman" w:cs="Times New Roman"/>
+          <w:sz w:val="28"/>
+          <w:szCs w:val="28"/>
+        </w:rPr>
+        <w:t>tên</w:t>
+      </w:r>
+      <w:proofErr w:type="spellEnd"/>
+      <w:r>
+        <w:rPr>
+          <w:rFonts w:ascii="Times New Roman" w:hAnsi="Times New Roman" w:cs="Times New Roman"/>
+          <w:sz w:val="28"/>
+          <w:szCs w:val="28"/>
+        </w:rPr>
+        <w:t xml:space="preserve"> </w:t>
+      </w:r>
+      <w:proofErr w:type="spellStart"/>
+      <w:r>
+        <w:rPr>
+          <w:rFonts w:ascii="Times New Roman" w:hAnsi="Times New Roman" w:cs="Times New Roman"/>
+          <w:sz w:val="28"/>
+          <w:szCs w:val="28"/>
+        </w:rPr>
+        <w:t>cho</w:t>
+      </w:r>
+      <w:proofErr w:type="spellEnd"/>
+      <w:r>
+        <w:rPr>
+          <w:rFonts w:ascii="Times New Roman" w:hAnsi="Times New Roman" w:cs="Times New Roman"/>
+          <w:sz w:val="28"/>
+          <w:szCs w:val="28"/>
+        </w:rPr>
+        <w:t xml:space="preserve"> </w:t>
+      </w:r>
+      <w:proofErr w:type="spellStart"/>
+      <w:r>
+        <w:rPr>
+          <w:rFonts w:ascii="Times New Roman" w:hAnsi="Times New Roman" w:cs="Times New Roman"/>
+          <w:sz w:val="28"/>
+          <w:szCs w:val="28"/>
+        </w:rPr>
+        <w:t>một</w:t>
+      </w:r>
+      <w:proofErr w:type="spellEnd"/>
+      <w:r>
+        <w:rPr>
+          <w:rFonts w:ascii="Times New Roman" w:hAnsi="Times New Roman" w:cs="Times New Roman"/>
+          <w:sz w:val="28"/>
+          <w:szCs w:val="28"/>
+        </w:rPr>
+        <w:t xml:space="preserve"> commit </w:t>
+      </w:r>
+      <w:proofErr w:type="spellStart"/>
+      <w:r>
+        <w:rPr>
+          <w:rFonts w:ascii="Times New Roman" w:hAnsi="Times New Roman" w:cs="Times New Roman"/>
+          <w:sz w:val="28"/>
+          <w:szCs w:val="28"/>
+        </w:rPr>
+        <w:t>cụ</w:t>
+      </w:r>
+      <w:proofErr w:type="spellEnd"/>
+      <w:r>
+        <w:rPr>
+          <w:rFonts w:ascii="Times New Roman" w:hAnsi="Times New Roman" w:cs="Times New Roman"/>
+          <w:sz w:val="28"/>
+          <w:szCs w:val="28"/>
+        </w:rPr>
+        <w:t xml:space="preserve"> </w:t>
+      </w:r>
+      <w:proofErr w:type="spellStart"/>
+      <w:r>
+        <w:rPr>
+          <w:rFonts w:ascii="Times New Roman" w:hAnsi="Times New Roman" w:cs="Times New Roman"/>
+          <w:sz w:val="28"/>
+          <w:szCs w:val="28"/>
+        </w:rPr>
+        <w:t>thể</w:t>
+      </w:r>
+      <w:proofErr w:type="spellEnd"/>
+      <w:r>
+        <w:rPr>
+          <w:rFonts w:ascii="Times New Roman" w:hAnsi="Times New Roman" w:cs="Times New Roman"/>
+          <w:sz w:val="28"/>
+          <w:szCs w:val="28"/>
+        </w:rPr>
+        <w:t xml:space="preserve"> </w:t>
+      </w:r>
+      <w:proofErr w:type="spellStart"/>
+      <w:r>
+        <w:rPr>
+          <w:rFonts w:ascii="Times New Roman" w:hAnsi="Times New Roman" w:cs="Times New Roman"/>
+          <w:sz w:val="28"/>
+          <w:szCs w:val="28"/>
+        </w:rPr>
+        <w:t>trong</w:t>
+      </w:r>
+      <w:proofErr w:type="spellEnd"/>
+      <w:r>
+        <w:rPr>
+          <w:rFonts w:ascii="Times New Roman" w:hAnsi="Times New Roman" w:cs="Times New Roman"/>
+          <w:sz w:val="28"/>
+          <w:szCs w:val="28"/>
+        </w:rPr>
+        <w:t xml:space="preserve"> </w:t>
+      </w:r>
+      <w:proofErr w:type="spellStart"/>
+      <w:r>
+        <w:rPr>
+          <w:rFonts w:ascii="Times New Roman" w:hAnsi="Times New Roman" w:cs="Times New Roman"/>
+          <w:sz w:val="28"/>
+          <w:szCs w:val="28"/>
+        </w:rPr>
+        <w:t>lịch</w:t>
+      </w:r>
+      <w:proofErr w:type="spellEnd"/>
+      <w:r>
+        <w:rPr>
+          <w:rFonts w:ascii="Times New Roman" w:hAnsi="Times New Roman" w:cs="Times New Roman"/>
+          <w:sz w:val="28"/>
+          <w:szCs w:val="28"/>
+        </w:rPr>
+        <w:t xml:space="preserve"> </w:t>
+      </w:r>
+      <w:proofErr w:type="spellStart"/>
+      <w:r>
+        <w:rPr>
+          <w:rFonts w:ascii="Times New Roman" w:hAnsi="Times New Roman" w:cs="Times New Roman"/>
+          <w:sz w:val="28"/>
+          <w:szCs w:val="28"/>
+        </w:rPr>
+        <w:t>sử</w:t>
+      </w:r>
+      <w:proofErr w:type="spellEnd"/>
+      <w:r>
+        <w:rPr>
+          <w:rFonts w:ascii="Times New Roman" w:hAnsi="Times New Roman" w:cs="Times New Roman"/>
+          <w:sz w:val="28"/>
+          <w:szCs w:val="28"/>
+        </w:rPr>
+        <w:t xml:space="preserve">, </w:t>
+      </w:r>
+      <w:proofErr w:type="spellStart"/>
+      <w:r>
+        <w:rPr>
+          <w:rFonts w:ascii="Times New Roman" w:hAnsi="Times New Roman" w:cs="Times New Roman"/>
+          <w:sz w:val="28"/>
+          <w:szCs w:val="28"/>
+        </w:rPr>
+        <w:t>thường</w:t>
+      </w:r>
+      <w:proofErr w:type="spellEnd"/>
+      <w:r>
+        <w:rPr>
+          <w:rFonts w:ascii="Times New Roman" w:hAnsi="Times New Roman" w:cs="Times New Roman"/>
+          <w:sz w:val="28"/>
+          <w:szCs w:val="28"/>
+        </w:rPr>
+        <w:t xml:space="preserve"> </w:t>
+      </w:r>
+      <w:proofErr w:type="spellStart"/>
+      <w:r>
+        <w:rPr>
+          <w:rFonts w:ascii="Times New Roman" w:hAnsi="Times New Roman" w:cs="Times New Roman"/>
+          <w:sz w:val="28"/>
+          <w:szCs w:val="28"/>
+        </w:rPr>
+        <w:t>để</w:t>
+      </w:r>
+      <w:proofErr w:type="spellEnd"/>
+      <w:r>
+        <w:rPr>
+          <w:rFonts w:ascii="Times New Roman" w:hAnsi="Times New Roman" w:cs="Times New Roman"/>
+          <w:sz w:val="28"/>
+          <w:szCs w:val="28"/>
+        </w:rPr>
+        <w:t xml:space="preserve"> </w:t>
+      </w:r>
+      <w:proofErr w:type="spellStart"/>
+      <w:r>
+        <w:rPr>
+          <w:rFonts w:ascii="Times New Roman" w:hAnsi="Times New Roman" w:cs="Times New Roman"/>
+          <w:sz w:val="28"/>
+          <w:szCs w:val="28"/>
+        </w:rPr>
+        <w:t>chỉ</w:t>
+      </w:r>
+      <w:proofErr w:type="spellEnd"/>
+      <w:r>
+        <w:rPr>
+          <w:rFonts w:ascii="Times New Roman" w:hAnsi="Times New Roman" w:cs="Times New Roman"/>
+          <w:sz w:val="28"/>
+          <w:szCs w:val="28"/>
+        </w:rPr>
+        <w:t xml:space="preserve"> </w:t>
+      </w:r>
+      <w:proofErr w:type="spellStart"/>
+      <w:r>
+        <w:rPr>
+          <w:rFonts w:ascii="Times New Roman" w:hAnsi="Times New Roman" w:cs="Times New Roman"/>
+          <w:sz w:val="28"/>
+          <w:szCs w:val="28"/>
+        </w:rPr>
+        <w:t>ra</w:t>
+      </w:r>
+      <w:proofErr w:type="spellEnd"/>
+      <w:r>
+        <w:rPr>
+          <w:rFonts w:ascii="Times New Roman" w:hAnsi="Times New Roman" w:cs="Times New Roman"/>
+          <w:sz w:val="28"/>
+          <w:szCs w:val="28"/>
+        </w:rPr>
+        <w:t xml:space="preserve"> </w:t>
+      </w:r>
+      <w:proofErr w:type="spellStart"/>
+      <w:r>
+        <w:rPr>
+          <w:rFonts w:ascii="Times New Roman" w:hAnsi="Times New Roman" w:cs="Times New Roman"/>
+          <w:sz w:val="28"/>
+          <w:szCs w:val="28"/>
+        </w:rPr>
+        <w:t>phiên</w:t>
+      </w:r>
+      <w:proofErr w:type="spellEnd"/>
+      <w:r>
+        <w:rPr>
+          <w:rFonts w:ascii="Times New Roman" w:hAnsi="Times New Roman" w:cs="Times New Roman"/>
+          <w:sz w:val="28"/>
+          <w:szCs w:val="28"/>
+        </w:rPr>
+        <w:t xml:space="preserve"> </w:t>
+      </w:r>
+      <w:proofErr w:type="spellStart"/>
+      <w:r>
+        <w:rPr>
+          <w:rFonts w:ascii="Times New Roman" w:hAnsi="Times New Roman" w:cs="Times New Roman"/>
+          <w:sz w:val="28"/>
+          <w:szCs w:val="28"/>
+        </w:rPr>
+        <w:t>bản</w:t>
+      </w:r>
+      <w:proofErr w:type="spellEnd"/>
+      <w:r>
+        <w:rPr>
+          <w:rFonts w:ascii="Times New Roman" w:hAnsi="Times New Roman" w:cs="Times New Roman"/>
+          <w:sz w:val="28"/>
+          <w:szCs w:val="28"/>
+        </w:rPr>
+        <w:t xml:space="preserve"> </w:t>
+      </w:r>
+      <w:proofErr w:type="spellStart"/>
+      <w:r>
+        <w:rPr>
+          <w:rFonts w:ascii="Times New Roman" w:hAnsi="Times New Roman" w:cs="Times New Roman"/>
+          <w:sz w:val="28"/>
+          <w:szCs w:val="28"/>
+        </w:rPr>
+        <w:t>phát</w:t>
+      </w:r>
+      <w:proofErr w:type="spellEnd"/>
+      <w:r>
+        <w:rPr>
+          <w:rFonts w:ascii="Times New Roman" w:hAnsi="Times New Roman" w:cs="Times New Roman"/>
+          <w:sz w:val="28"/>
+          <w:szCs w:val="28"/>
+        </w:rPr>
+        <w:t xml:space="preserve"> </w:t>
+      </w:r>
+      <w:proofErr w:type="spellStart"/>
+      <w:r>
+        <w:rPr>
+          <w:rFonts w:ascii="Times New Roman" w:hAnsi="Times New Roman" w:cs="Times New Roman"/>
+          <w:sz w:val="28"/>
+          <w:szCs w:val="28"/>
+        </w:rPr>
+        <w:t>hành</w:t>
+      </w:r>
+      <w:proofErr w:type="spellEnd"/>
+      <w:r>
+        <w:rPr>
+          <w:rFonts w:ascii="Times New Roman" w:hAnsi="Times New Roman" w:cs="Times New Roman"/>
+          <w:sz w:val="28"/>
+          <w:szCs w:val="28"/>
+        </w:rPr>
+        <w:t xml:space="preserve"> </w:t>
+      </w:r>
+      <w:proofErr w:type="spellStart"/>
+      <w:r>
+        <w:rPr>
+          <w:rFonts w:ascii="Times New Roman" w:hAnsi="Times New Roman" w:cs="Times New Roman"/>
+          <w:sz w:val="28"/>
+          <w:szCs w:val="28"/>
+        </w:rPr>
+        <w:t>của</w:t>
+      </w:r>
+      <w:proofErr w:type="spellEnd"/>
+      <w:r>
+        <w:rPr>
+          <w:rFonts w:ascii="Times New Roman" w:hAnsi="Times New Roman" w:cs="Times New Roman"/>
+          <w:sz w:val="28"/>
+          <w:szCs w:val="28"/>
+        </w:rPr>
+        <w:t xml:space="preserve"> </w:t>
+      </w:r>
+      <w:proofErr w:type="spellStart"/>
+      <w:r>
+        <w:rPr>
+          <w:rFonts w:ascii="Times New Roman" w:hAnsi="Times New Roman" w:cs="Times New Roman"/>
+          <w:sz w:val="28"/>
+          <w:szCs w:val="28"/>
+        </w:rPr>
+        <w:t>dự</w:t>
+      </w:r>
+      <w:proofErr w:type="spellEnd"/>
+      <w:r>
+        <w:rPr>
+          <w:rFonts w:ascii="Times New Roman" w:hAnsi="Times New Roman" w:cs="Times New Roman"/>
+          <w:sz w:val="28"/>
+          <w:szCs w:val="28"/>
+        </w:rPr>
+        <w:t xml:space="preserve"> </w:t>
+      </w:r>
+      <w:proofErr w:type="spellStart"/>
+      <w:r>
+        <w:rPr>
+          <w:rFonts w:ascii="Times New Roman" w:hAnsi="Times New Roman" w:cs="Times New Roman"/>
+          <w:sz w:val="28"/>
+          <w:szCs w:val="28"/>
+        </w:rPr>
+        <w:t>án</w:t>
+      </w:r>
+      <w:proofErr w:type="spellEnd"/>
+      <w:r>
+        <w:rPr>
+          <w:rFonts w:ascii="Times New Roman" w:hAnsi="Times New Roman" w:cs="Times New Roman"/>
+          <w:sz w:val="28"/>
+          <w:szCs w:val="28"/>
+        </w:rPr>
+        <w:t xml:space="preserve">, </w:t>
+      </w:r>
+      <w:proofErr w:type="spellStart"/>
+      <w:r>
+        <w:rPr>
+          <w:rFonts w:ascii="Times New Roman" w:hAnsi="Times New Roman" w:cs="Times New Roman"/>
+          <w:sz w:val="28"/>
+          <w:szCs w:val="28"/>
+        </w:rPr>
+        <w:t>chỉ</w:t>
+      </w:r>
+      <w:proofErr w:type="spellEnd"/>
+      <w:r>
+        <w:rPr>
+          <w:rFonts w:ascii="Times New Roman" w:hAnsi="Times New Roman" w:cs="Times New Roman"/>
+          <w:sz w:val="28"/>
+          <w:szCs w:val="28"/>
+        </w:rPr>
+        <w:t xml:space="preserve"> </w:t>
+      </w:r>
+      <w:proofErr w:type="spellStart"/>
+      <w:r>
+        <w:rPr>
+          <w:rFonts w:ascii="Times New Roman" w:hAnsi="Times New Roman" w:cs="Times New Roman"/>
+          <w:sz w:val="28"/>
+          <w:szCs w:val="28"/>
+        </w:rPr>
+        <w:t>định</w:t>
+      </w:r>
+      <w:proofErr w:type="spellEnd"/>
+      <w:r>
+        <w:rPr>
+          <w:rFonts w:ascii="Times New Roman" w:hAnsi="Times New Roman" w:cs="Times New Roman"/>
+          <w:sz w:val="28"/>
+          <w:szCs w:val="28"/>
+        </w:rPr>
+        <w:t xml:space="preserve"> </w:t>
+      </w:r>
+      <w:proofErr w:type="spellStart"/>
+      <w:r>
+        <w:rPr>
+          <w:rFonts w:ascii="Times New Roman" w:hAnsi="Times New Roman" w:cs="Times New Roman"/>
+          <w:sz w:val="28"/>
+          <w:szCs w:val="28"/>
+        </w:rPr>
+        <w:t>một</w:t>
+      </w:r>
+      <w:proofErr w:type="spellEnd"/>
+      <w:r>
+        <w:rPr>
+          <w:rFonts w:ascii="Times New Roman" w:hAnsi="Times New Roman" w:cs="Times New Roman"/>
+          <w:sz w:val="28"/>
+          <w:szCs w:val="28"/>
+        </w:rPr>
+        <w:t xml:space="preserve"> </w:t>
+      </w:r>
+      <w:proofErr w:type="spellStart"/>
+      <w:r>
+        <w:rPr>
+          <w:rFonts w:ascii="Times New Roman" w:hAnsi="Times New Roman" w:cs="Times New Roman"/>
+          <w:sz w:val="28"/>
+          <w:szCs w:val="28"/>
+        </w:rPr>
+        <w:t>điểm</w:t>
+      </w:r>
+      <w:proofErr w:type="spellEnd"/>
+      <w:r>
+        <w:rPr>
+          <w:rFonts w:ascii="Times New Roman" w:hAnsi="Times New Roman" w:cs="Times New Roman"/>
+          <w:sz w:val="28"/>
+          <w:szCs w:val="28"/>
+        </w:rPr>
+        <w:t xml:space="preserve"> </w:t>
+      </w:r>
+      <w:proofErr w:type="spellStart"/>
+      <w:r>
+        <w:rPr>
+          <w:rFonts w:ascii="Times New Roman" w:hAnsi="Times New Roman" w:cs="Times New Roman"/>
+          <w:sz w:val="28"/>
+          <w:szCs w:val="28"/>
+        </w:rPr>
+        <w:t>quan</w:t>
+      </w:r>
+      <w:proofErr w:type="spellEnd"/>
+      <w:r>
+        <w:rPr>
+          <w:rFonts w:ascii="Times New Roman" w:hAnsi="Times New Roman" w:cs="Times New Roman"/>
+          <w:sz w:val="28"/>
+          <w:szCs w:val="28"/>
+        </w:rPr>
+        <w:t xml:space="preserve"> </w:t>
+      </w:r>
+      <w:proofErr w:type="spellStart"/>
+      <w:r>
+        <w:rPr>
+          <w:rFonts w:ascii="Times New Roman" w:hAnsi="Times New Roman" w:cs="Times New Roman"/>
+          <w:sz w:val="28"/>
+          <w:szCs w:val="28"/>
+        </w:rPr>
+        <w:t>trong</w:t>
+      </w:r>
+      <w:proofErr w:type="spellEnd"/>
+      <w:r>
+        <w:rPr>
+          <w:rFonts w:ascii="Times New Roman" w:hAnsi="Times New Roman" w:cs="Times New Roman"/>
+          <w:sz w:val="28"/>
+          <w:szCs w:val="28"/>
+        </w:rPr>
+        <w:t xml:space="preserve"> </w:t>
+      </w:r>
+      <w:proofErr w:type="spellStart"/>
+      <w:r>
+        <w:rPr>
+          <w:rFonts w:ascii="Times New Roman" w:hAnsi="Times New Roman" w:cs="Times New Roman"/>
+          <w:sz w:val="28"/>
+          <w:szCs w:val="28"/>
+        </w:rPr>
+        <w:t>trong</w:t>
+      </w:r>
+      <w:proofErr w:type="spellEnd"/>
+      <w:r>
+        <w:rPr>
+          <w:rFonts w:ascii="Times New Roman" w:hAnsi="Times New Roman" w:cs="Times New Roman"/>
+          <w:sz w:val="28"/>
+          <w:szCs w:val="28"/>
+        </w:rPr>
+        <w:t xml:space="preserve"> </w:t>
+      </w:r>
+      <w:proofErr w:type="spellStart"/>
+      <w:r>
+        <w:rPr>
+          <w:rFonts w:ascii="Times New Roman" w:hAnsi="Times New Roman" w:cs="Times New Roman"/>
+          <w:sz w:val="28"/>
+          <w:szCs w:val="28"/>
+        </w:rPr>
+        <w:t>lịch</w:t>
+      </w:r>
+      <w:proofErr w:type="spellEnd"/>
+      <w:r>
+        <w:rPr>
+          <w:rFonts w:ascii="Times New Roman" w:hAnsi="Times New Roman" w:cs="Times New Roman"/>
+          <w:sz w:val="28"/>
+          <w:szCs w:val="28"/>
+        </w:rPr>
+        <w:t xml:space="preserve"> </w:t>
+      </w:r>
+      <w:proofErr w:type="spellStart"/>
+      <w:r>
+        <w:rPr>
+          <w:rFonts w:ascii="Times New Roman" w:hAnsi="Times New Roman" w:cs="Times New Roman"/>
+          <w:sz w:val="28"/>
+          <w:szCs w:val="28"/>
+        </w:rPr>
+        <w:t>sử</w:t>
+      </w:r>
+      <w:proofErr w:type="spellEnd"/>
+      <w:r>
+        <w:rPr>
+          <w:rFonts w:ascii="Times New Roman" w:hAnsi="Times New Roman" w:cs="Times New Roman"/>
+          <w:sz w:val="28"/>
+          <w:szCs w:val="28"/>
+        </w:rPr>
+        <w:t xml:space="preserve"> </w:t>
+      </w:r>
+      <w:proofErr w:type="spellStart"/>
+      <w:r>
+        <w:rPr>
+          <w:rFonts w:ascii="Times New Roman" w:hAnsi="Times New Roman" w:cs="Times New Roman"/>
+          <w:sz w:val="28"/>
+          <w:szCs w:val="28"/>
+        </w:rPr>
+        <w:t>để</w:t>
+      </w:r>
+      <w:proofErr w:type="spellEnd"/>
+      <w:r>
+        <w:rPr>
+          <w:rFonts w:ascii="Times New Roman" w:hAnsi="Times New Roman" w:cs="Times New Roman"/>
+          <w:sz w:val="28"/>
+          <w:szCs w:val="28"/>
+        </w:rPr>
+        <w:t xml:space="preserve"> quay </w:t>
+      </w:r>
+      <w:proofErr w:type="spellStart"/>
+      <w:r>
+        <w:rPr>
+          <w:rFonts w:ascii="Times New Roman" w:hAnsi="Times New Roman" w:cs="Times New Roman"/>
+          <w:sz w:val="28"/>
+          <w:szCs w:val="28"/>
+        </w:rPr>
+        <w:t>lại</w:t>
+      </w:r>
+      <w:proofErr w:type="spellEnd"/>
+      <w:r>
+        <w:rPr>
+          <w:rFonts w:ascii="Times New Roman" w:hAnsi="Times New Roman" w:cs="Times New Roman"/>
+          <w:sz w:val="28"/>
+          <w:szCs w:val="28"/>
+        </w:rPr>
+        <w:t xml:space="preserve"> </w:t>
+      </w:r>
+      <w:proofErr w:type="spellStart"/>
+      <w:r>
+        <w:rPr>
+          <w:rFonts w:ascii="Times New Roman" w:hAnsi="Times New Roman" w:cs="Times New Roman"/>
+          <w:sz w:val="28"/>
+          <w:szCs w:val="28"/>
+        </w:rPr>
+        <w:t>dễ</w:t>
+      </w:r>
+      <w:proofErr w:type="spellEnd"/>
+      <w:r>
+        <w:rPr>
+          <w:rFonts w:ascii="Times New Roman" w:hAnsi="Times New Roman" w:cs="Times New Roman"/>
+          <w:sz w:val="28"/>
+          <w:szCs w:val="28"/>
+        </w:rPr>
+        <w:t xml:space="preserve"> </w:t>
+      </w:r>
+      <w:proofErr w:type="spellStart"/>
+      <w:r>
+        <w:rPr>
+          <w:rFonts w:ascii="Times New Roman" w:hAnsi="Times New Roman" w:cs="Times New Roman"/>
+          <w:sz w:val="28"/>
+          <w:szCs w:val="28"/>
+        </w:rPr>
+        <w:t>hơn</w:t>
+      </w:r>
+      <w:proofErr w:type="spellEnd"/>
+      <w:r>
+        <w:rPr>
+          <w:rFonts w:ascii="Times New Roman" w:hAnsi="Times New Roman" w:cs="Times New Roman"/>
+          <w:sz w:val="28"/>
+          <w:szCs w:val="28"/>
+        </w:rPr>
+        <w:t>.</w:t>
       </w:r>
     </w:p>
     <w:p>
@@ -245,6 +1593,7 @@
           <w:u w:val="single"/>
         </w:rPr>
       </w:pPr>
+      <w:proofErr w:type="spellStart"/>
       <w:r>
         <w:rPr>
           <w:rFonts w:ascii="Times New Roman" w:hAnsi="Times New Roman" w:cs="Times New Roman"/>
@@ -252,7 +1601,77 @@
           <w:szCs w:val="28"/>
           <w:u w:val="single"/>
         </w:rPr>
-        <w:t>Cách dùng: Tạo ra 1 file duy1</w:t>
+        <w:t>Cách</w:t>
+      </w:r>
+      <w:proofErr w:type="spellEnd"/>
+      <w:r>
+        <w:rPr>
+          <w:rFonts w:ascii="Times New Roman" w:hAnsi="Times New Roman" w:cs="Times New Roman"/>
+          <w:sz w:val="28"/>
+          <w:szCs w:val="28"/>
+          <w:u w:val="single"/>
+        </w:rPr>
+        <w:t xml:space="preserve"> </w:t>
+      </w:r>
+      <w:proofErr w:type="spellStart"/>
+      <w:r>
+        <w:rPr>
+          <w:rFonts w:ascii="Times New Roman" w:hAnsi="Times New Roman" w:cs="Times New Roman"/>
+          <w:sz w:val="28"/>
+          <w:szCs w:val="28"/>
+          <w:u w:val="single"/>
+        </w:rPr>
+        <w:t>dùng</w:t>
+      </w:r>
+      <w:proofErr w:type="spellEnd"/>
+      <w:r>
+        <w:rPr>
+          <w:rFonts w:ascii="Times New Roman" w:hAnsi="Times New Roman" w:cs="Times New Roman"/>
+          <w:sz w:val="28"/>
+          <w:szCs w:val="28"/>
+          <w:u w:val="single"/>
+        </w:rPr>
+        <w:t xml:space="preserve">: </w:t>
+      </w:r>
+      <w:proofErr w:type="spellStart"/>
+      <w:r>
+        <w:rPr>
+          <w:rFonts w:ascii="Times New Roman" w:hAnsi="Times New Roman" w:cs="Times New Roman"/>
+          <w:sz w:val="28"/>
+          <w:szCs w:val="28"/>
+          <w:u w:val="single"/>
+        </w:rPr>
+        <w:t>Tạo</w:t>
+      </w:r>
+      <w:proofErr w:type="spellEnd"/>
+      <w:r>
+        <w:rPr>
+          <w:rFonts w:ascii="Times New Roman" w:hAnsi="Times New Roman" w:cs="Times New Roman"/>
+          <w:sz w:val="28"/>
+          <w:szCs w:val="28"/>
+          <w:u w:val="single"/>
+        </w:rPr>
+        <w:t xml:space="preserve"> </w:t>
+      </w:r>
+      <w:proofErr w:type="spellStart"/>
+      <w:r>
+        <w:rPr>
+          <w:rFonts w:ascii="Times New Roman" w:hAnsi="Times New Roman" w:cs="Times New Roman"/>
+          <w:sz w:val="28"/>
+          <w:szCs w:val="28"/>
+          <w:u w:val="single"/>
+        </w:rPr>
+        <w:t>ra</w:t>
+      </w:r>
+      <w:proofErr w:type="spellEnd"/>
+      <w:r>
+        <w:rPr>
+          <w:rFonts w:ascii="Times New Roman" w:hAnsi="Times New Roman" w:cs="Times New Roman"/>
+          <w:sz w:val="28"/>
+          <w:szCs w:val="28"/>
+          <w:u w:val="single"/>
+        </w:rPr>
+        <w:t xml:space="preserve"> 1 file duy1</w:t>
       </w:r>
     </w:p>
     <w:p>
@@ -354,7 +1773,167 @@
           <w:szCs w:val="28"/>
           <w:u w:val="single"/>
         </w:rPr>
-        <w:t xml:space="preserve">Commit file lên thì lúc này commit đang có mã là </w:t>
+        <w:t xml:space="preserve">Commit file </w:t>
+      </w:r>
+      <w:proofErr w:type="spellStart"/>
+      <w:r>
+        <w:rPr>
+          <w:rFonts w:ascii="Times New Roman" w:hAnsi="Times New Roman" w:cs="Times New Roman"/>
+          <w:sz w:val="28"/>
+          <w:szCs w:val="28"/>
+          <w:u w:val="single"/>
+        </w:rPr>
+        <w:t>lên</w:t>
+      </w:r>
+      <w:proofErr w:type="spellEnd"/>
+      <w:r>
+        <w:rPr>
+          <w:rFonts w:ascii="Times New Roman" w:hAnsi="Times New Roman" w:cs="Times New Roman"/>
+          <w:sz w:val="28"/>
+          <w:szCs w:val="28"/>
+          <w:u w:val="single"/>
+        </w:rPr>
+        <w:t xml:space="preserve"> </w:t>
+      </w:r>
+      <w:proofErr w:type="spellStart"/>
+      <w:r>
+        <w:rPr>
+          <w:rFonts w:ascii="Times New Roman" w:hAnsi="Times New Roman" w:cs="Times New Roman"/>
+          <w:sz w:val="28"/>
+          <w:szCs w:val="28"/>
+          <w:u w:val="single"/>
+        </w:rPr>
+        <w:t>thì</w:t>
+      </w:r>
+      <w:proofErr w:type="spellEnd"/>
+      <w:r>
+        <w:rPr>
+          <w:rFonts w:ascii="Times New Roman" w:hAnsi="Times New Roman" w:cs="Times New Roman"/>
+          <w:sz w:val="28"/>
+          <w:szCs w:val="28"/>
+          <w:u w:val="single"/>
+        </w:rPr>
+        <w:t xml:space="preserve"> </w:t>
+      </w:r>
+      <w:proofErr w:type="spellStart"/>
+      <w:r>
+        <w:rPr>
+          <w:rFonts w:ascii="Times New Roman" w:hAnsi="Times New Roman" w:cs="Times New Roman"/>
+          <w:sz w:val="28"/>
+          <w:szCs w:val="28"/>
+          <w:u w:val="single"/>
+        </w:rPr>
+        <w:t>lúc</w:t>
+      </w:r>
+      <w:proofErr w:type="spellEnd"/>
+      <w:r>
+        <w:rPr>
+          <w:rFonts w:ascii="Times New Roman" w:hAnsi="Times New Roman" w:cs="Times New Roman"/>
+          <w:sz w:val="28"/>
+          <w:szCs w:val="28"/>
+          <w:u w:val="single"/>
+        </w:rPr>
+        <w:t xml:space="preserve"> </w:t>
+      </w:r>
+      <w:proofErr w:type="spellStart"/>
+      <w:r>
+        <w:rPr>
+          <w:rFonts w:ascii="Times New Roman" w:hAnsi="Times New Roman" w:cs="Times New Roman"/>
+          <w:sz w:val="28"/>
+          <w:szCs w:val="28"/>
+          <w:u w:val="single"/>
+        </w:rPr>
+        <w:t>này</w:t>
+      </w:r>
+      <w:proofErr w:type="spellEnd"/>
+      <w:r>
+        <w:rPr>
+          <w:rFonts w:ascii="Times New Roman" w:hAnsi="Times New Roman" w:cs="Times New Roman"/>
+          <w:sz w:val="28"/>
+          <w:szCs w:val="28"/>
+          <w:u w:val="single"/>
+        </w:rPr>
+        <w:t xml:space="preserve"> commit </w:t>
+      </w:r>
+      <w:proofErr w:type="spellStart"/>
+      <w:r>
+        <w:rPr>
+          <w:rFonts w:ascii="Times New Roman" w:hAnsi="Times New Roman" w:cs="Times New Roman"/>
+          <w:sz w:val="28"/>
+          <w:szCs w:val="28"/>
+          <w:u w:val="single"/>
+        </w:rPr>
+        <w:t>đang</w:t>
+      </w:r>
+      <w:proofErr w:type="spellEnd"/>
+      <w:r>
+        <w:rPr>
+          <w:rFonts w:ascii="Times New Roman" w:hAnsi="Times New Roman" w:cs="Times New Roman"/>
+          <w:sz w:val="28"/>
+          <w:szCs w:val="28"/>
+          <w:u w:val="single"/>
+        </w:rPr>
+        <w:t xml:space="preserve"> </w:t>
+      </w:r>
+      <w:proofErr w:type="spellStart"/>
+      <w:r>
+        <w:rPr>
+          <w:rFonts w:ascii="Times New Roman" w:hAnsi="Times New Roman" w:cs="Times New Roman"/>
+          <w:sz w:val="28"/>
+          <w:szCs w:val="28"/>
+          <w:u w:val="single"/>
+        </w:rPr>
+        <w:t>có</w:t>
+      </w:r>
+      <w:proofErr w:type="spellEnd"/>
+      <w:r>
+        <w:rPr>
+          <w:rFonts w:ascii="Times New Roman" w:hAnsi="Times New Roman" w:cs="Times New Roman"/>
+          <w:sz w:val="28"/>
+          <w:szCs w:val="28"/>
+          <w:u w:val="single"/>
+        </w:rPr>
+        <w:t xml:space="preserve"> </w:t>
+      </w:r>
+      <w:proofErr w:type="spellStart"/>
+      <w:r>
+        <w:rPr>
+          <w:rFonts w:ascii="Times New Roman" w:hAnsi="Times New Roman" w:cs="Times New Roman"/>
+          <w:sz w:val="28"/>
+          <w:szCs w:val="28"/>
+          <w:u w:val="single"/>
+        </w:rPr>
+        <w:t>mã</w:t>
+      </w:r>
+      <w:proofErr w:type="spellEnd"/>
+      <w:r>
+        <w:rPr>
+          <w:rFonts w:ascii="Times New Roman" w:hAnsi="Times New Roman" w:cs="Times New Roman"/>
+          <w:sz w:val="28"/>
+          <w:szCs w:val="28"/>
+          <w:u w:val="single"/>
+        </w:rPr>
+        <w:t xml:space="preserve"> </w:t>
+      </w:r>
+      <w:proofErr w:type="spellStart"/>
+      <w:r>
+        <w:rPr>
+          <w:rFonts w:ascii="Times New Roman" w:hAnsi="Times New Roman" w:cs="Times New Roman"/>
+          <w:sz w:val="28"/>
+          <w:szCs w:val="28"/>
+          <w:u w:val="single"/>
+        </w:rPr>
+        <w:t>là</w:t>
+      </w:r>
+      <w:proofErr w:type="spellEnd"/>
+      <w:r>
+        <w:rPr>
+          <w:rFonts w:ascii="Times New Roman" w:hAnsi="Times New Roman" w:cs="Times New Roman"/>
+          <w:sz w:val="28"/>
+          <w:szCs w:val="28"/>
+          <w:u w:val="single"/>
+        </w:rPr>
+        <w:t xml:space="preserve"> </w:t>
       </w:r>
       <w:proofErr w:type="gramStart"/>
       <w:r>
@@ -483,6 +2062,7 @@
           <w:u w:val="single"/>
         </w:rPr>
       </w:pPr>
+      <w:proofErr w:type="spellStart"/>
       <w:r>
         <w:rPr>
           <w:rFonts w:ascii="Times New Roman" w:hAnsi="Times New Roman" w:cs="Times New Roman"/>
@@ -490,7 +2070,77 @@
           <w:szCs w:val="28"/>
           <w:u w:val="single"/>
         </w:rPr>
-        <w:t>Dùng lệnh git tag &lt;tên tag&gt; vd: git tag Cau6</w:t>
+        <w:t>Dùng</w:t>
+      </w:r>
+      <w:proofErr w:type="spellEnd"/>
+      <w:r>
+        <w:rPr>
+          <w:rFonts w:ascii="Times New Roman" w:hAnsi="Times New Roman" w:cs="Times New Roman"/>
+          <w:sz w:val="28"/>
+          <w:szCs w:val="28"/>
+          <w:u w:val="single"/>
+        </w:rPr>
+        <w:t xml:space="preserve"> </w:t>
+      </w:r>
+      <w:proofErr w:type="spellStart"/>
+      <w:r>
+        <w:rPr>
+          <w:rFonts w:ascii="Times New Roman" w:hAnsi="Times New Roman" w:cs="Times New Roman"/>
+          <w:sz w:val="28"/>
+          <w:szCs w:val="28"/>
+          <w:u w:val="single"/>
+        </w:rPr>
+        <w:t>lệnh</w:t>
+      </w:r>
+      <w:proofErr w:type="spellEnd"/>
+      <w:r>
+        <w:rPr>
+          <w:rFonts w:ascii="Times New Roman" w:hAnsi="Times New Roman" w:cs="Times New Roman"/>
+          <w:sz w:val="28"/>
+          <w:szCs w:val="28"/>
+          <w:u w:val="single"/>
+        </w:rPr>
+        <w:t xml:space="preserve"> git tag &lt;</w:t>
+      </w:r>
+      <w:proofErr w:type="spellStart"/>
+      <w:r>
+        <w:rPr>
+          <w:rFonts w:ascii="Times New Roman" w:hAnsi="Times New Roman" w:cs="Times New Roman"/>
+          <w:sz w:val="28"/>
+          <w:szCs w:val="28"/>
+          <w:u w:val="single"/>
+        </w:rPr>
+        <w:t>tên</w:t>
+      </w:r>
+      <w:proofErr w:type="spellEnd"/>
+      <w:r>
+        <w:rPr>
+          <w:rFonts w:ascii="Times New Roman" w:hAnsi="Times New Roman" w:cs="Times New Roman"/>
+          <w:sz w:val="28"/>
+          <w:szCs w:val="28"/>
+          <w:u w:val="single"/>
+        </w:rPr>
+        <w:t xml:space="preserve"> tag&gt; </w:t>
+      </w:r>
+      <w:proofErr w:type="spellStart"/>
+      <w:r>
+        <w:rPr>
+          <w:rFonts w:ascii="Times New Roman" w:hAnsi="Times New Roman" w:cs="Times New Roman"/>
+          <w:sz w:val="28"/>
+          <w:szCs w:val="28"/>
+          <w:u w:val="single"/>
+        </w:rPr>
+        <w:t>vd</w:t>
+      </w:r>
+      <w:proofErr w:type="spellEnd"/>
+      <w:r>
+        <w:rPr>
+          <w:rFonts w:ascii="Times New Roman" w:hAnsi="Times New Roman" w:cs="Times New Roman"/>
+          <w:sz w:val="28"/>
+          <w:szCs w:val="28"/>
+          <w:u w:val="single"/>
+        </w:rPr>
+        <w:t>: git tag Cau6</w:t>
       </w:r>
     </w:p>
     <w:p>
@@ -584,13 +2234,59 @@
           <w:szCs w:val="28"/>
         </w:rPr>
       </w:pPr>
-      <w:r>
-        <w:rPr>
-          <w:rFonts w:ascii="Times New Roman" w:hAnsi="Times New Roman" w:cs="Times New Roman"/>
-          <w:sz w:val="28"/>
-          <w:szCs w:val="28"/>
-        </w:rPr>
-        <w:t xml:space="preserve">Phân biệt revert với </w:t>
+      <w:proofErr w:type="spellStart"/>
+      <w:r>
+        <w:rPr>
+          <w:rFonts w:ascii="Times New Roman" w:hAnsi="Times New Roman" w:cs="Times New Roman"/>
+          <w:sz w:val="28"/>
+          <w:szCs w:val="28"/>
+        </w:rPr>
+        <w:t>Phân</w:t>
+      </w:r>
+      <w:proofErr w:type="spellEnd"/>
+      <w:r>
+        <w:rPr>
+          <w:rFonts w:ascii="Times New Roman" w:hAnsi="Times New Roman" w:cs="Times New Roman"/>
+          <w:sz w:val="28"/>
+          <w:szCs w:val="28"/>
+        </w:rPr>
+        <w:t xml:space="preserve"> </w:t>
+      </w:r>
+      <w:proofErr w:type="spellStart"/>
+      <w:r>
+        <w:rPr>
+          <w:rFonts w:ascii="Times New Roman" w:hAnsi="Times New Roman" w:cs="Times New Roman"/>
+          <w:sz w:val="28"/>
+          <w:szCs w:val="28"/>
+        </w:rPr>
+        <w:t>biệt</w:t>
+      </w:r>
+      <w:proofErr w:type="spellEnd"/>
+      <w:r>
+        <w:rPr>
+          <w:rFonts w:ascii="Times New Roman" w:hAnsi="Times New Roman" w:cs="Times New Roman"/>
+          <w:sz w:val="28"/>
+          <w:szCs w:val="28"/>
+        </w:rPr>
+        <w:t xml:space="preserve"> revert </w:t>
+      </w:r>
+      <w:proofErr w:type="spellStart"/>
+      <w:r>
+        <w:rPr>
+          <w:rFonts w:ascii="Times New Roman" w:hAnsi="Times New Roman" w:cs="Times New Roman"/>
+          <w:sz w:val="28"/>
+          <w:szCs w:val="28"/>
+        </w:rPr>
+        <w:t>với</w:t>
+      </w:r>
+      <w:proofErr w:type="spellEnd"/>
+      <w:r>
+        <w:rPr>
+          <w:rFonts w:ascii="Times New Roman" w:hAnsi="Times New Roman" w:cs="Times New Roman"/>
+          <w:sz w:val="28"/>
+          <w:szCs w:val="28"/>
+        </w:rPr>
+        <w:t xml:space="preserve"> </w:t>
       </w:r>
       <w:proofErr w:type="gramStart"/>
       <w:r>
@@ -612,27 +2308,312 @@
           <w:szCs w:val="28"/>
         </w:rPr>
       </w:pPr>
-      <w:r>
-        <w:rPr>
-          <w:sz w:val="28"/>
-          <w:szCs w:val="28"/>
-        </w:rPr>
-        <w:t xml:space="preserve">Tạo ra một commit mới để </w:t>
-      </w:r>
+      <w:proofErr w:type="spellStart"/>
+      <w:r>
+        <w:rPr>
+          <w:sz w:val="28"/>
+          <w:szCs w:val="28"/>
+        </w:rPr>
+        <w:t>Tạo</w:t>
+      </w:r>
+      <w:proofErr w:type="spellEnd"/>
+      <w:r>
+        <w:rPr>
+          <w:sz w:val="28"/>
+          <w:szCs w:val="28"/>
+        </w:rPr>
+        <w:t xml:space="preserve"> </w:t>
+      </w:r>
+      <w:proofErr w:type="spellStart"/>
+      <w:r>
+        <w:rPr>
+          <w:sz w:val="28"/>
+          <w:szCs w:val="28"/>
+        </w:rPr>
+        <w:t>ra</w:t>
+      </w:r>
+      <w:proofErr w:type="spellEnd"/>
+      <w:r>
+        <w:rPr>
+          <w:sz w:val="28"/>
+          <w:szCs w:val="28"/>
+        </w:rPr>
+        <w:t xml:space="preserve"> </w:t>
+      </w:r>
+      <w:proofErr w:type="spellStart"/>
+      <w:r>
+        <w:rPr>
+          <w:sz w:val="28"/>
+          <w:szCs w:val="28"/>
+        </w:rPr>
+        <w:t>một</w:t>
+      </w:r>
+      <w:proofErr w:type="spellEnd"/>
+      <w:r>
+        <w:rPr>
+          <w:sz w:val="28"/>
+          <w:szCs w:val="28"/>
+        </w:rPr>
+        <w:t xml:space="preserve"> commit </w:t>
+      </w:r>
+      <w:proofErr w:type="spellStart"/>
+      <w:r>
+        <w:rPr>
+          <w:sz w:val="28"/>
+          <w:szCs w:val="28"/>
+        </w:rPr>
+        <w:t>mới</w:t>
+      </w:r>
+      <w:proofErr w:type="spellEnd"/>
+      <w:r>
+        <w:rPr>
+          <w:sz w:val="28"/>
+          <w:szCs w:val="28"/>
+        </w:rPr>
+        <w:t xml:space="preserve"> </w:t>
+      </w:r>
+      <w:proofErr w:type="spellStart"/>
+      <w:r>
+        <w:rPr>
+          <w:sz w:val="28"/>
+          <w:szCs w:val="28"/>
+        </w:rPr>
+        <w:t>để</w:t>
+      </w:r>
+      <w:proofErr w:type="spellEnd"/>
+      <w:r>
+        <w:rPr>
+          <w:sz w:val="28"/>
+          <w:szCs w:val="28"/>
+        </w:rPr>
+        <w:t xml:space="preserve"> </w:t>
+      </w:r>
+      <w:proofErr w:type="spellStart"/>
       <w:r>
         <w:rPr>
           <w:rStyle w:val="Strong"/>
           <w:sz w:val="28"/>
           <w:szCs w:val="28"/>
         </w:rPr>
-        <w:t>hủy bỏ</w:t>
-      </w:r>
-      <w:r>
-        <w:rPr>
-          <w:sz w:val="28"/>
-          <w:szCs w:val="28"/>
-        </w:rPr>
-        <w:t xml:space="preserve"> thay đổi của một commit trước đó mà không thay đổi lịch sử commit.</w:t>
+        <w:t>hủy</w:t>
+      </w:r>
+      <w:proofErr w:type="spellEnd"/>
+      <w:r>
+        <w:rPr>
+          <w:rStyle w:val="Strong"/>
+          <w:sz w:val="28"/>
+          <w:szCs w:val="28"/>
+        </w:rPr>
+        <w:t xml:space="preserve"> </w:t>
+      </w:r>
+      <w:proofErr w:type="spellStart"/>
+      <w:r>
+        <w:rPr>
+          <w:rStyle w:val="Strong"/>
+          <w:sz w:val="28"/>
+          <w:szCs w:val="28"/>
+        </w:rPr>
+        <w:t>bỏ</w:t>
+      </w:r>
+      <w:proofErr w:type="spellEnd"/>
+      <w:r>
+        <w:rPr>
+          <w:sz w:val="28"/>
+          <w:szCs w:val="28"/>
+        </w:rPr>
+        <w:t xml:space="preserve"> </w:t>
+      </w:r>
+      <w:proofErr w:type="spellStart"/>
+      <w:r>
+        <w:rPr>
+          <w:sz w:val="28"/>
+          <w:szCs w:val="28"/>
+        </w:rPr>
+        <w:t>thay</w:t>
+      </w:r>
+      <w:proofErr w:type="spellEnd"/>
+      <w:r>
+        <w:rPr>
+          <w:sz w:val="28"/>
+          <w:szCs w:val="28"/>
+        </w:rPr>
+        <w:t xml:space="preserve"> </w:t>
+      </w:r>
+      <w:proofErr w:type="spellStart"/>
+      <w:r>
+        <w:rPr>
+          <w:sz w:val="28"/>
+          <w:szCs w:val="28"/>
+        </w:rPr>
+        <w:t>đổi</w:t>
+      </w:r>
+      <w:proofErr w:type="spellEnd"/>
+      <w:r>
+        <w:rPr>
+          <w:sz w:val="28"/>
+          <w:szCs w:val="28"/>
+        </w:rPr>
+        <w:t xml:space="preserve"> </w:t>
+      </w:r>
+      <w:proofErr w:type="spellStart"/>
+      <w:r>
+        <w:rPr>
+          <w:sz w:val="28"/>
+          <w:szCs w:val="28"/>
+        </w:rPr>
+        <w:t>của</w:t>
+      </w:r>
+      <w:proofErr w:type="spellEnd"/>
+      <w:r>
+        <w:rPr>
+          <w:sz w:val="28"/>
+          <w:szCs w:val="28"/>
+        </w:rPr>
+        <w:t xml:space="preserve"> </w:t>
+      </w:r>
+      <w:proofErr w:type="spellStart"/>
+      <w:r>
+        <w:rPr>
+          <w:sz w:val="28"/>
+          <w:szCs w:val="28"/>
+        </w:rPr>
+        <w:t>một</w:t>
+      </w:r>
+      <w:proofErr w:type="spellEnd"/>
+      <w:r>
+        <w:rPr>
+          <w:sz w:val="28"/>
+          <w:szCs w:val="28"/>
+        </w:rPr>
+        <w:t xml:space="preserve"> commit </w:t>
+      </w:r>
+      <w:proofErr w:type="spellStart"/>
+      <w:r>
+        <w:rPr>
+          <w:sz w:val="28"/>
+          <w:szCs w:val="28"/>
+        </w:rPr>
+        <w:t>trước</w:t>
+      </w:r>
+      <w:proofErr w:type="spellEnd"/>
+      <w:r>
+        <w:rPr>
+          <w:sz w:val="28"/>
+          <w:szCs w:val="28"/>
+        </w:rPr>
+        <w:t xml:space="preserve"> </w:t>
+      </w:r>
+      <w:proofErr w:type="spellStart"/>
+      <w:r>
+        <w:rPr>
+          <w:sz w:val="28"/>
+          <w:szCs w:val="28"/>
+        </w:rPr>
+        <w:t>đó</w:t>
+      </w:r>
+      <w:proofErr w:type="spellEnd"/>
+      <w:r>
+        <w:rPr>
+          <w:sz w:val="28"/>
+          <w:szCs w:val="28"/>
+        </w:rPr>
+        <w:t xml:space="preserve"> </w:t>
+      </w:r>
+      <w:proofErr w:type="spellStart"/>
+      <w:r>
+        <w:rPr>
+          <w:sz w:val="28"/>
+          <w:szCs w:val="28"/>
+        </w:rPr>
+        <w:t>mà</w:t>
+      </w:r>
+      <w:proofErr w:type="spellEnd"/>
+      <w:r>
+        <w:rPr>
+          <w:sz w:val="28"/>
+          <w:szCs w:val="28"/>
+        </w:rPr>
+        <w:t xml:space="preserve"> </w:t>
+      </w:r>
+      <w:proofErr w:type="spellStart"/>
+      <w:r>
+        <w:rPr>
+          <w:sz w:val="28"/>
+          <w:szCs w:val="28"/>
+        </w:rPr>
+        <w:t>không</w:t>
+      </w:r>
+      <w:proofErr w:type="spellEnd"/>
+      <w:r>
+        <w:rPr>
+          <w:sz w:val="28"/>
+          <w:szCs w:val="28"/>
+        </w:rPr>
+        <w:t xml:space="preserve"> </w:t>
+      </w:r>
+      <w:proofErr w:type="spellStart"/>
+      <w:r>
+        <w:rPr>
+          <w:sz w:val="28"/>
+          <w:szCs w:val="28"/>
+        </w:rPr>
+        <w:t>thay</w:t>
+      </w:r>
+      <w:proofErr w:type="spellEnd"/>
+      <w:r>
+        <w:rPr>
+          <w:sz w:val="28"/>
+          <w:szCs w:val="28"/>
+        </w:rPr>
+        <w:t xml:space="preserve"> </w:t>
+      </w:r>
+      <w:proofErr w:type="spellStart"/>
+      <w:r>
+        <w:rPr>
+          <w:sz w:val="28"/>
+          <w:szCs w:val="28"/>
+        </w:rPr>
+        <w:t>đổi</w:t>
+      </w:r>
+      <w:proofErr w:type="spellEnd"/>
+      <w:r>
+        <w:rPr>
+          <w:sz w:val="28"/>
+          <w:szCs w:val="28"/>
+        </w:rPr>
+        <w:t xml:space="preserve"> </w:t>
+      </w:r>
+      <w:proofErr w:type="spellStart"/>
+      <w:r>
+        <w:rPr>
+          <w:sz w:val="28"/>
+          <w:szCs w:val="28"/>
+        </w:rPr>
+        <w:t>lịch</w:t>
+      </w:r>
+      <w:proofErr w:type="spellEnd"/>
+      <w:r>
+        <w:rPr>
+          <w:sz w:val="28"/>
+          <w:szCs w:val="28"/>
+        </w:rPr>
+        <w:t xml:space="preserve"> </w:t>
+      </w:r>
+      <w:proofErr w:type="spellStart"/>
+      <w:r>
+        <w:rPr>
+          <w:sz w:val="28"/>
+          <w:szCs w:val="28"/>
+        </w:rPr>
+        <w:t>sử</w:t>
+      </w:r>
+      <w:proofErr w:type="spellEnd"/>
+      <w:r>
+        <w:rPr>
+          <w:sz w:val="28"/>
+          <w:szCs w:val="28"/>
+        </w:rPr>
+        <w:t xml:space="preserve"> commit.</w:t>
       </w:r>
     </w:p>
     <w:p>
@@ -754,30 +2735,243 @@
           <w:sz w:val="28"/>
           <w:szCs w:val="28"/>
         </w:rPr>
-        <w:t xml:space="preserve">Thay đổi </w:t>
-      </w:r>
+        <w:t xml:space="preserve">Thay </w:t>
+      </w:r>
+      <w:proofErr w:type="spellStart"/>
+      <w:r>
+        <w:rPr>
+          <w:sz w:val="28"/>
+          <w:szCs w:val="28"/>
+        </w:rPr>
+        <w:t>đổi</w:t>
+      </w:r>
+      <w:proofErr w:type="spellEnd"/>
+      <w:r>
+        <w:rPr>
+          <w:sz w:val="28"/>
+          <w:szCs w:val="28"/>
+        </w:rPr>
+        <w:t xml:space="preserve"> </w:t>
+      </w:r>
+      <w:proofErr w:type="spellStart"/>
       <w:r>
         <w:rPr>
           <w:rStyle w:val="Strong"/>
           <w:sz w:val="28"/>
           <w:szCs w:val="28"/>
         </w:rPr>
-        <w:t>lịch sử commit</w:t>
-      </w:r>
-      <w:r>
-        <w:rPr>
-          <w:sz w:val="28"/>
-          <w:szCs w:val="28"/>
-        </w:rPr>
-        <w:t xml:space="preserve"> bằng cách loại bỏ một commit hoặc nhiều commit khỏi nhánh hiện </w:t>
-      </w:r>
+        <w:t>lịch</w:t>
+      </w:r>
+      <w:proofErr w:type="spellEnd"/>
+      <w:r>
+        <w:rPr>
+          <w:rStyle w:val="Strong"/>
+          <w:sz w:val="28"/>
+          <w:szCs w:val="28"/>
+        </w:rPr>
+        <w:t xml:space="preserve"> </w:t>
+      </w:r>
+      <w:proofErr w:type="spellStart"/>
+      <w:r>
+        <w:rPr>
+          <w:rStyle w:val="Strong"/>
+          <w:sz w:val="28"/>
+          <w:szCs w:val="28"/>
+        </w:rPr>
+        <w:t>sử</w:t>
+      </w:r>
+      <w:proofErr w:type="spellEnd"/>
+      <w:r>
+        <w:rPr>
+          <w:rStyle w:val="Strong"/>
+          <w:sz w:val="28"/>
+          <w:szCs w:val="28"/>
+        </w:rPr>
+        <w:t xml:space="preserve"> commit</w:t>
+      </w:r>
+      <w:r>
+        <w:rPr>
+          <w:sz w:val="28"/>
+          <w:szCs w:val="28"/>
+        </w:rPr>
+        <w:t xml:space="preserve"> </w:t>
+      </w:r>
+      <w:proofErr w:type="spellStart"/>
+      <w:r>
+        <w:rPr>
+          <w:sz w:val="28"/>
+          <w:szCs w:val="28"/>
+        </w:rPr>
+        <w:t>bằng</w:t>
+      </w:r>
+      <w:proofErr w:type="spellEnd"/>
+      <w:r>
+        <w:rPr>
+          <w:sz w:val="28"/>
+          <w:szCs w:val="28"/>
+        </w:rPr>
+        <w:t xml:space="preserve"> </w:t>
+      </w:r>
+      <w:proofErr w:type="spellStart"/>
+      <w:r>
+        <w:rPr>
+          <w:sz w:val="28"/>
+          <w:szCs w:val="28"/>
+        </w:rPr>
+        <w:t>cách</w:t>
+      </w:r>
+      <w:proofErr w:type="spellEnd"/>
+      <w:r>
+        <w:rPr>
+          <w:sz w:val="28"/>
+          <w:szCs w:val="28"/>
+        </w:rPr>
+        <w:t xml:space="preserve"> </w:t>
+      </w:r>
+      <w:proofErr w:type="spellStart"/>
+      <w:r>
+        <w:rPr>
+          <w:sz w:val="28"/>
+          <w:szCs w:val="28"/>
+        </w:rPr>
+        <w:t>loại</w:t>
+      </w:r>
+      <w:proofErr w:type="spellEnd"/>
+      <w:r>
+        <w:rPr>
+          <w:sz w:val="28"/>
+          <w:szCs w:val="28"/>
+        </w:rPr>
+        <w:t xml:space="preserve"> </w:t>
+      </w:r>
+      <w:proofErr w:type="spellStart"/>
+      <w:r>
+        <w:rPr>
+          <w:sz w:val="28"/>
+          <w:szCs w:val="28"/>
+        </w:rPr>
+        <w:t>bỏ</w:t>
+      </w:r>
+      <w:proofErr w:type="spellEnd"/>
+      <w:r>
+        <w:rPr>
+          <w:sz w:val="28"/>
+          <w:szCs w:val="28"/>
+        </w:rPr>
+        <w:t xml:space="preserve"> </w:t>
+      </w:r>
+      <w:proofErr w:type="spellStart"/>
+      <w:r>
+        <w:rPr>
+          <w:sz w:val="28"/>
+          <w:szCs w:val="28"/>
+        </w:rPr>
+        <w:t>một</w:t>
+      </w:r>
+      <w:proofErr w:type="spellEnd"/>
+      <w:r>
+        <w:rPr>
+          <w:sz w:val="28"/>
+          <w:szCs w:val="28"/>
+        </w:rPr>
+        <w:t xml:space="preserve"> commit </w:t>
+      </w:r>
+      <w:proofErr w:type="spellStart"/>
+      <w:r>
+        <w:rPr>
+          <w:sz w:val="28"/>
+          <w:szCs w:val="28"/>
+        </w:rPr>
+        <w:t>hoặc</w:t>
+      </w:r>
+      <w:proofErr w:type="spellEnd"/>
+      <w:r>
+        <w:rPr>
+          <w:sz w:val="28"/>
+          <w:szCs w:val="28"/>
+        </w:rPr>
+        <w:t xml:space="preserve"> </w:t>
+      </w:r>
+      <w:proofErr w:type="spellStart"/>
+      <w:r>
+        <w:rPr>
+          <w:sz w:val="28"/>
+          <w:szCs w:val="28"/>
+        </w:rPr>
+        <w:t>nhiều</w:t>
+      </w:r>
+      <w:proofErr w:type="spellEnd"/>
+      <w:r>
+        <w:rPr>
+          <w:sz w:val="28"/>
+          <w:szCs w:val="28"/>
+        </w:rPr>
+        <w:t xml:space="preserve"> commit </w:t>
+      </w:r>
+      <w:proofErr w:type="spellStart"/>
+      <w:r>
+        <w:rPr>
+          <w:sz w:val="28"/>
+          <w:szCs w:val="28"/>
+        </w:rPr>
+        <w:t>khỏi</w:t>
+      </w:r>
+      <w:proofErr w:type="spellEnd"/>
+      <w:r>
+        <w:rPr>
+          <w:sz w:val="28"/>
+          <w:szCs w:val="28"/>
+        </w:rPr>
+        <w:t xml:space="preserve"> </w:t>
+      </w:r>
+      <w:proofErr w:type="spellStart"/>
+      <w:r>
+        <w:rPr>
+          <w:sz w:val="28"/>
+          <w:szCs w:val="28"/>
+        </w:rPr>
+        <w:t>nhánh</w:t>
+      </w:r>
+      <w:proofErr w:type="spellEnd"/>
+      <w:r>
+        <w:rPr>
+          <w:sz w:val="28"/>
+          <w:szCs w:val="28"/>
+        </w:rPr>
+        <w:t xml:space="preserve"> </w:t>
+      </w:r>
+      <w:proofErr w:type="spellStart"/>
+      <w:r>
+        <w:rPr>
+          <w:sz w:val="28"/>
+          <w:szCs w:val="28"/>
+        </w:rPr>
+        <w:t>hiện</w:t>
+      </w:r>
+      <w:proofErr w:type="spellEnd"/>
+      <w:r>
+        <w:rPr>
+          <w:sz w:val="28"/>
+          <w:szCs w:val="28"/>
+        </w:rPr>
+        <w:t xml:space="preserve"> </w:t>
+      </w:r>
+      <w:proofErr w:type="spellStart"/>
       <w:proofErr w:type="gramStart"/>
       <w:r>
         <w:rPr>
           <w:sz w:val="28"/>
           <w:szCs w:val="28"/>
         </w:rPr>
-        <w:t>tại.</w:t>
+        <w:t>tại</w:t>
+      </w:r>
+      <w:proofErr w:type="spellEnd"/>
+      <w:r>
+        <w:rPr>
+          <w:sz w:val="28"/>
+          <w:szCs w:val="28"/>
+        </w:rPr>
+        <w:t>.</w:t>
       </w:r>
       <w:r>
         <w:rPr>
@@ -792,8 +2986,56 @@
           <w:sz w:val="28"/>
           <w:szCs w:val="28"/>
         </w:rPr>
-        <w:t>Như câu 1)</w:t>
-      </w:r>
+        <w:t xml:space="preserve">Như </w:t>
+      </w:r>
+      <w:proofErr w:type="spellStart"/>
+      <w:r>
+        <w:rPr>
+          <w:sz w:val="28"/>
+          <w:szCs w:val="28"/>
+        </w:rPr>
+        <w:t>câu</w:t>
+      </w:r>
+      <w:proofErr w:type="spellEnd"/>
+      <w:r>
+        <w:rPr>
+          <w:sz w:val="28"/>
+          <w:szCs w:val="28"/>
+        </w:rPr>
+        <w:t xml:space="preserve"> 1)</w:t>
+      </w:r>
+      <w:r>
+        <w:rPr>
+          <w:sz w:val="28"/>
+          <w:szCs w:val="28"/>
+        </w:rPr>
+        <w:t>.</w:t>
+      </w:r>
+    </w:p>
+    <w:p>
+      <w:pPr>
+        <w:spacing w:line="259" w:lineRule="auto"/>
+        <w:rPr>
+          <w:sz w:val="28"/>
+          <w:szCs w:val="28"/>
+        </w:rPr>
+      </w:pPr>
+      <w:r>
+        <w:rPr>
+          <w:sz w:val="28"/>
+          <w:szCs w:val="28"/>
+        </w:rPr>
+        <w:br w:type="page"/>
+      </w:r>
+    </w:p>
+    <w:p>
+      <w:pPr>
+        <w:pStyle w:val="ListParagraph"/>
+        <w:rPr>
+          <w:sz w:val="28"/>
+          <w:szCs w:val="28"/>
+        </w:rPr>
+      </w:pPr>
     </w:p>
     <w:p>
       <w:pPr>
@@ -818,16 +3060,1879 @@
           <w:szCs w:val="28"/>
         </w:rPr>
       </w:pPr>
-      <w:r>
-        <w:rPr>
-          <w:rFonts w:ascii="Times New Roman" w:hAnsi="Times New Roman" w:cs="Times New Roman"/>
-          <w:sz w:val="28"/>
-          <w:szCs w:val="28"/>
-        </w:rPr>
-        <w:t>Hướng dẫn sử dụng git diff</w:t>
+      <w:proofErr w:type="spellStart"/>
+      <w:r>
+        <w:rPr>
+          <w:rFonts w:ascii="Times New Roman" w:hAnsi="Times New Roman" w:cs="Times New Roman"/>
+          <w:sz w:val="28"/>
+          <w:szCs w:val="28"/>
+        </w:rPr>
+        <w:t>Hướng</w:t>
+      </w:r>
+      <w:proofErr w:type="spellEnd"/>
+      <w:r>
+        <w:rPr>
+          <w:rFonts w:ascii="Times New Roman" w:hAnsi="Times New Roman" w:cs="Times New Roman"/>
+          <w:sz w:val="28"/>
+          <w:szCs w:val="28"/>
+        </w:rPr>
+        <w:t xml:space="preserve"> </w:t>
+      </w:r>
+      <w:proofErr w:type="spellStart"/>
+      <w:r>
+        <w:rPr>
+          <w:rFonts w:ascii="Times New Roman" w:hAnsi="Times New Roman" w:cs="Times New Roman"/>
+          <w:sz w:val="28"/>
+          <w:szCs w:val="28"/>
+        </w:rPr>
+        <w:t>dẫn</w:t>
+      </w:r>
+      <w:proofErr w:type="spellEnd"/>
+      <w:r>
+        <w:rPr>
+          <w:rFonts w:ascii="Times New Roman" w:hAnsi="Times New Roman" w:cs="Times New Roman"/>
+          <w:sz w:val="28"/>
+          <w:szCs w:val="28"/>
+        </w:rPr>
+        <w:t xml:space="preserve"> </w:t>
+      </w:r>
+      <w:proofErr w:type="spellStart"/>
+      <w:r>
+        <w:rPr>
+          <w:rFonts w:ascii="Times New Roman" w:hAnsi="Times New Roman" w:cs="Times New Roman"/>
+          <w:sz w:val="28"/>
+          <w:szCs w:val="28"/>
+        </w:rPr>
+        <w:t>sử</w:t>
+      </w:r>
+      <w:proofErr w:type="spellEnd"/>
+      <w:r>
+        <w:rPr>
+          <w:rFonts w:ascii="Times New Roman" w:hAnsi="Times New Roman" w:cs="Times New Roman"/>
+          <w:sz w:val="28"/>
+          <w:szCs w:val="28"/>
+        </w:rPr>
+        <w:t xml:space="preserve"> </w:t>
+      </w:r>
+      <w:proofErr w:type="spellStart"/>
+      <w:r>
+        <w:rPr>
+          <w:rFonts w:ascii="Times New Roman" w:hAnsi="Times New Roman" w:cs="Times New Roman"/>
+          <w:sz w:val="28"/>
+          <w:szCs w:val="28"/>
+        </w:rPr>
+        <w:t>dụng</w:t>
+      </w:r>
+      <w:proofErr w:type="spellEnd"/>
+      <w:r>
+        <w:rPr>
+          <w:rFonts w:ascii="Times New Roman" w:hAnsi="Times New Roman" w:cs="Times New Roman"/>
+          <w:sz w:val="28"/>
+          <w:szCs w:val="28"/>
+        </w:rPr>
+        <w:t xml:space="preserve"> git diff</w:t>
       </w:r>
     </w:p>
-    <w:p/>
+    <w:p>
+      <w:pPr>
+        <w:pStyle w:val="ListParagraph"/>
+        <w:rPr>
+          <w:rFonts w:asciiTheme="majorHAnsi" w:hAnsiTheme="majorHAnsi" w:cstheme="majorHAnsi"/>
+          <w:sz w:val="28"/>
+          <w:szCs w:val="28"/>
+        </w:rPr>
+      </w:pPr>
+      <w:r>
+        <w:rPr>
+          <w:rStyle w:val="HTMLCode"/>
+          <w:rFonts w:asciiTheme="majorHAnsi" w:eastAsiaTheme="minorHAnsi" w:hAnsiTheme="majorHAnsi" w:cstheme="majorHAnsi"/>
+          <w:sz w:val="28"/>
+          <w:szCs w:val="28"/>
+        </w:rPr>
+        <w:t>G</w:t>
+      </w:r>
+      <w:r>
+        <w:rPr>
+          <w:rStyle w:val="HTMLCode"/>
+          <w:rFonts w:asciiTheme="majorHAnsi" w:eastAsiaTheme="minorHAnsi" w:hAnsiTheme="majorHAnsi" w:cstheme="majorHAnsi"/>
+          <w:sz w:val="28"/>
+          <w:szCs w:val="28"/>
+        </w:rPr>
+        <w:t>it diff</w:t>
+      </w:r>
+      <w:r>
+        <w:rPr>
+          <w:rFonts w:asciiTheme="majorHAnsi" w:hAnsiTheme="majorHAnsi" w:cstheme="majorHAnsi"/>
+          <w:sz w:val="28"/>
+          <w:szCs w:val="28"/>
+        </w:rPr>
+        <w:t xml:space="preserve"> </w:t>
+      </w:r>
+      <w:proofErr w:type="spellStart"/>
+      <w:r>
+        <w:rPr>
+          <w:rFonts w:asciiTheme="majorHAnsi" w:hAnsiTheme="majorHAnsi" w:cstheme="majorHAnsi"/>
+          <w:sz w:val="28"/>
+          <w:szCs w:val="28"/>
+        </w:rPr>
+        <w:t>là</w:t>
+      </w:r>
+      <w:proofErr w:type="spellEnd"/>
+      <w:r>
+        <w:rPr>
+          <w:rFonts w:asciiTheme="majorHAnsi" w:hAnsiTheme="majorHAnsi" w:cstheme="majorHAnsi"/>
+          <w:sz w:val="28"/>
+          <w:szCs w:val="28"/>
+        </w:rPr>
+        <w:t xml:space="preserve"> </w:t>
+      </w:r>
+      <w:proofErr w:type="spellStart"/>
+      <w:r>
+        <w:rPr>
+          <w:rFonts w:asciiTheme="majorHAnsi" w:hAnsiTheme="majorHAnsi" w:cstheme="majorHAnsi"/>
+          <w:sz w:val="28"/>
+          <w:szCs w:val="28"/>
+        </w:rPr>
+        <w:t>lệnh</w:t>
+      </w:r>
+      <w:proofErr w:type="spellEnd"/>
+      <w:r>
+        <w:rPr>
+          <w:rFonts w:asciiTheme="majorHAnsi" w:hAnsiTheme="majorHAnsi" w:cstheme="majorHAnsi"/>
+          <w:sz w:val="28"/>
+          <w:szCs w:val="28"/>
+        </w:rPr>
+        <w:t xml:space="preserve"> </w:t>
+      </w:r>
+      <w:proofErr w:type="spellStart"/>
+      <w:r>
+        <w:rPr>
+          <w:rFonts w:asciiTheme="majorHAnsi" w:hAnsiTheme="majorHAnsi" w:cstheme="majorHAnsi"/>
+          <w:sz w:val="28"/>
+          <w:szCs w:val="28"/>
+        </w:rPr>
+        <w:t>trong</w:t>
+      </w:r>
+      <w:proofErr w:type="spellEnd"/>
+      <w:r>
+        <w:rPr>
+          <w:rFonts w:asciiTheme="majorHAnsi" w:hAnsiTheme="majorHAnsi" w:cstheme="majorHAnsi"/>
+          <w:sz w:val="28"/>
+          <w:szCs w:val="28"/>
+        </w:rPr>
+        <w:t xml:space="preserve"> Git </w:t>
+      </w:r>
+      <w:proofErr w:type="spellStart"/>
+      <w:r>
+        <w:rPr>
+          <w:rFonts w:asciiTheme="majorHAnsi" w:hAnsiTheme="majorHAnsi" w:cstheme="majorHAnsi"/>
+          <w:sz w:val="28"/>
+          <w:szCs w:val="28"/>
+        </w:rPr>
+        <w:t>được</w:t>
+      </w:r>
+      <w:proofErr w:type="spellEnd"/>
+      <w:r>
+        <w:rPr>
+          <w:rFonts w:asciiTheme="majorHAnsi" w:hAnsiTheme="majorHAnsi" w:cstheme="majorHAnsi"/>
+          <w:sz w:val="28"/>
+          <w:szCs w:val="28"/>
+        </w:rPr>
+        <w:t xml:space="preserve"> </w:t>
+      </w:r>
+      <w:proofErr w:type="spellStart"/>
+      <w:r>
+        <w:rPr>
+          <w:rFonts w:asciiTheme="majorHAnsi" w:hAnsiTheme="majorHAnsi" w:cstheme="majorHAnsi"/>
+          <w:sz w:val="28"/>
+          <w:szCs w:val="28"/>
+        </w:rPr>
+        <w:t>sử</w:t>
+      </w:r>
+      <w:proofErr w:type="spellEnd"/>
+      <w:r>
+        <w:rPr>
+          <w:rFonts w:asciiTheme="majorHAnsi" w:hAnsiTheme="majorHAnsi" w:cstheme="majorHAnsi"/>
+          <w:sz w:val="28"/>
+          <w:szCs w:val="28"/>
+        </w:rPr>
+        <w:t xml:space="preserve"> </w:t>
+      </w:r>
+      <w:proofErr w:type="spellStart"/>
+      <w:r>
+        <w:rPr>
+          <w:rFonts w:asciiTheme="majorHAnsi" w:hAnsiTheme="majorHAnsi" w:cstheme="majorHAnsi"/>
+          <w:sz w:val="28"/>
+          <w:szCs w:val="28"/>
+        </w:rPr>
+        <w:t>dụng</w:t>
+      </w:r>
+      <w:proofErr w:type="spellEnd"/>
+      <w:r>
+        <w:rPr>
+          <w:rFonts w:asciiTheme="majorHAnsi" w:hAnsiTheme="majorHAnsi" w:cstheme="majorHAnsi"/>
+          <w:sz w:val="28"/>
+          <w:szCs w:val="28"/>
+        </w:rPr>
+        <w:t xml:space="preserve"> </w:t>
+      </w:r>
+      <w:proofErr w:type="spellStart"/>
+      <w:r>
+        <w:rPr>
+          <w:rFonts w:asciiTheme="majorHAnsi" w:hAnsiTheme="majorHAnsi" w:cstheme="majorHAnsi"/>
+          <w:sz w:val="28"/>
+          <w:szCs w:val="28"/>
+        </w:rPr>
+        <w:t>để</w:t>
+      </w:r>
+      <w:proofErr w:type="spellEnd"/>
+      <w:r>
+        <w:rPr>
+          <w:rFonts w:asciiTheme="majorHAnsi" w:hAnsiTheme="majorHAnsi" w:cstheme="majorHAnsi"/>
+          <w:sz w:val="28"/>
+          <w:szCs w:val="28"/>
+        </w:rPr>
+        <w:t xml:space="preserve"> </w:t>
+      </w:r>
+      <w:proofErr w:type="spellStart"/>
+      <w:r>
+        <w:rPr>
+          <w:rFonts w:asciiTheme="majorHAnsi" w:hAnsiTheme="majorHAnsi" w:cstheme="majorHAnsi"/>
+          <w:sz w:val="28"/>
+          <w:szCs w:val="28"/>
+        </w:rPr>
+        <w:t>xem</w:t>
+      </w:r>
+      <w:proofErr w:type="spellEnd"/>
+      <w:r>
+        <w:rPr>
+          <w:rFonts w:asciiTheme="majorHAnsi" w:hAnsiTheme="majorHAnsi" w:cstheme="majorHAnsi"/>
+          <w:sz w:val="28"/>
+          <w:szCs w:val="28"/>
+        </w:rPr>
+        <w:t xml:space="preserve"> </w:t>
+      </w:r>
+      <w:proofErr w:type="spellStart"/>
+      <w:r>
+        <w:rPr>
+          <w:rFonts w:asciiTheme="majorHAnsi" w:hAnsiTheme="majorHAnsi" w:cstheme="majorHAnsi"/>
+          <w:sz w:val="28"/>
+          <w:szCs w:val="28"/>
+        </w:rPr>
+        <w:t>sự</w:t>
+      </w:r>
+      <w:proofErr w:type="spellEnd"/>
+      <w:r>
+        <w:rPr>
+          <w:rFonts w:asciiTheme="majorHAnsi" w:hAnsiTheme="majorHAnsi" w:cstheme="majorHAnsi"/>
+          <w:sz w:val="28"/>
+          <w:szCs w:val="28"/>
+        </w:rPr>
+        <w:t xml:space="preserve"> </w:t>
+      </w:r>
+      <w:proofErr w:type="spellStart"/>
+      <w:r>
+        <w:rPr>
+          <w:rFonts w:asciiTheme="majorHAnsi" w:hAnsiTheme="majorHAnsi" w:cstheme="majorHAnsi"/>
+          <w:sz w:val="28"/>
+          <w:szCs w:val="28"/>
+        </w:rPr>
+        <w:t>khác</w:t>
+      </w:r>
+      <w:proofErr w:type="spellEnd"/>
+      <w:r>
+        <w:rPr>
+          <w:rFonts w:asciiTheme="majorHAnsi" w:hAnsiTheme="majorHAnsi" w:cstheme="majorHAnsi"/>
+          <w:sz w:val="28"/>
+          <w:szCs w:val="28"/>
+        </w:rPr>
+        <w:t xml:space="preserve"> </w:t>
+      </w:r>
+      <w:proofErr w:type="spellStart"/>
+      <w:r>
+        <w:rPr>
+          <w:rFonts w:asciiTheme="majorHAnsi" w:hAnsiTheme="majorHAnsi" w:cstheme="majorHAnsi"/>
+          <w:sz w:val="28"/>
+          <w:szCs w:val="28"/>
+        </w:rPr>
+        <w:t>biệt</w:t>
+      </w:r>
+      <w:proofErr w:type="spellEnd"/>
+      <w:r>
+        <w:rPr>
+          <w:rFonts w:asciiTheme="majorHAnsi" w:hAnsiTheme="majorHAnsi" w:cstheme="majorHAnsi"/>
+          <w:sz w:val="28"/>
+          <w:szCs w:val="28"/>
+        </w:rPr>
+        <w:t xml:space="preserve"> </w:t>
+      </w:r>
+      <w:proofErr w:type="spellStart"/>
+      <w:r>
+        <w:rPr>
+          <w:rFonts w:asciiTheme="majorHAnsi" w:hAnsiTheme="majorHAnsi" w:cstheme="majorHAnsi"/>
+          <w:sz w:val="28"/>
+          <w:szCs w:val="28"/>
+        </w:rPr>
+        <w:t>giữa</w:t>
+      </w:r>
+      <w:proofErr w:type="spellEnd"/>
+      <w:r>
+        <w:rPr>
+          <w:rFonts w:asciiTheme="majorHAnsi" w:hAnsiTheme="majorHAnsi" w:cstheme="majorHAnsi"/>
+          <w:sz w:val="28"/>
+          <w:szCs w:val="28"/>
+        </w:rPr>
+        <w:t xml:space="preserve"> </w:t>
+      </w:r>
+      <w:proofErr w:type="spellStart"/>
+      <w:r>
+        <w:rPr>
+          <w:rFonts w:asciiTheme="majorHAnsi" w:hAnsiTheme="majorHAnsi" w:cstheme="majorHAnsi"/>
+          <w:sz w:val="28"/>
+          <w:szCs w:val="28"/>
+        </w:rPr>
+        <w:t>các</w:t>
+      </w:r>
+      <w:proofErr w:type="spellEnd"/>
+      <w:r>
+        <w:rPr>
+          <w:rFonts w:asciiTheme="majorHAnsi" w:hAnsiTheme="majorHAnsi" w:cstheme="majorHAnsi"/>
+          <w:sz w:val="28"/>
+          <w:szCs w:val="28"/>
+        </w:rPr>
+        <w:t xml:space="preserve"> </w:t>
+      </w:r>
+      <w:proofErr w:type="spellStart"/>
+      <w:r>
+        <w:rPr>
+          <w:rFonts w:asciiTheme="majorHAnsi" w:hAnsiTheme="majorHAnsi" w:cstheme="majorHAnsi"/>
+          <w:sz w:val="28"/>
+          <w:szCs w:val="28"/>
+        </w:rPr>
+        <w:t>phiên</w:t>
+      </w:r>
+      <w:proofErr w:type="spellEnd"/>
+      <w:r>
+        <w:rPr>
+          <w:rFonts w:asciiTheme="majorHAnsi" w:hAnsiTheme="majorHAnsi" w:cstheme="majorHAnsi"/>
+          <w:sz w:val="28"/>
+          <w:szCs w:val="28"/>
+        </w:rPr>
+        <w:t xml:space="preserve"> </w:t>
+      </w:r>
+      <w:proofErr w:type="spellStart"/>
+      <w:r>
+        <w:rPr>
+          <w:rFonts w:asciiTheme="majorHAnsi" w:hAnsiTheme="majorHAnsi" w:cstheme="majorHAnsi"/>
+          <w:sz w:val="28"/>
+          <w:szCs w:val="28"/>
+        </w:rPr>
+        <w:t>bản</w:t>
+      </w:r>
+      <w:proofErr w:type="spellEnd"/>
+      <w:r>
+        <w:rPr>
+          <w:rFonts w:asciiTheme="majorHAnsi" w:hAnsiTheme="majorHAnsi" w:cstheme="majorHAnsi"/>
+          <w:sz w:val="28"/>
+          <w:szCs w:val="28"/>
+        </w:rPr>
+        <w:t xml:space="preserve"> </w:t>
+      </w:r>
+      <w:proofErr w:type="spellStart"/>
+      <w:r>
+        <w:rPr>
+          <w:rFonts w:asciiTheme="majorHAnsi" w:hAnsiTheme="majorHAnsi" w:cstheme="majorHAnsi"/>
+          <w:sz w:val="28"/>
+          <w:szCs w:val="28"/>
+        </w:rPr>
+        <w:t>của</w:t>
+      </w:r>
+      <w:proofErr w:type="spellEnd"/>
+      <w:r>
+        <w:rPr>
+          <w:rFonts w:asciiTheme="majorHAnsi" w:hAnsiTheme="majorHAnsi" w:cstheme="majorHAnsi"/>
+          <w:sz w:val="28"/>
+          <w:szCs w:val="28"/>
+        </w:rPr>
+        <w:t xml:space="preserve"> </w:t>
+      </w:r>
+      <w:proofErr w:type="spellStart"/>
+      <w:r>
+        <w:rPr>
+          <w:rFonts w:asciiTheme="majorHAnsi" w:hAnsiTheme="majorHAnsi" w:cstheme="majorHAnsi"/>
+          <w:sz w:val="28"/>
+          <w:szCs w:val="28"/>
+        </w:rPr>
+        <w:t>mã</w:t>
+      </w:r>
+      <w:proofErr w:type="spellEnd"/>
+      <w:r>
+        <w:rPr>
+          <w:rFonts w:asciiTheme="majorHAnsi" w:hAnsiTheme="majorHAnsi" w:cstheme="majorHAnsi"/>
+          <w:sz w:val="28"/>
+          <w:szCs w:val="28"/>
+        </w:rPr>
+        <w:t xml:space="preserve"> </w:t>
+      </w:r>
+      <w:proofErr w:type="spellStart"/>
+      <w:r>
+        <w:rPr>
+          <w:rFonts w:asciiTheme="majorHAnsi" w:hAnsiTheme="majorHAnsi" w:cstheme="majorHAnsi"/>
+          <w:sz w:val="28"/>
+          <w:szCs w:val="28"/>
+        </w:rPr>
+        <w:t>nguồn</w:t>
+      </w:r>
+      <w:proofErr w:type="spellEnd"/>
+      <w:r>
+        <w:rPr>
+          <w:rFonts w:asciiTheme="majorHAnsi" w:hAnsiTheme="majorHAnsi" w:cstheme="majorHAnsi"/>
+          <w:sz w:val="28"/>
+          <w:szCs w:val="28"/>
+        </w:rPr>
+        <w:t xml:space="preserve"> </w:t>
+      </w:r>
+      <w:proofErr w:type="spellStart"/>
+      <w:r>
+        <w:rPr>
+          <w:rFonts w:asciiTheme="majorHAnsi" w:hAnsiTheme="majorHAnsi" w:cstheme="majorHAnsi"/>
+          <w:sz w:val="28"/>
+          <w:szCs w:val="28"/>
+        </w:rPr>
+        <w:t>trong</w:t>
+      </w:r>
+      <w:proofErr w:type="spellEnd"/>
+      <w:r>
+        <w:rPr>
+          <w:rFonts w:asciiTheme="majorHAnsi" w:hAnsiTheme="majorHAnsi" w:cstheme="majorHAnsi"/>
+          <w:sz w:val="28"/>
+          <w:szCs w:val="28"/>
+        </w:rPr>
+        <w:t xml:space="preserve"> </w:t>
+      </w:r>
+      <w:proofErr w:type="spellStart"/>
+      <w:r>
+        <w:rPr>
+          <w:rFonts w:asciiTheme="majorHAnsi" w:hAnsiTheme="majorHAnsi" w:cstheme="majorHAnsi"/>
+          <w:sz w:val="28"/>
+          <w:szCs w:val="28"/>
+        </w:rPr>
+        <w:t>một</w:t>
+      </w:r>
+      <w:proofErr w:type="spellEnd"/>
+      <w:r>
+        <w:rPr>
+          <w:rFonts w:asciiTheme="majorHAnsi" w:hAnsiTheme="majorHAnsi" w:cstheme="majorHAnsi"/>
+          <w:sz w:val="28"/>
+          <w:szCs w:val="28"/>
+        </w:rPr>
+        <w:t xml:space="preserve"> </w:t>
+      </w:r>
+      <w:proofErr w:type="spellStart"/>
+      <w:r>
+        <w:rPr>
+          <w:rFonts w:asciiTheme="majorHAnsi" w:hAnsiTheme="majorHAnsi" w:cstheme="majorHAnsi"/>
+          <w:sz w:val="28"/>
+          <w:szCs w:val="28"/>
+        </w:rPr>
+        <w:t>kho</w:t>
+      </w:r>
+      <w:proofErr w:type="spellEnd"/>
+      <w:r>
+        <w:rPr>
+          <w:rFonts w:asciiTheme="majorHAnsi" w:hAnsiTheme="majorHAnsi" w:cstheme="majorHAnsi"/>
+          <w:sz w:val="28"/>
+          <w:szCs w:val="28"/>
+        </w:rPr>
+        <w:t xml:space="preserve"> </w:t>
+      </w:r>
+      <w:proofErr w:type="spellStart"/>
+      <w:r>
+        <w:rPr>
+          <w:rFonts w:asciiTheme="majorHAnsi" w:hAnsiTheme="majorHAnsi" w:cstheme="majorHAnsi"/>
+          <w:sz w:val="28"/>
+          <w:szCs w:val="28"/>
+        </w:rPr>
+        <w:t>lưu</w:t>
+      </w:r>
+      <w:proofErr w:type="spellEnd"/>
+      <w:r>
+        <w:rPr>
+          <w:rFonts w:asciiTheme="majorHAnsi" w:hAnsiTheme="majorHAnsi" w:cstheme="majorHAnsi"/>
+          <w:sz w:val="28"/>
+          <w:szCs w:val="28"/>
+        </w:rPr>
+        <w:t xml:space="preserve"> </w:t>
+      </w:r>
+      <w:proofErr w:type="spellStart"/>
+      <w:r>
+        <w:rPr>
+          <w:rFonts w:asciiTheme="majorHAnsi" w:hAnsiTheme="majorHAnsi" w:cstheme="majorHAnsi"/>
+          <w:sz w:val="28"/>
+          <w:szCs w:val="28"/>
+        </w:rPr>
+        <w:t>trữ</w:t>
+      </w:r>
+      <w:proofErr w:type="spellEnd"/>
+      <w:r>
+        <w:rPr>
+          <w:rFonts w:asciiTheme="majorHAnsi" w:hAnsiTheme="majorHAnsi" w:cstheme="majorHAnsi"/>
+          <w:sz w:val="28"/>
+          <w:szCs w:val="28"/>
+        </w:rPr>
+        <w:t xml:space="preserve"> Git.</w:t>
+      </w:r>
+      <w:r>
+        <w:rPr>
+          <w:rFonts w:asciiTheme="majorHAnsi" w:hAnsiTheme="majorHAnsi" w:cstheme="majorHAnsi"/>
+          <w:sz w:val="28"/>
+          <w:szCs w:val="28"/>
+        </w:rPr>
+        <w:t xml:space="preserve"> </w:t>
+      </w:r>
+      <w:proofErr w:type="spellStart"/>
+      <w:r>
+        <w:rPr>
+          <w:rFonts w:asciiTheme="majorHAnsi" w:hAnsiTheme="majorHAnsi" w:cstheme="majorHAnsi"/>
+          <w:sz w:val="28"/>
+          <w:szCs w:val="28"/>
+        </w:rPr>
+        <w:t>Lệnh</w:t>
+      </w:r>
+      <w:proofErr w:type="spellEnd"/>
+      <w:r>
+        <w:rPr>
+          <w:rFonts w:asciiTheme="majorHAnsi" w:hAnsiTheme="majorHAnsi" w:cstheme="majorHAnsi"/>
+          <w:sz w:val="28"/>
+          <w:szCs w:val="28"/>
+        </w:rPr>
+        <w:t xml:space="preserve"> </w:t>
+      </w:r>
+      <w:proofErr w:type="spellStart"/>
+      <w:r>
+        <w:rPr>
+          <w:rFonts w:asciiTheme="majorHAnsi" w:hAnsiTheme="majorHAnsi" w:cstheme="majorHAnsi"/>
+          <w:sz w:val="28"/>
+          <w:szCs w:val="28"/>
+        </w:rPr>
+        <w:t>này</w:t>
+      </w:r>
+      <w:proofErr w:type="spellEnd"/>
+      <w:r>
+        <w:rPr>
+          <w:rFonts w:asciiTheme="majorHAnsi" w:hAnsiTheme="majorHAnsi" w:cstheme="majorHAnsi"/>
+          <w:sz w:val="28"/>
+          <w:szCs w:val="28"/>
+        </w:rPr>
+        <w:t xml:space="preserve"> </w:t>
+      </w:r>
+      <w:proofErr w:type="spellStart"/>
+      <w:r>
+        <w:rPr>
+          <w:rFonts w:asciiTheme="majorHAnsi" w:hAnsiTheme="majorHAnsi" w:cstheme="majorHAnsi"/>
+          <w:sz w:val="28"/>
+          <w:szCs w:val="28"/>
+        </w:rPr>
+        <w:t>giúp</w:t>
+      </w:r>
+      <w:proofErr w:type="spellEnd"/>
+      <w:r>
+        <w:rPr>
+          <w:rFonts w:asciiTheme="majorHAnsi" w:hAnsiTheme="majorHAnsi" w:cstheme="majorHAnsi"/>
+          <w:sz w:val="28"/>
+          <w:szCs w:val="28"/>
+        </w:rPr>
+        <w:t xml:space="preserve"> </w:t>
+      </w:r>
+      <w:proofErr w:type="spellStart"/>
+      <w:r>
+        <w:rPr>
+          <w:rFonts w:asciiTheme="majorHAnsi" w:hAnsiTheme="majorHAnsi" w:cstheme="majorHAnsi"/>
+          <w:sz w:val="28"/>
+          <w:szCs w:val="28"/>
+        </w:rPr>
+        <w:t>bạn</w:t>
+      </w:r>
+      <w:proofErr w:type="spellEnd"/>
+      <w:r>
+        <w:rPr>
+          <w:rFonts w:asciiTheme="majorHAnsi" w:hAnsiTheme="majorHAnsi" w:cstheme="majorHAnsi"/>
+          <w:sz w:val="28"/>
+          <w:szCs w:val="28"/>
+        </w:rPr>
+        <w:t xml:space="preserve"> </w:t>
+      </w:r>
+      <w:proofErr w:type="spellStart"/>
+      <w:r>
+        <w:rPr>
+          <w:rFonts w:asciiTheme="majorHAnsi" w:hAnsiTheme="majorHAnsi" w:cstheme="majorHAnsi"/>
+          <w:sz w:val="28"/>
+          <w:szCs w:val="28"/>
+        </w:rPr>
+        <w:t>kiểm</w:t>
+      </w:r>
+      <w:proofErr w:type="spellEnd"/>
+      <w:r>
+        <w:rPr>
+          <w:rFonts w:asciiTheme="majorHAnsi" w:hAnsiTheme="majorHAnsi" w:cstheme="majorHAnsi"/>
+          <w:sz w:val="28"/>
+          <w:szCs w:val="28"/>
+        </w:rPr>
+        <w:t xml:space="preserve"> </w:t>
+      </w:r>
+      <w:proofErr w:type="spellStart"/>
+      <w:r>
+        <w:rPr>
+          <w:rFonts w:asciiTheme="majorHAnsi" w:hAnsiTheme="majorHAnsi" w:cstheme="majorHAnsi"/>
+          <w:sz w:val="28"/>
+          <w:szCs w:val="28"/>
+        </w:rPr>
+        <w:t>tra</w:t>
+      </w:r>
+      <w:proofErr w:type="spellEnd"/>
+      <w:r>
+        <w:rPr>
+          <w:rFonts w:asciiTheme="majorHAnsi" w:hAnsiTheme="majorHAnsi" w:cstheme="majorHAnsi"/>
+          <w:sz w:val="28"/>
+          <w:szCs w:val="28"/>
+        </w:rPr>
+        <w:t xml:space="preserve"> </w:t>
+      </w:r>
+      <w:proofErr w:type="spellStart"/>
+      <w:r>
+        <w:rPr>
+          <w:rFonts w:asciiTheme="majorHAnsi" w:hAnsiTheme="majorHAnsi" w:cstheme="majorHAnsi"/>
+          <w:sz w:val="28"/>
+          <w:szCs w:val="28"/>
+        </w:rPr>
+        <w:t>các</w:t>
+      </w:r>
+      <w:proofErr w:type="spellEnd"/>
+      <w:r>
+        <w:rPr>
+          <w:rFonts w:asciiTheme="majorHAnsi" w:hAnsiTheme="majorHAnsi" w:cstheme="majorHAnsi"/>
+          <w:sz w:val="28"/>
+          <w:szCs w:val="28"/>
+        </w:rPr>
+        <w:t xml:space="preserve"> </w:t>
+      </w:r>
+      <w:proofErr w:type="spellStart"/>
+      <w:r>
+        <w:rPr>
+          <w:rFonts w:asciiTheme="majorHAnsi" w:hAnsiTheme="majorHAnsi" w:cstheme="majorHAnsi"/>
+          <w:sz w:val="28"/>
+          <w:szCs w:val="28"/>
+        </w:rPr>
+        <w:t>thay</w:t>
+      </w:r>
+      <w:proofErr w:type="spellEnd"/>
+      <w:r>
+        <w:rPr>
+          <w:rFonts w:asciiTheme="majorHAnsi" w:hAnsiTheme="majorHAnsi" w:cstheme="majorHAnsi"/>
+          <w:sz w:val="28"/>
+          <w:szCs w:val="28"/>
+        </w:rPr>
+        <w:t xml:space="preserve"> </w:t>
+      </w:r>
+      <w:proofErr w:type="spellStart"/>
+      <w:r>
+        <w:rPr>
+          <w:rFonts w:asciiTheme="majorHAnsi" w:hAnsiTheme="majorHAnsi" w:cstheme="majorHAnsi"/>
+          <w:sz w:val="28"/>
+          <w:szCs w:val="28"/>
+        </w:rPr>
+        <w:t>đổi</w:t>
+      </w:r>
+      <w:proofErr w:type="spellEnd"/>
+      <w:r>
+        <w:rPr>
+          <w:rFonts w:asciiTheme="majorHAnsi" w:hAnsiTheme="majorHAnsi" w:cstheme="majorHAnsi"/>
+          <w:sz w:val="28"/>
+          <w:szCs w:val="28"/>
+        </w:rPr>
+        <w:t xml:space="preserve"> </w:t>
+      </w:r>
+      <w:proofErr w:type="spellStart"/>
+      <w:r>
+        <w:rPr>
+          <w:rFonts w:asciiTheme="majorHAnsi" w:hAnsiTheme="majorHAnsi" w:cstheme="majorHAnsi"/>
+          <w:sz w:val="28"/>
+          <w:szCs w:val="28"/>
+        </w:rPr>
+        <w:t>đã</w:t>
+      </w:r>
+      <w:proofErr w:type="spellEnd"/>
+      <w:r>
+        <w:rPr>
+          <w:rFonts w:asciiTheme="majorHAnsi" w:hAnsiTheme="majorHAnsi" w:cstheme="majorHAnsi"/>
+          <w:sz w:val="28"/>
+          <w:szCs w:val="28"/>
+        </w:rPr>
+        <w:t xml:space="preserve"> </w:t>
+      </w:r>
+      <w:proofErr w:type="spellStart"/>
+      <w:r>
+        <w:rPr>
+          <w:rFonts w:asciiTheme="majorHAnsi" w:hAnsiTheme="majorHAnsi" w:cstheme="majorHAnsi"/>
+          <w:sz w:val="28"/>
+          <w:szCs w:val="28"/>
+        </w:rPr>
+        <w:t>được</w:t>
+      </w:r>
+      <w:proofErr w:type="spellEnd"/>
+      <w:r>
+        <w:rPr>
+          <w:rFonts w:asciiTheme="majorHAnsi" w:hAnsiTheme="majorHAnsi" w:cstheme="majorHAnsi"/>
+          <w:sz w:val="28"/>
+          <w:szCs w:val="28"/>
+        </w:rPr>
+        <w:t xml:space="preserve"> </w:t>
+      </w:r>
+      <w:proofErr w:type="spellStart"/>
+      <w:r>
+        <w:rPr>
+          <w:rFonts w:asciiTheme="majorHAnsi" w:hAnsiTheme="majorHAnsi" w:cstheme="majorHAnsi"/>
+          <w:sz w:val="28"/>
+          <w:szCs w:val="28"/>
+        </w:rPr>
+        <w:t>thực</w:t>
+      </w:r>
+      <w:proofErr w:type="spellEnd"/>
+      <w:r>
+        <w:rPr>
+          <w:rFonts w:asciiTheme="majorHAnsi" w:hAnsiTheme="majorHAnsi" w:cstheme="majorHAnsi"/>
+          <w:sz w:val="28"/>
+          <w:szCs w:val="28"/>
+        </w:rPr>
+        <w:t xml:space="preserve"> </w:t>
+      </w:r>
+      <w:proofErr w:type="spellStart"/>
+      <w:r>
+        <w:rPr>
+          <w:rFonts w:asciiTheme="majorHAnsi" w:hAnsiTheme="majorHAnsi" w:cstheme="majorHAnsi"/>
+          <w:sz w:val="28"/>
+          <w:szCs w:val="28"/>
+        </w:rPr>
+        <w:t>hiện</w:t>
+      </w:r>
+      <w:proofErr w:type="spellEnd"/>
+      <w:r>
+        <w:rPr>
+          <w:rFonts w:asciiTheme="majorHAnsi" w:hAnsiTheme="majorHAnsi" w:cstheme="majorHAnsi"/>
+          <w:sz w:val="28"/>
+          <w:szCs w:val="28"/>
+        </w:rPr>
+        <w:t xml:space="preserve"> </w:t>
+      </w:r>
+      <w:proofErr w:type="spellStart"/>
+      <w:r>
+        <w:rPr>
+          <w:rFonts w:asciiTheme="majorHAnsi" w:hAnsiTheme="majorHAnsi" w:cstheme="majorHAnsi"/>
+          <w:sz w:val="28"/>
+          <w:szCs w:val="28"/>
+        </w:rPr>
+        <w:t>trên</w:t>
+      </w:r>
+      <w:proofErr w:type="spellEnd"/>
+      <w:r>
+        <w:rPr>
+          <w:rFonts w:asciiTheme="majorHAnsi" w:hAnsiTheme="majorHAnsi" w:cstheme="majorHAnsi"/>
+          <w:sz w:val="28"/>
+          <w:szCs w:val="28"/>
+        </w:rPr>
+        <w:t xml:space="preserve"> </w:t>
+      </w:r>
+      <w:proofErr w:type="spellStart"/>
+      <w:r>
+        <w:rPr>
+          <w:rFonts w:asciiTheme="majorHAnsi" w:hAnsiTheme="majorHAnsi" w:cstheme="majorHAnsi"/>
+          <w:sz w:val="28"/>
+          <w:szCs w:val="28"/>
+        </w:rPr>
+        <w:t>tệp</w:t>
+      </w:r>
+      <w:proofErr w:type="spellEnd"/>
+      <w:r>
+        <w:rPr>
+          <w:rFonts w:asciiTheme="majorHAnsi" w:hAnsiTheme="majorHAnsi" w:cstheme="majorHAnsi"/>
+          <w:sz w:val="28"/>
+          <w:szCs w:val="28"/>
+        </w:rPr>
+        <w:t xml:space="preserve"> tin, so </w:t>
+      </w:r>
+      <w:proofErr w:type="spellStart"/>
+      <w:r>
+        <w:rPr>
+          <w:rFonts w:asciiTheme="majorHAnsi" w:hAnsiTheme="majorHAnsi" w:cstheme="majorHAnsi"/>
+          <w:sz w:val="28"/>
+          <w:szCs w:val="28"/>
+        </w:rPr>
+        <w:t>với</w:t>
+      </w:r>
+      <w:proofErr w:type="spellEnd"/>
+      <w:r>
+        <w:rPr>
+          <w:rFonts w:asciiTheme="majorHAnsi" w:hAnsiTheme="majorHAnsi" w:cstheme="majorHAnsi"/>
+          <w:sz w:val="28"/>
+          <w:szCs w:val="28"/>
+        </w:rPr>
+        <w:t xml:space="preserve"> </w:t>
+      </w:r>
+      <w:proofErr w:type="spellStart"/>
+      <w:r>
+        <w:rPr>
+          <w:rFonts w:asciiTheme="majorHAnsi" w:hAnsiTheme="majorHAnsi" w:cstheme="majorHAnsi"/>
+          <w:sz w:val="28"/>
+          <w:szCs w:val="28"/>
+        </w:rPr>
+        <w:t>phiên</w:t>
+      </w:r>
+      <w:proofErr w:type="spellEnd"/>
+      <w:r>
+        <w:rPr>
+          <w:rFonts w:asciiTheme="majorHAnsi" w:hAnsiTheme="majorHAnsi" w:cstheme="majorHAnsi"/>
+          <w:sz w:val="28"/>
+          <w:szCs w:val="28"/>
+        </w:rPr>
+        <w:t xml:space="preserve"> </w:t>
+      </w:r>
+      <w:proofErr w:type="spellStart"/>
+      <w:r>
+        <w:rPr>
+          <w:rFonts w:asciiTheme="majorHAnsi" w:hAnsiTheme="majorHAnsi" w:cstheme="majorHAnsi"/>
+          <w:sz w:val="28"/>
+          <w:szCs w:val="28"/>
+        </w:rPr>
+        <w:t>bản</w:t>
+      </w:r>
+      <w:proofErr w:type="spellEnd"/>
+      <w:r>
+        <w:rPr>
+          <w:rFonts w:asciiTheme="majorHAnsi" w:hAnsiTheme="majorHAnsi" w:cstheme="majorHAnsi"/>
+          <w:sz w:val="28"/>
+          <w:szCs w:val="28"/>
+        </w:rPr>
+        <w:t xml:space="preserve"> </w:t>
+      </w:r>
+      <w:proofErr w:type="spellStart"/>
+      <w:r>
+        <w:rPr>
+          <w:rFonts w:asciiTheme="majorHAnsi" w:hAnsiTheme="majorHAnsi" w:cstheme="majorHAnsi"/>
+          <w:sz w:val="28"/>
+          <w:szCs w:val="28"/>
+        </w:rPr>
+        <w:t>trước</w:t>
+      </w:r>
+      <w:proofErr w:type="spellEnd"/>
+      <w:r>
+        <w:rPr>
+          <w:rFonts w:asciiTheme="majorHAnsi" w:hAnsiTheme="majorHAnsi" w:cstheme="majorHAnsi"/>
+          <w:sz w:val="28"/>
+          <w:szCs w:val="28"/>
+        </w:rPr>
+        <w:t xml:space="preserve"> </w:t>
+      </w:r>
+      <w:proofErr w:type="spellStart"/>
+      <w:r>
+        <w:rPr>
+          <w:rFonts w:asciiTheme="majorHAnsi" w:hAnsiTheme="majorHAnsi" w:cstheme="majorHAnsi"/>
+          <w:sz w:val="28"/>
+          <w:szCs w:val="28"/>
+        </w:rPr>
+        <w:t>đó</w:t>
+      </w:r>
+      <w:proofErr w:type="spellEnd"/>
+      <w:r>
+        <w:rPr>
+          <w:rFonts w:asciiTheme="majorHAnsi" w:hAnsiTheme="majorHAnsi" w:cstheme="majorHAnsi"/>
+          <w:sz w:val="28"/>
+          <w:szCs w:val="28"/>
+        </w:rPr>
+        <w:t xml:space="preserve"> </w:t>
+      </w:r>
+      <w:proofErr w:type="spellStart"/>
+      <w:r>
+        <w:rPr>
+          <w:rFonts w:asciiTheme="majorHAnsi" w:hAnsiTheme="majorHAnsi" w:cstheme="majorHAnsi"/>
+          <w:sz w:val="28"/>
+          <w:szCs w:val="28"/>
+        </w:rPr>
+        <w:t>hoặc</w:t>
+      </w:r>
+      <w:proofErr w:type="spellEnd"/>
+      <w:r>
+        <w:rPr>
+          <w:rFonts w:asciiTheme="majorHAnsi" w:hAnsiTheme="majorHAnsi" w:cstheme="majorHAnsi"/>
+          <w:sz w:val="28"/>
+          <w:szCs w:val="28"/>
+        </w:rPr>
+        <w:t xml:space="preserve"> </w:t>
+      </w:r>
+      <w:proofErr w:type="spellStart"/>
+      <w:r>
+        <w:rPr>
+          <w:rFonts w:asciiTheme="majorHAnsi" w:hAnsiTheme="majorHAnsi" w:cstheme="majorHAnsi"/>
+          <w:sz w:val="28"/>
+          <w:szCs w:val="28"/>
+        </w:rPr>
+        <w:t>giữa</w:t>
+      </w:r>
+      <w:proofErr w:type="spellEnd"/>
+      <w:r>
+        <w:rPr>
+          <w:rFonts w:asciiTheme="majorHAnsi" w:hAnsiTheme="majorHAnsi" w:cstheme="majorHAnsi"/>
+          <w:sz w:val="28"/>
+          <w:szCs w:val="28"/>
+        </w:rPr>
+        <w:t xml:space="preserve"> </w:t>
+      </w:r>
+      <w:proofErr w:type="spellStart"/>
+      <w:r>
+        <w:rPr>
+          <w:rFonts w:asciiTheme="majorHAnsi" w:hAnsiTheme="majorHAnsi" w:cstheme="majorHAnsi"/>
+          <w:sz w:val="28"/>
+          <w:szCs w:val="28"/>
+        </w:rPr>
+        <w:t>các</w:t>
+      </w:r>
+      <w:proofErr w:type="spellEnd"/>
+      <w:r>
+        <w:rPr>
+          <w:rFonts w:asciiTheme="majorHAnsi" w:hAnsiTheme="majorHAnsi" w:cstheme="majorHAnsi"/>
+          <w:sz w:val="28"/>
+          <w:szCs w:val="28"/>
+        </w:rPr>
+        <w:t xml:space="preserve"> </w:t>
+      </w:r>
+      <w:proofErr w:type="spellStart"/>
+      <w:r>
+        <w:rPr>
+          <w:rFonts w:asciiTheme="majorHAnsi" w:hAnsiTheme="majorHAnsi" w:cstheme="majorHAnsi"/>
+          <w:sz w:val="28"/>
+          <w:szCs w:val="28"/>
+        </w:rPr>
+        <w:t>nhánh</w:t>
+      </w:r>
+      <w:proofErr w:type="spellEnd"/>
+      <w:r>
+        <w:rPr>
+          <w:rFonts w:asciiTheme="majorHAnsi" w:hAnsiTheme="majorHAnsi" w:cstheme="majorHAnsi"/>
+          <w:sz w:val="28"/>
+          <w:szCs w:val="28"/>
+        </w:rPr>
+        <w:t xml:space="preserve"> </w:t>
+      </w:r>
+      <w:proofErr w:type="spellStart"/>
+      <w:r>
+        <w:rPr>
+          <w:rFonts w:asciiTheme="majorHAnsi" w:hAnsiTheme="majorHAnsi" w:cstheme="majorHAnsi"/>
+          <w:sz w:val="28"/>
+          <w:szCs w:val="28"/>
+        </w:rPr>
+        <w:t>khác</w:t>
+      </w:r>
+      <w:proofErr w:type="spellEnd"/>
+      <w:r>
+        <w:rPr>
+          <w:rFonts w:asciiTheme="majorHAnsi" w:hAnsiTheme="majorHAnsi" w:cstheme="majorHAnsi"/>
+          <w:sz w:val="28"/>
+          <w:szCs w:val="28"/>
+        </w:rPr>
+        <w:t xml:space="preserve"> </w:t>
+      </w:r>
+      <w:proofErr w:type="spellStart"/>
+      <w:r>
+        <w:rPr>
+          <w:rFonts w:asciiTheme="majorHAnsi" w:hAnsiTheme="majorHAnsi" w:cstheme="majorHAnsi"/>
+          <w:sz w:val="28"/>
+          <w:szCs w:val="28"/>
+        </w:rPr>
+        <w:t>nhau</w:t>
+      </w:r>
+      <w:proofErr w:type="spellEnd"/>
+      <w:r>
+        <w:rPr>
+          <w:rFonts w:asciiTheme="majorHAnsi" w:hAnsiTheme="majorHAnsi" w:cstheme="majorHAnsi"/>
+          <w:sz w:val="28"/>
+          <w:szCs w:val="28"/>
+        </w:rPr>
+        <w:t>.</w:t>
+      </w:r>
+    </w:p>
+    <w:p>
+      <w:pPr>
+        <w:pStyle w:val="ListParagraph"/>
+        <w:rPr>
+          <w:rFonts w:asciiTheme="majorHAnsi" w:hAnsiTheme="majorHAnsi" w:cstheme="majorHAnsi"/>
+          <w:sz w:val="28"/>
+          <w:szCs w:val="28"/>
+        </w:rPr>
+      </w:pPr>
+    </w:p>
+    <w:p>
+      <w:pPr>
+        <w:pStyle w:val="ListParagraph"/>
+        <w:rPr>
+          <w:sz w:val="28"/>
+          <w:szCs w:val="28"/>
+        </w:rPr>
+      </w:pPr>
+      <w:r>
+        <w:rPr>
+          <w:rStyle w:val="Strong"/>
+          <w:sz w:val="28"/>
+          <w:szCs w:val="28"/>
+        </w:rPr>
+        <w:t xml:space="preserve">Xem </w:t>
+      </w:r>
+      <w:proofErr w:type="spellStart"/>
+      <w:r>
+        <w:rPr>
+          <w:rStyle w:val="Strong"/>
+          <w:sz w:val="28"/>
+          <w:szCs w:val="28"/>
+        </w:rPr>
+        <w:t>sự</w:t>
+      </w:r>
+      <w:proofErr w:type="spellEnd"/>
+      <w:r>
+        <w:rPr>
+          <w:rStyle w:val="Strong"/>
+          <w:sz w:val="28"/>
+          <w:szCs w:val="28"/>
+        </w:rPr>
+        <w:t xml:space="preserve"> </w:t>
+      </w:r>
+      <w:proofErr w:type="spellStart"/>
+      <w:r>
+        <w:rPr>
+          <w:rStyle w:val="Strong"/>
+          <w:sz w:val="28"/>
+          <w:szCs w:val="28"/>
+        </w:rPr>
+        <w:t>khác</w:t>
+      </w:r>
+      <w:proofErr w:type="spellEnd"/>
+      <w:r>
+        <w:rPr>
+          <w:rStyle w:val="Strong"/>
+          <w:sz w:val="28"/>
+          <w:szCs w:val="28"/>
+        </w:rPr>
+        <w:t xml:space="preserve"> </w:t>
+      </w:r>
+      <w:proofErr w:type="spellStart"/>
+      <w:r>
+        <w:rPr>
+          <w:rStyle w:val="Strong"/>
+          <w:sz w:val="28"/>
+          <w:szCs w:val="28"/>
+        </w:rPr>
+        <w:t>biệt</w:t>
+      </w:r>
+      <w:proofErr w:type="spellEnd"/>
+      <w:r>
+        <w:rPr>
+          <w:rStyle w:val="Strong"/>
+          <w:sz w:val="28"/>
+          <w:szCs w:val="28"/>
+        </w:rPr>
+        <w:t xml:space="preserve"> </w:t>
+      </w:r>
+      <w:proofErr w:type="spellStart"/>
+      <w:r>
+        <w:rPr>
+          <w:rStyle w:val="Strong"/>
+          <w:sz w:val="28"/>
+          <w:szCs w:val="28"/>
+        </w:rPr>
+        <w:t>trong</w:t>
+      </w:r>
+      <w:proofErr w:type="spellEnd"/>
+      <w:r>
+        <w:rPr>
+          <w:rStyle w:val="Strong"/>
+          <w:sz w:val="28"/>
+          <w:szCs w:val="28"/>
+        </w:rPr>
+        <w:t xml:space="preserve"> working directory (</w:t>
+      </w:r>
+      <w:proofErr w:type="spellStart"/>
+      <w:r>
+        <w:rPr>
+          <w:rStyle w:val="Strong"/>
+          <w:sz w:val="28"/>
+          <w:szCs w:val="28"/>
+        </w:rPr>
+        <w:t>chưa</w:t>
+      </w:r>
+      <w:proofErr w:type="spellEnd"/>
+      <w:r>
+        <w:rPr>
+          <w:rStyle w:val="Strong"/>
+          <w:sz w:val="28"/>
+          <w:szCs w:val="28"/>
+        </w:rPr>
+        <w:t xml:space="preserve"> commit)</w:t>
+      </w:r>
+      <w:r>
+        <w:rPr>
+          <w:sz w:val="28"/>
+          <w:szCs w:val="28"/>
+        </w:rPr>
+        <w:t>:</w:t>
+      </w:r>
+    </w:p>
+    <w:p>
+      <w:pPr>
+        <w:pStyle w:val="ListParagraph"/>
+        <w:rPr>
+          <w:rStyle w:val="Strong"/>
+          <w:b w:val="0"/>
+          <w:bCs w:val="0"/>
+          <w:sz w:val="28"/>
+          <w:szCs w:val="28"/>
+        </w:rPr>
+      </w:pPr>
+      <w:r>
+        <w:rPr>
+          <w:rStyle w:val="Strong"/>
+          <w:b w:val="0"/>
+          <w:bCs w:val="0"/>
+          <w:sz w:val="28"/>
+          <w:szCs w:val="28"/>
+        </w:rPr>
+        <w:t>VD: git diff</w:t>
+      </w:r>
+    </w:p>
+    <w:p>
+      <w:pPr>
+        <w:pStyle w:val="ListParagraph"/>
+        <w:rPr>
+          <w:rFonts w:asciiTheme="majorHAnsi" w:hAnsiTheme="majorHAnsi" w:cstheme="majorHAnsi"/>
+          <w:sz w:val="28"/>
+          <w:szCs w:val="28"/>
+        </w:rPr>
+      </w:pPr>
+      <w:r>
+        <w:rPr>
+          <w:rFonts w:asciiTheme="majorHAnsi" w:hAnsiTheme="majorHAnsi" w:cstheme="majorHAnsi"/>
+          <w:sz w:val="28"/>
+          <w:szCs w:val="28"/>
+        </w:rPr>
+        <w:drawing>
+          <wp:inline distT="0" distB="0" distL="0" distR="0" wp14:anchorId="4E19FE9D" wp14:editId="398BBF9E">
+            <wp:extent cx="5943600" cy="2198370"/>
+            <wp:effectExtent l="0" t="0" r="0" b="0"/>
+            <wp:docPr id="832798437" name="Picture 1" descr="A screenshot of a computer&#10;&#10;Description automatically generated"/>
+            <wp:cNvGraphicFramePr>
+              <a:graphicFrameLocks xmlns:a="http://schemas.openxmlformats.org/drawingml/2006/main" noChangeAspect="1"/>
+            </wp:cNvGraphicFramePr>
+            <a:graphic xmlns:a="http://schemas.openxmlformats.org/drawingml/2006/main">
+              <a:graphicData uri="http://schemas.openxmlformats.org/drawingml/2006/picture">
+                <pic:pic xmlns:pic="http://schemas.openxmlformats.org/drawingml/2006/picture">
+                  <pic:nvPicPr>
+                    <pic:cNvPr id="832798437" name="Picture 1" descr="A screenshot of a computer&#10;&#10;Description automatically generated"/>
+                    <pic:cNvPicPr/>
+                  </pic:nvPicPr>
+                  <pic:blipFill>
+                    <a:blip r:embed="rId9"/>
+                    <a:stretch>
+                      <a:fillRect/>
+                    </a:stretch>
+                  </pic:blipFill>
+                  <pic:spPr>
+                    <a:xfrm>
+                      <a:off x="0" y="0"/>
+                      <a:ext cx="5943600" cy="2198370"/>
+                    </a:xfrm>
+                    <a:prstGeom prst="rect">
+                      <a:avLst/>
+                    </a:prstGeom>
+                  </pic:spPr>
+                </pic:pic>
+              </a:graphicData>
+            </a:graphic>
+          </wp:inline>
+        </w:drawing>
+      </w:r>
+    </w:p>
+    <w:p>
+      <w:r>
+        <w:drawing>
+          <wp:inline distT="0" distB="0" distL="0" distR="0" wp14:anchorId="79EE6E0C" wp14:editId="3CCA2CF8">
+            <wp:extent cx="5943600" cy="3084195"/>
+            <wp:effectExtent l="0" t="0" r="0" b="1905"/>
+            <wp:docPr id="172462428" name="Picture 1" descr="A computer screen shot of a black screen&#10;&#10;Description automatically generated"/>
+            <wp:cNvGraphicFramePr>
+              <a:graphicFrameLocks xmlns:a="http://schemas.openxmlformats.org/drawingml/2006/main" noChangeAspect="1"/>
+            </wp:cNvGraphicFramePr>
+            <a:graphic xmlns:a="http://schemas.openxmlformats.org/drawingml/2006/main">
+              <a:graphicData uri="http://schemas.openxmlformats.org/drawingml/2006/picture">
+                <pic:pic xmlns:pic="http://schemas.openxmlformats.org/drawingml/2006/picture">
+                  <pic:nvPicPr>
+                    <pic:cNvPr id="172462428" name="Picture 1" descr="A computer screen shot of a black screen&#10;&#10;Description automatically generated"/>
+                    <pic:cNvPicPr/>
+                  </pic:nvPicPr>
+                  <pic:blipFill>
+                    <a:blip r:embed="rId10"/>
+                    <a:stretch>
+                      <a:fillRect/>
+                    </a:stretch>
+                  </pic:blipFill>
+                  <pic:spPr>
+                    <a:xfrm>
+                      <a:off x="0" y="0"/>
+                      <a:ext cx="5943600" cy="3084195"/>
+                    </a:xfrm>
+                    <a:prstGeom prst="rect">
+                      <a:avLst/>
+                    </a:prstGeom>
+                  </pic:spPr>
+                </pic:pic>
+              </a:graphicData>
+            </a:graphic>
+          </wp:inline>
+        </w:drawing>
+      </w:r>
+    </w:p>
+    <w:p>
+      <w:pPr>
+        <w:spacing w:line="259" w:lineRule="auto"/>
+      </w:pPr>
+      <w:r>
+        <w:br w:type="page"/>
+      </w:r>
+    </w:p>
+    <w:p>
+      <w:r>
+        <w:rPr>
+          <w:rStyle w:val="Strong"/>
+        </w:rPr>
+        <w:lastRenderedPageBreak/>
+        <w:t xml:space="preserve">So </w:t>
+      </w:r>
+      <w:proofErr w:type="spellStart"/>
+      <w:r>
+        <w:rPr>
+          <w:rStyle w:val="Strong"/>
+        </w:rPr>
+        <w:t>sánh</w:t>
+      </w:r>
+      <w:proofErr w:type="spellEnd"/>
+      <w:r>
+        <w:rPr>
+          <w:rStyle w:val="Strong"/>
+        </w:rPr>
+        <w:t xml:space="preserve"> </w:t>
+      </w:r>
+      <w:proofErr w:type="spellStart"/>
+      <w:r>
+        <w:rPr>
+          <w:rStyle w:val="Strong"/>
+        </w:rPr>
+        <w:t>giữa</w:t>
+      </w:r>
+      <w:proofErr w:type="spellEnd"/>
+      <w:r>
+        <w:rPr>
+          <w:rStyle w:val="Strong"/>
+        </w:rPr>
+        <w:t xml:space="preserve"> </w:t>
+      </w:r>
+      <w:proofErr w:type="spellStart"/>
+      <w:r>
+        <w:rPr>
+          <w:rStyle w:val="Strong"/>
+        </w:rPr>
+        <w:t>hai</w:t>
+      </w:r>
+      <w:proofErr w:type="spellEnd"/>
+      <w:r>
+        <w:rPr>
+          <w:rStyle w:val="Strong"/>
+        </w:rPr>
+        <w:t xml:space="preserve"> commit</w:t>
+      </w:r>
+      <w:r>
+        <w:t>:</w:t>
+      </w:r>
+    </w:p>
+    <w:p>
+      <w:r>
+        <w:t>VD:</w:t>
+      </w:r>
+      <w:r>
+        <w:t xml:space="preserve"> </w:t>
+      </w:r>
+      <w:r>
+        <w:t>git diff 1516f15 e7cd23f</w:t>
+      </w:r>
+    </w:p>
+    <w:p>
+      <w:pPr>
+        <w:rPr>
+          <w:b/>
+          <w:bCs/>
+          <w:sz w:val="28"/>
+          <w:szCs w:val="28"/>
+        </w:rPr>
+      </w:pPr>
+      <w:r>
+        <w:rPr>
+          <w:noProof/>
+        </w:rPr>
+        <w:drawing>
+          <wp:inline distT="0" distB="0" distL="0" distR="0" wp14:anchorId="7A9C73AB" wp14:editId="64D74A9C">
+            <wp:extent cx="5943600" cy="3341370"/>
+            <wp:effectExtent l="0" t="0" r="0" b="0"/>
+            <wp:docPr id="8413811" name="Picture 1" descr="A screenshot of a computer&#10;&#10;Description automatically generated"/>
+            <wp:cNvGraphicFramePr>
+              <a:graphicFrameLocks xmlns:a="http://schemas.openxmlformats.org/drawingml/2006/main" noChangeAspect="1"/>
+            </wp:cNvGraphicFramePr>
+            <a:graphic xmlns:a="http://schemas.openxmlformats.org/drawingml/2006/main">
+              <a:graphicData uri="http://schemas.openxmlformats.org/drawingml/2006/picture">
+                <pic:pic xmlns:pic="http://schemas.openxmlformats.org/drawingml/2006/picture">
+                  <pic:nvPicPr>
+                    <pic:cNvPr id="8413811" name="Picture 1" descr="A screenshot of a computer&#10;&#10;Description automatically generated"/>
+                    <pic:cNvPicPr/>
+                  </pic:nvPicPr>
+                  <pic:blipFill>
+                    <a:blip r:embed="rId11"/>
+                    <a:stretch>
+                      <a:fillRect/>
+                    </a:stretch>
+                  </pic:blipFill>
+                  <pic:spPr>
+                    <a:xfrm>
+                      <a:off x="0" y="0"/>
+                      <a:ext cx="5943600" cy="3341370"/>
+                    </a:xfrm>
+                    <a:prstGeom prst="rect">
+                      <a:avLst/>
+                    </a:prstGeom>
+                  </pic:spPr>
+                </pic:pic>
+              </a:graphicData>
+            </a:graphic>
+          </wp:inline>
+        </w:drawing>
+      </w:r>
+    </w:p>
+    <w:p>
+      <w:pPr>
+        <w:rPr>
+          <w:b/>
+          <w:bCs/>
+          <w:sz w:val="28"/>
+          <w:szCs w:val="28"/>
+        </w:rPr>
+      </w:pPr>
+      <w:r>
+        <w:rPr>
+          <w:noProof/>
+        </w:rPr>
+        <w:drawing>
+          <wp:inline distT="0" distB="0" distL="0" distR="0" wp14:anchorId="3B70FA23" wp14:editId="41C51B62">
+            <wp:extent cx="5943600" cy="3341370"/>
+            <wp:effectExtent l="0" t="0" r="0" b="0"/>
+            <wp:docPr id="731193024" name="Picture 1" descr="A screenshot of a computer&#10;&#10;Description automatically generated"/>
+            <wp:cNvGraphicFramePr>
+              <a:graphicFrameLocks xmlns:a="http://schemas.openxmlformats.org/drawingml/2006/main" noChangeAspect="1"/>
+            </wp:cNvGraphicFramePr>
+            <a:graphic xmlns:a="http://schemas.openxmlformats.org/drawingml/2006/main">
+              <a:graphicData uri="http://schemas.openxmlformats.org/drawingml/2006/picture">
+                <pic:pic xmlns:pic="http://schemas.openxmlformats.org/drawingml/2006/picture">
+                  <pic:nvPicPr>
+                    <pic:cNvPr id="731193024" name="Picture 1" descr="A screenshot of a computer&#10;&#10;Description automatically generated"/>
+                    <pic:cNvPicPr/>
+                  </pic:nvPicPr>
+                  <pic:blipFill>
+                    <a:blip r:embed="rId12"/>
+                    <a:stretch>
+                      <a:fillRect/>
+                    </a:stretch>
+                  </pic:blipFill>
+                  <pic:spPr>
+                    <a:xfrm>
+                      <a:off x="0" y="0"/>
+                      <a:ext cx="5943600" cy="3341370"/>
+                    </a:xfrm>
+                    <a:prstGeom prst="rect">
+                      <a:avLst/>
+                    </a:prstGeom>
+                  </pic:spPr>
+                </pic:pic>
+              </a:graphicData>
+            </a:graphic>
+          </wp:inline>
+        </w:drawing>
+      </w:r>
+    </w:p>
+    <w:p>
+      <w:pPr>
+        <w:spacing w:line="259" w:lineRule="auto"/>
+        <w:rPr>
+          <w:b/>
+          <w:bCs/>
+          <w:sz w:val="28"/>
+          <w:szCs w:val="28"/>
+        </w:rPr>
+      </w:pPr>
+      <w:r>
+        <w:rPr>
+          <w:b/>
+          <w:bCs/>
+          <w:sz w:val="28"/>
+          <w:szCs w:val="28"/>
+        </w:rPr>
+        <w:br w:type="page"/>
+      </w:r>
+    </w:p>
+    <w:p>
+      <w:r>
+        <w:rPr>
+          <w:rStyle w:val="Strong"/>
+        </w:rPr>
+        <w:lastRenderedPageBreak/>
+        <w:t xml:space="preserve">So </w:t>
+      </w:r>
+      <w:proofErr w:type="spellStart"/>
+      <w:r>
+        <w:rPr>
+          <w:rStyle w:val="Strong"/>
+        </w:rPr>
+        <w:t>sánh</w:t>
+      </w:r>
+      <w:proofErr w:type="spellEnd"/>
+      <w:r>
+        <w:rPr>
+          <w:rStyle w:val="Strong"/>
+        </w:rPr>
+        <w:t xml:space="preserve"> </w:t>
+      </w:r>
+      <w:proofErr w:type="spellStart"/>
+      <w:r>
+        <w:rPr>
+          <w:rStyle w:val="Strong"/>
+        </w:rPr>
+        <w:t>giữa</w:t>
+      </w:r>
+      <w:proofErr w:type="spellEnd"/>
+      <w:r>
+        <w:rPr>
+          <w:rStyle w:val="Strong"/>
+        </w:rPr>
+        <w:t xml:space="preserve"> </w:t>
+      </w:r>
+      <w:proofErr w:type="spellStart"/>
+      <w:r>
+        <w:rPr>
+          <w:rStyle w:val="Strong"/>
+        </w:rPr>
+        <w:t>các</w:t>
+      </w:r>
+      <w:proofErr w:type="spellEnd"/>
+      <w:r>
+        <w:rPr>
+          <w:rStyle w:val="Strong"/>
+        </w:rPr>
+        <w:t xml:space="preserve"> </w:t>
+      </w:r>
+      <w:proofErr w:type="spellStart"/>
+      <w:r>
+        <w:rPr>
+          <w:rStyle w:val="Strong"/>
+        </w:rPr>
+        <w:t>nhánh</w:t>
+      </w:r>
+      <w:proofErr w:type="spellEnd"/>
+      <w:r>
+        <w:t>:</w:t>
+      </w:r>
+    </w:p>
+    <w:p>
+      <w:r>
+        <w:t>VD:</w:t>
+      </w:r>
+      <w:r>
+        <w:t xml:space="preserve"> </w:t>
+      </w:r>
+      <w:r>
+        <w:t>git diff main Cau6</w:t>
+      </w:r>
+    </w:p>
+    <w:p>
+      <w:pPr>
+        <w:rPr>
+          <w:b/>
+          <w:bCs/>
+          <w:sz w:val="28"/>
+          <w:szCs w:val="28"/>
+        </w:rPr>
+      </w:pPr>
+      <w:r>
+        <w:rPr>
+          <w:noProof/>
+        </w:rPr>
+        <w:drawing>
+          <wp:inline distT="0" distB="0" distL="0" distR="0" wp14:anchorId="0FADC8A9" wp14:editId="380340E3">
+            <wp:extent cx="5943600" cy="3341370"/>
+            <wp:effectExtent l="0" t="0" r="0" b="0"/>
+            <wp:docPr id="1023864026" name="Picture 1" descr="A screenshot of a computer&#10;&#10;Description automatically generated"/>
+            <wp:cNvGraphicFramePr>
+              <a:graphicFrameLocks xmlns:a="http://schemas.openxmlformats.org/drawingml/2006/main" noChangeAspect="1"/>
+            </wp:cNvGraphicFramePr>
+            <a:graphic xmlns:a="http://schemas.openxmlformats.org/drawingml/2006/main">
+              <a:graphicData uri="http://schemas.openxmlformats.org/drawingml/2006/picture">
+                <pic:pic xmlns:pic="http://schemas.openxmlformats.org/drawingml/2006/picture">
+                  <pic:nvPicPr>
+                    <pic:cNvPr id="1023864026" name="Picture 1" descr="A screenshot of a computer&#10;&#10;Description automatically generated"/>
+                    <pic:cNvPicPr/>
+                  </pic:nvPicPr>
+                  <pic:blipFill>
+                    <a:blip r:embed="rId13"/>
+                    <a:stretch>
+                      <a:fillRect/>
+                    </a:stretch>
+                  </pic:blipFill>
+                  <pic:spPr>
+                    <a:xfrm>
+                      <a:off x="0" y="0"/>
+                      <a:ext cx="5943600" cy="3341370"/>
+                    </a:xfrm>
+                    <a:prstGeom prst="rect">
+                      <a:avLst/>
+                    </a:prstGeom>
+                  </pic:spPr>
+                </pic:pic>
+              </a:graphicData>
+            </a:graphic>
+          </wp:inline>
+        </w:drawing>
+      </w:r>
+    </w:p>
+    <w:p>
+      <w:pPr>
+        <w:rPr>
+          <w:b/>
+          <w:bCs/>
+          <w:sz w:val="28"/>
+          <w:szCs w:val="28"/>
+        </w:rPr>
+      </w:pPr>
+      <w:r>
+        <w:rPr>
+          <w:noProof/>
+        </w:rPr>
+        <w:drawing>
+          <wp:inline distT="0" distB="0" distL="0" distR="0" wp14:anchorId="04F13898" wp14:editId="009B06AD">
+            <wp:extent cx="5943600" cy="3341370"/>
+            <wp:effectExtent l="0" t="0" r="0" b="0"/>
+            <wp:docPr id="511002030" name="Picture 1" descr="A screenshot of a computer&#10;&#10;Description automatically generated"/>
+            <wp:cNvGraphicFramePr>
+              <a:graphicFrameLocks xmlns:a="http://schemas.openxmlformats.org/drawingml/2006/main" noChangeAspect="1"/>
+            </wp:cNvGraphicFramePr>
+            <a:graphic xmlns:a="http://schemas.openxmlformats.org/drawingml/2006/main">
+              <a:graphicData uri="http://schemas.openxmlformats.org/drawingml/2006/picture">
+                <pic:pic xmlns:pic="http://schemas.openxmlformats.org/drawingml/2006/picture">
+                  <pic:nvPicPr>
+                    <pic:cNvPr id="511002030" name="Picture 1" descr="A screenshot of a computer&#10;&#10;Description automatically generated"/>
+                    <pic:cNvPicPr/>
+                  </pic:nvPicPr>
+                  <pic:blipFill>
+                    <a:blip r:embed="rId14"/>
+                    <a:stretch>
+                      <a:fillRect/>
+                    </a:stretch>
+                  </pic:blipFill>
+                  <pic:spPr>
+                    <a:xfrm>
+                      <a:off x="0" y="0"/>
+                      <a:ext cx="5943600" cy="3341370"/>
+                    </a:xfrm>
+                    <a:prstGeom prst="rect">
+                      <a:avLst/>
+                    </a:prstGeom>
+                  </pic:spPr>
+                </pic:pic>
+              </a:graphicData>
+            </a:graphic>
+          </wp:inline>
+        </w:drawing>
+      </w:r>
+    </w:p>
+    <w:p>
+      <w:pPr>
+        <w:rPr>
+          <w:b/>
+          <w:bCs/>
+          <w:sz w:val="28"/>
+          <w:szCs w:val="28"/>
+        </w:rPr>
+      </w:pPr>
+    </w:p>
+    <w:p>
+      <w:pPr>
+        <w:spacing w:line="259" w:lineRule="auto"/>
+        <w:rPr>
+          <w:b/>
+          <w:bCs/>
+          <w:sz w:val="28"/>
+          <w:szCs w:val="28"/>
+        </w:rPr>
+      </w:pPr>
+      <w:r>
+        <w:rPr>
+          <w:b/>
+          <w:bCs/>
+          <w:sz w:val="28"/>
+          <w:szCs w:val="28"/>
+        </w:rPr>
+        <w:br w:type="page"/>
+      </w:r>
+    </w:p>
+    <w:p>
+      <w:r>
+        <w:rPr>
+          <w:rStyle w:val="Strong"/>
+        </w:rPr>
+        <w:lastRenderedPageBreak/>
+        <w:t xml:space="preserve">Xem </w:t>
+      </w:r>
+      <w:proofErr w:type="spellStart"/>
+      <w:r>
+        <w:rPr>
+          <w:rStyle w:val="Strong"/>
+        </w:rPr>
+        <w:t>sự</w:t>
+      </w:r>
+      <w:proofErr w:type="spellEnd"/>
+      <w:r>
+        <w:rPr>
+          <w:rStyle w:val="Strong"/>
+        </w:rPr>
+        <w:t xml:space="preserve"> </w:t>
+      </w:r>
+      <w:proofErr w:type="spellStart"/>
+      <w:r>
+        <w:rPr>
+          <w:rStyle w:val="Strong"/>
+        </w:rPr>
+        <w:t>khác</w:t>
+      </w:r>
+      <w:proofErr w:type="spellEnd"/>
+      <w:r>
+        <w:rPr>
+          <w:rStyle w:val="Strong"/>
+        </w:rPr>
+        <w:t xml:space="preserve"> </w:t>
+      </w:r>
+      <w:proofErr w:type="spellStart"/>
+      <w:r>
+        <w:rPr>
+          <w:rStyle w:val="Strong"/>
+        </w:rPr>
+        <w:t>biệt</w:t>
+      </w:r>
+      <w:proofErr w:type="spellEnd"/>
+      <w:r>
+        <w:rPr>
+          <w:rStyle w:val="Strong"/>
+        </w:rPr>
+        <w:t xml:space="preserve"> </w:t>
+      </w:r>
+      <w:proofErr w:type="spellStart"/>
+      <w:r>
+        <w:rPr>
+          <w:rStyle w:val="Strong"/>
+        </w:rPr>
+        <w:t>giữa</w:t>
+      </w:r>
+      <w:proofErr w:type="spellEnd"/>
+      <w:r>
+        <w:rPr>
+          <w:rStyle w:val="Strong"/>
+        </w:rPr>
+        <w:t xml:space="preserve"> </w:t>
+      </w:r>
+      <w:proofErr w:type="spellStart"/>
+      <w:r>
+        <w:rPr>
+          <w:rStyle w:val="Strong"/>
+        </w:rPr>
+        <w:t>hai</w:t>
+      </w:r>
+      <w:proofErr w:type="spellEnd"/>
+      <w:r>
+        <w:rPr>
+          <w:rStyle w:val="Strong"/>
+        </w:rPr>
+        <w:t xml:space="preserve"> </w:t>
+      </w:r>
+      <w:proofErr w:type="spellStart"/>
+      <w:r>
+        <w:rPr>
+          <w:rStyle w:val="Strong"/>
+        </w:rPr>
+        <w:t>nhánh</w:t>
+      </w:r>
+      <w:proofErr w:type="spellEnd"/>
+      <w:r>
+        <w:rPr>
+          <w:rStyle w:val="Strong"/>
+        </w:rPr>
+        <w:t xml:space="preserve"> (</w:t>
+      </w:r>
+      <w:proofErr w:type="spellStart"/>
+      <w:r>
+        <w:rPr>
+          <w:rStyle w:val="Strong"/>
+        </w:rPr>
+        <w:t>chỉ</w:t>
+      </w:r>
+      <w:proofErr w:type="spellEnd"/>
+      <w:r>
+        <w:rPr>
+          <w:rStyle w:val="Strong"/>
+        </w:rPr>
+        <w:t xml:space="preserve"> so </w:t>
+      </w:r>
+      <w:proofErr w:type="spellStart"/>
+      <w:r>
+        <w:rPr>
+          <w:rStyle w:val="Strong"/>
+        </w:rPr>
+        <w:t>với</w:t>
+      </w:r>
+      <w:proofErr w:type="spellEnd"/>
+      <w:r>
+        <w:rPr>
+          <w:rStyle w:val="Strong"/>
+        </w:rPr>
+        <w:t xml:space="preserve"> </w:t>
+      </w:r>
+      <w:proofErr w:type="spellStart"/>
+      <w:r>
+        <w:rPr>
+          <w:rStyle w:val="Strong"/>
+        </w:rPr>
+        <w:t>một</w:t>
+      </w:r>
+      <w:proofErr w:type="spellEnd"/>
+      <w:r>
+        <w:rPr>
+          <w:rStyle w:val="Strong"/>
+        </w:rPr>
+        <w:t xml:space="preserve"> </w:t>
+      </w:r>
+      <w:proofErr w:type="spellStart"/>
+      <w:r>
+        <w:rPr>
+          <w:rStyle w:val="Strong"/>
+        </w:rPr>
+        <w:t>tệp</w:t>
+      </w:r>
+      <w:proofErr w:type="spellEnd"/>
+      <w:r>
+        <w:rPr>
+          <w:rStyle w:val="Strong"/>
+        </w:rPr>
+        <w:t xml:space="preserve"> </w:t>
+      </w:r>
+      <w:proofErr w:type="spellStart"/>
+      <w:r>
+        <w:rPr>
+          <w:rStyle w:val="Strong"/>
+        </w:rPr>
+        <w:t>cụ</w:t>
+      </w:r>
+      <w:proofErr w:type="spellEnd"/>
+      <w:r>
+        <w:rPr>
+          <w:rStyle w:val="Strong"/>
+        </w:rPr>
+        <w:t xml:space="preserve"> </w:t>
+      </w:r>
+      <w:proofErr w:type="spellStart"/>
+      <w:r>
+        <w:rPr>
+          <w:rStyle w:val="Strong"/>
+        </w:rPr>
+        <w:t>thể</w:t>
+      </w:r>
+      <w:proofErr w:type="spellEnd"/>
+      <w:r>
+        <w:rPr>
+          <w:rStyle w:val="Strong"/>
+        </w:rPr>
+        <w:t>)</w:t>
+      </w:r>
+      <w:r>
+        <w:t>:</w:t>
+      </w:r>
+    </w:p>
+    <w:p>
+      <w:r>
+        <w:t>VD:</w:t>
+      </w:r>
+      <w:r>
+        <w:t xml:space="preserve"> </w:t>
+      </w:r>
+      <w:r>
+        <w:t>git diff main Cau6 duy1.txt</w:t>
+      </w:r>
+    </w:p>
+    <w:p>
+      <w:pPr>
+        <w:rPr>
+          <w:b/>
+          <w:bCs/>
+          <w:sz w:val="28"/>
+          <w:szCs w:val="28"/>
+        </w:rPr>
+      </w:pPr>
+      <w:r>
+        <w:rPr>
+          <w:noProof/>
+        </w:rPr>
+        <w:drawing>
+          <wp:inline distT="0" distB="0" distL="0" distR="0" wp14:anchorId="7194F6F3" wp14:editId="249AB72D">
+            <wp:extent cx="5943600" cy="3341370"/>
+            <wp:effectExtent l="0" t="0" r="0" b="0"/>
+            <wp:docPr id="1490149511" name="Picture 1" descr="A computer screen shot of a black screen&#10;&#10;Description automatically generated"/>
+            <wp:cNvGraphicFramePr>
+              <a:graphicFrameLocks xmlns:a="http://schemas.openxmlformats.org/drawingml/2006/main" noChangeAspect="1"/>
+            </wp:cNvGraphicFramePr>
+            <a:graphic xmlns:a="http://schemas.openxmlformats.org/drawingml/2006/main">
+              <a:graphicData uri="http://schemas.openxmlformats.org/drawingml/2006/picture">
+                <pic:pic xmlns:pic="http://schemas.openxmlformats.org/drawingml/2006/picture">
+                  <pic:nvPicPr>
+                    <pic:cNvPr id="1490149511" name="Picture 1" descr="A computer screen shot of a black screen&#10;&#10;Description automatically generated"/>
+                    <pic:cNvPicPr/>
+                  </pic:nvPicPr>
+                  <pic:blipFill>
+                    <a:blip r:embed="rId15"/>
+                    <a:stretch>
+                      <a:fillRect/>
+                    </a:stretch>
+                  </pic:blipFill>
+                  <pic:spPr>
+                    <a:xfrm>
+                      <a:off x="0" y="0"/>
+                      <a:ext cx="5943600" cy="3341370"/>
+                    </a:xfrm>
+                    <a:prstGeom prst="rect">
+                      <a:avLst/>
+                    </a:prstGeom>
+                  </pic:spPr>
+                </pic:pic>
+              </a:graphicData>
+            </a:graphic>
+          </wp:inline>
+        </w:drawing>
+      </w:r>
+    </w:p>
     <w:sectPr>
       <w:pgSz w:w="12240" w:h="15840"/>
       <w:pgMar w:top="1440" w:right="1440" w:bottom="1440" w:left="1440" w:header="720" w:footer="720" w:gutter="0"/>
